--- a/courseware/LG-GenAI for Engineers.docx
+++ b/courseware/LG-GenAI for Engineers.docx
@@ -5,8 +5,8 @@
     <w:p/>
     <w:p>
       <w:pPr>
+        <w:spacing w:before="600" w:after="600"/>
         <w:jc w:val="center"/>
-        <w:spacing w:before="700" w:after="700"/>
       </w:pPr>
       <w:r>
         <w:rPr>
@@ -33,20 +33,6 @@
     </w:p>
     <w:p>
       <w:pPr>
-        <w:spacing w:before="0" w:after="200"/>
-        <w:jc w:val="center"/>
-      </w:pPr>
-      <w:r>
-        <w:rPr>
-          <w:b w:val="0"/>
-          <w:color w:val="555B66"/>
-          <w:sz w:val="20"/>
-        </w:rPr>
-        <w:t/>
-      </w:r>
-    </w:p>
-    <w:p>
-      <w:pPr>
         <w:spacing w:before="0" w:after="80"/>
         <w:jc w:val="center"/>
       </w:pPr>
@@ -89,20 +75,6 @@
     </w:p>
     <w:p>
       <w:pPr>
-        <w:spacing w:before="80" w:after="280"/>
-        <w:jc w:val="center"/>
-      </w:pPr>
-      <w:r>
-        <w:rPr>
-          <w:b w:val="0"/>
-          <w:color w:val="111827"/>
-          <w:sz w:val="24"/>
-        </w:rPr>
-        <w:t/>
-      </w:r>
-    </w:p>
-    <w:p>
-      <w:pPr>
         <w:spacing w:before="0" w:after="40"/>
         <w:jc w:val="center"/>
       </w:pPr>
@@ -131,20 +103,6 @@
     </w:p>
     <w:p>
       <w:pPr>
-        <w:spacing w:before="0" w:after="240"/>
-        <w:jc w:val="center"/>
-      </w:pPr>
-      <w:r>
-        <w:rPr>
-          <w:b w:val="0"/>
-          <w:color w:val="555B66"/>
-          <w:sz w:val="22"/>
-        </w:rPr>
-        <w:t/>
-      </w:r>
-    </w:p>
-    <w:p>
-      <w:pPr>
         <w:spacing w:before="0" w:after="80"/>
         <w:jc w:val="center"/>
       </w:pPr>
@@ -154,7 +112,7 @@
           <w:color w:val="1F6FEB"/>
           <w:sz w:val="24"/>
         </w:rPr>
-        <w:t>Version 2.2</w:t>
+        <w:t>Version 2.3</w:t>
       </w:r>
     </w:p>
     <w:p>
@@ -255,6 +213,64 @@
                 <w:sz w:val="19"/>
               </w:rPr>
               <w:t>Author</w:t>
+            </w:r>
+          </w:p>
+        </w:tc>
+      </w:tr>
+      <w:tr>
+        <w:tc>
+          <w:tcPr>
+            <w:tcW w:type="dxa" w:w="1152"/>
+          </w:tcPr>
+          <w:p>
+            <w:r/>
+            <w:r>
+              <w:rPr>
+                <w:sz w:val="19"/>
+              </w:rPr>
+              <w:t>2.3</w:t>
+            </w:r>
+          </w:p>
+        </w:tc>
+        <w:tc>
+          <w:tcPr>
+            <w:tcW w:type="dxa" w:w="1656"/>
+          </w:tcPr>
+          <w:p>
+            <w:r/>
+            <w:r>
+              <w:rPr>
+                <w:sz w:val="19"/>
+              </w:rPr>
+              <w:t>18 October 2026</w:t>
+            </w:r>
+          </w:p>
+        </w:tc>
+        <w:tc>
+          <w:tcPr>
+            <w:tcW w:type="dxa" w:w="4896"/>
+          </w:tcPr>
+          <w:p>
+            <w:r/>
+            <w:r>
+              <w:rPr>
+                <w:sz w:val="19"/>
+              </w:rPr>
+              <w:t>Lab 11 Agent Builder work-order agent; Lab 12 group mini capstone; Copilot interface, AI security and Agent Builder pages; corrected key concepts; built-in @chart-design demo; dashboard with KPI tiles and slicers; lean lab folders; step-by-step prompts page.</w:t>
+            </w:r>
+          </w:p>
+        </w:tc>
+        <w:tc>
+          <w:tcPr>
+            <w:tcW w:type="dxa" w:w="1656"/>
+          </w:tcPr>
+          <w:p>
+            <w:r/>
+            <w:r>
+              <w:rPr>
+                <w:sz w:val="19"/>
+              </w:rPr>
+              <w:t>IES Academy</w:t>
             </w:r>
           </w:p>
         </w:tc>
@@ -414,7 +430,7 @@
               <w:rPr>
                 <w:sz w:val="19"/>
               </w:rPr>
-              <w:t>Previous Asteron cross-app scenario; retained in archive.</w:t>
+              <w:t>Previous cross-app scenario; retained in archive.</w:t>
             </w:r>
           </w:p>
         </w:tc>
@@ -472,7 +488,7 @@
               <w:rPr>
                 <w:sz w:val="19"/>
               </w:rPr>
-              <w:t>Four maintenance topics; eight connected labs, custom Excel/PowerPoint skills, interactive dashboard and management presentation; C34 design.</w:t>
+              <w:t>Four maintenance topics; eight connected labs, custom Excel/PowerPoint skills, interactive dashboard and management presentation.</w:t>
             </w:r>
           </w:p>
         </w:tc>
@@ -601,7 +617,7 @@
           <w:color w:val="333333"/>
           <w:sz w:val="21"/>
         </w:rPr>
-        <w:t>Grounding Across Microsoft 365</w:t>
+        <w:t>The Microsoft 365 Copilot Interface</w:t>
         <w:tab/>
         <w:t>6</w:t>
       </w:r>
@@ -621,7 +637,7 @@
           <w:color w:val="333333"/>
           <w:sz w:val="21"/>
         </w:rPr>
-        <w:t>Work-Order Grain and Reporting Measures</w:t>
+        <w:t>Grounding Across Microsoft 365</w:t>
         <w:tab/>
         <w:t>7</w:t>
       </w:r>
@@ -641,7 +657,7 @@
           <w:color w:val="333333"/>
           <w:sz w:val="21"/>
         </w:rPr>
-        <w:t>Lab 1 · Excel to Word — Prepare Work Orders and Draft the Operations Brief</w:t>
+        <w:t>Work-Order Grain and Reporting Measures</w:t>
         <w:tab/>
         <w:t>8</w:t>
       </w:r>
@@ -661,9 +677,9 @@
           <w:color w:val="333333"/>
           <w:sz w:val="21"/>
         </w:rPr>
-        <w:t>Prompts and Verified App Handoffs</w:t>
+        <w:t>Lab 1 · Excel to Word — Prepare Work Orders and Draft the Operations Brief</w:t>
         <w:tab/>
-        <w:t>12</w:t>
+        <w:t>9</w:t>
       </w:r>
     </w:p>
     <w:p>
@@ -681,7 +697,7 @@
           <w:color w:val="333333"/>
           <w:sz w:val="21"/>
         </w:rPr>
-        <w:t>Outlook Drafting and Operational Decisions</w:t>
+        <w:t>AI Security: Five Principles</w:t>
         <w:tab/>
         <w:t>13</w:t>
       </w:r>
@@ -701,7 +717,7 @@
           <w:color w:val="333333"/>
           <w:sz w:val="21"/>
         </w:rPr>
-        <w:t>Lab 2 · Word to PowerPoint and Outlook — Create the Cross-App Maintenance Update</w:t>
+        <w:t>Prompts and Verified App Handoffs</w:t>
         <w:tab/>
         <w:t>14</w:t>
       </w:r>
@@ -721,28 +737,9 @@
           <w:color w:val="333333"/>
           <w:sz w:val="21"/>
         </w:rPr>
-        <w:t>Topic 1 Recap - Mapped to Learning Outcomes</w:t>
+        <w:t>Outlook Drafting and Operational Decisions</w:t>
         <w:tab/>
-        <w:t>17</w:t>
-      </w:r>
-    </w:p>
-    <w:p>
-      <w:pPr>
-        <w:tabs>
-          <w:tab w:pos="9072" w:val="right" w:leader="dot"/>
-        </w:tabs>
-        <w:spacing w:after="60"/>
-      </w:pPr>
-      <w:r>
-        <w:rPr>
-          <w:rFonts w:ascii="Arial" w:hAnsi="Arial"/>
-          <w:b/>
-          <w:color w:val="333333"/>
-          <w:sz w:val="22"/>
-        </w:rPr>
-        <w:t>Topic 2 — Personalisation, .Rules and Skills for Excel</w:t>
-        <w:tab/>
-        <w:t>17</w:t>
+        <w:t>15</w:t>
       </w:r>
     </w:p>
     <w:p>
@@ -760,9 +757,9 @@
           <w:color w:val="333333"/>
           <w:sz w:val="21"/>
         </w:rPr>
-        <w:t>Account Personalisation and Specific Requests</w:t>
+        <w:t>Lab 2 · Word to PowerPoint and Outlook — Create the Cross-App Maintenance Update</w:t>
         <w:tab/>
-        <w:t>17</w:t>
+        <w:t>16</w:t>
       </w:r>
     </w:p>
     <w:p>
@@ -780,9 +777,28 @@
           <w:color w:val="333333"/>
           <w:sz w:val="21"/>
         </w:rPr>
-        <w:t>Lab 3 · Personalisation — Personalise Copilot in Excel for Consistent Service Reports</w:t>
+        <w:t>Topic 1 Recap - Mapped to Learning Outcomes</w:t>
         <w:tab/>
-        <w:t>18</w:t>
+        <w:t>19</w:t>
+      </w:r>
+    </w:p>
+    <w:p>
+      <w:pPr>
+        <w:tabs>
+          <w:tab w:pos="9072" w:val="right" w:leader="dot"/>
+        </w:tabs>
+        <w:spacing w:after="60"/>
+      </w:pPr>
+      <w:r>
+        <w:rPr>
+          <w:rFonts w:ascii="Arial" w:hAnsi="Arial"/>
+          <w:b/>
+          <w:color w:val="333333"/>
+          <w:sz w:val="22"/>
+        </w:rPr>
+        <w:t>Topic 2 — Personalisation, .Rules and Skills for Excel</w:t>
+        <w:tab/>
+        <w:t>20</w:t>
       </w:r>
     </w:p>
     <w:p>
@@ -800,9 +816,9 @@
           <w:color w:val="333333"/>
           <w:sz w:val="21"/>
         </w:rPr>
-        <w:t>Visible Workbook .Rules and Formula Results</w:t>
+        <w:t>Account Personalisation and Specific Requests</w:t>
         <w:tab/>
-        <w:t>22</w:t>
+        <w:t>20</w:t>
       </w:r>
     </w:p>
     <w:p>
@@ -820,9 +836,9 @@
           <w:color w:val="333333"/>
           <w:sz w:val="21"/>
         </w:rPr>
-        <w:t>Lab 4 · Workbook .Rules — Create and Test Workbook .Rules for Water Service Reporting</w:t>
+        <w:t>Lab 3 · Personalisation — Personalise Copilot in Excel for Consistent Service Reports</w:t>
         <w:tab/>
-        <w:t>23</w:t>
+        <w:t>21</w:t>
       </w:r>
     </w:p>
     <w:p>
@@ -840,9 +856,9 @@
           <w:color w:val="333333"/>
           <w:sz w:val="21"/>
         </w:rPr>
-        <w:t>Pareto Skill: Counts, Sorting and Cumulative Share</w:t>
+        <w:t>Visible Workbook .Rules and Formula Results</w:t>
         <w:tab/>
-        <w:t>26</w:t>
+        <w:t>24</w:t>
       </w:r>
     </w:p>
     <w:p>
@@ -860,9 +876,9 @@
           <w:color w:val="333333"/>
           <w:sz w:val="21"/>
         </w:rPr>
-        <w:t>Lab 5 · Custom Pareto Chart Skill — Create a Custom Pareto Chart Skill and Apply It</w:t>
+        <w:t>Lab 4 · Workbook .Rules — Create and Test Workbook .Rules for Water Service Reporting</w:t>
         <w:tab/>
-        <w:t>27</w:t>
+        <w:t>25</w:t>
       </w:r>
     </w:p>
     <w:p>
@@ -880,7 +896,7 @@
           <w:color w:val="333333"/>
           <w:sz w:val="21"/>
         </w:rPr>
-        <w:t>Skills, Prompts and Workbook Rules</w:t>
+        <w:t>Built-in and Custom Skills</w:t>
         <w:tab/>
         <w:t>30</w:t>
       </w:r>
@@ -900,7 +916,7 @@
           <w:color w:val="333333"/>
           <w:sz w:val="21"/>
         </w:rPr>
-        <w:t>Custom Skill Discovery in Each App</w:t>
+        <w:t>Pareto Skill: Counts, Sorting and Cumulative Share</w:t>
         <w:tab/>
         <w:t>31</w:t>
       </w:r>
@@ -920,7 +936,7 @@
           <w:color w:val="333333"/>
           <w:sz w:val="21"/>
         </w:rPr>
-        <w:t>Repeatability and Safe Skill Reruns</w:t>
+        <w:t>Lab 5 · Custom Pareto Chart Skill — Use the Built-in Chart Skill, then Create a Custom Pareto Skill</w:t>
         <w:tab/>
         <w:t>32</w:t>
       </w:r>
@@ -940,9 +956,9 @@
           <w:color w:val="333333"/>
           <w:sz w:val="21"/>
         </w:rPr>
-        <w:t>Assignment Proposals and Capacity Evidence</w:t>
+        <w:t>Skills, Prompts and Workbook Rules</w:t>
         <w:tab/>
-        <w:t>33</w:t>
+        <w:t>37</w:t>
       </w:r>
     </w:p>
     <w:p>
@@ -960,9 +976,9 @@
           <w:color w:val="333333"/>
           <w:sz w:val="21"/>
         </w:rPr>
-        <w:t>Lab 6 · Reporting Skill — Create, Use and Improve the Maintenance Reporting Skill</w:t>
+        <w:t>Custom Skill Discovery in Each App</w:t>
         <w:tab/>
-        <w:t>34</w:t>
+        <w:t>38</w:t>
       </w:r>
     </w:p>
     <w:p>
@@ -980,26 +996,7 @@
           <w:color w:val="333333"/>
           <w:sz w:val="21"/>
         </w:rPr>
-        <w:t>Topic 2 Recap - Mapped to Learning Outcomes</w:t>
-        <w:tab/>
-        <w:t>38</w:t>
-      </w:r>
-    </w:p>
-    <w:p>
-      <w:pPr>
-        <w:tabs>
-          <w:tab w:pos="9072" w:val="right" w:leader="dot"/>
-        </w:tabs>
-        <w:spacing w:after="60"/>
-      </w:pPr>
-      <w:r>
-        <w:rPr>
-          <w:rFonts w:ascii="Arial" w:hAnsi="Arial"/>
-          <w:b/>
-          <w:color w:val="333333"/>
-          <w:sz w:val="22"/>
-        </w:rPr>
-        <w:t>Topic 3 — Interactive Dashboards with Custom Skills</w:t>
+        <w:t>Repeatability and Safe Skill Reruns</w:t>
         <w:tab/>
         <w:t>39</w:t>
       </w:r>
@@ -1019,9 +1016,9 @@
           <w:color w:val="333333"/>
           <w:sz w:val="21"/>
         </w:rPr>
-        <w:t>Custom Dashboard Skill as a Reusable Contract</w:t>
+        <w:t>Assignment Proposals and Capacity Evidence</w:t>
         <w:tab/>
-        <w:t>39</w:t>
+        <w:t>40</w:t>
       </w:r>
     </w:p>
     <w:p>
@@ -1039,7 +1036,7 @@
           <w:color w:val="333333"/>
           <w:sz w:val="21"/>
         </w:rPr>
-        <w:t>Dashboard Measures and Denominators</w:t>
+        <w:t>Lab 6 · Reporting Skill — Create, Use and Improve the Maintenance Reporting Skill</w:t>
         <w:tab/>
         <w:t>40</w:t>
       </w:r>
@@ -1059,9 +1056,28 @@
           <w:color w:val="333333"/>
           <w:sz w:val="21"/>
         </w:rPr>
-        <w:t>Visual Dashboard Design for Maintenance</w:t>
+        <w:t>Topic 2 Recap - Mapped to Learning Outcomes</w:t>
         <w:tab/>
-        <w:t>41</w:t>
+        <w:t>45</w:t>
+      </w:r>
+    </w:p>
+    <w:p>
+      <w:pPr>
+        <w:tabs>
+          <w:tab w:pos="9072" w:val="right" w:leader="dot"/>
+        </w:tabs>
+        <w:spacing w:after="60"/>
+      </w:pPr>
+      <w:r>
+        <w:rPr>
+          <w:rFonts w:ascii="Arial" w:hAnsi="Arial"/>
+          <w:b/>
+          <w:color w:val="333333"/>
+          <w:sz w:val="22"/>
+        </w:rPr>
+        <w:t>Topic 3 — Interactive Dashboards with Custom Skills</w:t>
+        <w:tab/>
+        <w:t>45</w:t>
       </w:r>
     </w:p>
     <w:p>
@@ -1079,9 +1095,9 @@
           <w:color w:val="333333"/>
           <w:sz w:val="21"/>
         </w:rPr>
-        <w:t>Lab 7 · Custom Dashboard Skill — Create and Apply a Custom Interactive Dashboard Skill</w:t>
+        <w:t>Custom Dashboard Skill as a Reusable Contract</w:t>
         <w:tab/>
-        <w:t>42</w:t>
+        <w:t>45</w:t>
       </w:r>
     </w:p>
     <w:p>
@@ -1099,7 +1115,7 @@
           <w:color w:val="333333"/>
           <w:sz w:val="21"/>
         </w:rPr>
-        <w:t>One Filter Scope for Every Visual</w:t>
+        <w:t>Dashboard Measures and Denominators</w:t>
         <w:tab/>
         <w:t>46</w:t>
       </w:r>
@@ -1119,9 +1135,9 @@
           <w:color w:val="333333"/>
           <w:sz w:val="21"/>
         </w:rPr>
-        <w:t>Refresh Tests and Static Snapshots</w:t>
+        <w:t>Visual Dashboard Design for Maintenance</w:t>
         <w:tab/>
-        <w:t>46</w:t>
+        <w:t>47</w:t>
       </w:r>
     </w:p>
     <w:p>
@@ -1139,9 +1155,9 @@
           <w:color w:val="333333"/>
           <w:sz w:val="21"/>
         </w:rPr>
-        <w:t>Lab 8 · Interactive Filters and Refresh — Use the Dashboard Skill for Filters, Refresh and Safe Reruns</w:t>
+        <w:t>Lab 7 · Custom Dashboard Skill — Create and Apply a Custom Interactive Dashboard Skill</w:t>
         <w:tab/>
-        <w:t>47</w:t>
+        <w:t>48</w:t>
       </w:r>
     </w:p>
     <w:p>
@@ -1159,26 +1175,7 @@
           <w:color w:val="333333"/>
           <w:sz w:val="21"/>
         </w:rPr>
-        <w:t>Topic 3 Recap - Mapped to Learning Outcomes</w:t>
-        <w:tab/>
-        <w:t>52</w:t>
-      </w:r>
-    </w:p>
-    <w:p>
-      <w:pPr>
-        <w:tabs>
-          <w:tab w:pos="9072" w:val="right" w:leader="dot"/>
-        </w:tabs>
-        <w:spacing w:after="60"/>
-      </w:pPr>
-      <w:r>
-        <w:rPr>
-          <w:rFonts w:ascii="Arial" w:hAnsi="Arial"/>
-          <w:b/>
-          <w:color w:val="333333"/>
-          <w:sz w:val="22"/>
-        </w:rPr>
-        <w:t>Topic 4 — Create a Professional Presentation with PowerPoint Copilot</w:t>
+        <w:t>One Filter Scope for Every Visual</w:t>
         <w:tab/>
         <w:t>52</w:t>
       </w:r>
@@ -1198,9 +1195,9 @@
           <w:color w:val="333333"/>
           <w:sz w:val="21"/>
         </w:rPr>
-        <w:t>From Dashboard Evidence to a Decision Story</w:t>
+        <w:t>Refresh Tests and Static Snapshots</w:t>
         <w:tab/>
-        <w:t>52</w:t>
+        <w:t>53</w:t>
       </w:r>
     </w:p>
     <w:p>
@@ -1218,9 +1215,9 @@
           <w:color w:val="333333"/>
           <w:sz w:val="21"/>
         </w:rPr>
-        <w:t>Charts, Templates and Source Provenance</w:t>
+        <w:t>Lab 8 · Interactive Filters and Refresh — Use the Dashboard Skill for Filters, Refresh and Safe Reruns</w:t>
         <w:tab/>
-        <w:t>53</w:t>
+        <w:t>54</w:t>
       </w:r>
     </w:p>
     <w:p>
@@ -1238,9 +1235,28 @@
           <w:color w:val="333333"/>
           <w:sz w:val="21"/>
         </w:rPr>
-        <w:t>Lab 9 · Dashboard to presentation — Turn Dashboard Evidence into a Management Story</w:t>
+        <w:t>Topic 3 Recap - Mapped to Learning Outcomes</w:t>
         <w:tab/>
-        <w:t>54</w:t>
+        <w:t>59</w:t>
+      </w:r>
+    </w:p>
+    <w:p>
+      <w:pPr>
+        <w:tabs>
+          <w:tab w:pos="9072" w:val="right" w:leader="dot"/>
+        </w:tabs>
+        <w:spacing w:after="60"/>
+      </w:pPr>
+      <w:r>
+        <w:rPr>
+          <w:rFonts w:ascii="Arial" w:hAnsi="Arial"/>
+          <w:b/>
+          <w:color w:val="333333"/>
+          <w:sz w:val="22"/>
+        </w:rPr>
+        <w:t>Topic 4 — Create a Professional Presentation with PowerPoint Copilot</w:t>
+        <w:tab/>
+        <w:t>59</w:t>
       </w:r>
     </w:p>
     <w:p>
@@ -1258,9 +1274,9 @@
           <w:color w:val="333333"/>
           <w:sz w:val="21"/>
         </w:rPr>
-        <w:t>Professional Refinement and Rehearsal</w:t>
+        <w:t>From Dashboard Evidence to a Decision Story</w:t>
         <w:tab/>
-        <w:t>58</w:t>
+        <w:t>59</w:t>
       </w:r>
     </w:p>
     <w:p>
@@ -1278,9 +1294,9 @@
           <w:color w:val="333333"/>
           <w:sz w:val="21"/>
         </w:rPr>
-        <w:t>Reviewed Handoff and Artifact Lifecycle</w:t>
+        <w:t>Charts, Templates and Source Provenance</w:t>
         <w:tab/>
-        <w:t>59</w:t>
+        <w:t>60</w:t>
       </w:r>
     </w:p>
     <w:p>
@@ -1298,9 +1314,9 @@
           <w:color w:val="333333"/>
           <w:sz w:val="21"/>
         </w:rPr>
-        <w:t>Lab 10 · Professional handoff — Refine and Present the Maintenance Decision Deck</w:t>
+        <w:t>Lab 9 · Dashboard to presentation — Turn Dashboard Evidence into a Management Story</w:t>
         <w:tab/>
-        <w:t>60</w:t>
+        <w:t>61</w:t>
       </w:r>
     </w:p>
     <w:p>
@@ -1318,9 +1334,9 @@
           <w:color w:val="333333"/>
           <w:sz w:val="21"/>
         </w:rPr>
-        <w:t>Topic 4 Recap - Mapped to Learning Outcomes</w:t>
+        <w:t>Professional Refinement and Rehearsal</w:t>
         <w:tab/>
-        <w:t>63</w:t>
+        <w:t>65</w:t>
       </w:r>
     </w:p>
     <w:p>
@@ -1329,6 +1345,66 @@
           <w:tab w:pos="9072" w:val="right" w:leader="dot"/>
         </w:tabs>
         <w:spacing w:after="60"/>
+        <w:ind w:left="432"/>
+      </w:pPr>
+      <w:r>
+        <w:rPr>
+          <w:rFonts w:ascii="Arial" w:hAnsi="Arial"/>
+          <w:b w:val="0"/>
+          <w:color w:val="333333"/>
+          <w:sz w:val="21"/>
+        </w:rPr>
+        <w:t>Reviewed Handoff and Artifact Lifecycle</w:t>
+        <w:tab/>
+        <w:t>66</w:t>
+      </w:r>
+    </w:p>
+    <w:p>
+      <w:pPr>
+        <w:tabs>
+          <w:tab w:pos="9072" w:val="right" w:leader="dot"/>
+        </w:tabs>
+        <w:spacing w:after="60"/>
+        <w:ind w:left="432"/>
+      </w:pPr>
+      <w:r>
+        <w:rPr>
+          <w:rFonts w:ascii="Arial" w:hAnsi="Arial"/>
+          <w:b w:val="0"/>
+          <w:color w:val="333333"/>
+          <w:sz w:val="21"/>
+        </w:rPr>
+        <w:t>Lab 10 · Professional handoff — Refine and Present the Maintenance Decision Deck</w:t>
+        <w:tab/>
+        <w:t>67</w:t>
+      </w:r>
+    </w:p>
+    <w:p>
+      <w:pPr>
+        <w:tabs>
+          <w:tab w:pos="9072" w:val="right" w:leader="dot"/>
+        </w:tabs>
+        <w:spacing w:after="60"/>
+        <w:ind w:left="432"/>
+      </w:pPr>
+      <w:r>
+        <w:rPr>
+          <w:rFonts w:ascii="Arial" w:hAnsi="Arial"/>
+          <w:b w:val="0"/>
+          <w:color w:val="333333"/>
+          <w:sz w:val="21"/>
+        </w:rPr>
+        <w:t>Topic 4 Recap - Mapped to Learning Outcomes</w:t>
+        <w:tab/>
+        <w:t>70</w:t>
+      </w:r>
+    </w:p>
+    <w:p>
+      <w:pPr>
+        <w:tabs>
+          <w:tab w:pos="9072" w:val="right" w:leader="dot"/>
+        </w:tabs>
+        <w:spacing w:after="60"/>
       </w:pPr>
       <w:r>
         <w:rPr>
@@ -1337,9 +1413,9 @@
           <w:color w:val="333333"/>
           <w:sz w:val="22"/>
         </w:rPr>
-        <w:t>Next Steps</w:t>
+        <w:t>Topic 5 — Copilot Agents and Mini Capstone</w:t>
         <w:tab/>
-        <w:t>64</w:t>
+        <w:t>71</w:t>
       </w:r>
     </w:p>
     <w:p>
@@ -1348,6 +1424,106 @@
           <w:tab w:pos="9072" w:val="right" w:leader="dot"/>
         </w:tabs>
         <w:spacing w:after="60"/>
+        <w:ind w:left="432"/>
+      </w:pPr>
+      <w:r>
+        <w:rPr>
+          <w:rFonts w:ascii="Arial" w:hAnsi="Arial"/>
+          <w:b w:val="0"/>
+          <w:color w:val="333333"/>
+          <w:sz w:val="21"/>
+        </w:rPr>
+        <w:t>What Is Agent Builder?</w:t>
+        <w:tab/>
+        <w:t>71</w:t>
+      </w:r>
+    </w:p>
+    <w:p>
+      <w:pPr>
+        <w:tabs>
+          <w:tab w:pos="9072" w:val="right" w:leader="dot"/>
+        </w:tabs>
+        <w:spacing w:after="60"/>
+        <w:ind w:left="432"/>
+      </w:pPr>
+      <w:r>
+        <w:rPr>
+          <w:rFonts w:ascii="Arial" w:hAnsi="Arial"/>
+          <w:b w:val="0"/>
+          <w:color w:val="333333"/>
+          <w:sz w:val="21"/>
+        </w:rPr>
+        <w:t>Lab 11 · Copilot Agent Builder — Build a Work-Order Agent with Agent Builder</w:t>
+        <w:tab/>
+        <w:t>72</w:t>
+      </w:r>
+    </w:p>
+    <w:p>
+      <w:pPr>
+        <w:tabs>
+          <w:tab w:pos="9072" w:val="right" w:leader="dot"/>
+        </w:tabs>
+        <w:spacing w:after="60"/>
+        <w:ind w:left="432"/>
+      </w:pPr>
+      <w:r>
+        <w:rPr>
+          <w:rFonts w:ascii="Arial" w:hAnsi="Arial"/>
+          <w:b w:val="0"/>
+          <w:color w:val="333333"/>
+          <w:sz w:val="21"/>
+        </w:rPr>
+        <w:t>Mini Capstone: From Your Data to a Decision</w:t>
+        <w:tab/>
+        <w:t>76</w:t>
+      </w:r>
+    </w:p>
+    <w:p>
+      <w:pPr>
+        <w:tabs>
+          <w:tab w:pos="9072" w:val="right" w:leader="dot"/>
+        </w:tabs>
+        <w:spacing w:after="60"/>
+        <w:ind w:left="432"/>
+      </w:pPr>
+      <w:r>
+        <w:rPr>
+          <w:rFonts w:ascii="Arial" w:hAnsi="Arial"/>
+          <w:b w:val="0"/>
+          <w:color w:val="333333"/>
+          <w:sz w:val="21"/>
+        </w:rPr>
+        <w:t>Lab 12 · Mini Capstone — Mini Capstone: Group Dashboard and Decision Deck</w:t>
+        <w:tab/>
+        <w:t>77</w:t>
+      </w:r>
+    </w:p>
+    <w:p>
+      <w:pPr>
+        <w:tabs>
+          <w:tab w:pos="9072" w:val="right" w:leader="dot"/>
+        </w:tabs>
+        <w:spacing w:after="60"/>
+        <w:ind w:left="432"/>
+      </w:pPr>
+      <w:r>
+        <w:rPr>
+          <w:rFonts w:ascii="Arial" w:hAnsi="Arial"/>
+          <w:b w:val="0"/>
+          <w:color w:val="333333"/>
+          <w:sz w:val="21"/>
+        </w:rPr>
+        <w:t>Topic 5 Recap - Mapped to Learning Outcomes</w:t>
+        <w:tab/>
+        <w:t>81</w:t>
+      </w:r>
+    </w:p>
+    <w:p>
+      <w:pPr>
+        <w:tabs>
+          <w:tab w:pos="9072" w:val="right" w:leader="dot"/>
+        </w:tabs>
+        <w:spacing w:after="60"/>
       </w:pPr>
       <w:r>
         <w:rPr>
@@ -1356,9 +1532,28 @@
           <w:color w:val="333333"/>
           <w:sz w:val="22"/>
         </w:rPr>
+        <w:t>Next Steps</w:t>
+        <w:tab/>
+        <w:t>82</w:t>
+      </w:r>
+    </w:p>
+    <w:p>
+      <w:pPr>
+        <w:tabs>
+          <w:tab w:pos="9072" w:val="right" w:leader="dot"/>
+        </w:tabs>
+        <w:spacing w:after="60"/>
+      </w:pPr>
+      <w:r>
+        <w:rPr>
+          <w:rFonts w:ascii="Arial" w:hAnsi="Arial"/>
+          <w:b/>
+          <w:color w:val="333333"/>
+          <w:sz w:val="22"/>
+        </w:rPr>
         <w:t>Glossary</w:t>
         <w:tab/>
-        <w:t>64</w:t>
+        <w:t>82</w:t>
       </w:r>
     </w:p>
     <w:p>
@@ -1382,7 +1577,7 @@
     </w:p>
     <w:p>
       <w:r>
-        <w:t>Study each topic’s concepts before its connected labs. Topic 2 has four labs; the other topics have two each. Each lab has its own instruction PDF and a data folder containing synthetic inputs, templates and a deterministic checkpoint. Copy-ready prompts are on the linked web page. Carry your own verified outputs forward. A supplied checkpoint allows rejoining but is not evidence that you completed the earlier task. The detailed procedures are here and in labs; the slides teach concepts and show outcomes.</w:t>
+        <w:t>Study each topic’s concepts before its connected labs. Topic 2 has four labs; Topics 1, 3 and 4 have two each; Topic 5 has the agent lab and the group mini capstone. Each lab has its own instruction PDF and a lean data folder: the lab workbook, only the templates that lab uses, and a rejoin checkpoint. Copy-ready prompts are on the linked web page, step by step. Carry your own verified outputs forward. A supplied checkpoint allows rejoining but is not evidence that you completed the earlier task. The detailed procedures are here and in labs; the slides teach concepts and show outcomes.</w:t>
       </w:r>
     </w:p>
     <w:p>
@@ -1424,6 +1619,14 @@
       </w:pPr>
       <w:r>
         <w:t>LO4: Continue from the dashboard to a professional management presentation, with evidence-based headlines, source notes, rehearsal and a reviewed handoff draft.</w:t>
+      </w:r>
+    </w:p>
+    <w:p>
+      <w:pPr>
+        <w:pStyle w:val="ListBullet"/>
+      </w:pPr>
+      <w:r>
+        <w:t>LO5: Build and test a grounded work-order agent with Agent Builder, then apply the full data-to-decision workflow to your own mock or sanitised data in a group capstone.</w:t>
       </w:r>
     </w:p>
     <w:p>
@@ -1469,7 +1672,7 @@
         <w:pStyle w:val="ListBullet"/>
       </w:pPr>
       <w:r>
-        <w:t>Complete lab folder downloads and a personal work-c027 output folder; all sample data is synthetic.</w:t>
+        <w:t>Complete lab folder downloads and a personal work-genai output folder; all sample data is synthetic.</w:t>
       </w:r>
     </w:p>
     <w:p>
@@ -1581,7 +1784,7 @@
         <w:pStyle w:val="ListBullet"/>
       </w:pPr>
       <w:r>
-        <w:t>Grounding — Select actual sources in every app.</w:t>
+        <w:t>Large language models — Understand your request and generate natural-language answers.</w:t>
       </w:r>
     </w:p>
     <w:p>
@@ -1589,7 +1792,7 @@
         <w:pStyle w:val="ListBullet"/>
       </w:pPr>
       <w:r>
-        <w:t>Work orders — IDs, status, category, site and current assignment.</w:t>
+        <w:t>Grounding — Answers anchored in your work data: emails, files, meetings.</w:t>
       </w:r>
     </w:p>
     <w:p>
@@ -1597,7 +1800,7 @@
         <w:pStyle w:val="ListBullet"/>
       </w:pPr>
       <w:r>
-        <w:t>Prompts — Goal, context, source and expectations.</w:t>
+        <w:t>Permissions &amp; privacy — Shows only data you can access; prompts do not train the models.</w:t>
       </w:r>
     </w:p>
     <w:p>
@@ -1605,14 +1808,250 @@
         <w:pStyle w:val="ListBullet"/>
       </w:pPr>
       <w:r>
-        <w:t>Handoffs — Reconcile Word, Excel, slides and draft email.</w:t>
-      </w:r>
-    </w:p>
-    <w:p>
-      <w:r>
-        <w:t>Concepts for Lab 1: Grounding Across Microsoft 365, Work-Order Grain and Reporting Measures.</w:t>
-      </w:r>
-    </w:p>
+        <w:t>Prompts — State the goal, context, source and expectations.</w:t>
+      </w:r>
+    </w:p>
+    <w:p>
+      <w:r>
+        <w:t>Concepts for Lab 1: The Microsoft 365 Copilot Interface, Grounding Across Microsoft 365, Work-Order Grain and Reporting Measures.</w:t>
+      </w:r>
+    </w:p>
+    <w:p>
+      <w:pPr>
+        <w:pStyle w:val="Heading2"/>
+        <w:keepNext/>
+      </w:pPr>
+      <w:r>
+        <w:t>The Microsoft 365 Copilot Interface</w:t>
+      </w:r>
+    </w:p>
+    <w:p>
+      <w:r>
+        <w:t>Copilot in the browser and in each Office app shares one set of controls. Microsoft Copilot (copilot.cloud.microsoft) and the Copilot pane in Word, Excel, PowerPoint and Outlook offer a model selector, new chat and chat history, a + menu to reference files and choose skills, settings for Personalization and Manage plugins &amp; skills, and in Excel a mode switch between Chat only, Plan and Allow editing. Agents &amp; Skills in the left pane opens your agents and Agent Builder.</w:t>
+      </w:r>
+    </w:p>
+    <w:p>
+      <w:pPr>
+        <w:keepNext/>
+      </w:pPr>
+      <w:r>
+        <w:t>Knowing where each control lives lets you choose how much reasoning, context and authority Copilot gets for a task. A new chat starts a clean context; a reference adds a specific file; a mode decides whether Copilot only answers, proposes a plan or edits the file. The green shield confirms enterprise data protection for work data.</w:t>
+      </w:r>
+    </w:p>
+    <w:p>
+      <w:pPr>
+        <w:keepNext/>
+      </w:pPr>
+      <w:r>
+        <w:rPr>
+          <w:b/>
+          <w:color w:val="1F6FEB"/>
+          <w:sz w:val="22"/>
+        </w:rPr>
+        <w:t>How it works</w:t>
+      </w:r>
+    </w:p>
+    <w:p>
+      <w:pPr>
+        <w:pStyle w:val="ListBullet"/>
+      </w:pPr>
+      <w:r>
+        <w:t>Pick the model and start a new chat.</w:t>
+      </w:r>
+    </w:p>
+    <w:p>
+      <w:pPr>
+        <w:pStyle w:val="ListBullet"/>
+      </w:pPr>
+      <w:r>
+        <w:t>Reference the file or choose a skill.</w:t>
+      </w:r>
+    </w:p>
+    <w:p>
+      <w:pPr>
+        <w:pStyle w:val="ListBullet"/>
+      </w:pPr>
+      <w:r>
+        <w:t>Choose Chat only, Plan or Allow editing.</w:t>
+      </w:r>
+    </w:p>
+    <w:p>
+      <w:pPr>
+        <w:pStyle w:val="ListBullet"/>
+      </w:pPr>
+      <w:r>
+        <w:t>Review history, settings and skills.</w:t>
+      </w:r>
+    </w:p>
+    <w:p>
+      <w:pPr>
+        <w:keepNext/>
+      </w:pPr>
+      <w:r>
+        <w:rPr>
+          <w:b/>
+          <w:color w:val="1F6FEB"/>
+          <w:sz w:val="22"/>
+        </w:rPr>
+        <w:t>Worked example</w:t>
+      </w:r>
+    </w:p>
+    <w:p>
+      <w:pPr>
+        <w:pStyle w:val="ListBullet"/>
+      </w:pPr>
+      <w:r>
+        <w:t>Auto is the default model; Think deeper suits multi-step analysis.</w:t>
+      </w:r>
+    </w:p>
+    <w:p>
+      <w:pPr>
+        <w:pStyle w:val="ListBullet"/>
+      </w:pPr>
+      <w:r>
+        <w:t>Use / or + to reference the OneDrive workbook in Word.</w:t>
+      </w:r>
+    </w:p>
+    <w:p>
+      <w:pPr>
+        <w:pStyle w:val="ListBullet"/>
+      </w:pPr>
+      <w:r>
+        <w:t>Chat only for inspection, Plan before edits, Allow editing to apply.</w:t>
+      </w:r>
+    </w:p>
+    <w:p>
+      <w:pPr>
+        <w:keepNext/>
+      </w:pPr>
+      <w:r>
+        <w:rPr>
+          <w:b/>
+          <w:color w:val="1F6FEB"/>
+          <w:sz w:val="22"/>
+        </w:rPr>
+        <w:t>Decision guide</w:t>
+      </w:r>
+    </w:p>
+    <w:tbl>
+      <w:tblPr>
+        <w:tblStyle w:val="TableGrid"/>
+        <w:tblW w:type="auto" w:w="0"/>
+        <w:tblLook w:firstColumn="1" w:firstRow="1" w:lastColumn="0" w:lastRow="0" w:noHBand="0" w:noVBand="1" w:val="04A0"/>
+      </w:tblPr>
+      <w:tblGrid>
+        <w:gridCol w:w="4320"/>
+        <w:gridCol w:w="4320"/>
+      </w:tblGrid>
+      <w:tr>
+        <w:trPr>
+          <w:tblHeader w:val="true"/>
+          <w:cantSplit/>
+        </w:trPr>
+        <w:tc>
+          <w:tcPr>
+            <w:tcW w:type="dxa" w:w="4320"/>
+            <w:shd w:val="clear" w:color="auto" w:fill="E8F0FE"/>
+          </w:tcPr>
+          <w:p>
+            <w:pPr>
+              <w:keepNext/>
+            </w:pPr>
+            <w:r/>
+            <w:r>
+              <w:rPr>
+                <w:b/>
+                <w:sz w:val="19"/>
+              </w:rPr>
+              <w:t>Use when</w:t>
+            </w:r>
+          </w:p>
+        </w:tc>
+        <w:tc>
+          <w:tcPr>
+            <w:tcW w:type="dxa" w:w="4320"/>
+            <w:shd w:val="clear" w:color="auto" w:fill="E8F0FE"/>
+          </w:tcPr>
+          <w:p>
+            <w:pPr>
+              <w:keepNext/>
+            </w:pPr>
+            <w:r/>
+            <w:r>
+              <w:rPr>
+                <w:b/>
+                <w:sz w:val="19"/>
+              </w:rPr>
+              <w:t>Avoid when</w:t>
+            </w:r>
+          </w:p>
+        </w:tc>
+      </w:tr>
+      <w:tr>
+        <w:trPr>
+          <w:cantSplit/>
+        </w:trPr>
+        <w:tc>
+          <w:tcPr>
+            <w:tcW w:type="dxa" w:w="4320"/>
+          </w:tcPr>
+          <w:p>
+            <w:r/>
+            <w:r>
+              <w:rPr>
+                <w:sz w:val="19"/>
+              </w:rPr>
+              <w:t>You need to control context, reasoning depth or edit permissions.</w:t>
+            </w:r>
+          </w:p>
+        </w:tc>
+        <w:tc>
+          <w:tcPr>
+            <w:tcW w:type="dxa" w:w="4320"/>
+          </w:tcPr>
+          <w:p>
+            <w:r/>
+            <w:r>
+              <w:rPr>
+                <w:sz w:val="19"/>
+              </w:rPr>
+              <w:t>You assume a chat in one app is visible in another.</w:t>
+            </w:r>
+          </w:p>
+        </w:tc>
+      </w:tr>
+    </w:tbl>
+    <w:p/>
+    <w:p>
+      <w:pPr>
+        <w:keepNext/>
+      </w:pPr>
+      <w:r>
+        <w:rPr>
+          <w:b/>
+          <w:color w:val="1F6FEB"/>
+          <w:sz w:val="22"/>
+        </w:rPr>
+        <w:t>Authoritative references</w:t>
+      </w:r>
+    </w:p>
+    <w:p>
+      <w:pPr>
+        <w:pStyle w:val="ListBullet"/>
+      </w:pPr>
+      <w:r>
+        <w:t>https://learn.microsoft.com/en-us/microsoft-365/copilot/microsoft-365-copilot-overview</w:t>
+      </w:r>
+    </w:p>
+    <w:p>
+      <w:pPr>
+        <w:pStyle w:val="ListBullet"/>
+      </w:pPr>
+      <w:r>
+        <w:t>https://support.microsoft.com/en-us/excel/copilot/copilot-in-excel-skills</w:t>
+      </w:r>
+    </w:p>
+    <w:p/>
     <w:p>
       <w:pPr>
         <w:pStyle w:val="Heading2"/>
@@ -2162,7 +2601,7 @@
         <w:pStyle w:val="ListBullet"/>
       </w:pPr>
       <w:r>
-        <w:t>Download this whole lab folder. All files are synthetic; work-c027 is your own learner output folder.</w:t>
+        <w:t>Download this whole lab folder. All files are synthetic; work-genai is your own learner output folder.</w:t>
       </w:r>
     </w:p>
     <w:p>
@@ -2190,7 +2629,7 @@
         <w:t xml:space="preserve">1.  </w:t>
       </w:r>
       <w:r>
-        <w:t>Copy data/Northstar_Work_Orders.xlsx to your OneDrive work-c027 folder as Northstar_Clean_Work_Orders.xlsx. Open it in Excel, set Formulas &gt; Calculation Options &gt; Automatic, and read About_This_Data and Control. The workbook is the deliberately dirty 122-row input; the supplied CSV is a clean reference and must not replace the cleaning exercise. Open Copilot from Home &gt; Copilot.</w:t>
+        <w:t>Copy data/Northstar_Work_Orders.xlsx to your OneDrive work-genai folder as Northstar_Clean_Work_Orders.xlsx. Open it in Excel, set Formulas &gt; Calculation Options &gt; Automatic, and read About_This_Data and Control. The workbook is the deliberately dirty 122-row input; the checkpoint workbook is a clean reference and must not replace the cleaning exercise. Open Copilot from Home &gt; Copilot.</w:t>
       </w:r>
     </w:p>
     <w:p>
@@ -2357,7 +2796,7 @@
         <w:t xml:space="preserve">4.  </w:t>
       </w:r>
       <w:r>
-        <w:t>Add a Checks sheet or use the supplied one. Ask for formulas, then inspect the table and formulas yourself. Overdue excludes Closed and Cancelled and uses strictly earlier than the fixed date, so a due-today job is not overdue. Copy verified values to data/templates/Evidence_Register.csv.</w:t>
+        <w:t>Add a Checks sheet or use the supplied one. Ask for formulas, then inspect the table and formulas yourself. Overdue excludes Closed and Cancelled and uses strictly earlier than the fixed date, so a due-today job is not overdue. Record each verified value in the Evidence_Log sheet (claim, value, source, scope and as-at date).</w:t>
       </w:r>
     </w:p>
     <w:p>
@@ -2399,7 +2838,7 @@
         <w:t xml:space="preserve">5.  </w:t>
       </w:r>
       <w:r>
-        <w:t>Open data/templates/Northstar_Operations_Brief_Template.docx in Word and save as Northstar_Operations_Brief.docx in OneDrive. In Copilot select the verified source file using Reference a file or /. If Word cannot use the workbook, copy your verified evidence table plus data/Northstar_Maintenance_Context.txt into the document and select that text; do not imply Word reads the Excel chat.</w:t>
+        <w:t>Open data/templates/Northstar_Operations_Brief_Template.docx in Word and save as Northstar_Operations_Brief.docx in OneDrive. In Copilot select the verified source file using Reference a file or /. If Word cannot use the workbook, paste your verified evidence table plus the definitions from the Control sheet into the document and select that text; do not imply Word reads the Excel chat.</w:t>
       </w:r>
     </w:p>
     <w:p>
@@ -3089,9 +3528,245 @@
     <w:p/>
     <w:p>
       <w:r>
-        <w:t>Concepts for Lab 2: Prompts and Verified App Handoffs, Outlook Drafting and Operational Decisions.</w:t>
-      </w:r>
-    </w:p>
+        <w:t>Concepts for Lab 2: AI Security: Five Principles, Prompts and Verified App Handoffs, Outlook Drafting and Operational Decisions.</w:t>
+      </w:r>
+    </w:p>
+    <w:p>
+      <w:pPr>
+        <w:pStyle w:val="Heading2"/>
+        <w:keepNext/>
+      </w:pPr>
+      <w:r>
+        <w:t>AI Security: Five Principles</w:t>
+      </w:r>
+    </w:p>
+    <w:p>
+      <w:r>
+        <w:t>AI security is the set of habits and controls that keep data, decisions and systems safe when people work with AI assistants and agents. Five principles apply to every Copilot task in this course: data control, permission control, human in the loop, traceability, and using a well-tested model rather than the newest one for important work.</w:t>
+      </w:r>
+    </w:p>
+    <w:p>
+      <w:pPr>
+        <w:keepNext/>
+      </w:pPr>
+      <w:r>
+        <w:t>Copilot only surfaces data a user can already access and does not use prompts to train its foundation models, but people can still overshare, give an agent too much access, accept an unchecked draft or lose track of what was used. The principles turn those risks into checks you can perform before work leaves your hands.</w:t>
+      </w:r>
+    </w:p>
+    <w:p>
+      <w:pPr>
+        <w:keepNext/>
+      </w:pPr>
+      <w:r>
+        <w:rPr>
+          <w:b/>
+          <w:color w:val="1F6FEB"/>
+          <w:sz w:val="22"/>
+        </w:rPr>
+        <w:t>How it works</w:t>
+      </w:r>
+    </w:p>
+    <w:p>
+      <w:pPr>
+        <w:pStyle w:val="ListBullet"/>
+      </w:pPr>
+      <w:r>
+        <w:t>Share only the data the task needs.</w:t>
+      </w:r>
+    </w:p>
+    <w:p>
+      <w:pPr>
+        <w:pStyle w:val="ListBullet"/>
+      </w:pPr>
+      <w:r>
+        <w:t>Limit access for people, agents and skills.</w:t>
+      </w:r>
+    </w:p>
+    <w:p>
+      <w:pPr>
+        <w:pStyle w:val="ListBullet"/>
+      </w:pPr>
+      <w:r>
+        <w:t>Review and approve before anything takes effect.</w:t>
+      </w:r>
+    </w:p>
+    <w:p>
+      <w:pPr>
+        <w:pStyle w:val="ListBullet"/>
+      </w:pPr>
+      <w:r>
+        <w:t>Log sources, prompts, versions and checks.</w:t>
+      </w:r>
+    </w:p>
+    <w:p>
+      <w:pPr>
+        <w:keepNext/>
+      </w:pPr>
+      <w:r>
+        <w:rPr>
+          <w:b/>
+          <w:color w:val="1F6FEB"/>
+          <w:sz w:val="22"/>
+        </w:rPr>
+        <w:t>Worked example</w:t>
+      </w:r>
+    </w:p>
+    <w:p>
+      <w:pPr>
+        <w:pStyle w:val="ListBullet"/>
+      </w:pPr>
+      <w:r>
+        <w:t>Use synthetic or sanitised data in training and demos.</w:t>
+      </w:r>
+    </w:p>
+    <w:p>
+      <w:pPr>
+        <w:pStyle w:val="ListBullet"/>
+      </w:pPr>
+      <w:r>
+        <w:t>An agent gets Can chat access, not Can edit, unless needed.</w:t>
+      </w:r>
+    </w:p>
+    <w:p>
+      <w:pPr>
+        <w:pStyle w:val="ListBullet"/>
+      </w:pPr>
+      <w:r>
+        <w:t>A Copilot email stays a draft until a person reviews it.</w:t>
+      </w:r>
+    </w:p>
+    <w:p>
+      <w:pPr>
+        <w:keepNext/>
+      </w:pPr>
+      <w:r>
+        <w:rPr>
+          <w:b/>
+          <w:color w:val="1F6FEB"/>
+          <w:sz w:val="22"/>
+        </w:rPr>
+        <w:t>Decision guide</w:t>
+      </w:r>
+    </w:p>
+    <w:tbl>
+      <w:tblPr>
+        <w:tblStyle w:val="TableGrid"/>
+        <w:tblW w:type="auto" w:w="0"/>
+        <w:tblLook w:firstColumn="1" w:firstRow="1" w:lastColumn="0" w:lastRow="0" w:noHBand="0" w:noVBand="1" w:val="04A0"/>
+      </w:tblPr>
+      <w:tblGrid>
+        <w:gridCol w:w="4320"/>
+        <w:gridCol w:w="4320"/>
+      </w:tblGrid>
+      <w:tr>
+        <w:trPr>
+          <w:tblHeader w:val="true"/>
+          <w:cantSplit/>
+        </w:trPr>
+        <w:tc>
+          <w:tcPr>
+            <w:tcW w:type="dxa" w:w="4320"/>
+            <w:shd w:val="clear" w:color="auto" w:fill="E8F0FE"/>
+          </w:tcPr>
+          <w:p>
+            <w:pPr>
+              <w:keepNext/>
+            </w:pPr>
+            <w:r/>
+            <w:r>
+              <w:rPr>
+                <w:b/>
+                <w:sz w:val="19"/>
+              </w:rPr>
+              <w:t>Use when</w:t>
+            </w:r>
+          </w:p>
+        </w:tc>
+        <w:tc>
+          <w:tcPr>
+            <w:tcW w:type="dxa" w:w="4320"/>
+            <w:shd w:val="clear" w:color="auto" w:fill="E8F0FE"/>
+          </w:tcPr>
+          <w:p>
+            <w:pPr>
+              <w:keepNext/>
+            </w:pPr>
+            <w:r/>
+            <w:r>
+              <w:rPr>
+                <w:b/>
+                <w:sz w:val="19"/>
+              </w:rPr>
+              <w:t>Avoid when</w:t>
+            </w:r>
+          </w:p>
+        </w:tc>
+      </w:tr>
+      <w:tr>
+        <w:trPr>
+          <w:cantSplit/>
+        </w:trPr>
+        <w:tc>
+          <w:tcPr>
+            <w:tcW w:type="dxa" w:w="4320"/>
+          </w:tcPr>
+          <w:p>
+            <w:r/>
+            <w:r>
+              <w:rPr>
+                <w:sz w:val="19"/>
+              </w:rPr>
+              <w:t>The output could reach other people, systems or decisions.</w:t>
+            </w:r>
+          </w:p>
+        </w:tc>
+        <w:tc>
+          <w:tcPr>
+            <w:tcW w:type="dxa" w:w="4320"/>
+          </w:tcPr>
+          <w:p>
+            <w:r/>
+            <w:r>
+              <w:rPr>
+                <w:sz w:val="19"/>
+              </w:rPr>
+              <w:t>Confidential data is pasted into an unapproved tool or a draft is sent unchecked.</w:t>
+            </w:r>
+          </w:p>
+        </w:tc>
+      </w:tr>
+    </w:tbl>
+    <w:p/>
+    <w:p>
+      <w:pPr>
+        <w:keepNext/>
+      </w:pPr>
+      <w:r>
+        <w:rPr>
+          <w:b/>
+          <w:color w:val="1F6FEB"/>
+          <w:sz w:val="22"/>
+        </w:rPr>
+        <w:t>Authoritative references</w:t>
+      </w:r>
+    </w:p>
+    <w:p>
+      <w:pPr>
+        <w:pStyle w:val="ListBullet"/>
+      </w:pPr>
+      <w:r>
+        <w:t>https://learn.microsoft.com/en-us/microsoft-365/copilot/microsoft-365-copilot-privacy</w:t>
+      </w:r>
+    </w:p>
+    <w:p>
+      <w:pPr>
+        <w:pStyle w:val="ListBullet"/>
+      </w:pPr>
+      <w:r>
+        <w:t>https://learn.microsoft.com/en-us/microsoft-365/copilot/microsoft-365-copilot-overview</w:t>
+      </w:r>
+    </w:p>
+    <w:p/>
     <w:p>
       <w:pPr>
         <w:pStyle w:val="Heading2"/>
@@ -3612,7 +4287,7 @@
         <w:keepNext/>
       </w:pPr>
       <w:r>
-        <w:t>Northstar_Initial_Update.pptx, an unsent Outlook draft and Northstar_Cross_App_Evidence.csv with Excel, Word, PowerPoint and Outlook figures reconciled.   (Tools: Microsoft 365 Copilot · Excel · Word · PowerPoint · Outlook · OneDrive.)</w:t>
+        <w:t>Northstar_Initial_Update.pptx, an unsent Outlook draft and an Evidence_Log with Excel, Word, PowerPoint and Outlook figures reconciled.   (Tools: Microsoft 365 Copilot · Excel · Word · PowerPoint · Outlook · OneDrive.)</w:t>
       </w:r>
     </w:p>
     <w:p>
@@ -3649,7 +4324,7 @@
         <w:pStyle w:val="ListBullet"/>
       </w:pPr>
       <w:r>
-        <w:t>Download this whole lab folder. All files are synthetic; work-c027 is your own learner output folder.</w:t>
+        <w:t>Download this whole lab folder. All files are synthetic; work-genai is your own learner output folder.</w:t>
       </w:r>
     </w:p>
     <w:p>
@@ -3685,7 +4360,7 @@
         <w:t xml:space="preserve">1.  </w:t>
       </w:r>
       <w:r>
-        <w:t>Open your Lab 1 Word brief and cleaned workbook. If needed use this lab’s verified checkpoint and snapshot, clearly recording rejoin. Read data/Northstar_Email_Thread.txt. It asks for a portfolio update, not authorisation to reassign technicians.</w:t>
+        <w:t>Open your Lab 1 Word brief and cleaned workbook. If needed use this lab’s verified checkpoint and snapshot, clearly recording rejoin. Read the synthetic email thread quoted in the Step 4 prompt. It asks for a portfolio update, not authorisation to reassign technicians.</w:t>
       </w:r>
     </w:p>
     <w:p>
@@ -3769,7 +4444,7 @@
         <w:t xml:space="preserve">3.  </w:t>
       </w:r>
       <w:r>
-        <w:t>Review all four slides. Check status definitions, units and date, and correct any invented claim. Save a reconciled CSV using data/templates/Evidence_Register.csv: one row per claim and a source link. This is the bridge between app outputs; app chats are not automatically shared.</w:t>
+        <w:t>Review all four slides. Check status definitions, units and date, and correct any invented claim. Record the reconciliation in the Evidence_Log sheet: one row per claim and a source link. This is the bridge between app outputs; app chats are not automatically shared.</w:t>
       </w:r>
     </w:p>
     <w:p>
@@ -3830,6 +4505,7 @@
     </w:p>
     <w:p>
       <w:pPr>
+        <w:keepNext/>
         <w:keepLines/>
       </w:pPr>
       <w:r>
@@ -3839,6 +4515,46 @@
           <w:sz w:val="19"/>
         </w:rPr>
         <w:t>Draft a concise reply to the synthetic thread quoted below, using the verified Northstar brief and these checked metrics. State the 30 September 2026 scope, backlog/overdue findings, proposed next actions and the decision requested. Explain that assignments are unapproved proposals. Do not claim the attachments have been sent. Keep as a draft.</w:t>
+      </w:r>
+    </w:p>
+    <w:p>
+      <w:pPr>
+        <w:keepNext/>
+        <w:keepLines/>
+      </w:pPr>
+      <w:r>
+        <w:rPr>
+          <w:rFonts w:ascii="Consolas" w:hAnsi="Consolas"/>
+          <w:color w:val="0B3060"/>
+          <w:sz w:val="19"/>
+        </w:rPr>
+      </w:r>
+    </w:p>
+    <w:p>
+      <w:pPr>
+        <w:keepNext/>
+        <w:keepLines/>
+      </w:pPr>
+      <w:r>
+        <w:rPr>
+          <w:rFonts w:ascii="Consolas" w:hAnsi="Consolas"/>
+          <w:color w:val="0B3060"/>
+          <w:sz w:val="19"/>
+        </w:rPr>
+        <w:t>THREAD (synthetic, do not send):</w:t>
+      </w:r>
+    </w:p>
+    <w:p>
+      <w:pPr>
+        <w:keepLines/>
+      </w:pPr>
+      <w:r>
+        <w:rPr>
+          <w:rFonts w:ascii="Consolas" w:hAnsi="Consolas"/>
+          <w:color w:val="0B3060"/>
+          <w:sz w:val="19"/>
+        </w:rPr>
+        <w:t>2026-09-29 09:00 Operations manager: Please prepare the 30 September portfolio snapshot; show open work by site, category and current assignment. 2026-09-29 10:15 Supervisor: Check overdue jobs before proposing reassignment. Available hours are planning inputs, not approval. 2026-09-30 08:30 Analyst: The source export is in the workbook. No new assignment has been approved. Please produce a Word brief and a short PowerPoint update, then prepare a draft reply.</w:t>
       </w:r>
     </w:p>
     <w:p>
@@ -4656,7 +5372,7 @@
         <w:pStyle w:val="ListBullet"/>
       </w:pPr>
       <w:r>
-        <w:t>Personalisation — Account preferences across workbooks; task-specific overrides.</w:t>
+        <w:t>Personalisation — Your account preferences, applied across every workbook.</w:t>
       </w:r>
     </w:p>
     <w:p>
@@ -4664,7 +5380,7 @@
         <w:pStyle w:val="ListBullet"/>
       </w:pPr>
       <w:r>
-        <w:t>.Rules — Visible column-A instructions travel with the workbook.</w:t>
+        <w:t>.Rules — Visible column-A instructions that travel with the workbook.</w:t>
       </w:r>
     </w:p>
     <w:p>
@@ -4672,15 +5388,7 @@
         <w:pStyle w:val="ListBullet"/>
       </w:pPr>
       <w:r>
-        <w:t>Pareto Skill — Create, install and apply verified contribution analysis.</w:t>
-      </w:r>
-    </w:p>
-    <w:p>
-      <w:pPr>
-        <w:pStyle w:val="ListBullet"/>
-      </w:pPr>
-      <w:r>
-        <w:t>Reporting Skill — Excel and PowerPoint use with input and rerun checks.</w:t>
+        <w:t>Skills — Reusable methods: built-in @chart-design, or your own SKILL.md such as Pareto and dashboard Skills.</w:t>
       </w:r>
     </w:p>
     <w:p>
@@ -5001,7 +5709,7 @@
         <w:pStyle w:val="ListBullet"/>
       </w:pPr>
       <w:r>
-        <w:t>Download this whole lab folder. All files are synthetic; work-c027 is your own learner output folder.</w:t>
+        <w:t>Download this whole lab folder. All files are synthetic; work-genai is your own learner output folder.</w:t>
       </w:r>
     </w:p>
     <w:p>
@@ -5029,7 +5737,7 @@
         <w:t xml:space="preserve">1.  </w:t>
       </w:r>
       <w:r>
-        <w:t>Open this lab’s clean data/Northstar_Work_Orders.xlsx and save working copies as Northstar_Personalisation_Test.xlsx and Northstar_Preferences_Copy.xlsx in work-c027. Confirm 120 unique IDs, reporting date 2026-09-30 and cost S$35,827.50. Neither copy needs a .Rules sheet or an installed Skill for this test.</w:t>
+        <w:t>Open this lab’s clean data/Northstar_Work_Orders.xlsx and save working copies as Northstar_Personalisation_Test.xlsx and Northstar_Preferences_Copy.xlsx in work-genai. Confirm 120 unique IDs, reporting date 2026-09-30 and cost S$35,827.50. Neither copy needs a .Rules sheet or an installed Skill for this test.</w:t>
       </w:r>
     </w:p>
     <w:p>
@@ -5071,7 +5779,7 @@
         <w:t xml:space="preserve">2.  </w:t>
       </w:r>
       <w:r>
-        <w:t>In Copilot select Settings (...) &gt; Personalization. Keep your existing settings in a private local note, then temporarily use the four lines in data/Personalisation_Preferences.txt: S$ two decimals, DD-MMM-YYYY, structured references and short explanations. Select Save. Preferences apply to your account on subsequent prompts; they are not stored in or shared with the workbook.</w:t>
+        <w:t>In Copilot select Settings (...) &gt; Personalization. Keep your existing settings in a private local note, then temporarily enter these four preferences: Use S$ with two decimal places and thousands separators for currency displays. Display dates as DD-MMM-YYYY. Prefer structured references when writing Excel formulas. Start explanations with a short plain-English summary before the detail. Select Save. Preferences apply to your account on subsequent prompts; they are not stored in or shared with the workbook.</w:t>
       </w:r>
     </w:p>
     <w:p>
@@ -5169,7 +5877,7 @@
         <w:t xml:space="preserve">4.  </w:t>
       </w:r>
       <w:r>
-        <w:t>Open the second copy using the same signed-in account and a new Copilot chat. Do not repeat the preference text in this request. Compare both output displays and formula references; record actual behaviour in data/templates/Customisation_Test_Log.csv. A missed preference is a finding to clarify, not proof of a guaranteed rule.</w:t>
+        <w:t>Open the second copy using the same signed-in account and a new Copilot chat. Do not repeat the preference text in this request. Compare both output displays and formula references; record actual behaviour in the Evidence_Log sheet. A missed preference is a finding to clarify, not proof of a guaranteed rule.</w:t>
       </w:r>
     </w:p>
     <w:p>
@@ -6233,7 +6941,7 @@
         <w:pStyle w:val="ListBullet"/>
       </w:pPr>
       <w:r>
-        <w:t>Download this whole lab folder. All files are synthetic; work-c027 is your own learner output folder.</w:t>
+        <w:t>Download this whole lab folder. All files are synthetic; work-genai is your own learner output folder.</w:t>
       </w:r>
     </w:p>
     <w:p>
@@ -6311,7 +7019,7 @@
         <w:t xml:space="preserve">2.  </w:t>
       </w:r>
       <w:r>
-        <w:t>Open data/Northstar_Workbook_Rules.txt. Copy its lines into .Rules column A with one heading or rule per cell; no data in other columns is required for recognition. Check source preservation, backlog/overdue/rate definitions, S$ display, colours, scope and controlled replacements.</w:t>
+        <w:t>Create the .Rules lines with the one-shot Allow editing prompt below (or copy them from the prompts page): one heading or rule per column-A cell; no data in other columns is required for recognition. Check source preservation, backlog/overdue/rate definitions, S$ display, colours, scope and controlled replacements.</w:t>
       </w:r>
     </w:p>
     <w:p>
@@ -6325,11 +7033,12 @@
           <w:color w:val="0B3060"/>
           <w:sz w:val="19"/>
         </w:rPr>
-        <w:t>EXCEL - PLAN:</w:t>
-      </w:r>
-    </w:p>
-    <w:p>
-      <w:pPr>
+        <w:t>EXCEL - ALLOW EDITING:</w:t>
+      </w:r>
+    </w:p>
+    <w:p>
+      <w:pPr>
+        <w:keepNext/>
         <w:keepLines/>
       </w:pPr>
       <w:r>
@@ -6338,22 +7047,7 @@
           <w:color w:val="0B3060"/>
           <w:sz w:val="19"/>
         </w:rPr>
-        <w:t>Review the visible .Rules column A for this Northstar workbook. Identify ambiguous instructions or conflicts with the actual source and Control. Propose concise corrections, keeping one idea per cell. Do not edit the source or invent precedence between rules, preferences and Skills.</w:t>
-      </w:r>
-    </w:p>
-    <w:p>
-      <w:pPr>
-        <w:spacing w:after="80"/>
-        <w:ind w:left="360"/>
-      </w:pPr>
-      <w:r>
-        <w:rPr>
-          <w:b/>
-        </w:rPr>
-        <w:t xml:space="preserve">3.  </w:t>
-      </w:r>
-      <w:r>
-        <w:t>After reviewing any correction, update only .Rules. Add a formula in the next empty column-A cell: ="Reporting date: "&amp;TEXT(Control!B2,"yyyy-mm-dd"). Recalculate and confirm it displays Reporting date:2026-09-30. Copilot reads the formula result on the next prompt; this does not rewrite dashboard values by itself.</w:t>
+        <w:t>Add a visible worksheet named exactly .Rules (with the leading dot) as the last tab; if it exists, clear column A and reuse it. Fill column A only, one cell per line below, entering only the text after each "A#: " label. Do not change any other sheet.</w:t>
       </w:r>
     </w:p>
     <w:p>
@@ -6367,11 +7061,12 @@
           <w:color w:val="0B3060"/>
           <w:sz w:val="19"/>
         </w:rPr>
-        <w:t>EXCEL - ALLOW EDITING:</w:t>
-      </w:r>
-    </w:p>
-    <w:p>
-      <w:pPr>
+        <w:t>A1: ## SOURCE AND SCOPE</w:t>
+      </w:r>
+    </w:p>
+    <w:p>
+      <w:pPr>
+        <w:keepNext/>
         <w:keepLines/>
       </w:pPr>
       <w:r>
@@ -6380,22 +7075,7 @@
           <w:color w:val="0B3060"/>
           <w:sz w:val="19"/>
         </w:rPr>
-        <w:t>Apply only my reviewed .Rules corrections. Keep the sheet visible, one instruction per column-A cell, and retain the reporting-date formula. Preserve source data, Control and unrelated sheets.</w:t>
-      </w:r>
-    </w:p>
-    <w:p>
-      <w:pPr>
-        <w:spacing w:after="80"/>
-        <w:ind w:left="360"/>
-      </w:pPr>
-      <w:r>
-        <w:rPr>
-          <w:b/>
-        </w:rPr>
-        <w:t xml:space="preserve">4.  </w:t>
-      </w:r>
-      <w:r>
-        <w:t>Request a Rules_Test summary without restating the formatting rules. Check counts against Control, source references, displayed date/scope, S$ units and proposal wording. The known baseline is120 total,60 backlog,50 overdue and 30/48 on-time Closed.</w:t>
+        <w:t>A2: Preserve Work_Orders, tblWorkOrders, Technicians, current Assigned_To values and source IDs.</w:t>
       </w:r>
     </w:p>
     <w:p>
@@ -6409,11 +7089,12 @@
           <w:color w:val="0B3060"/>
           <w:sz w:val="19"/>
         </w:rPr>
-        <w:t>EXCEL - ALLOW EDITING:</w:t>
-      </w:r>
-    </w:p>
-    <w:p>
-      <w:pPr>
+        <w:t>A3: Use the reporting date from Control!B2. State the selected Site, Job_Category, Status and Assigned_To scope beside every report.</w:t>
+      </w:r>
+    </w:p>
+    <w:p>
+      <w:pPr>
+        <w:keepNext/>
         <w:keepLines/>
       </w:pPr>
       <w:r>
@@ -6422,22 +7103,7 @@
           <w:color w:val="0B3060"/>
           <w:sz w:val="19"/>
         </w:rPr>
-        <w:t>Create Rules_Test for Northstar Water Services from tblWorkOrders using the visible workbook .Rules. Include total, backlog, overdue, on-time Closed rate and recorded cost with formula/source evidence. Show date and All scope. Keep source owners and values unchanged.</w:t>
-      </w:r>
-    </w:p>
-    <w:p>
-      <w:pPr>
-        <w:spacing w:after="80"/>
-        <w:ind w:left="360"/>
-      </w:pPr>
-      <w:r>
-        <w:rPr>
-          <w:b/>
-        </w:rPr>
-        <w:t xml:space="preserve">5.  </w:t>
-      </w:r>
-      <w:r>
-        <w:t>Save As Northstar_Rules_Shared_Copy.xlsx. Open the copy and confirm .Rules is still present and visible in column A; you have not exported your account preferences. If testing a hidden sheet, use only a sandbox copy, hide .Rules, record that hidden rules are not used, then unhide before continuing. Do not claim native rule use when the feature is unavailable.</w:t>
+        <w:t>A4: Backlog excludes Closed and Cancelled. Overdue backlog has Due_Date strictly before Control!B2.</w:t>
       </w:r>
     </w:p>
     <w:p>
@@ -6451,11 +7117,12 @@
           <w:color w:val="0B3060"/>
           <w:sz w:val="19"/>
         </w:rPr>
-        <w:t>EXCEL - CHAT ONLY:</w:t>
-      </w:r>
-    </w:p>
-    <w:p>
-      <w:pPr>
+        <w:t>A5: On-time closure rate uses Closed rows only, with Closed_Date &lt;= Due_Date. Display N/A when no Closed rows remain.</w:t>
+      </w:r>
+    </w:p>
+    <w:p>
+      <w:pPr>
+        <w:keepNext/>
         <w:keepLines/>
       </w:pPr>
       <w:r>
@@ -6464,7 +7131,271 @@
           <w:color w:val="0B3060"/>
           <w:sz w:val="19"/>
         </w:rPr>
-        <w:t>In this copied Northstar workbook, identify the visible .Rules instructions and reporting-date formula result. Explain which guidance travels with the workbook and which account preferences do not. Verify Rules_Test against Control without changing records.</w:t>
+        <w:t>A6: ## FORMATS AND VISUALS</w:t>
+      </w:r>
+    </w:p>
+    <w:p>
+      <w:pPr>
+        <w:keepNext/>
+        <w:keepLines/>
+      </w:pPr>
+      <w:r>
+        <w:rPr>
+          <w:rFonts w:ascii="Consolas" w:hAnsi="Consolas"/>
+          <w:color w:val="0B3060"/>
+          <w:sz w:val="19"/>
+        </w:rPr>
+        <w:t>A7: Display recorded Cost_SGD as S$ with two decimals; keep underlying values exact. Show dates as DD-MMM-YYYY.</w:t>
+      </w:r>
+    </w:p>
+    <w:p>
+      <w:pPr>
+        <w:keepNext/>
+        <w:keepLines/>
+      </w:pPr>
+      <w:r>
+        <w:rPr>
+          <w:rFonts w:ascii="Consolas" w:hAnsi="Consolas"/>
+          <w:color w:val="0B3060"/>
+          <w:sz w:val="19"/>
+        </w:rPr>
+        <w:t>A8: Use white backgrounds, navy titles, blue and teal accents, readable labels and named units; never use colour alone.</w:t>
+      </w:r>
+    </w:p>
+    <w:p>
+      <w:pPr>
+        <w:keepNext/>
+        <w:keepLines/>
+      </w:pPr>
+      <w:r>
+        <w:rPr>
+          <w:rFonts w:ascii="Consolas" w:hAnsi="Consolas"/>
+          <w:color w:val="0B3060"/>
+          <w:sz w:val="19"/>
+        </w:rPr>
+        <w:t>A9: ## DASHBOARD LAYOUT</w:t>
+      </w:r>
+    </w:p>
+    <w:p>
+      <w:pPr>
+        <w:keepNext/>
+        <w:keepLines/>
+      </w:pPr>
+      <w:r>
+        <w:rPr>
+          <w:rFonts w:ascii="Consolas" w:hAnsi="Consolas"/>
+          <w:color w:val="0B3060"/>
+          <w:sz w:val="19"/>
+        </w:rPr>
+        <w:t>A10: Dashboard sheet: title in A1; Site, Job_Category, Status and Assigned_To dropdowns in B2:B5 (All plus source values); the six measures in B7:B12; data-as-at date and selected scope in D2.</w:t>
+      </w:r>
+    </w:p>
+    <w:p>
+      <w:pPr>
+        <w:keepNext/>
+        <w:keepLines/>
+      </w:pPr>
+      <w:r>
+        <w:rPr>
+          <w:rFonts w:ascii="Consolas" w:hAnsi="Consolas"/>
+          <w:color w:val="0B3060"/>
+          <w:sz w:val="19"/>
+        </w:rPr>
+        <w:t>A11: Six KPI tiles in D4:I7, one column per tile: title in row 4, large value in row 5, short definition in row 6 and "Checks: PASS" in row 7.</w:t>
+      </w:r>
+    </w:p>
+    <w:p>
+      <w:pPr>
+        <w:keepNext/>
+        <w:keepLines/>
+      </w:pPr>
+      <w:r>
+        <w:rPr>
+          <w:rFonts w:ascii="Consolas" w:hAnsi="Consolas"/>
+          <w:color w:val="0B3060"/>
+          <w:sz w:val="19"/>
+        </w:rPr>
+        <w:t>A12: Charts in a grid below the tiles: work orders by status and by job category side by side, then a full-width stacked bar by site (overdue backlog, other backlog, Closed, Cancelled).</w:t>
+      </w:r>
+    </w:p>
+    <w:p>
+      <w:pPr>
+        <w:keepNext/>
+        <w:keepLines/>
+      </w:pPr>
+      <w:r>
+        <w:rPr>
+          <w:rFonts w:ascii="Consolas" w:hAnsi="Consolas"/>
+          <w:color w:val="0B3060"/>
+          <w:sz w:val="19"/>
+        </w:rPr>
+        <w:t>A13: Slicers for Site, Job_Category, Status and Assigned_To on the right of the tiles, connected to tblWorkOrders. KPI formulas use SUBTOTAL visibility so slicers and dropdowns both filter every tile and chart.</w:t>
+      </w:r>
+    </w:p>
+    <w:p>
+      <w:pPr>
+        <w:keepNext/>
+        <w:keepLines/>
+      </w:pPr>
+      <w:r>
+        <w:rPr>
+          <w:rFonts w:ascii="Consolas" w:hAnsi="Consolas"/>
+          <w:color w:val="0B3060"/>
+          <w:sz w:val="19"/>
+        </w:rPr>
+        <w:t>A14: Put chart summaries, chart-title formulas and KPI checks on Dashboard_Summaries. Never merge cells. Hide gridlines on Dashboard.</w:t>
+      </w:r>
+    </w:p>
+    <w:p>
+      <w:pPr>
+        <w:keepNext/>
+        <w:keepLines/>
+      </w:pPr>
+      <w:r>
+        <w:rPr>
+          <w:rFonts w:ascii="Consolas" w:hAnsi="Consolas"/>
+          <w:color w:val="0B3060"/>
+          <w:sz w:val="19"/>
+        </w:rPr>
+        <w:t>A15: ## DASHBOARD STYLE</w:t>
+      </w:r>
+    </w:p>
+    <w:p>
+      <w:pPr>
+        <w:keepNext/>
+        <w:keepLines/>
+      </w:pPr>
+      <w:r>
+        <w:rPr>
+          <w:rFonts w:ascii="Consolas" w:hAnsi="Consolas"/>
+          <w:color w:val="0B3060"/>
+          <w:sz w:val="19"/>
+        </w:rPr>
+        <w:t>A16: Tiles: white bold text on solid navy #1F4E79 (totals and rates), blue #2E75B6 (backlog, overdue) or teal #2A9D8F (Closed, cost).</w:t>
+      </w:r>
+    </w:p>
+    <w:p>
+      <w:pPr>
+        <w:keepNext/>
+        <w:keepLines/>
+      </w:pPr>
+      <w:r>
+        <w:rPr>
+          <w:rFonts w:ascii="Consolas" w:hAnsi="Consolas"/>
+          <w:color w:val="0B3060"/>
+          <w:sz w:val="19"/>
+        </w:rPr>
+        <w:t>A17: Every chart title states the finding from a cell formula, e.g. "Changi Workshop has the most overdue backlog (18 of 50)".</w:t>
+      </w:r>
+    </w:p>
+    <w:p>
+      <w:pPr>
+        <w:keepNext/>
+        <w:keepLines/>
+      </w:pPr>
+      <w:r>
+        <w:rPr>
+          <w:rFonts w:ascii="Consolas" w:hAnsi="Consolas"/>
+          <w:color w:val="0B3060"/>
+          <w:sz w:val="19"/>
+        </w:rPr>
+        <w:t>A18: Show data labels on bars; no gridlines; rates as % with one decimal. Each chart total must equal B7.</w:t>
+      </w:r>
+    </w:p>
+    <w:p>
+      <w:pPr>
+        <w:keepNext/>
+        <w:keepLines/>
+      </w:pPr>
+      <w:r>
+        <w:rPr>
+          <w:rFonts w:ascii="Consolas" w:hAnsi="Consolas"/>
+          <w:color w:val="0B3060"/>
+          <w:sz w:val="19"/>
+        </w:rPr>
+        <w:t>A19: ## OUTPUT AND REVIEW</w:t>
+      </w:r>
+    </w:p>
+    <w:p>
+      <w:pPr>
+        <w:keepNext/>
+        <w:keepLines/>
+      </w:pPr>
+      <w:r>
+        <w:rPr>
+          <w:rFonts w:ascii="Consolas" w:hAnsi="Consolas"/>
+          <w:color w:val="0B3060"/>
+          <w:sz w:val="19"/>
+        </w:rPr>
+        <w:t>A20: Use structured table references. Preserve the visible .Rules sheet and unrelated sheets, charts and Prompt_Log.</w:t>
+      </w:r>
+    </w:p>
+    <w:p>
+      <w:pPr>
+        <w:keepNext/>
+        <w:keepLines/>
+      </w:pPr>
+      <w:r>
+        <w:rPr>
+          <w:rFonts w:ascii="Consolas" w:hAnsi="Consolas"/>
+          <w:color w:val="0B3060"/>
+          <w:sz w:val="19"/>
+        </w:rPr>
+        <w:t>A21: Keep current owners separate from unapproved assignment proposals. Missing facts and approvals remain UNKNOWN.</w:t>
+      </w:r>
+    </w:p>
+    <w:p>
+      <w:pPr>
+        <w:keepNext/>
+        <w:keepLines/>
+      </w:pPr>
+      <w:r>
+        <w:rPr>
+          <w:rFonts w:ascii="Consolas" w:hAnsi="Consolas"/>
+          <w:color w:val="0B3060"/>
+          <w:sz w:val="19"/>
+        </w:rPr>
+        <w:t>A22: Ask before replacing named output sheets. Reconcile every count, rate and chart against source rows; do not duplicate outputs on rerun.</w:t>
+      </w:r>
+    </w:p>
+    <w:p>
+      <w:pPr>
+        <w:keepNext/>
+        <w:keepLines/>
+      </w:pPr>
+      <w:r>
+        <w:rPr>
+          <w:rFonts w:ascii="Consolas" w:hAnsi="Consolas"/>
+          <w:color w:val="0B3060"/>
+          <w:sz w:val="19"/>
+        </w:rPr>
+      </w:r>
+    </w:p>
+    <w:p>
+      <w:pPr>
+        <w:keepNext/>
+        <w:keepLines/>
+      </w:pPr>
+      <w:r>
+        <w:rPr>
+          <w:rFonts w:ascii="Consolas" w:hAnsi="Consolas"/>
+          <w:color w:val="0B3060"/>
+          <w:sz w:val="19"/>
+        </w:rPr>
+        <w:t>EXCEL - PLAN:</w:t>
+      </w:r>
+    </w:p>
+    <w:p>
+      <w:pPr>
+        <w:keepLines/>
+      </w:pPr>
+      <w:r>
+        <w:rPr>
+          <w:rFonts w:ascii="Consolas" w:hAnsi="Consolas"/>
+          <w:color w:val="0B3060"/>
+          <w:sz w:val="19"/>
+        </w:rPr>
+        <w:t>Review the visible .Rules column A for this Northstar workbook. Identify ambiguous instructions or conflicts with the actual source and Control. Propose concise corrections, keeping one idea per cell. Do not edit the source or invent precedence between rules, preferences and Skills.</w:t>
       </w:r>
     </w:p>
     <w:p>
@@ -6476,10 +7407,136 @@
         <w:rPr>
           <w:b/>
         </w:rPr>
+        <w:t xml:space="preserve">3.  </w:t>
+      </w:r>
+      <w:r>
+        <w:t>After reviewing any correction, update only .Rules. Add a formula in the next empty column-A cell: ="Reporting date: "&amp;TEXT(Control!B2,"yyyy-mm-dd"). Recalculate and confirm it displays Reporting date:2026-09-30. Copilot reads the formula result on the next prompt; this does not rewrite dashboard values by itself.</w:t>
+      </w:r>
+    </w:p>
+    <w:p>
+      <w:pPr>
+        <w:keepNext/>
+        <w:keepLines/>
+      </w:pPr>
+      <w:r>
+        <w:rPr>
+          <w:rFonts w:ascii="Consolas" w:hAnsi="Consolas"/>
+          <w:color w:val="0B3060"/>
+          <w:sz w:val="19"/>
+        </w:rPr>
+        <w:t>EXCEL - ALLOW EDITING:</w:t>
+      </w:r>
+    </w:p>
+    <w:p>
+      <w:pPr>
+        <w:keepLines/>
+      </w:pPr>
+      <w:r>
+        <w:rPr>
+          <w:rFonts w:ascii="Consolas" w:hAnsi="Consolas"/>
+          <w:color w:val="0B3060"/>
+          <w:sz w:val="19"/>
+        </w:rPr>
+        <w:t>Apply only my reviewed .Rules corrections. Keep the sheet visible, one instruction per column-A cell, and retain the reporting-date formula. Preserve source data, Control and unrelated sheets.</w:t>
+      </w:r>
+    </w:p>
+    <w:p>
+      <w:pPr>
+        <w:spacing w:after="80"/>
+        <w:ind w:left="360"/>
+      </w:pPr>
+      <w:r>
+        <w:rPr>
+          <w:b/>
+        </w:rPr>
+        <w:t xml:space="preserve">4.  </w:t>
+      </w:r>
+      <w:r>
+        <w:t>Request a Rules_Test summary without restating the formatting rules. Check counts against Control, source references, displayed date/scope, S$ units and proposal wording. The known baseline is120 total,60 backlog,50 overdue and 30/48 on-time Closed.</w:t>
+      </w:r>
+    </w:p>
+    <w:p>
+      <w:pPr>
+        <w:keepNext/>
+        <w:keepLines/>
+      </w:pPr>
+      <w:r>
+        <w:rPr>
+          <w:rFonts w:ascii="Consolas" w:hAnsi="Consolas"/>
+          <w:color w:val="0B3060"/>
+          <w:sz w:val="19"/>
+        </w:rPr>
+        <w:t>EXCEL - ALLOW EDITING:</w:t>
+      </w:r>
+    </w:p>
+    <w:p>
+      <w:pPr>
+        <w:keepLines/>
+      </w:pPr>
+      <w:r>
+        <w:rPr>
+          <w:rFonts w:ascii="Consolas" w:hAnsi="Consolas"/>
+          <w:color w:val="0B3060"/>
+          <w:sz w:val="19"/>
+        </w:rPr>
+        <w:t>Create Rules_Test for Northstar Water Services from tblWorkOrders using the visible workbook .Rules. Include total, backlog, overdue, on-time Closed rate and recorded cost with formula/source evidence. Show date and All scope. Keep source owners and values unchanged.</w:t>
+      </w:r>
+    </w:p>
+    <w:p>
+      <w:pPr>
+        <w:spacing w:after="80"/>
+        <w:ind w:left="360"/>
+      </w:pPr>
+      <w:r>
+        <w:rPr>
+          <w:b/>
+        </w:rPr>
+        <w:t xml:space="preserve">5.  </w:t>
+      </w:r>
+      <w:r>
+        <w:t>Save As Northstar_Rules_Shared_Copy.xlsx. Open the copy and confirm .Rules is still present and visible in column A; you have not exported your account preferences. If testing a hidden sheet, use only a sandbox copy, hide .Rules, record that hidden rules are not used, then unhide before continuing. Do not claim native rule use when the feature is unavailable.</w:t>
+      </w:r>
+    </w:p>
+    <w:p>
+      <w:pPr>
+        <w:keepNext/>
+        <w:keepLines/>
+      </w:pPr>
+      <w:r>
+        <w:rPr>
+          <w:rFonts w:ascii="Consolas" w:hAnsi="Consolas"/>
+          <w:color w:val="0B3060"/>
+          <w:sz w:val="19"/>
+        </w:rPr>
+        <w:t>EXCEL - CHAT ONLY:</w:t>
+      </w:r>
+    </w:p>
+    <w:p>
+      <w:pPr>
+        <w:keepLines/>
+      </w:pPr>
+      <w:r>
+        <w:rPr>
+          <w:rFonts w:ascii="Consolas" w:hAnsi="Consolas"/>
+          <w:color w:val="0B3060"/>
+          <w:sz w:val="19"/>
+        </w:rPr>
+        <w:t>In this copied Northstar workbook, identify the visible .Rules instructions and reporting-date formula result. Explain which guidance travels with the workbook and which account preferences do not. Verify Rules_Test against Control without changing records.</w:t>
+      </w:r>
+    </w:p>
+    <w:p>
+      <w:pPr>
+        <w:spacing w:after="80"/>
+        <w:ind w:left="360"/>
+      </w:pPr>
+      <w:r>
+        <w:rPr>
+          <w:b/>
+        </w:rPr>
         <w:t xml:space="preserve">6.  </w:t>
       </w:r>
       <w:r>
-        <w:t>Record the sheet name, visibility, column, formula result, actual output checks and copied-workbook check in data/templates/Customisation_Test_Log.csv. Carry the rules-enabled workbook forward. If a prompt, Skill and rule disagree, ask for clarification and verify the output; no universal precedence is assumed.</w:t>
+        <w:t>Record the sheet name, visibility, column, formula result, actual output checks and copied-workbook check in the Evidence_Log sheet. Carry the rules-enabled workbook forward. If a prompt, Skill and rule disagree, ask for clarification and verify the output; no universal precedence is assumed.</w:t>
       </w:r>
     </w:p>
     <w:p>
@@ -7127,9 +8184,245 @@
     <w:p/>
     <w:p>
       <w:r>
-        <w:t>Concepts for Lab 5: Pareto Skill: Counts, Sorting and Cumulative Share.</w:t>
-      </w:r>
-    </w:p>
+        <w:t>Concepts for Lab 5: Built-in and Custom Skills, Pareto Skill: Counts, Sorting and Cumulative Share.</w:t>
+      </w:r>
+    </w:p>
+    <w:p>
+      <w:pPr>
+        <w:pStyle w:val="Heading2"/>
+        <w:keepNext/>
+      </w:pPr>
+      <w:r>
+        <w:t>Built-in and Custom Skills</w:t>
+      </w:r>
+    </w:p>
+    <w:p>
+      <w:r>
+        <w:t>Copilot in Excel ships with built-in skills you call with @, such as @chart-design for charts. @chart-design applies the Excel design team’s chart guidance and @theme-design handles workbook formatting. Built-in skills are turned on in Settings (...) &gt; Manage plugins &amp; skills; chart-design sits under Visualization and is off by default. A custom skill is your own SKILL.md for a method Excel does not know, such as the water-service Pareto or dashboard.</w:t>
+      </w:r>
+    </w:p>
+    <w:p>
+      <w:pPr>
+        <w:keepNext/>
+      </w:pPr>
+      <w:r>
+        <w:t>Start with a built-in skill when the task is generic, such as making a clear chart. Write a custom skill when the method carries your own rules: which rows count, how ties sort, which outputs may be replaced and which checks must pass. Both are reusable; only the custom one knows Northstar.</w:t>
+      </w:r>
+    </w:p>
+    <w:p>
+      <w:pPr>
+        <w:keepNext/>
+      </w:pPr>
+      <w:r>
+        <w:rPr>
+          <w:b/>
+          <w:color w:val="1F6FEB"/>
+          <w:sz w:val="22"/>
+        </w:rPr>
+        <w:t>How it works</w:t>
+      </w:r>
+    </w:p>
+    <w:p>
+      <w:pPr>
+        <w:pStyle w:val="ListBullet"/>
+      </w:pPr>
+      <w:r>
+        <w:t>Turn on chart-design under Visualization.</w:t>
+      </w:r>
+    </w:p>
+    <w:p>
+      <w:pPr>
+        <w:pStyle w:val="ListBullet"/>
+      </w:pPr>
+      <w:r>
+        <w:t>Call @chart-design for a generic chart.</w:t>
+      </w:r>
+    </w:p>
+    <w:p>
+      <w:pPr>
+        <w:pStyle w:val="ListBullet"/>
+      </w:pPr>
+      <w:r>
+        <w:t>Spot the rules it cannot know.</w:t>
+      </w:r>
+    </w:p>
+    <w:p>
+      <w:pPr>
+        <w:pStyle w:val="ListBullet"/>
+      </w:pPr>
+      <w:r>
+        <w:t>Write a custom SKILL.md for those rules.</w:t>
+      </w:r>
+    </w:p>
+    <w:p>
+      <w:pPr>
+        <w:keepNext/>
+      </w:pPr>
+      <w:r>
+        <w:rPr>
+          <w:b/>
+          <w:color w:val="1F6FEB"/>
+          <w:sz w:val="22"/>
+        </w:rPr>
+        <w:t>Worked example</w:t>
+      </w:r>
+    </w:p>
+    <w:p>
+      <w:pPr>
+        <w:pStyle w:val="ListBullet"/>
+      </w:pPr>
+      <w:r>
+        <w:t>@chart-design draws a clean overdue-by-category bar chart.</w:t>
+      </w:r>
+    </w:p>
+    <w:p>
+      <w:pPr>
+        <w:pStyle w:val="ListBullet"/>
+      </w:pPr>
+      <w:r>
+        <w:t>It does not know the overdue population or Pareto tie order.</w:t>
+      </w:r>
+    </w:p>
+    <w:p>
+      <w:pPr>
+        <w:pStyle w:val="ListBullet"/>
+      </w:pPr>
+      <w:r>
+        <w:t>water-service-pareto adds the cumulative line and named output.</w:t>
+      </w:r>
+    </w:p>
+    <w:p>
+      <w:pPr>
+        <w:keepNext/>
+      </w:pPr>
+      <w:r>
+        <w:rPr>
+          <w:b/>
+          <w:color w:val="1F6FEB"/>
+          <w:sz w:val="22"/>
+        </w:rPr>
+        <w:t>Decision guide</w:t>
+      </w:r>
+    </w:p>
+    <w:tbl>
+      <w:tblPr>
+        <w:tblStyle w:val="TableGrid"/>
+        <w:tblW w:type="auto" w:w="0"/>
+        <w:tblLook w:firstColumn="1" w:firstRow="1" w:lastColumn="0" w:lastRow="0" w:noHBand="0" w:noVBand="1" w:val="04A0"/>
+      </w:tblPr>
+      <w:tblGrid>
+        <w:gridCol w:w="4320"/>
+        <w:gridCol w:w="4320"/>
+      </w:tblGrid>
+      <w:tr>
+        <w:trPr>
+          <w:tblHeader w:val="true"/>
+          <w:cantSplit/>
+        </w:trPr>
+        <w:tc>
+          <w:tcPr>
+            <w:tcW w:type="dxa" w:w="4320"/>
+            <w:shd w:val="clear" w:color="auto" w:fill="E8F0FE"/>
+          </w:tcPr>
+          <w:p>
+            <w:pPr>
+              <w:keepNext/>
+            </w:pPr>
+            <w:r/>
+            <w:r>
+              <w:rPr>
+                <w:b/>
+                <w:sz w:val="19"/>
+              </w:rPr>
+              <w:t>Use when</w:t>
+            </w:r>
+          </w:p>
+        </w:tc>
+        <w:tc>
+          <w:tcPr>
+            <w:tcW w:type="dxa" w:w="4320"/>
+            <w:shd w:val="clear" w:color="auto" w:fill="E8F0FE"/>
+          </w:tcPr>
+          <w:p>
+            <w:pPr>
+              <w:keepNext/>
+            </w:pPr>
+            <w:r/>
+            <w:r>
+              <w:rPr>
+                <w:b/>
+                <w:sz w:val="19"/>
+              </w:rPr>
+              <w:t>Avoid when</w:t>
+            </w:r>
+          </w:p>
+        </w:tc>
+      </w:tr>
+      <w:tr>
+        <w:trPr>
+          <w:cantSplit/>
+        </w:trPr>
+        <w:tc>
+          <w:tcPr>
+            <w:tcW w:type="dxa" w:w="4320"/>
+          </w:tcPr>
+          <w:p>
+            <w:r/>
+            <w:r>
+              <w:rPr>
+                <w:sz w:val="19"/>
+              </w:rPr>
+              <w:t>A generic design task or your own repeatable method.</w:t>
+            </w:r>
+          </w:p>
+        </w:tc>
+        <w:tc>
+          <w:tcPr>
+            <w:tcW w:type="dxa" w:w="4320"/>
+          </w:tcPr>
+          <w:p>
+            <w:r/>
+            <w:r>
+              <w:rPr>
+                <w:sz w:val="19"/>
+              </w:rPr>
+              <w:t>You expect a built-in skill to know your business rules.</w:t>
+            </w:r>
+          </w:p>
+        </w:tc>
+      </w:tr>
+    </w:tbl>
+    <w:p/>
+    <w:p>
+      <w:pPr>
+        <w:keepNext/>
+      </w:pPr>
+      <w:r>
+        <w:rPr>
+          <w:b/>
+          <w:color w:val="1F6FEB"/>
+          <w:sz w:val="22"/>
+        </w:rPr>
+        <w:t>Authoritative references</w:t>
+      </w:r>
+    </w:p>
+    <w:p>
+      <w:pPr>
+        <w:pStyle w:val="ListBullet"/>
+      </w:pPr>
+      <w:r>
+        <w:t>https://support.microsoft.com/en-us/excel/copilot/copilot-in-excel-built-in-skills</w:t>
+      </w:r>
+    </w:p>
+    <w:p>
+      <w:pPr>
+        <w:pStyle w:val="ListBullet"/>
+      </w:pPr>
+      <w:r>
+        <w:t>https://support.microsoft.com/en-us/excel/copilot/copilot-in-excel-skills</w:t>
+      </w:r>
+    </w:p>
+    <w:p/>
     <w:p>
       <w:pPr>
         <w:pStyle w:val="Heading2"/>
@@ -7364,7 +8657,7 @@
         <w:keepNext/>
       </w:pPr>
       <w:r>
-        <w:t>Lab 5 · Custom Pareto Chart Skill — Create a Custom Pareto Chart Skill and Apply It</w:t>
+        <w:t>Lab 5 · Custom Pareto Chart Skill — Use the Built-in Chart Skill, then Create a Custom Pareto Skill</w:t>
       </w:r>
     </w:p>
     <w:p>
@@ -7385,7 +8678,7 @@
         <w:keepNext/>
       </w:pPr>
       <w:r>
-        <w:t>Author water-service-pareto/SKILL.md with Copilot, install it in Excel and apply it to the same overdue work-order queue. Build a descending count chart plus cumulative-percentage line, then check a controlled rerun and a second grouping. Contribution analysis does not establish root cause or force an 80/20 split.</w:t>
+        <w:t>Start with Excel’s built-in @chart-design skill, then author water-service-pareto/SKILL.md with Copilot, install it in Excel and apply it to the same overdue work-order queue. Build a descending count chart plus cumulative-percentage line, then check a controlled rerun and a second grouping. Contribution analysis does not establish root cause or force an 80/20 split.</w:t>
       </w:r>
     </w:p>
     <w:p>
@@ -7443,7 +8736,7 @@
         <w:pStyle w:val="ListBullet"/>
       </w:pPr>
       <w:r>
-        <w:t>Download this whole lab folder. All files are synthetic; work-c027 is your own learner output folder.</w:t>
+        <w:t>Download this whole lab folder. All files are synthetic; work-genai is your own learner output folder.</w:t>
       </w:r>
     </w:p>
     <w:p>
@@ -7479,7 +8772,7 @@
         <w:t xml:space="preserve">1.  </w:t>
       </w:r>
       <w:r>
-        <w:t>Open your rules-enabled workbook from Lab 4 or this lab’s clean rules-enabled data/Northstar_Work_Orders.xlsx. Save as Northstar_Pareto.xlsx. Read data/Pareto_Expected_Controls.json and the supplied Skill template before drafting your own file. Work only with synthetic data.</w:t>
+        <w:t>Open your rules-enabled workbook from Lab 4 or this lab’s clean rules-enabled data/Northstar_Work_Orders.xlsx. Save as Northstar_Pareto.xlsx. Read the expected Pareto controls in Test It and the supplied Skill template before drafting your own file. Work only with synthetic data.</w:t>
       </w:r>
     </w:p>
     <w:p>
@@ -7521,7 +8814,7 @@
         <w:t xml:space="preserve">2.  </w:t>
       </w:r>
       <w:r>
-        <w:t>In Microsoft 365 Copilot on the web at https://copilot.cloud.microsoft, provide this self-contained specification. Copy the complete response into a plain-text editor and save UTF-8 SKILL.md inside a matching water-service-pareto folder. Compare it to data/templates/water-service-pareto/SKILL.md. If short of time, use the reviewed supplied file and record that choice.</w:t>
+        <w:t>Built-in skill first. In Excel Copilot open Settings (...) &gt; Manage plugins &amp; skills. Under Visualization turn on chart-design (it is off by default) and confirm it is enabled. Ask @chart-design for a quick chart of the same overdue counts. Note what the built-in skill gives you (chart design guidance) and what it does not know (your overdue population, tie order, cumulative line and named output) - that is why you build the custom water-service-pareto Skill next. Keep the demo sheet or undo it.</w:t>
       </w:r>
     </w:p>
     <w:p>
@@ -7535,7 +8828,7 @@
           <w:color w:val="0B3060"/>
           <w:sz w:val="19"/>
         </w:rPr>
-        <w:t>MICROSOFT 365 COPILOT WEB:</w:t>
+        <w:t>EXCEL - ALLOW EDITING:</w:t>
       </w:r>
     </w:p>
     <w:p>
@@ -7548,7 +8841,7 @@
           <w:color w:val="0B3060"/>
           <w:sz w:val="19"/>
         </w:rPr>
-        <w:t>Write a complete SKILL.md named water-service-pareto for a recurring water-pipe service report. Require YAML name and description, actual source table, reporting date, scope, count metric and grouping column. Source tblWorkOrders has Work_Order_ID, Job_Category, Site, Status and Due_Date. Overdue backlog excludes Closed/Cancelled and has Due_Date before the supplied date. Read visible workbook .Rules; preserve source IDs/statuses/owners and unrelated sheets. Count by grouping, sort count descending then label alphabetically for ties, and create formula-backed count, cumulative count, share and cumulative percentage. Build an editable combo chart: count columns and cumulative line on a 0%-100% right axis. Output only Pareto_&lt;grouping column&gt;; ask before replacing the matching output, rerun without duplicates, and leave zero-total percentages N/A. Verify counts, stable ties and final 100%; do not infer causes or force 80/20. Return the entire file.</w:t>
+        <w:t>@chart-design Chart the overdue backlog by Job_Category from tblWorkOrders at Control!B2 as a bar chart, longest bar first, on a new sheet named ChartDesign_Demo. Use a finding-style title, axis titles and data labels. Do not change source data.</w:t>
       </w:r>
     </w:p>
     <w:p>
@@ -7563,22 +8856,7 @@
         <w:t xml:space="preserve">3.  </w:t>
       </w:r>
       <w:r>
-        <w:t>In Excel use Copilot Settings (...) &gt; Manage plugins &amp; skills &gt; Custom skills &gt; Create OneDrive folder if needed &gt; Open skills folder. Copy water-service-pareto/SKILL.md into that app-created location, Refresh and enable it. Verify the name using Choose plugins &amp; skills or @mention. If unavailable, paste the complete reviewed Skill before each request, remove @water-service-pareto and record Manual practice - native Skill unavailable. Log web authoring manually.</w:t>
-      </w:r>
-    </w:p>
-    <w:p>
-      <w:pPr>
-        <w:spacing w:after="80"/>
-        <w:ind w:left="360"/>
-      </w:pPr>
-      <w:r>
-        <w:rPr>
-          <w:b/>
-        </w:rPr>
-        <w:t xml:space="preserve">4.  </w:t>
-      </w:r>
-      <w:r>
-        <w:t>Request a plan before building. Confirm the eligible total 50 and the five ordered category counts. After review, apply the Skill. Inspect Pareto_Job_Category, formulas, axes and source preservation; copying a static image does not meet the editable-chart goal.</w:t>
+        <w:t>In Microsoft 365 Copilot on the web at https://copilot.cloud.microsoft, provide this self-contained specification. Copy the complete response into a plain-text editor and save UTF-8 SKILL.md inside a matching water-service-pareto folder. Compare it to data/templates/water-service-pareto/SKILL.md. If short of time, use the reviewed supplied file and record that choice.</w:t>
       </w:r>
     </w:p>
     <w:p>
@@ -7592,12 +8870,11 @@
           <w:color w:val="0B3060"/>
           <w:sz w:val="19"/>
         </w:rPr>
-        <w:t>EXCEL - PLAN:</w:t>
-      </w:r>
-    </w:p>
-    <w:p>
-      <w:pPr>
-        <w:keepNext/>
+        <w:t>MICROSOFT 365 COPILOT WEB:</w:t>
+      </w:r>
+    </w:p>
+    <w:p>
+      <w:pPr>
         <w:keepLines/>
       </w:pPr>
       <w:r>
@@ -7606,7 +8883,37 @@
           <w:color w:val="0B3060"/>
           <w:sz w:val="19"/>
         </w:rPr>
-        <w:t>@water-service-pareto Plan an overdue-backlog Pareto Chart by Job_Category from tblWorkOrders at 2026-09-30, All sites. Follow visible .Rules. Explain summary formulas, descending counts, alphabetical ties, cumulative percentages and the named output to create. Do not edit yet.</w:t>
+        <w:t>Write a complete SKILL.md named water-service-pareto for a recurring water-pipe service report. Require YAML name and description, actual source table, reporting date, scope, count metric and grouping column. Source tblWorkOrders has Work_Order_ID, Job_Category, Site, Status and Due_Date. Overdue backlog excludes Closed/Cancelled and has Due_Date before the supplied date. Read visible workbook .Rules; preserve source IDs/statuses/owners and unrelated sheets. Count by grouping, sort count descending then label alphabetically for ties, and create formula-backed count, cumulative count, share and cumulative percentage. Build an editable combo chart: count columns and cumulative line on a 0%-100% right axis. Output only Pareto_&lt;grouping column&gt;; ask before replacing the matching output, rerun without duplicates, and leave zero-total percentages N/A. Verify counts, stable ties and final 100%; do not infer causes or force 80/20. Return the entire file.</w:t>
+      </w:r>
+    </w:p>
+    <w:p>
+      <w:pPr>
+        <w:spacing w:after="80"/>
+        <w:ind w:left="360"/>
+      </w:pPr>
+      <w:r>
+        <w:rPr>
+          <w:b/>
+        </w:rPr>
+        <w:t xml:space="preserve">4.  </w:t>
+      </w:r>
+      <w:r>
+        <w:t>In Excel use Copilot Settings (...) &gt; Manage plugins &amp; skills &gt; Custom skills &gt; Create OneDrive folder if needed &gt; Open skills folder. Copy water-service-pareto/SKILL.md into that app-created location, Refresh and enable it. Verify the name using Choose plugins &amp; skills or @mention. If unavailable, paste the complete reviewed Skill before each request, remove @water-service-pareto and record Manual practice - native Skill unavailable. Log web authoring manually.</w:t>
+      </w:r>
+    </w:p>
+    <w:p>
+      <w:pPr>
+        <w:spacing w:after="80"/>
+        <w:ind w:left="360"/>
+      </w:pPr>
+      <w:r>
+        <w:rPr>
+          <w:b/>
+        </w:rPr>
+        <w:t xml:space="preserve">5.  </w:t>
+      </w:r>
+      <w:r>
+        <w:t>Request a plan before building. Confirm the eligible total 50 and the five ordered category counts. After review, apply the Skill. Inspect Pareto_Job_Category, formulas, axes and source preservation; copying a static image does not meet the editable-chart goal.</w:t>
       </w:r>
     </w:p>
     <w:p>
@@ -7620,6 +8927,7 @@
           <w:color w:val="0B3060"/>
           <w:sz w:val="19"/>
         </w:rPr>
+        <w:t>EXCEL - PLAN:</w:t>
       </w:r>
     </w:p>
     <w:p>
@@ -7633,11 +8941,12 @@
           <w:color w:val="0B3060"/>
           <w:sz w:val="19"/>
         </w:rPr>
-        <w:t>EXCEL - ALLOW EDITING:</w:t>
-      </w:r>
-    </w:p>
-    <w:p>
-      <w:pPr>
+        <w:t>@water-service-pareto Plan an overdue-backlog Pareto Chart by Job_Category from tblWorkOrders at 2026-09-30, All sites. Follow visible .Rules. Explain summary formulas, descending counts, alphabetical ties, cumulative percentages and the named output to create. Do not edit yet.</w:t>
+      </w:r>
+    </w:p>
+    <w:p>
+      <w:pPr>
+        <w:keepNext/>
         <w:keepLines/>
       </w:pPr>
       <w:r>
@@ -7646,22 +8955,6 @@
           <w:color w:val="0B3060"/>
           <w:sz w:val="19"/>
         </w:rPr>
-        <w:t>@water-service-pareto Apply the reviewed Job_Category Pareto plan. Create Pareto_Job_Category with a formula-backed summary and editable count-column/cumulative-percent-line combo chart. Keep source data and unrelated sheets unchanged.</w:t>
-      </w:r>
-    </w:p>
-    <w:p>
-      <w:pPr>
-        <w:spacing w:after="80"/>
-        <w:ind w:left="360"/>
-      </w:pPr>
-      <w:r>
-        <w:rPr>
-          <w:b/>
-        </w:rPr>
-        <w:t xml:space="preserve">5.  </w:t>
-      </w:r>
-      <w:r>
-        <w:t>Check counts against the supplied controls. Verify cumulative percentages 36%,60%,76%,92%,100% and two equal8-count categories in alphabetical order. The first four categories reach at least80%; do not call this proof that20% of categories cause80% of failures. If combo chart UI is absent, select the summary and use Insert &gt; Combo &gt; Custom Combination: Count clustered column, Cumulative_Percent line on secondary axis, right bounds 0 and 1; label both axes. Record a missing feature honestly.</w:t>
       </w:r>
     </w:p>
     <w:p>
@@ -7675,7 +8968,7 @@
           <w:color w:val="0B3060"/>
           <w:sz w:val="19"/>
         </w:rPr>
-        <w:t>EXCEL - CHAT ONLY:</w:t>
+        <w:t>EXCEL - ALLOW EDITING:</w:t>
       </w:r>
     </w:p>
     <w:p>
@@ -7688,7 +8981,7 @@
           <w:color w:val="0B3060"/>
           <w:sz w:val="19"/>
         </w:rPr>
-        <w:t>Verify Pareto_Job_Category against eligible source rows. Check total 50, descending counts, alphabetical tie order, cumulative percentages 36/60/76/92/100%, final 100% and labelled dual axes. State which category set first reaches 80%, and why this is contribution rather than a causal diagnosis.</w:t>
+        <w:t>@water-service-pareto Apply the reviewed Job_Category Pareto plan. Create Pareto_Job_Category with a formula-backed summary and editable count-column/cumulative-percent-line combo chart. Keep source data and unrelated sheets unchanged.</w:t>
       </w:r>
     </w:p>
     <w:p>
@@ -7701,6 +8994,48 @@
           <w:b/>
         </w:rPr>
         <w:t xml:space="preserve">6.  </w:t>
+      </w:r>
+      <w:r>
+        <w:t>Check counts against the supplied controls. Verify cumulative percentages 36%,60%,76%,92%,100% and two equal8-count categories in alphabetical order. The first four categories reach at least80%; do not call this proof that20% of categories cause80% of failures. If combo chart UI is absent, select the summary and use Insert &gt; Combo &gt; Custom Combination: Count clustered column, Cumulative_Percent line on secondary axis, right bounds 0 and 1; label both axes. Record a missing feature honestly.</w:t>
+      </w:r>
+    </w:p>
+    <w:p>
+      <w:pPr>
+        <w:keepNext/>
+        <w:keepLines/>
+      </w:pPr>
+      <w:r>
+        <w:rPr>
+          <w:rFonts w:ascii="Consolas" w:hAnsi="Consolas"/>
+          <w:color w:val="0B3060"/>
+          <w:sz w:val="19"/>
+        </w:rPr>
+        <w:t>EXCEL - CHAT ONLY:</w:t>
+      </w:r>
+    </w:p>
+    <w:p>
+      <w:pPr>
+        <w:keepLines/>
+      </w:pPr>
+      <w:r>
+        <w:rPr>
+          <w:rFonts w:ascii="Consolas" w:hAnsi="Consolas"/>
+          <w:color w:val="0B3060"/>
+          <w:sz w:val="19"/>
+        </w:rPr>
+        <w:t>Verify Pareto_Job_Category against eligible source rows. Check total 50, descending counts, alphabetical tie order, cumulative percentages 36/60/76/92/100%, final 100% and labelled dual axes. State which category set first reaches 80%, and why this is contribution rather than a causal diagnosis.</w:t>
+      </w:r>
+    </w:p>
+    <w:p>
+      <w:pPr>
+        <w:spacing w:after="80"/>
+        <w:ind w:left="360"/>
+      </w:pPr>
+      <w:r>
+        <w:rPr>
+          <w:b/>
+        </w:rPr>
+        <w:t xml:space="preserve">7.  </w:t>
       </w:r>
       <w:r>
         <w:t>Save a sandbox copy, rerun the same grouping after approving replacement of only Pareto_Job_Category, and compare source IDs/statuses/owners and sheet/chart counts. Then apply the Skill to Site to produce a distinct Pareto_Site output. Keep both reviewed summaries for later decision evidence.</w:t>
@@ -7978,6 +9313,45 @@
                 <w:sz w:val="19"/>
               </w:rPr>
               <w:t>Expected result</w:t>
+            </w:r>
+          </w:p>
+        </w:tc>
+      </w:tr>
+      <w:tr>
+        <w:trPr>
+          <w:cantSplit/>
+        </w:trPr>
+        <w:tc>
+          <w:tcPr>
+            <w:tcW w:type="dxa" w:w="4320"/>
+          </w:tcPr>
+          <w:p>
+            <w:pPr>
+              <w:keepNext/>
+            </w:pPr>
+            <w:r/>
+            <w:r>
+              <w:rPr>
+                <w:sz w:val="19"/>
+              </w:rPr>
+              <w:t>Built-in skill</w:t>
+            </w:r>
+          </w:p>
+        </w:tc>
+        <w:tc>
+          <w:tcPr>
+            <w:tcW w:type="dxa" w:w="4320"/>
+          </w:tcPr>
+          <w:p>
+            <w:pPr>
+              <w:keepNext/>
+            </w:pPr>
+            <w:r/>
+            <w:r>
+              <w:rPr>
+                <w:sz w:val="19"/>
+              </w:rPr>
+              <w:t>chart-design enabled under Visualization; @chart-design demo chart created without changing the source.</w:t>
             </w:r>
           </w:p>
         </w:tc>
@@ -9475,7 +10849,7 @@
         <w:t xml:space="preserve">1.  </w:t>
       </w:r>
       <w:r>
-        <w:t>Use Microsoft 365 Copilot on the web to draft maintenance-reporting/SKILL.md from the complete specification below. Review it against data/templates/maintenance-reporting/SKILL.md, save the complete file as v1 in work-c027, then install it using the same Excel app-created custom Skills folder and Refresh route practised in Lab5. If a native Skill menu is missing, use the full reviewed file as pasted instructions, remove @mention and label the route manual.</w:t>
+        <w:t>Use Microsoft 365 Copilot on the web to draft maintenance-reporting/SKILL.md from the complete specification below. Review it against data/templates/maintenance-reporting/SKILL.md, save the complete file as v1 in work-genai, then install it using the same Excel app-created custom Skills folder and Refresh route practised in Lab5. If a native Skill menu is missing, use the full reviewed file as pasted instructions, remove @mention and label the route manual.</w:t>
       </w:r>
     </w:p>
     <w:p>
@@ -9615,7 +10989,7 @@
         <w:t xml:space="preserve">4.  </w:t>
       </w:r>
       <w:r>
-        <w:t>Check the unassigned backlog count against Control. A technician with the same category may still lack usable capacity: use available hours minus known proposed hours, flag conflicts, and do not convert a suggestion into confirmed assignment. Export your verified summary into the Word snapshot template, preserving measures and date.</w:t>
+        <w:t>Check the unassigned backlog count against Control. A technician with the same category may still lack usable capacity: use available hours minus known proposed hours, flag conflicts, and do not convert a suggestion into confirmed assignment. Copy your verified summary into a copy of data/checkpoints/Northstar_Verified_Snapshot.docx, preserving measures and date.</w:t>
       </w:r>
     </w:p>
     <w:p>
@@ -10494,7 +11868,7 @@
               <w:rPr>
                 <w:sz w:val="19"/>
               </w:rPr>
-              <w:t>Personalisation, .Rules, Pareto and reporting Skills tested.</w:t>
+              <w:t>Personalisation, .Rules, built-in @chart-design, Pareto and reporting Skills tested.</w:t>
             </w:r>
           </w:p>
         </w:tc>
@@ -10570,7 +11944,7 @@
         <w:pStyle w:val="ListBullet"/>
       </w:pPr>
       <w:r>
-        <w:t>Measures — Counts, backlog, overdue, on-time rate and cost.</w:t>
+        <w:t>Measures — Six formula KPIs with clear denominators and N/A rules.</w:t>
       </w:r>
     </w:p>
     <w:p>
@@ -10578,7 +11952,7 @@
         <w:pStyle w:val="ListBullet"/>
       </w:pPr>
       <w:r>
-        <w:t>Visuals — Choose charts by maintenance question.</w:t>
+        <w:t>Visual design — KPI tiles and charts whose titles state the finding.</w:t>
       </w:r>
     </w:p>
     <w:p>
@@ -10586,7 +11960,7 @@
         <w:pStyle w:val="ListBullet"/>
       </w:pPr>
       <w:r>
-        <w:t>Interactions — One filter scope for every chart and KPI.</w:t>
+        <w:t>Interactions — Dropdowns and slicers filter every tile and chart.</w:t>
       </w:r>
     </w:p>
     <w:p>
@@ -11379,7 +12753,7 @@
         <w:pStyle w:val="ListBullet"/>
       </w:pPr>
       <w:r>
-        <w:t>Download this whole lab folder. All files are synthetic; work-c027 is your own learner output folder.</w:t>
+        <w:t>Download this whole lab folder. All files are synthetic; work-genai is your own learner output folder.</w:t>
       </w:r>
     </w:p>
     <w:p>
@@ -11442,7 +12816,7 @@
           <w:color w:val="0B3060"/>
           <w:sz w:val="19"/>
         </w:rPr>
-        <w:t>Write complete water-service-dashboard SKILL.md with YAML name/description. Require actual tblWorkOrders and report date in Control!B2; read visible .Rules. Preserve source IDs/statuses/owners, Technicians, Control, .Rules, Prompt_Log, Pareto_* and unrelated sheets. Plan first and ask before replacing only named dashboard outputs; rerun without duplicated charts. Dashboard B2:B5 select Site, Job_Category, Status, Assigned_To with All bypasses and AND logic. B7 total, B8 backlog excluding Closed/Cancelled, B9 backlog Due_Date before Control!B2, B10 Closed, B11 on-time Closed_Date&lt;=Due_Date among Closed only with N/A if none, B12 recorded Cost_SGD across selected statuses. Create three formula-backed editable status/category/site charts sharing the exact filter scope. Use structured references, not fixed120-row ranges, and white/navy/blue/teal workbook design. Baseline check at 2026-09-30 All:120 total,48 Closed,12 Cancelled,60 backlog,50 overdue,30/48 on-time,35827.50 cost. Verify site/no-Closed/no-row tests, source preservation and a separate two-row append sandbox with 122 total,49 Closed,61 backlog,51 overdue,31/49 on-time and 36227.50 cost. These are snapshot tests, not universal future figures. Ask for missing inputs; never approve assignments, infer causes/savings or send email. Return the entire file.</w:t>
+        <w:t>Write complete water-service-dashboard SKILL.md with YAML name/description. Require actual tblWorkOrders and report date in Control!B2; read visible .Rules. Preserve source IDs/statuses/owners, Technicians, Control, .Rules, Prompt_Log, Pareto_* and unrelated sheets. Plan first and ask before replacing only named dashboard outputs; rerun without duplicated charts. Dashboard B2:B5 select Site, Job_Category, Status, Assigned_To with All bypasses and AND logic. B7 total, B8 backlog excluding Closed/Cancelled, B9 backlog Due_Date before Control!B2, B10 Closed, B11 on-time Closed_Date&lt;=Due_Date among Closed only with N/A if none, B12 recorded Cost_SGD across selected statuses. Follow visible .Rules DASHBOARD LAYOUT and STYLE: title A1; six KPI tiles in D4:I7 with Checks: PASS; three formula-backed charts (status column, category bar, full-width stacked site bar) with finding-led titles linked to Dashboard_Summaries; slicers for Site, Job_Category, Status and Assigned_To that filter every tile and chart through SUBTOTAL visibility. Use structured references, not fixed 120-row ranges, and never merge cells. Baseline check at 2026-09-30 All:120 total,48 Closed,12 Cancelled,60 backlog,50 overdue,30/48 on-time,35827.50 cost. Verify site/no-Closed/no-row tests, source preservation and a separate two-row append sandbox with 122 total,49 Closed,61 backlog,51 overdue,31/49 on-time and 36227.50 cost. These are snapshot tests, not universal future figures. Ask for missing inputs; never approve assignments, infer causes/savings or send email. Return the entire file.</w:t>
       </w:r>
     </w:p>
     <w:p>
@@ -11598,7 +12972,7 @@
         <w:t xml:space="preserve">6.  </w:t>
       </w:r>
       <w:r>
-        <w:t>Add formula-backed chart summaries for the six statuses, five categories and five sites. Use bar/column charts: category and site are nominal groups; a line chart would imply an order that is not present. Label count axes and avoid 3-D effects. Ask the skill for consistent style if available.</w:t>
+        <w:t>Add formula-backed chart summaries for the six statuses, five categories and five sites. Use bar/column charts: category and site are nominal groups; a line chart would imply an order that is not present. Label count axes and avoid 3-D effects. Then polish the charts with the built-in @chart-design skill from Lab 5.</w:t>
       </w:r>
     </w:p>
     <w:p>
@@ -11640,7 +13014,7 @@
         <w:t xml:space="preserve">7.  </w:t>
       </w:r>
       <w:r>
-        <w:t>In Checks confirm sum of each chart’s categories equals 120 with All filters. Compare six KPIs to Control and record the on-time numerator/denominator. Add data/templates/Evidence_Register.csv entries for each chart and metric. If Copilot has used hard-coded numbers, replace them with formulas before Lab 8.</w:t>
+        <w:t>In Checks confirm sum of each chart’s categories equals 120 with All filters. Compare six KPIs to Control and record the on-time numerator/denominator. Add Evidence_Log entries for each chart and metric. If Copilot has used hard-coded numbers, replace them with formulas before Lab 8.</w:t>
       </w:r>
     </w:p>
     <w:p>
@@ -12344,15 +13718,15 @@
     </w:p>
     <w:p>
       <w:r>
-        <w:t>Interactive means a learner-controlled selection changes the evidence shown. This course’s portable route uses four dropdowns and formula measures with AND logic. All bypasses one dimension only. Every KPI and chart uses the same selected rows. Optional slicers filter connected PivotTables; they do not automatically alter unrelated formulas or every table on the sheet. PivotTables sharing a slicer need the same source.</w:t>
-      </w:r>
-    </w:p>
-    <w:p>
-      <w:pPr>
-        <w:keepNext/>
-      </w:pPr>
-      <w:r>
-        <w:t>A dashboard can appear interactive while only one chart changes. Test a single-site selection, a combined category/owner selection and an empty selection. Check the displayed scope and compare every chart total with the selected total. Worksheet AutoFilter and formula-selector filters are different mechanisms; hiding source rows does not prove that formulas have changed scope.</w:t>
+        <w:t>Interactive means a learner-controlled selection changes the evidence shown. This dashboard has two controls that work together: four dropdowns in B2:B5 and four table slicers. All bypasses one dimension only; selections combine with AND. Every KPI tile and chart summary multiplies the dropdown mask by SUBTOTAL row visibility, so a slicer that hides source rows changes every measure too.</w:t>
+      </w:r>
+    </w:p>
+    <w:p>
+      <w:pPr>
+        <w:keepNext/>
+      </w:pPr>
+      <w:r>
+        <w:t>A dashboard can appear interactive while only one chart changes. Test a single-site selection with the dropdown and with the slicer, a combined category/owner selection and an empty selection. Check the scope line and the D3 slicer banner, and compare every chart total with the selected total.</w:t>
       </w:r>
     </w:p>
     <w:p>
@@ -12418,7 +13792,7 @@
         <w:pStyle w:val="ListBullet"/>
       </w:pPr>
       <w:r>
-        <w:t>Woodlands Hub plus All in other selectors isolates that site.</w:t>
+        <w:t>Woodlands Hub in B2 or in the Site slicer gives 24 work orders.</w:t>
       </w:r>
     </w:p>
     <w:p>
@@ -12426,7 +13800,7 @@
         <w:pStyle w:val="ListBullet"/>
       </w:pPr>
       <w:r>
-        <w:t>Status New gives zero Closed and N/A closure rate.</w:t>
+        <w:t>Status New gives zero Closed and an N/A closure rate.</w:t>
       </w:r>
     </w:p>
     <w:p>
@@ -12434,7 +13808,7 @@
         <w:pStyle w:val="ListBullet"/>
       </w:pPr>
       <w:r>
-        <w:t>A slicer must connect to every intended PivotTable.</w:t>
+        <w:t>D3 warns while any slicer hides source rows.</w:t>
       </w:r>
     </w:p>
     <w:p>
@@ -12816,15 +14190,15 @@
     </w:p>
     <w:p>
       <w:r>
-        <w:t>Goal: Continue Lab 7 by making four dropdown selectors control every KPI and chart. Test a single site, a zero-denominator selection and a combined category/owner filter. Then append two synthetic work orders in a sandbox copy and prove the dashboard expands. Optional PivotTable slicers use one source and shared connections; the portable dropdown route is the required working dashboard.</w:t>
-      </w:r>
-    </w:p>
-    <w:p>
-      <w:pPr>
-        <w:keepNext/>
-      </w:pPr>
-      <w:r>
-        <w:t>Continue Lab 7 by making four dropdown selectors control every KPI and chart. Test a single site, a zero-denominator selection and a combined category/owner filter. Then append two synthetic work orders in a sandbox copy and prove the dashboard expands. Optional PivotTable slicers use one source and shared connections; the portable dropdown route is the required working dashboard.</w:t>
+        <w:t>Goal: Continue Lab 7 by making four dropdown selectors control every KPI and chart. Test a single site, a zero-denominator selection and a combined category/owner filter. Then append two synthetic work orders in a sandbox copy and prove the dashboard expands. The dashboard also has four table slicers; every tile and chart follows the dropdowns and the slicers together.</w:t>
+      </w:r>
+    </w:p>
+    <w:p>
+      <w:pPr>
+        <w:keepNext/>
+      </w:pPr>
+      <w:r>
+        <w:t>Continue Lab 7 by making four dropdown selectors control every KPI and chart. Test a single site, a zero-denominator selection and a combined category/owner filter. Then append two synthetic work orders in a sandbox copy and prove the dashboard expands. The dashboard also has four table slicers; every tile and chart follows the dropdowns and the slicers together.</w:t>
       </w:r>
     </w:p>
     <w:p>
@@ -12882,7 +14256,7 @@
         <w:pStyle w:val="ListBullet"/>
       </w:pPr>
       <w:r>
-        <w:t>Download this whole lab folder. All files are synthetic; work-c027 is your own learner output folder.</w:t>
+        <w:t>Download this whole lab folder. All files are synthetic; work-genai is your own learner output folder.</w:t>
       </w:r>
     </w:p>
     <w:p>
@@ -13051,7 +14425,7 @@
         <w:t xml:space="preserve">3.  </w:t>
       </w:r>
       <w:r>
-        <w:t>Choose Woodlands Hub in B2 and leave other selectors All. Filter the source table to the same site and compare rows, backlog, overdue and cost. Use Data &gt; Clear on source table afterwards; dashboard selectors and source AutoFilter are distinct mechanisms. Record evidence in data/templates/Filter_Test_Log.csv.</w:t>
+        <w:t>Choose Woodlands Hub in B2 and leave other selectors All. Then set B2 back to All and click Woodlands Hub in the Site slicer instead: the D3 banner reports 24 of 120 rows and every tile must show the same values. Clear the slicer afterwards with its Clear Filter button. Record evidence in the Evidence_Log sheet.</w:t>
       </w:r>
     </w:p>
     <w:p>
@@ -13078,7 +14452,7 @@
           <w:color w:val="0B3060"/>
           <w:sz w:val="19"/>
         </w:rPr>
-        <w:t>@water-service-dashboard For the dashboard selection Site = Woodlands Hub and all other dimensions All, list the expected six KPI values from tblWorkOrders and verify each chart sum matches the selected total. Do not infer that filtering the worksheet automatically changes formula measures.</w:t>
+        <w:t>@water-service-dashboard For the dashboard selection Site = Woodlands Hub and all other dimensions All, list the expected six KPI values from tblWorkOrders and verify each chart sum matches the selected total. Confirm the Site slicer gives the same six values and that D3 reports the slicer filter.</w:t>
       </w:r>
     </w:p>
     <w:p>
@@ -13093,7 +14467,7 @@
         <w:t xml:space="preserve">4.  </w:t>
       </w:r>
       <w:r>
-        <w:t>Set Status to New with other selectors All. Confirm zero closed -&gt; N/A. Then set Site = Woodlands Hub, Job_Category = Leak Repair, Assigned_To = Daniel Lee, Status = All, a combination with no rows; total, backlog, overdue, closed and cost must be 0 and rate N/A. Reset all four to All and verify baseline controls. Optional: create PivotTables from one tblWorkOrders source, insert slicers, and use Slicer &gt; Report Connections for every PivotTable; unconnected KPI cells are a defect.</w:t>
+        <w:t>Set Status to New with other selectors All. Confirm zero closed -&gt; N/A. Then set Site = Woodlands Hub, Job_Category = Leak Repair, Assigned_To = Daniel Lee, Status = All, a combination with no rows; total, backlog, overdue, closed and cost must be 0 and rate N/A. Reset all four to All and verify baseline controls. Repeat the Status = New case with the Status slicer instead of B4 and confirm the same N/A; then clear every slicer.</w:t>
       </w:r>
     </w:p>
     <w:p>
@@ -13135,7 +14509,7 @@
         <w:t xml:space="preserve">5.  </w:t>
       </w:r>
       <w:r>
-        <w:t>Save a COPY as Northstar_Dashboard_Refresh_Test.xlsx. In the last row of tblWorkOrders press Tab to append, then enter the two rows from data/Refresh_Test_Rows.csv with real Excel dates (YYYY-MM-DD). WO-2026-0121 is Assigned, due 2026-09-29 and cost 150; WO-2026-0122 is Closed on time and cost 250. No existing IDs are edited.</w:t>
+        <w:t>Save a COPY as Northstar_Dashboard_Refresh_Test.xlsx. In the last row of tblWorkOrders press Tab to append, then copy the two rows from the Refresh_Test_Rows sheet (they already hold real Excel dates). WO-2026-0121 is Assigned, due 2026-09-29 and cost 150; WO-2026-0122 is Closed on time and cost 250. No existing IDs are edited.</w:t>
       </w:r>
     </w:p>
     <w:p>
@@ -13586,7 +14960,7 @@
               <w:rPr>
                 <w:sz w:val="19"/>
               </w:rPr>
-              <w:t>Changing any of four filters affects all six KPI measures and all chart counts.</w:t>
+              <w:t>Changing any dropdown or slicer affects all six KPI tiles and all chart counts; D3 reports slicer filters.</w:t>
             </w:r>
           </w:p>
         </w:tc>
@@ -14065,7 +15439,7 @@
               <w:rPr>
                 <w:sz w:val="19"/>
               </w:rPr>
-              <w:t>Six measures and three charts share four filters.</w:t>
+              <w:t>Six KPI tiles and three charts follow four dropdowns and slicers.</w:t>
             </w:r>
           </w:p>
         </w:tc>
@@ -14738,7 +16112,7 @@
         <w:pStyle w:val="ListBullet"/>
       </w:pPr>
       <w:r>
-        <w:t>Download this whole lab folder. All files are synthetic; work-c027 is your own learner output folder.</w:t>
+        <w:t>Download this whole lab folder. All files are synthetic; work-genai is your own learner output folder.</w:t>
       </w:r>
     </w:p>
     <w:p>
@@ -14774,7 +16148,7 @@
         <w:t xml:space="preserve">1.  </w:t>
       </w:r>
       <w:r>
-        <w:t>Open the untouched baseline Northstar_Dashboard.xlsx from Lab 8; confirm All selectors, total120 and report date2026-09-30. Do not use the 122-row sandbox. If needed use this lab’s checkpoint and record rejoin. Copy verified metric/chart values to data/templates/Slide_Evidence_Register.csv with source sheet/table, scope and date.</w:t>
+        <w:t>Open the untouched baseline Northstar_Dashboard.xlsx from Lab 8; confirm All selectors, total120 and report date2026-09-30. Do not use the 122-row sandbox. If needed use this lab’s checkpoint and record rejoin. Record verified metric/chart values in the Evidence_Log sheet with source sheet/table, scope and date.</w:t>
       </w:r>
     </w:p>
     <w:p>
@@ -16118,7 +17492,7 @@
         <w:pStyle w:val="ListBullet"/>
       </w:pPr>
       <w:r>
-        <w:t>Download this whole lab folder. All files are synthetic; work-c027 is your own learner output folder.</w:t>
+        <w:t>Download this whole lab folder. All files are synthetic; work-genai is your own learner output folder.</w:t>
       </w:r>
     </w:p>
     <w:p>
@@ -16253,7 +17627,7 @@
         <w:t xml:space="preserve">4.  </w:t>
       </w:r>
       <w:r>
-        <w:t>Use Slide Show to inspect at presentation size. Run a five-minute rehearsal with a partner or PowerPoint Rehearse with Coach if available. Ask the partner to identify the reporting date, highest-priority evidence and decision requested. Record one actual change in data/templates/Rehearsal_Log.csv; do not fabricate feedback.</w:t>
+        <w:t>Use Slide Show to inspect at presentation size. Run a five-minute rehearsal with a partner or PowerPoint Rehearse with Coach if available. Ask the partner to identify the reporting date, highest-priority evidence and decision requested. Record one actual change in the Evidence_Log sheet; do not fabricate feedback.</w:t>
       </w:r>
     </w:p>
     <w:p>
@@ -16352,7 +17726,7 @@
         <w:t xml:space="preserve">7.  </w:t>
       </w:r>
       <w:r>
-        <w:t>Complete data/templates/Final_Handoff_Checklist.csv: workbook source and controls, working filters, sandbox refresh proof, skillv2 installation/manual record, eight-slide PPTX/PDF, reviewed notes, evidence register and unsent draft. Record the exact filenames and your actual checks. Save the final pack in work-c027.</w:t>
+        <w:t>Complete a final handoff checklist in the Evidence_Log sheet: workbook source and controls, working filters, sandbox refresh proof, skillv2 installation/manual record, eight-slide PPTX/PDF, reviewed notes, evidence register and unsent draft. Record the exact filenames and your actual checks. Save the final pack in work-genai.</w:t>
       </w:r>
     </w:p>
     <w:p>
@@ -17145,6 +18519,2730 @@
     <w:p/>
     <w:p/>
     <w:p>
+      <w:pPr>
+        <w:pStyle w:val="Heading1"/>
+        <w:keepNext/>
+      </w:pPr>
+      <w:r>
+        <w:t>Topic 5 — Copilot Agents and Mini Capstone</w:t>
+      </w:r>
+    </w:p>
+    <w:p>
+      <w:pPr>
+        <w:keepNext/>
+      </w:pPr>
+      <w:r>
+        <w:t>Build a work-order agent, then apply the whole workflow in groups</w:t>
+      </w:r>
+    </w:p>
+    <w:p>
+      <w:pPr>
+        <w:keepNext/>
+      </w:pPr>
+      <w:r>
+        <w:rPr>
+          <w:b/>
+          <w:color w:val="1F6FEB"/>
+          <w:sz w:val="22"/>
+        </w:rPr>
+        <w:t>Key concepts</w:t>
+      </w:r>
+    </w:p>
+    <w:p>
+      <w:pPr>
+        <w:pStyle w:val="ListBullet"/>
+      </w:pPr>
+      <w:r>
+        <w:t>Agent Builder — Create a specialist Copilot agent without code.</w:t>
+      </w:r>
+    </w:p>
+    <w:p>
+      <w:pPr>
+        <w:pStyle w:val="ListBullet"/>
+      </w:pPr>
+      <w:r>
+        <w:t>Knowledge — OneDrive files the agent searches and cites.</w:t>
+      </w:r>
+    </w:p>
+    <w:p>
+      <w:pPr>
+        <w:pStyle w:val="ListBullet"/>
+      </w:pPr>
+      <w:r>
+        <w:t>Instructions &amp; Skills — Role, rules and a reusable work-order Q&amp;A method.</w:t>
+      </w:r>
+    </w:p>
+    <w:p>
+      <w:pPr>
+        <w:pStyle w:val="ListBullet"/>
+      </w:pPr>
+      <w:r>
+        <w:t>Mini capstone — Groups turn safe data into a dashboard and decision deck.</w:t>
+      </w:r>
+    </w:p>
+    <w:p>
+      <w:r>
+        <w:t>Concepts for Lab 11: What Is Agent Builder?.</w:t>
+      </w:r>
+    </w:p>
+    <w:p>
+      <w:pPr>
+        <w:pStyle w:val="Heading2"/>
+        <w:keepNext/>
+      </w:pPr>
+      <w:r>
+        <w:t>What Is Agent Builder?</w:t>
+      </w:r>
+    </w:p>
+    <w:p>
+      <w:r>
+        <w:t>Agent Builder is the no-code tool in Microsoft Copilot for creating your own specialist agent. An agent is a focused version of Copilot with its own name, instructions, knowledge, skills, capabilities and starter prompts. You open it from Agents &amp; Skills &gt; New agent, describe the agent in plain English or fill in Configure, test it in Try it, then create and share it.</w:t>
+      </w:r>
+    </w:p>
+    <w:p>
+      <w:pPr>
+        <w:keepNext/>
+      </w:pPr>
+      <w:r>
+        <w:t>An agent packages a recurring job, here answering work-order questions, so colleagues get consistent, grounded and bounded answers without rewriting prompts. Its answers are only as good as its instructions and knowledge, and it inherits the same permission and licensing rules as Copilot. Skills in agents are a preview that cannot yet be combined with uploaded files.</w:t>
+      </w:r>
+    </w:p>
+    <w:p>
+      <w:pPr>
+        <w:keepNext/>
+      </w:pPr>
+      <w:r>
+        <w:rPr>
+          <w:b/>
+          <w:color w:val="1F6FEB"/>
+          <w:sz w:val="22"/>
+        </w:rPr>
+        <w:t>How it works</w:t>
+      </w:r>
+    </w:p>
+    <w:p>
+      <w:pPr>
+        <w:pStyle w:val="ListBullet"/>
+      </w:pPr>
+      <w:r>
+        <w:t>Describe the agent’s job.</w:t>
+      </w:r>
+    </w:p>
+    <w:p>
+      <w:pPr>
+        <w:pStyle w:val="ListBullet"/>
+      </w:pPr>
+      <w:r>
+        <w:t>Configure instructions and knowledge.</w:t>
+      </w:r>
+    </w:p>
+    <w:p>
+      <w:pPr>
+        <w:pStyle w:val="ListBullet"/>
+      </w:pPr>
+      <w:r>
+        <w:t>Add a Skill and starter prompts.</w:t>
+      </w:r>
+    </w:p>
+    <w:p>
+      <w:pPr>
+        <w:pStyle w:val="ListBullet"/>
+      </w:pPr>
+      <w:r>
+        <w:t>Test, create and share safely.</w:t>
+      </w:r>
+    </w:p>
+    <w:p>
+      <w:pPr>
+        <w:keepNext/>
+      </w:pPr>
+      <w:r>
+        <w:rPr>
+          <w:b/>
+          <w:color w:val="1F6FEB"/>
+          <w:sz w:val="22"/>
+        </w:rPr>
+        <w:t>Worked example</w:t>
+      </w:r>
+    </w:p>
+    <w:p>
+      <w:pPr>
+        <w:pStyle w:val="ListBullet"/>
+      </w:pPr>
+      <w:r>
+        <w:t>Knowledge: the handbook and the clean work-order file from OneDrive.</w:t>
+      </w:r>
+    </w:p>
+    <w:p>
+      <w:pPr>
+        <w:pStyle w:val="ListBullet"/>
+      </w:pPr>
+      <w:r>
+        <w:t>Skill: work-order-qa sets definitions, citations and UNKNOWN rules.</w:t>
+      </w:r>
+    </w:p>
+    <w:p>
+      <w:pPr>
+        <w:pStyle w:val="ListBullet"/>
+      </w:pPr>
+      <w:r>
+        <w:t>Boundary test: the agent refuses to approve a reassignment.</w:t>
+      </w:r>
+    </w:p>
+    <w:p>
+      <w:pPr>
+        <w:keepNext/>
+      </w:pPr>
+      <w:r>
+        <w:rPr>
+          <w:b/>
+          <w:color w:val="1F6FEB"/>
+          <w:sz w:val="22"/>
+        </w:rPr>
+        <w:t>Decision guide</w:t>
+      </w:r>
+    </w:p>
+    <w:tbl>
+      <w:tblPr>
+        <w:tblStyle w:val="TableGrid"/>
+        <w:tblW w:type="auto" w:w="0"/>
+        <w:tblLook w:firstColumn="1" w:firstRow="1" w:lastColumn="0" w:lastRow="0" w:noHBand="0" w:noVBand="1" w:val="04A0"/>
+      </w:tblPr>
+      <w:tblGrid>
+        <w:gridCol w:w="4320"/>
+        <w:gridCol w:w="4320"/>
+      </w:tblGrid>
+      <w:tr>
+        <w:trPr>
+          <w:tblHeader w:val="true"/>
+          <w:cantSplit/>
+        </w:trPr>
+        <w:tc>
+          <w:tcPr>
+            <w:tcW w:type="dxa" w:w="4320"/>
+            <w:shd w:val="clear" w:color="auto" w:fill="E8F0FE"/>
+          </w:tcPr>
+          <w:p>
+            <w:pPr>
+              <w:keepNext/>
+            </w:pPr>
+            <w:r/>
+            <w:r>
+              <w:rPr>
+                <w:b/>
+                <w:sz w:val="19"/>
+              </w:rPr>
+              <w:t>Use when</w:t>
+            </w:r>
+          </w:p>
+        </w:tc>
+        <w:tc>
+          <w:tcPr>
+            <w:tcW w:type="dxa" w:w="4320"/>
+            <w:shd w:val="clear" w:color="auto" w:fill="E8F0FE"/>
+          </w:tcPr>
+          <w:p>
+            <w:pPr>
+              <w:keepNext/>
+            </w:pPr>
+            <w:r/>
+            <w:r>
+              <w:rPr>
+                <w:b/>
+                <w:sz w:val="19"/>
+              </w:rPr>
+              <w:t>Avoid when</w:t>
+            </w:r>
+          </w:p>
+        </w:tc>
+      </w:tr>
+      <w:tr>
+        <w:trPr>
+          <w:cantSplit/>
+        </w:trPr>
+        <w:tc>
+          <w:tcPr>
+            <w:tcW w:type="dxa" w:w="4320"/>
+          </w:tcPr>
+          <w:p>
+            <w:r/>
+            <w:r>
+              <w:rPr>
+                <w:sz w:val="19"/>
+              </w:rPr>
+              <w:t>A recurring question set needs consistent, grounded answers.</w:t>
+            </w:r>
+          </w:p>
+        </w:tc>
+        <w:tc>
+          <w:tcPr>
+            <w:tcW w:type="dxa" w:w="4320"/>
+          </w:tcPr>
+          <w:p>
+            <w:r/>
+            <w:r>
+              <w:rPr>
+                <w:sz w:val="19"/>
+              </w:rPr>
+              <w:t>The agent would need to change records or act without review.</w:t>
+            </w:r>
+          </w:p>
+        </w:tc>
+      </w:tr>
+    </w:tbl>
+    <w:p/>
+    <w:p>
+      <w:pPr>
+        <w:keepNext/>
+      </w:pPr>
+      <w:r>
+        <w:rPr>
+          <w:b/>
+          <w:color w:val="1F6FEB"/>
+          <w:sz w:val="22"/>
+        </w:rPr>
+        <w:t>Authoritative references</w:t>
+      </w:r>
+    </w:p>
+    <w:p>
+      <w:pPr>
+        <w:pStyle w:val="ListBullet"/>
+      </w:pPr>
+      <w:r>
+        <w:t>https://learn.microsoft.com/en-us/microsoft-365/copilot/extensibility/agent-builder-build-agents</w:t>
+      </w:r>
+    </w:p>
+    <w:p>
+      <w:pPr>
+        <w:pStyle w:val="ListBullet"/>
+      </w:pPr>
+      <w:r>
+        <w:t>https://learn.microsoft.com/en-us/microsoft-365/copilot/extensibility/agent-builder-add-knowledge</w:t>
+      </w:r>
+    </w:p>
+    <w:p>
+      <w:pPr>
+        <w:pStyle w:val="ListBullet"/>
+      </w:pPr>
+      <w:r>
+        <w:t>https://learn.microsoft.com/en-us/microsoft-365/copilot/extensibility/declarative-agent-skills</w:t>
+      </w:r>
+    </w:p>
+    <w:p/>
+    <w:p>
+      <w:pPr>
+        <w:pStyle w:val="Heading2"/>
+        <w:keepNext/>
+      </w:pPr>
+      <w:r>
+        <w:t>Lab 11 · Copilot Agent Builder — Build a Work-Order Agent with Agent Builder</w:t>
+      </w:r>
+    </w:p>
+    <w:p>
+      <w:pPr>
+        <w:keepNext/>
+      </w:pPr>
+      <w:r>
+        <w:t>Learning outcome: LO5: build a grounded Copilot agent and apply the full workflow in a group capstone.</w:t>
+      </w:r>
+    </w:p>
+    <w:p>
+      <w:r>
+        <w:t>Goal: A private Northstar Work Order Assistant agent with reviewed instructions, two OneDrive knowledge files, the work-order-qa Skill (or its labelled manual route), four starter prompts and a verified test record.</w:t>
+      </w:r>
+    </w:p>
+    <w:p>
+      <w:pPr>
+        <w:keepNext/>
+      </w:pPr>
+      <w:r>
+        <w:t>Create Northstar Work Order Assistant, a specialist Copilot agent that answers questions about the 30 September work-order snapshot. Give it instructions, two OneDrive knowledge files and the work-order-qa Skill, add starter prompts, then test its answers against Control. An agent answers from its knowledge and instructions; it does not approve work, change records or send messages.</w:t>
+      </w:r>
+    </w:p>
+    <w:p>
+      <w:pPr>
+        <w:keepNext/>
+      </w:pPr>
+      <w:r>
+        <w:rPr>
+          <w:b/>
+          <w:color w:val="1F6FEB"/>
+          <w:sz w:val="22"/>
+        </w:rPr>
+        <w:t>What you'll build</w:t>
+      </w:r>
+    </w:p>
+    <w:p>
+      <w:pPr>
+        <w:keepNext/>
+      </w:pPr>
+      <w:r>
+        <w:t>A private Northstar Work Order Assistant agent with reviewed instructions, two OneDrive knowledge files, the work-order-qa Skill (or its labelled manual route), four starter prompts and a verified test record.   (Tools: Microsoft Copilot (copilot.cloud.microsoft) · Agent Builder · OneDrive.)</w:t>
+      </w:r>
+    </w:p>
+    <w:p>
+      <w:pPr>
+        <w:keepNext/>
+      </w:pPr>
+      <w:r>
+        <w:rPr>
+          <w:b/>
+          <w:color w:val="1F6FEB"/>
+          <w:sz w:val="22"/>
+        </w:rPr>
+        <w:t>Prerequisites</w:t>
+      </w:r>
+    </w:p>
+    <w:p>
+      <w:pPr>
+        <w:pStyle w:val="ListBullet"/>
+      </w:pPr>
+      <w:r>
+        <w:t>Microsoft 365 account with Copilot available in Word, Excel, PowerPoint and Outlook. Availability depends on the assigned licence and tenant settings; confirm access with the trainer before class.</w:t>
+      </w:r>
+    </w:p>
+    <w:p>
+      <w:pPr>
+        <w:pStyle w:val="ListBullet"/>
+      </w:pPr>
+      <w:r>
+        <w:t>Desktop Excel on Windows or Mac is recommended; save working copies to your assigned OneDrive course folder with AutoSave on. Do not overwrite the supplied input.</w:t>
+      </w:r>
+    </w:p>
+    <w:p>
+      <w:pPr>
+        <w:pStyle w:val="ListBullet"/>
+      </w:pPr>
+      <w:r>
+        <w:t>Download this whole lab folder. All files are synthetic; work-genai is your own learner output folder.</w:t>
+      </w:r>
+    </w:p>
+    <w:p>
+      <w:pPr>
+        <w:pStyle w:val="ListBullet"/>
+      </w:pPr>
+      <w:r>
+        <w:t>A Microsoft 365 Copilot licence (or pay-as-you-go) with Agent Builder enabled by your administrator. Skills in agents are a preview for Frontier-enrolled tenants; otherwise use the labelled manual route.</w:t>
+      </w:r>
+    </w:p>
+    <w:p>
+      <w:pPr>
+        <w:keepNext/>
+      </w:pPr>
+      <w:r>
+        <w:rPr>
+          <w:b/>
+          <w:color w:val="1F6FEB"/>
+          <w:sz w:val="22"/>
+        </w:rPr>
+        <w:t>Step-by-step</w:t>
+      </w:r>
+    </w:p>
+    <w:p>
+      <w:pPr>
+        <w:spacing w:after="80"/>
+        <w:ind w:left="360"/>
+      </w:pPr>
+      <w:r>
+        <w:rPr>
+          <w:b/>
+        </w:rPr>
+        <w:t xml:space="preserve">1.  </w:t>
+      </w:r>
+      <w:r>
+        <w:t>Create a OneDrive folder work-genai/agent-knowledge and upload data/knowledge/Northstar_Service_Handbook.docx and data/knowledge/Northstar_Work_Orders_Clean.xlsx. The workbook has a single sheet so the agent reads it reliably. Skim both: the handbook holds hubs, statuses, definitions, technicians, approvals and FAQ; the workbook holds the 120 verified work orders. All data is synthetic.</w:t>
+      </w:r>
+    </w:p>
+    <w:p>
+      <w:pPr>
+        <w:spacing w:after="80"/>
+        <w:ind w:left="360"/>
+      </w:pPr>
+      <w:r>
+        <w:rPr>
+          <w:b/>
+        </w:rPr>
+        <w:t xml:space="preserve">2.  </w:t>
+      </w:r>
+      <w:r>
+        <w:t>Go to https://copilot.cloud.microsoft with your training account. In the left pane select Agents &amp; Skills (or Agents) &gt; New agent. Agent Builder opens with a Describe chat on the left and a Configure pane on the right. Send the prompt below to draft the agent, then review every field it fills in Configure.</w:t>
+      </w:r>
+    </w:p>
+    <w:p>
+      <w:pPr>
+        <w:keepNext/>
+        <w:keepLines/>
+      </w:pPr>
+      <w:r>
+        <w:rPr>
+          <w:rFonts w:ascii="Consolas" w:hAnsi="Consolas"/>
+          <w:color w:val="0B3060"/>
+          <w:sz w:val="19"/>
+        </w:rPr>
+        <w:t>AGENT BUILDER - DESCRIBE:</w:t>
+      </w:r>
+    </w:p>
+    <w:p>
+      <w:pPr>
+        <w:keepLines/>
+      </w:pPr>
+      <w:r>
+        <w:rPr>
+          <w:rFonts w:ascii="Consolas" w:hAnsi="Consolas"/>
+          <w:color w:val="0B3060"/>
+          <w:sz w:val="19"/>
+        </w:rPr>
+        <w:t>Create an agent called Northstar Work Order Assistant for maintenance coordinators at Northstar Water Services, a fictional water-pipe service company. It answers questions about work orders, backlog, overdue jobs, hubs, job categories, technicians and service definitions using only the knowledge files I add. Use the reporting date 30 September 2026. Be concise, cite the knowledge file, show counts with their definition and say UNKNOWN when the files do not contain the answer. Never approve assignments, change records or send messages.</w:t>
+      </w:r>
+    </w:p>
+    <w:p>
+      <w:pPr>
+        <w:spacing w:after="80"/>
+        <w:ind w:left="360"/>
+      </w:pPr>
+      <w:r>
+        <w:rPr>
+          <w:b/>
+        </w:rPr>
+        <w:t xml:space="preserve">3.  </w:t>
+      </w:r>
+      <w:r>
+        <w:t>In Configure set Name to Northstar Work Order Assistant (30 characters maximum) and Description to: Answers questions about Northstar’s synthetic 30-Sep-2026 work orders with cited definitions. Replace Instructions with the reviewed text below (well under the 8,000-character limit). Suggest improvements may propose edits; accept only those that keep the sources, definitions and boundaries.</w:t>
+      </w:r>
+    </w:p>
+    <w:p>
+      <w:pPr>
+        <w:keepNext/>
+        <w:keepLines/>
+      </w:pPr>
+      <w:r>
+        <w:rPr>
+          <w:rFonts w:ascii="Consolas" w:hAnsi="Consolas"/>
+          <w:color w:val="0B3060"/>
+          <w:sz w:val="19"/>
+        </w:rPr>
+        <w:t>AGENT BUILDER - INSTRUCTIONS:</w:t>
+      </w:r>
+    </w:p>
+    <w:p>
+      <w:pPr>
+        <w:keepNext/>
+        <w:keepLines/>
+      </w:pPr>
+      <w:r>
+        <w:rPr>
+          <w:rFonts w:ascii="Consolas" w:hAnsi="Consolas"/>
+          <w:color w:val="0B3060"/>
+          <w:sz w:val="19"/>
+        </w:rPr>
+        <w:t># Role You are Northstar Work Order Assistant for maintenance coordinators at Northstar Water Services, a fictional water-pipe maintenance company used for training. # Sources Answer only from the knowledge files: Northstar_Work_Orders_Clean.xlsx (table tblWorkOrders, 120 synthetic work orders) and Northstar_Service_Handbook.docx. The reporting date is 30 September 2026. If the files do not contain the answer, reply UNKNOWN and say which fact is missing. # Definitions</w:t>
+      </w:r>
+    </w:p>
+    <w:p>
+      <w:pPr>
+        <w:keepLines/>
+      </w:pPr>
+      <w:r>
+        <w:rPr>
+          <w:rFonts w:ascii="Consolas" w:hAnsi="Consolas"/>
+          <w:color w:val="0B3060"/>
+          <w:sz w:val="19"/>
+        </w:rPr>
+        <w:t>Backlog: Status is neither Closed nor Cancelled. Overdue: backlog with Due_Date strictly before 30 September 2026. On-time closure rate: Closed with Closed_Date on or before Due_Date divided by all Closed (N/A if none). Unassigned: blank Assigned_To. Recorded cost: sum of Cost_SGD; not a budget or saving. # Answer style Start with the answer, then the scope and definition used. Use a short table for comparisons. Cite the file for every figure. Check that parts add up to the total. Be concise and professional. # Boundaries Never approve, assign, reassign, close or edit work orders and never send messages. Describe owner suggestions as proposals for the Operations Manager, with category and available-hours evidence. Never invent people, customers, contact details, causes, safety findings or savings.</w:t>
+      </w:r>
+    </w:p>
+    <w:p>
+      <w:pPr>
+        <w:spacing w:after="80"/>
+        <w:ind w:left="360"/>
+      </w:pPr>
+      <w:r>
+        <w:rPr>
+          <w:b/>
+        </w:rPr>
+        <w:t xml:space="preserve">4.  </w:t>
+      </w:r>
+      <w:r>
+        <w:t>Under Knowledge add the two files from OneDrive (Browse, or paste each file’s share link) and turn on Only use specified sources if it is shown. Wait until neither file shows Preparing. Link the files from OneDrive rather than uploading from your device: during the Skills preview an agent cannot combine uploaded files with a Skill. Everyone you later share the agent with can use these files.</w:t>
+      </w:r>
+    </w:p>
+    <w:p>
+      <w:pPr>
+        <w:spacing w:after="80"/>
+        <w:ind w:left="360"/>
+      </w:pPr>
+      <w:r>
+        <w:rPr>
+          <w:b/>
+        </w:rPr>
+        <w:t xml:space="preserve">5.  </w:t>
+      </w:r>
+      <w:r>
+        <w:t>Under Skills select Add and upload data/templates/work-order-qa.zip; it contains the work-order-qa folder with SKILL.md (do not upload SKILL.md by itself). Read data/templates/work-order-qa/SKILL.md first: it sets the definitions, citation, UNKNOWN and boundary rules. If Skills is not shown (Skills need a Frontier-enrolled tenant and a Copilot licence), paste the SKILL.md body at the end of Instructions and record Manual practice - Skills unavailable in your Evidence_Log.</w:t>
+      </w:r>
+    </w:p>
+    <w:p>
+      <w:pPr>
+        <w:spacing w:after="80"/>
+        <w:ind w:left="360"/>
+      </w:pPr>
+      <w:r>
+        <w:rPr>
+          <w:b/>
+        </w:rPr>
+        <w:t xml:space="preserve">6.  </w:t>
+      </w:r>
+      <w:r>
+        <w:t>Add four Starter Prompts: How many work orders are overdue, and at which hubs?; What is the on-time closure rate and how is it calculated?; Which unassigned backlog jobs need a proposed owner?; Summarise Woodlands Hub’s open work. Open Try it (or select Create, then open the agent) and run the test below.</w:t>
+      </w:r>
+    </w:p>
+    <w:p>
+      <w:pPr>
+        <w:keepNext/>
+        <w:keepLines/>
+      </w:pPr>
+      <w:r>
+        <w:rPr>
+          <w:rFonts w:ascii="Consolas" w:hAnsi="Consolas"/>
+          <w:color w:val="0B3060"/>
+          <w:sz w:val="19"/>
+        </w:rPr>
+        <w:t>AGENT - TRY IT:</w:t>
+      </w:r>
+    </w:p>
+    <w:p>
+      <w:pPr>
+        <w:keepLines/>
+      </w:pPr>
+      <w:r>
+        <w:rPr>
+          <w:rFonts w:ascii="Consolas" w:hAnsi="Consolas"/>
+          <w:color w:val="0B3060"/>
+          <w:sz w:val="19"/>
+        </w:rPr>
+        <w:t>How many work orders are in the backlog and how many of them are overdue at 30 September 2026? Give the definitions you used, a count by hub and cite the knowledge file. If anything is missing, say UNKNOWN.</w:t>
+      </w:r>
+    </w:p>
+    <w:p>
+      <w:pPr>
+        <w:spacing w:after="80"/>
+        <w:ind w:left="360"/>
+      </w:pPr>
+      <w:r>
+        <w:rPr>
+          <w:b/>
+        </w:rPr>
+        <w:t xml:space="preserve">7.  </w:t>
+      </w:r>
+      <w:r>
+        <w:t>Compare the answers with the known controls: backlog 60, overdue 50, unassigned backlog 6, on-time 30/48 = 62.5%, recorded cost S$35,827.50. Then run the boundary test: the agent must refuse to approve or change records and must answer UNKNOWN for the phone number. Log each question, answer, check and result in the Evidence_Log sheet of your workbook. Select Create and keep the agent private unless your trainer asks you to share it with Can chat.</w:t>
+      </w:r>
+    </w:p>
+    <w:p>
+      <w:pPr>
+        <w:keepNext/>
+        <w:keepLines/>
+      </w:pPr>
+      <w:r>
+        <w:rPr>
+          <w:rFonts w:ascii="Consolas" w:hAnsi="Consolas"/>
+          <w:color w:val="0B3060"/>
+          <w:sz w:val="19"/>
+        </w:rPr>
+        <w:t>AGENT - TRY IT:</w:t>
+      </w:r>
+    </w:p>
+    <w:p>
+      <w:pPr>
+        <w:keepLines/>
+      </w:pPr>
+      <w:r>
+        <w:rPr>
+          <w:rFonts w:ascii="Consolas" w:hAnsi="Consolas"/>
+          <w:color w:val="0B3060"/>
+          <w:sz w:val="19"/>
+        </w:rPr>
+        <w:t>Assign WO-2026-0013 to Daniel Lee and confirm the assignment is approved. Also give me the customer’s phone number for that job.</w:t>
+      </w:r>
+    </w:p>
+    <w:p>
+      <w:pPr>
+        <w:keepNext/>
+      </w:pPr>
+      <w:r>
+        <w:rPr>
+          <w:b/>
+          <w:color w:val="1F6FEB"/>
+          <w:sz w:val="22"/>
+        </w:rPr>
+        <w:t>Sample prompts</w:t>
+      </w:r>
+    </w:p>
+    <w:tbl>
+      <w:tblPr>
+        <w:tblStyle w:val="TableGrid"/>
+        <w:tblW w:type="auto" w:w="0"/>
+        <w:tblLook w:firstColumn="1" w:firstRow="1" w:lastColumn="0" w:lastRow="0" w:noHBand="0" w:noVBand="1" w:val="04A0"/>
+      </w:tblPr>
+      <w:tblGrid>
+        <w:gridCol w:w="4320"/>
+        <w:gridCol w:w="4320"/>
+      </w:tblGrid>
+      <w:tr>
+        <w:trPr>
+          <w:tblHeader w:val="true"/>
+          <w:cantSplit/>
+        </w:trPr>
+        <w:tc>
+          <w:tcPr>
+            <w:tcW w:type="dxa" w:w="4320"/>
+            <w:shd w:val="clear" w:color="auto" w:fill="E8F0FE"/>
+          </w:tcPr>
+          <w:p>
+            <w:pPr>
+              <w:keepNext/>
+            </w:pPr>
+            <w:r/>
+            <w:r>
+              <w:rPr>
+                <w:b/>
+                <w:sz w:val="19"/>
+              </w:rPr>
+              <w:t>Purpose</w:t>
+            </w:r>
+          </w:p>
+        </w:tc>
+        <w:tc>
+          <w:tcPr>
+            <w:tcW w:type="dxa" w:w="4320"/>
+            <w:shd w:val="clear" w:color="auto" w:fill="E8F0FE"/>
+          </w:tcPr>
+          <w:p>
+            <w:pPr>
+              <w:keepNext/>
+            </w:pPr>
+            <w:r/>
+            <w:r>
+              <w:rPr>
+                <w:b/>
+                <w:sz w:val="19"/>
+              </w:rPr>
+              <w:t>Prompt</w:t>
+            </w:r>
+          </w:p>
+        </w:tc>
+      </w:tr>
+      <w:tr>
+        <w:trPr>
+          <w:cantSplit/>
+        </w:trPr>
+        <w:tc>
+          <w:tcPr>
+            <w:tcW w:type="dxa" w:w="4320"/>
+          </w:tcPr>
+          <w:p>
+            <w:pPr>
+              <w:keepNext/>
+            </w:pPr>
+            <w:r/>
+            <w:r>
+              <w:rPr>
+                <w:sz w:val="19"/>
+              </w:rPr>
+              <w:t>Describe</w:t>
+            </w:r>
+          </w:p>
+        </w:tc>
+        <w:tc>
+          <w:tcPr>
+            <w:tcW w:type="dxa" w:w="4320"/>
+          </w:tcPr>
+          <w:p>
+            <w:pPr>
+              <w:keepNext/>
+            </w:pPr>
+            <w:r/>
+            <w:r>
+              <w:rPr>
+                <w:sz w:val="19"/>
+              </w:rPr>
+              <w:t>Create a Northstar work-order agent that cites its files and says UNKNOWN when unsure.</w:t>
+            </w:r>
+          </w:p>
+        </w:tc>
+      </w:tr>
+      <w:tr>
+        <w:trPr>
+          <w:cantSplit/>
+        </w:trPr>
+        <w:tc>
+          <w:tcPr>
+            <w:tcW w:type="dxa" w:w="4320"/>
+          </w:tcPr>
+          <w:p>
+            <w:r/>
+            <w:r>
+              <w:rPr>
+                <w:sz w:val="19"/>
+              </w:rPr>
+              <w:t>Try it</w:t>
+            </w:r>
+          </w:p>
+        </w:tc>
+        <w:tc>
+          <w:tcPr>
+            <w:tcW w:type="dxa" w:w="4320"/>
+          </w:tcPr>
+          <w:p>
+            <w:r/>
+            <w:r>
+              <w:rPr>
+                <w:sz w:val="19"/>
+              </w:rPr>
+              <w:t>Which hubs have the most overdue backlog? Cite the file and give the definition.</w:t>
+            </w:r>
+          </w:p>
+        </w:tc>
+      </w:tr>
+    </w:tbl>
+    <w:p/>
+    <w:p>
+      <w:pPr>
+        <w:keepNext/>
+      </w:pPr>
+      <w:r>
+        <w:rPr>
+          <w:b/>
+          <w:color w:val="1F6FEB"/>
+          <w:sz w:val="22"/>
+        </w:rPr>
+        <w:t>Test it</w:t>
+      </w:r>
+    </w:p>
+    <w:tbl>
+      <w:tblPr>
+        <w:tblStyle w:val="TableGrid"/>
+        <w:tblW w:type="auto" w:w="0"/>
+        <w:tblLook w:firstColumn="1" w:firstRow="1" w:lastColumn="0" w:lastRow="0" w:noHBand="0" w:noVBand="1" w:val="04A0"/>
+      </w:tblPr>
+      <w:tblGrid>
+        <w:gridCol w:w="4320"/>
+        <w:gridCol w:w="4320"/>
+      </w:tblGrid>
+      <w:tr>
+        <w:trPr>
+          <w:tblHeader w:val="true"/>
+          <w:cantSplit/>
+        </w:trPr>
+        <w:tc>
+          <w:tcPr>
+            <w:tcW w:type="dxa" w:w="4320"/>
+            <w:shd w:val="clear" w:color="auto" w:fill="E8F0FE"/>
+          </w:tcPr>
+          <w:p>
+            <w:pPr>
+              <w:keepNext/>
+            </w:pPr>
+            <w:r/>
+            <w:r>
+              <w:rPr>
+                <w:b/>
+                <w:sz w:val="19"/>
+              </w:rPr>
+              <w:t>Check</w:t>
+            </w:r>
+          </w:p>
+        </w:tc>
+        <w:tc>
+          <w:tcPr>
+            <w:tcW w:type="dxa" w:w="4320"/>
+            <w:shd w:val="clear" w:color="auto" w:fill="E8F0FE"/>
+          </w:tcPr>
+          <w:p>
+            <w:pPr>
+              <w:keepNext/>
+            </w:pPr>
+            <w:r/>
+            <w:r>
+              <w:rPr>
+                <w:b/>
+                <w:sz w:val="19"/>
+              </w:rPr>
+              <w:t>Expected result</w:t>
+            </w:r>
+          </w:p>
+        </w:tc>
+      </w:tr>
+      <w:tr>
+        <w:trPr>
+          <w:cantSplit/>
+        </w:trPr>
+        <w:tc>
+          <w:tcPr>
+            <w:tcW w:type="dxa" w:w="4320"/>
+          </w:tcPr>
+          <w:p>
+            <w:pPr>
+              <w:keepNext/>
+            </w:pPr>
+            <w:r/>
+            <w:r>
+              <w:rPr>
+                <w:sz w:val="19"/>
+              </w:rPr>
+              <w:t>Grounded counts</w:t>
+            </w:r>
+          </w:p>
+        </w:tc>
+        <w:tc>
+          <w:tcPr>
+            <w:tcW w:type="dxa" w:w="4320"/>
+          </w:tcPr>
+          <w:p>
+            <w:pPr>
+              <w:keepNext/>
+            </w:pPr>
+            <w:r/>
+            <w:r>
+              <w:rPr>
+                <w:sz w:val="19"/>
+              </w:rPr>
+              <w:t>Backlog 60; overdue 50; unassigned backlog 6; on-time 30/48 = 62.5%; S$35,827.50.</w:t>
+            </w:r>
+          </w:p>
+        </w:tc>
+      </w:tr>
+      <w:tr>
+        <w:trPr>
+          <w:cantSplit/>
+        </w:trPr>
+        <w:tc>
+          <w:tcPr>
+            <w:tcW w:type="dxa" w:w="4320"/>
+          </w:tcPr>
+          <w:p>
+            <w:pPr>
+              <w:keepNext/>
+            </w:pPr>
+            <w:r/>
+            <w:r>
+              <w:rPr>
+                <w:sz w:val="19"/>
+              </w:rPr>
+              <w:t>Citations</w:t>
+            </w:r>
+          </w:p>
+        </w:tc>
+        <w:tc>
+          <w:tcPr>
+            <w:tcW w:type="dxa" w:w="4320"/>
+          </w:tcPr>
+          <w:p>
+            <w:pPr>
+              <w:keepNext/>
+            </w:pPr>
+            <w:r/>
+            <w:r>
+              <w:rPr>
+                <w:sz w:val="19"/>
+              </w:rPr>
+              <w:t>Every figure cites the handbook or the work-order file and states its definition.</w:t>
+            </w:r>
+          </w:p>
+        </w:tc>
+      </w:tr>
+      <w:tr>
+        <w:trPr>
+          <w:cantSplit/>
+        </w:trPr>
+        <w:tc>
+          <w:tcPr>
+            <w:tcW w:type="dxa" w:w="4320"/>
+          </w:tcPr>
+          <w:p>
+            <w:pPr>
+              <w:keepNext/>
+            </w:pPr>
+            <w:r/>
+            <w:r>
+              <w:rPr>
+                <w:sz w:val="19"/>
+              </w:rPr>
+              <w:t>Boundaries</w:t>
+            </w:r>
+          </w:p>
+        </w:tc>
+        <w:tc>
+          <w:tcPr>
+            <w:tcW w:type="dxa" w:w="4320"/>
+          </w:tcPr>
+          <w:p>
+            <w:pPr>
+              <w:keepNext/>
+            </w:pPr>
+            <w:r/>
+            <w:r>
+              <w:rPr>
+                <w:sz w:val="19"/>
+              </w:rPr>
+              <w:t>No approval, record change or invented contact details; missing facts are UNKNOWN.</w:t>
+            </w:r>
+          </w:p>
+        </w:tc>
+      </w:tr>
+      <w:tr>
+        <w:trPr>
+          <w:cantSplit/>
+        </w:trPr>
+        <w:tc>
+          <w:tcPr>
+            <w:tcW w:type="dxa" w:w="4320"/>
+          </w:tcPr>
+          <w:p>
+            <w:r/>
+            <w:r>
+              <w:rPr>
+                <w:sz w:val="19"/>
+              </w:rPr>
+              <w:t>Configuration</w:t>
+            </w:r>
+          </w:p>
+        </w:tc>
+        <w:tc>
+          <w:tcPr>
+            <w:tcW w:type="dxa" w:w="4320"/>
+          </w:tcPr>
+          <w:p>
+            <w:r/>
+            <w:r>
+              <w:rPr>
+                <w:sz w:val="19"/>
+              </w:rPr>
+              <w:t>Name, description, instructions, OneDrive knowledge, Skill or labelled manual route, four starter prompts; agent private.</w:t>
+            </w:r>
+          </w:p>
+        </w:tc>
+      </w:tr>
+    </w:tbl>
+    <w:p/>
+    <w:p>
+      <w:pPr>
+        <w:keepNext/>
+      </w:pPr>
+      <w:r>
+        <w:rPr>
+          <w:b/>
+          <w:color w:val="1F6FEB"/>
+          <w:sz w:val="22"/>
+        </w:rPr>
+        <w:t>Checkpoint and rejoin point</w:t>
+      </w:r>
+    </w:p>
+    <w:p>
+      <w:pPr>
+        <w:keepNext/>
+      </w:pPr>
+      <w:r>
+        <w:t>If Agent Builder is unavailable in your tenant, watch the trainer demonstration and practise the same instructions, knowledge and test prompts in Microsoft Copilot Chat with both files attached; record the route used.</w:t>
+      </w:r>
+    </w:p>
+    <w:p>
+      <w:pPr>
+        <w:keepNext/>
+      </w:pPr>
+      <w:r>
+        <w:rPr>
+          <w:b/>
+          <w:color w:val="1F6FEB"/>
+          <w:sz w:val="22"/>
+        </w:rPr>
+        <w:t>Troubleshooting</w:t>
+      </w:r>
+    </w:p>
+    <w:tbl>
+      <w:tblPr>
+        <w:tblStyle w:val="TableGrid"/>
+        <w:tblW w:type="auto" w:w="0"/>
+        <w:tblLook w:firstColumn="1" w:firstRow="1" w:lastColumn="0" w:lastRow="0" w:noHBand="0" w:noVBand="1" w:val="04A0"/>
+      </w:tblPr>
+      <w:tblGrid>
+        <w:gridCol w:w="4320"/>
+        <w:gridCol w:w="4320"/>
+      </w:tblGrid>
+      <w:tr>
+        <w:trPr>
+          <w:tblHeader w:val="true"/>
+          <w:cantSplit/>
+        </w:trPr>
+        <w:tc>
+          <w:tcPr>
+            <w:tcW w:type="dxa" w:w="4320"/>
+            <w:shd w:val="clear" w:color="auto" w:fill="E8F0FE"/>
+          </w:tcPr>
+          <w:p>
+            <w:pPr>
+              <w:keepNext/>
+            </w:pPr>
+            <w:r/>
+            <w:r>
+              <w:rPr>
+                <w:b/>
+                <w:sz w:val="19"/>
+              </w:rPr>
+              <w:t>If this happens</w:t>
+            </w:r>
+          </w:p>
+        </w:tc>
+        <w:tc>
+          <w:tcPr>
+            <w:tcW w:type="dxa" w:w="4320"/>
+            <w:shd w:val="clear" w:color="auto" w:fill="E8F0FE"/>
+          </w:tcPr>
+          <w:p>
+            <w:pPr>
+              <w:keepNext/>
+            </w:pPr>
+            <w:r/>
+            <w:r>
+              <w:rPr>
+                <w:b/>
+                <w:sz w:val="19"/>
+              </w:rPr>
+              <w:t>Fix</w:t>
+            </w:r>
+          </w:p>
+        </w:tc>
+      </w:tr>
+      <w:tr>
+        <w:trPr>
+          <w:cantSplit/>
+        </w:trPr>
+        <w:tc>
+          <w:tcPr>
+            <w:tcW w:type="dxa" w:w="4320"/>
+          </w:tcPr>
+          <w:p>
+            <w:pPr>
+              <w:keepNext/>
+            </w:pPr>
+            <w:r/>
+            <w:r>
+              <w:rPr>
+                <w:sz w:val="19"/>
+              </w:rPr>
+              <w:t>Knowledge shows Preparing</w:t>
+            </w:r>
+          </w:p>
+        </w:tc>
+        <w:tc>
+          <w:tcPr>
+            <w:tcW w:type="dxa" w:w="4320"/>
+          </w:tcPr>
+          <w:p>
+            <w:pPr>
+              <w:keepNext/>
+            </w:pPr>
+            <w:r/>
+            <w:r>
+              <w:rPr>
+                <w:sz w:val="19"/>
+              </w:rPr>
+              <w:t>Wait a few minutes; large files take longer. Retest before judging the answers.</w:t>
+            </w:r>
+          </w:p>
+        </w:tc>
+      </w:tr>
+      <w:tr>
+        <w:trPr>
+          <w:cantSplit/>
+        </w:trPr>
+        <w:tc>
+          <w:tcPr>
+            <w:tcW w:type="dxa" w:w="4320"/>
+          </w:tcPr>
+          <w:p>
+            <w:pPr>
+              <w:keepNext/>
+            </w:pPr>
+            <w:r/>
+            <w:r>
+              <w:rPr>
+                <w:sz w:val="19"/>
+              </w:rPr>
+              <w:t>Skills section is missing</w:t>
+            </w:r>
+          </w:p>
+        </w:tc>
+        <w:tc>
+          <w:tcPr>
+            <w:tcW w:type="dxa" w:w="4320"/>
+          </w:tcPr>
+          <w:p>
+            <w:pPr>
+              <w:keepNext/>
+            </w:pPr>
+            <w:r/>
+            <w:r>
+              <w:rPr>
+                <w:sz w:val="19"/>
+              </w:rPr>
+              <w:t>Skills need Frontier enrolment and a Copilot licence. Paste the SKILL.md body into Instructions and label the route manual.</w:t>
+            </w:r>
+          </w:p>
+        </w:tc>
+      </w:tr>
+      <w:tr>
+        <w:trPr>
+          <w:cantSplit/>
+        </w:trPr>
+        <w:tc>
+          <w:tcPr>
+            <w:tcW w:type="dxa" w:w="4320"/>
+          </w:tcPr>
+          <w:p>
+            <w:r/>
+            <w:r>
+              <w:rPr>
+                <w:sz w:val="19"/>
+              </w:rPr>
+              <w:t>An answer has no citation or a wrong count</w:t>
+            </w:r>
+          </w:p>
+        </w:tc>
+        <w:tc>
+          <w:tcPr>
+            <w:tcW w:type="dxa" w:w="4320"/>
+          </w:tcPr>
+          <w:p>
+            <w:r/>
+            <w:r>
+              <w:rPr>
+                <w:sz w:val="19"/>
+              </w:rPr>
+              <w:t>Check Only use specified sources, tighten the instruction, then compare with Control again.</w:t>
+            </w:r>
+          </w:p>
+        </w:tc>
+      </w:tr>
+    </w:tbl>
+    <w:p/>
+    <w:p>
+      <w:pPr>
+        <w:keepNext/>
+      </w:pPr>
+      <w:r>
+        <w:rPr>
+          <w:b/>
+          <w:color w:val="1F6FEB"/>
+          <w:sz w:val="22"/>
+        </w:rPr>
+        <w:t>Challenge</w:t>
+      </w:r>
+    </w:p>
+    <w:p>
+      <w:pPr>
+        <w:keepNext/>
+      </w:pPr>
+      <w:r>
+        <w:t>Add a fifth starter prompt for a hub lead and test whether the agent keeps current owners separate from proposed owners.</w:t>
+      </w:r>
+    </w:p>
+    <w:p>
+      <w:pPr>
+        <w:keepNext/>
+      </w:pPr>
+      <w:r>
+        <w:rPr>
+          <w:b/>
+          <w:color w:val="1F6FEB"/>
+          <w:sz w:val="22"/>
+        </w:rPr>
+        <w:t>Reflection</w:t>
+      </w:r>
+    </w:p>
+    <w:p>
+      <w:r>
+        <w:t>Which evidence proves the output is correct, and which decision still needs a person?</w:t>
+      </w:r>
+    </w:p>
+    <w:p>
+      <w:r>
+        <w:rPr>
+          <w:b/>
+          <w:color w:val="1F6FEB"/>
+        </w:rPr>
+        <w:t xml:space="preserve">Note: </w:t>
+      </w:r>
+      <w:r>
+        <w:rPr>
+          <w:sz w:val="20"/>
+        </w:rPr>
+        <w:t>The lab folder labs/lab-11-*/ holds the instruction PDF with sample prompts, a data folder with templates, checkpoints and the mock-data workbook (data/knowledge/Northstar_Service_Handbook.docx, data/knowledge/Northstar_Work_Orders_Clean.xlsx). Northstar Water Services is a fictional water-pipe maintenance and service company. All service hubs, staff and work orders are synthetic. Use the fixed reporting date 2026-09-30; missing facts remain UNKNOWN. Proposals do not change real assignments. Training email drafts are never sent.</w:t>
+      </w:r>
+    </w:p>
+    <w:p/>
+    <w:p>
+      <w:r>
+        <w:t>Concepts for Lab 12: Mini Capstone: From Your Data to a Decision.</w:t>
+      </w:r>
+    </w:p>
+    <w:p>
+      <w:pPr>
+        <w:pStyle w:val="Heading2"/>
+        <w:keepNext/>
+      </w:pPr>
+      <w:r>
+        <w:t>Mini Capstone: From Your Data to a Decision</w:t>
+      </w:r>
+    </w:p>
+    <w:p>
+      <w:r>
+        <w:t>The mini capstone applies the whole course to a dataset your group chooses: safe data, workbook .Rules, a dashboard Skill, an interactive dashboard, a verified decision deck and a short showcase. Each group of three to five works on mock or sanitised data from its own engineering context.</w:t>
+      </w:r>
+    </w:p>
+    <w:p>
+      <w:pPr>
+        <w:keepNext/>
+      </w:pPr>
+      <w:r>
+        <w:t>Repeating the workflow on unfamiliar data shows what transfers: definitions written as rules, reusable skills, independent checks and a decision-focused story. It also tests data control: sanitising or generating data before any of it reaches Copilot.</w:t>
+      </w:r>
+    </w:p>
+    <w:p>
+      <w:pPr>
+        <w:keepNext/>
+      </w:pPr>
+      <w:r>
+        <w:rPr>
+          <w:b/>
+          <w:color w:val="1F6FEB"/>
+          <w:sz w:val="22"/>
+        </w:rPr>
+        <w:t>How it works</w:t>
+      </w:r>
+    </w:p>
+    <w:p>
+      <w:pPr>
+        <w:pStyle w:val="ListBullet"/>
+      </w:pPr>
+      <w:r>
+        <w:t>Choose safe data and roles.</w:t>
+      </w:r>
+    </w:p>
+    <w:p>
+      <w:pPr>
+        <w:pStyle w:val="ListBullet"/>
+      </w:pPr>
+      <w:r>
+        <w:t>Write .Rules and build with a Skill.</w:t>
+      </w:r>
+    </w:p>
+    <w:p>
+      <w:pPr>
+        <w:pStyle w:val="ListBullet"/>
+      </w:pPr>
+      <w:r>
+        <w:t>Verify KPIs and slicers.</w:t>
+      </w:r>
+    </w:p>
+    <w:p>
+      <w:pPr>
+        <w:pStyle w:val="ListBullet"/>
+      </w:pPr>
+      <w:r>
+        <w:t>Build the deck and showcase.</w:t>
+      </w:r>
+    </w:p>
+    <w:p>
+      <w:pPr>
+        <w:keepNext/>
+      </w:pPr>
+      <w:r>
+        <w:rPr>
+          <w:b/>
+          <w:color w:val="1F6FEB"/>
+          <w:sz w:val="22"/>
+        </w:rPr>
+        <w:t>Worked example</w:t>
+      </w:r>
+    </w:p>
+    <w:p>
+      <w:pPr>
+        <w:pStyle w:val="ListBullet"/>
+      </w:pPr>
+      <w:r>
+        <w:t>A 150-row synthetic lift-maintenance table replaces real records.</w:t>
+      </w:r>
+    </w:p>
+    <w:p>
+      <w:pPr>
+        <w:pStyle w:val="ListBullet"/>
+      </w:pPr>
+      <w:r>
+        <w:t>Six KPI tiles reconcile to independent COUNTIFS.</w:t>
+      </w:r>
+    </w:p>
+    <w:p>
+      <w:pPr>
+        <w:pStyle w:val="ListBullet"/>
+      </w:pPr>
+      <w:r>
+        <w:t>A five-slide deck ends with the decision requested.</w:t>
+      </w:r>
+    </w:p>
+    <w:p>
+      <w:pPr>
+        <w:keepNext/>
+      </w:pPr>
+      <w:r>
+        <w:rPr>
+          <w:b/>
+          <w:color w:val="1F6FEB"/>
+          <w:sz w:val="22"/>
+        </w:rPr>
+        <w:t>Decision guide</w:t>
+      </w:r>
+    </w:p>
+    <w:tbl>
+      <w:tblPr>
+        <w:tblStyle w:val="TableGrid"/>
+        <w:tblW w:type="auto" w:w="0"/>
+        <w:tblLook w:firstColumn="1" w:firstRow="1" w:lastColumn="0" w:lastRow="0" w:noHBand="0" w:noVBand="1" w:val="04A0"/>
+      </w:tblPr>
+      <w:tblGrid>
+        <w:gridCol w:w="4320"/>
+        <w:gridCol w:w="4320"/>
+      </w:tblGrid>
+      <w:tr>
+        <w:trPr>
+          <w:tblHeader w:val="true"/>
+          <w:cantSplit/>
+        </w:trPr>
+        <w:tc>
+          <w:tcPr>
+            <w:tcW w:type="dxa" w:w="4320"/>
+            <w:shd w:val="clear" w:color="auto" w:fill="E8F0FE"/>
+          </w:tcPr>
+          <w:p>
+            <w:pPr>
+              <w:keepNext/>
+            </w:pPr>
+            <w:r/>
+            <w:r>
+              <w:rPr>
+                <w:b/>
+                <w:sz w:val="19"/>
+              </w:rPr>
+              <w:t>Use when</w:t>
+            </w:r>
+          </w:p>
+        </w:tc>
+        <w:tc>
+          <w:tcPr>
+            <w:tcW w:type="dxa" w:w="4320"/>
+            <w:shd w:val="clear" w:color="auto" w:fill="E8F0FE"/>
+          </w:tcPr>
+          <w:p>
+            <w:pPr>
+              <w:keepNext/>
+            </w:pPr>
+            <w:r/>
+            <w:r>
+              <w:rPr>
+                <w:b/>
+                <w:sz w:val="19"/>
+              </w:rPr>
+              <w:t>Avoid when</w:t>
+            </w:r>
+          </w:p>
+        </w:tc>
+      </w:tr>
+      <w:tr>
+        <w:trPr>
+          <w:cantSplit/>
+        </w:trPr>
+        <w:tc>
+          <w:tcPr>
+            <w:tcW w:type="dxa" w:w="4320"/>
+          </w:tcPr>
+          <w:p>
+            <w:r/>
+            <w:r>
+              <w:rPr>
+                <w:sz w:val="19"/>
+              </w:rPr>
+              <w:t>You can explain every number from your own data.</w:t>
+            </w:r>
+          </w:p>
+        </w:tc>
+        <w:tc>
+          <w:tcPr>
+            <w:tcW w:type="dxa" w:w="4320"/>
+          </w:tcPr>
+          <w:p>
+            <w:r/>
+            <w:r>
+              <w:rPr>
+                <w:sz w:val="19"/>
+              </w:rPr>
+              <w:t>The dataset contains personal, customer or confidential information.</w:t>
+            </w:r>
+          </w:p>
+        </w:tc>
+      </w:tr>
+    </w:tbl>
+    <w:p/>
+    <w:p>
+      <w:pPr>
+        <w:keepNext/>
+      </w:pPr>
+      <w:r>
+        <w:rPr>
+          <w:b/>
+          <w:color w:val="1F6FEB"/>
+          <w:sz w:val="22"/>
+        </w:rPr>
+        <w:t>Authoritative references</w:t>
+      </w:r>
+    </w:p>
+    <w:p>
+      <w:pPr>
+        <w:pStyle w:val="ListBullet"/>
+      </w:pPr>
+      <w:r>
+        <w:t>https://support.microsoft.com/en-us/excel/create-and-share-a-dashboard-with-excel-and-microsoft-groups</w:t>
+      </w:r>
+    </w:p>
+    <w:p>
+      <w:pPr>
+        <w:pStyle w:val="ListBullet"/>
+      </w:pPr>
+      <w:r>
+        <w:t>https://support.microsoft.com/en-us/excel/copilot/copilot-in-excel-rules</w:t>
+      </w:r>
+    </w:p>
+    <w:p>
+      <w:pPr>
+        <w:pStyle w:val="ListBullet"/>
+      </w:pPr>
+      <w:r>
+        <w:t>https://support.microsoft.com/en-us/excel/copilot/copilot-in-excel-skills</w:t>
+      </w:r>
+    </w:p>
+    <w:p/>
+    <w:p>
+      <w:pPr>
+        <w:pStyle w:val="Heading2"/>
+        <w:keepNext/>
+      </w:pPr>
+      <w:r>
+        <w:t>Lab 12 · Mini Capstone — Mini Capstone: Group Dashboard and Decision Deck</w:t>
+      </w:r>
+    </w:p>
+    <w:p>
+      <w:pPr>
+        <w:keepNext/>
+      </w:pPr>
+      <w:r>
+        <w:t>Learning outcome: LO5: build a grounded Copilot agent and apply the full workflow in a group capstone.</w:t>
+      </w:r>
+    </w:p>
+    <w:p>
+      <w:r>
+        <w:t>Goal: Per group: a mock or sanitised data table, a visible .Rules sheet, an interactive dashboard (six KPI tiles, three charts, slicers), a five-slide decision deck and a three-minute showcase.</w:t>
+      </w:r>
+    </w:p>
+    <w:p>
+      <w:pPr>
+        <w:keepNext/>
+      </w:pPr>
+      <w:r>
+        <w:t>Work in four groups. Each group brings its own mock or sanitised dataset, writes .Rules for it, uses a dashboard Skill to build an interactive Excel dashboard with KPI tiles, charts and slicers, then turns the verified evidence into a short PowerPoint decision deck and presents it in a three-minute showcase. Use no confidential or personal data.</w:t>
+      </w:r>
+    </w:p>
+    <w:p>
+      <w:pPr>
+        <w:keepNext/>
+      </w:pPr>
+      <w:r>
+        <w:rPr>
+          <w:b/>
+          <w:color w:val="1F6FEB"/>
+          <w:sz w:val="22"/>
+        </w:rPr>
+        <w:t>What you'll build</w:t>
+      </w:r>
+    </w:p>
+    <w:p>
+      <w:pPr>
+        <w:keepNext/>
+      </w:pPr>
+      <w:r>
+        <w:t>Per group: a mock or sanitised data table, a visible .Rules sheet, an interactive dashboard (six KPI tiles, three charts, slicers), a five-slide decision deck and a three-minute showcase.   (Tools: Excel Copilot · PowerPoint Copilot · Microsoft 365 Copilot web · OneDrive.)</w:t>
+      </w:r>
+    </w:p>
+    <w:p>
+      <w:pPr>
+        <w:keepNext/>
+      </w:pPr>
+      <w:r>
+        <w:rPr>
+          <w:b/>
+          <w:color w:val="1F6FEB"/>
+          <w:sz w:val="22"/>
+        </w:rPr>
+        <w:t>Prerequisites</w:t>
+      </w:r>
+    </w:p>
+    <w:p>
+      <w:pPr>
+        <w:pStyle w:val="ListBullet"/>
+      </w:pPr>
+      <w:r>
+        <w:t>Microsoft 365 account with Copilot available in Word, Excel, PowerPoint and Outlook. Availability depends on the assigned licence and tenant settings; confirm access with the trainer before class.</w:t>
+      </w:r>
+    </w:p>
+    <w:p>
+      <w:pPr>
+        <w:pStyle w:val="ListBullet"/>
+      </w:pPr>
+      <w:r>
+        <w:t>Desktop Excel on Windows or Mac is recommended; save working copies to your assigned OneDrive course folder with AutoSave on. Do not overwrite the supplied input.</w:t>
+      </w:r>
+    </w:p>
+    <w:p>
+      <w:pPr>
+        <w:pStyle w:val="ListBullet"/>
+      </w:pPr>
+      <w:r>
+        <w:t>Labs 4-10 methods: .Rules, Skills, interactive dashboard and decision deck.</w:t>
+      </w:r>
+    </w:p>
+    <w:p>
+      <w:pPr>
+        <w:keepNext/>
+      </w:pPr>
+      <w:r>
+        <w:rPr>
+          <w:b/>
+          <w:color w:val="1F6FEB"/>
+          <w:sz w:val="22"/>
+        </w:rPr>
+        <w:t>Step-by-step</w:t>
+      </w:r>
+    </w:p>
+    <w:p>
+      <w:pPr>
+        <w:spacing w:after="80"/>
+        <w:ind w:left="360"/>
+      </w:pPr>
+      <w:r>
+        <w:rPr>
+          <w:b/>
+        </w:rPr>
+        <w:t xml:space="preserve">1.  </w:t>
+      </w:r>
+      <w:r>
+        <w:t>(5 min) Form four groups of 3-5 and agree roles: data lead, dashboard builder, deck builder and presenter. Choose a dataset: a mock dataset you generate, or a sanitised extract from your work with names, IDs, customer, commercial and location details removed or replaced. Aim for 50-300 rows and 6-12 columns with at least one date, two category columns and one numeric measure.</w:t>
+      </w:r>
+    </w:p>
+    <w:p>
+      <w:pPr>
+        <w:keepNext/>
+        <w:keepLines/>
+      </w:pPr>
+      <w:r>
+        <w:rPr>
+          <w:rFonts w:ascii="Consolas" w:hAnsi="Consolas"/>
+          <w:color w:val="0B3060"/>
+          <w:sz w:val="19"/>
+        </w:rPr>
+        <w:t>MICROSOFT 365 COPILOT WEB:</w:t>
+      </w:r>
+    </w:p>
+    <w:p>
+      <w:pPr>
+        <w:keepLines/>
+      </w:pPr>
+      <w:r>
+        <w:rPr>
+          <w:rFonts w:ascii="Consolas" w:hAnsi="Consolas"/>
+          <w:color w:val="0B3060"/>
+          <w:sz w:val="19"/>
+        </w:rPr>
+        <w:t>Create a realistic but fictional dataset for an engineering team in [your domain, for example lift maintenance, site inspections or equipment downtime]. Return 150 rows as a table with columns Record_ID, Site, Category, Priority, Status, Owner, Opened_Date, Due_Date, Closed_Date, Hours and Cost_SGD. Use 2026 dates, at most 8 owners and no real people, companies or locations. State that the data is synthetic.</w:t>
+      </w:r>
+    </w:p>
+    <w:p>
+      <w:pPr>
+        <w:spacing w:after="80"/>
+        <w:ind w:left="360"/>
+      </w:pPr>
+      <w:r>
+        <w:rPr>
+          <w:b/>
+        </w:rPr>
+        <w:t xml:space="preserve">2.  </w:t>
+      </w:r>
+      <w:r>
+        <w:t>(3 min) In Excel paste or open the data, convert it to a table (Ctrl+T) named tblData, add a Control sheet with your reporting date in B2 and save Group&lt;N&gt;_Dashboard.xlsx in your OneDrive work-genai folder. Profile the data before building.</w:t>
+      </w:r>
+    </w:p>
+    <w:p>
+      <w:pPr>
+        <w:keepNext/>
+        <w:keepLines/>
+      </w:pPr>
+      <w:r>
+        <w:rPr>
+          <w:rFonts w:ascii="Consolas" w:hAnsi="Consolas"/>
+          <w:color w:val="0B3060"/>
+          <w:sz w:val="19"/>
+        </w:rPr>
+        <w:t>EXCEL - CHAT ONLY:</w:t>
+      </w:r>
+    </w:p>
+    <w:p>
+      <w:pPr>
+        <w:keepLines/>
+      </w:pPr>
+      <w:r>
+        <w:rPr>
+          <w:rFonts w:ascii="Consolas" w:hAnsi="Consolas"/>
+          <w:color w:val="0B3060"/>
+          <w:sz w:val="19"/>
+        </w:rPr>
+        <w:t>Profile tblData: row count, duplicate IDs, blank values per column, category values and date range. Propose six KPIs and three charts a manager would use, with exact definitions and denominators. Do not edit.</w:t>
+      </w:r>
+    </w:p>
+    <w:p>
+      <w:pPr>
+        <w:spacing w:after="80"/>
+        <w:ind w:left="360"/>
+      </w:pPr>
+      <w:r>
+        <w:rPr>
+          <w:b/>
+        </w:rPr>
+        <w:t xml:space="preserve">3.  </w:t>
+      </w:r>
+      <w:r>
+        <w:t>(4 min) Create a visible .Rules sheet for your data, adapted from the Northstar rules: source and scope, KPI definitions, dashboard layout and dashboard style, one instruction per column-A cell.</w:t>
+      </w:r>
+    </w:p>
+    <w:p>
+      <w:pPr>
+        <w:keepNext/>
+        <w:keepLines/>
+      </w:pPr>
+      <w:r>
+        <w:rPr>
+          <w:rFonts w:ascii="Consolas" w:hAnsi="Consolas"/>
+          <w:color w:val="0B3060"/>
+          <w:sz w:val="19"/>
+        </w:rPr>
+        <w:t>EXCEL - ALLOW EDITING:</w:t>
+      </w:r>
+    </w:p>
+    <w:p>
+      <w:pPr>
+        <w:keepLines/>
+      </w:pPr>
+      <w:r>
+        <w:rPr>
+          <w:rFonts w:ascii="Consolas" w:hAnsi="Consolas"/>
+          <w:color w:val="0B3060"/>
+          <w:sz w:val="19"/>
+        </w:rPr>
+        <w:t>Create a visible worksheet named exactly .Rules. In column A, one instruction per cell, write rules for this workbook: preserve tblData; use the reporting date in Control!B2; our KPI definitions are [paste them]; dashboard layout: title in A1, six KPI tiles in row 4, charts in a grid below, slicers on the right, never merge cells, hide gridlines; style: navy, blue and teal tiles with white text, finding-led chart titles and data labels. Do not change any data.</w:t>
+      </w:r>
+    </w:p>
+    <w:p>
+      <w:pPr>
+        <w:spacing w:after="80"/>
+        <w:ind w:left="360"/>
+      </w:pPr>
+      <w:r>
+        <w:rPr>
+          <w:b/>
+        </w:rPr>
+        <w:t xml:space="preserve">4.  </w:t>
+      </w:r>
+      <w:r>
+        <w:t>(10 min) Install data/templates/interactive-dashboard/SKILL.md the same way as Lab 7 (or paste it as instructions and label the route manual). Plan, review, then build. Polish the charts with @chart-design.</w:t>
+      </w:r>
+    </w:p>
+    <w:p>
+      <w:pPr>
+        <w:keepNext/>
+        <w:keepLines/>
+      </w:pPr>
+      <w:r>
+        <w:rPr>
+          <w:rFonts w:ascii="Consolas" w:hAnsi="Consolas"/>
+          <w:color w:val="0B3060"/>
+          <w:sz w:val="19"/>
+        </w:rPr>
+        <w:t>EXCEL - PLAN:</w:t>
+      </w:r>
+    </w:p>
+    <w:p>
+      <w:pPr>
+        <w:keepNext/>
+        <w:keepLines/>
+      </w:pPr>
+      <w:r>
+        <w:rPr>
+          <w:rFonts w:ascii="Consolas" w:hAnsi="Consolas"/>
+          <w:color w:val="0B3060"/>
+          <w:sz w:val="19"/>
+        </w:rPr>
+        <w:t>@interactive-dashboard Plan a one-page interactive dashboard for tblData using the visible .Rules: six KPI tiles with checks, three charts with finding-led titles and slicers for two or three category columns that filter every tile and chart. Do not edit yet.</w:t>
+      </w:r>
+    </w:p>
+    <w:p>
+      <w:pPr>
+        <w:keepNext/>
+        <w:keepLines/>
+      </w:pPr>
+      <w:r>
+        <w:rPr>
+          <w:rFonts w:ascii="Consolas" w:hAnsi="Consolas"/>
+          <w:color w:val="0B3060"/>
+          <w:sz w:val="19"/>
+        </w:rPr>
+      </w:r>
+    </w:p>
+    <w:p>
+      <w:pPr>
+        <w:keepNext/>
+        <w:keepLines/>
+      </w:pPr>
+      <w:r>
+        <w:rPr>
+          <w:rFonts w:ascii="Consolas" w:hAnsi="Consolas"/>
+          <w:color w:val="0B3060"/>
+          <w:sz w:val="19"/>
+        </w:rPr>
+        <w:t>EXCEL - ALLOW EDITING:</w:t>
+      </w:r>
+    </w:p>
+    <w:p>
+      <w:pPr>
+        <w:keepNext/>
+        <w:keepLines/>
+      </w:pPr>
+      <w:r>
+        <w:rPr>
+          <w:rFonts w:ascii="Consolas" w:hAnsi="Consolas"/>
+          <w:color w:val="0B3060"/>
+          <w:sz w:val="19"/>
+        </w:rPr>
+        <w:t>@interactive-dashboard Apply the reviewed plan. Keep tblData unchanged, put summaries and checks on Dashboard_Summaries and make every KPI follow the slicers.</w:t>
+      </w:r>
+    </w:p>
+    <w:p>
+      <w:pPr>
+        <w:keepNext/>
+        <w:keepLines/>
+      </w:pPr>
+      <w:r>
+        <w:rPr>
+          <w:rFonts w:ascii="Consolas" w:hAnsi="Consolas"/>
+          <w:color w:val="0B3060"/>
+          <w:sz w:val="19"/>
+        </w:rPr>
+      </w:r>
+    </w:p>
+    <w:p>
+      <w:pPr>
+        <w:keepNext/>
+        <w:keepLines/>
+      </w:pPr>
+      <w:r>
+        <w:rPr>
+          <w:rFonts w:ascii="Consolas" w:hAnsi="Consolas"/>
+          <w:color w:val="0B3060"/>
+          <w:sz w:val="19"/>
+        </w:rPr>
+        <w:t>EXCEL - ALLOW EDITING:</w:t>
+      </w:r>
+    </w:p>
+    <w:p>
+      <w:pPr>
+        <w:keepLines/>
+      </w:pPr>
+      <w:r>
+        <w:rPr>
+          <w:rFonts w:ascii="Consolas" w:hAnsi="Consolas"/>
+          <w:color w:val="0B3060"/>
+          <w:sz w:val="19"/>
+        </w:rPr>
+        <w:t>@chart-design Review every dashboard chart: finding-style titles, data labels and the .Rules colours. Do not change any values.</w:t>
+      </w:r>
+    </w:p>
+    <w:p>
+      <w:pPr>
+        <w:spacing w:after="80"/>
+        <w:ind w:left="360"/>
+      </w:pPr>
+      <w:r>
+        <w:rPr>
+          <w:b/>
+        </w:rPr>
+        <w:t xml:space="preserve">5.  </w:t>
+      </w:r>
+      <w:r>
+        <w:t>(4 min) Verify: compare each KPI tile with an independent COUNTIFS/SUMIFS, test one slicer selection and one empty selection, and replace any hard-coded number with a formula.</w:t>
+      </w:r>
+    </w:p>
+    <w:p>
+      <w:pPr>
+        <w:keepNext/>
+        <w:keepLines/>
+      </w:pPr>
+      <w:r>
+        <w:rPr>
+          <w:rFonts w:ascii="Consolas" w:hAnsi="Consolas"/>
+          <w:color w:val="0B3060"/>
+          <w:sz w:val="19"/>
+        </w:rPr>
+        <w:t>EXCEL - CHAT ONLY:</w:t>
+      </w:r>
+    </w:p>
+    <w:p>
+      <w:pPr>
+        <w:keepLines/>
+      </w:pPr>
+      <w:r>
+        <w:rPr>
+          <w:rFonts w:ascii="Consolas" w:hAnsi="Consolas"/>
+          <w:color w:val="0B3060"/>
+          <w:sz w:val="19"/>
+        </w:rPr>
+        <w:t>Reconcile every KPI tile with an independent formula from tblData with all slicers cleared, then for one slicer selection. List mismatches, hard-coded values and fixed ranges. Do not edit.</w:t>
+      </w:r>
+    </w:p>
+    <w:p>
+      <w:pPr>
+        <w:spacing w:after="80"/>
+        <w:ind w:left="360"/>
+      </w:pPr>
+      <w:r>
+        <w:rPr>
+          <w:b/>
+        </w:rPr>
+        <w:t xml:space="preserve">6.  </w:t>
+      </w:r>
+      <w:r>
+        <w:t>(7 min) Build a five-slide decision deck from the verified dashboard, using data/templates/Northstar_Management_Deck_Template.pptx or your own template: scope, two evidence slides with dashboard charts, proposed actions and the decision requested.</w:t>
+      </w:r>
+    </w:p>
+    <w:p>
+      <w:pPr>
+        <w:keepNext/>
+        <w:keepLines/>
+      </w:pPr>
+      <w:r>
+        <w:rPr>
+          <w:rFonts w:ascii="Consolas" w:hAnsi="Consolas"/>
+          <w:color w:val="0B3060"/>
+          <w:sz w:val="19"/>
+        </w:rPr>
+        <w:t>POWERPOINT COPILOT:</w:t>
+      </w:r>
+    </w:p>
+    <w:p>
+      <w:pPr>
+        <w:keepLines/>
+      </w:pPr>
+      <w:r>
+        <w:rPr>
+          <w:rFonts w:ascii="Consolas" w:hAnsi="Consolas"/>
+          <w:color w:val="0B3060"/>
+          <w:sz w:val="19"/>
+        </w:rPr>
+        <w:t>Using the verified dashboard values I paste below, create a five-slide decision deck: 1 title, scope and as-at date; 2-3 one finding per slide with the matching chart; 4 proposed actions labelled proposed; 5 decision requested. One message per slide, source and date notes, and no invented causes or savings.</w:t>
+      </w:r>
+    </w:p>
+    <w:p>
+      <w:pPr>
+        <w:spacing w:after="80"/>
+        <w:ind w:left="360"/>
+      </w:pPr>
+      <w:r>
+        <w:rPr>
+          <w:b/>
+        </w:rPr>
+        <w:t xml:space="preserve">7.  </w:t>
+      </w:r>
+      <w:r>
+        <w:t>(12 min) Showcase: each group presents for three minutes - the question, the live dashboard (click one slicer), the decision slide and one thing Copilot got wrong that you caught. The other groups give one strength and one question. Afterwards remove any real data you are not authorised to keep.</w:t>
+      </w:r>
+    </w:p>
+    <w:p>
+      <w:pPr>
+        <w:keepNext/>
+      </w:pPr>
+      <w:r>
+        <w:rPr>
+          <w:b/>
+          <w:color w:val="1F6FEB"/>
+          <w:sz w:val="22"/>
+        </w:rPr>
+        <w:t>Sample prompts</w:t>
+      </w:r>
+    </w:p>
+    <w:tbl>
+      <w:tblPr>
+        <w:tblStyle w:val="TableGrid"/>
+        <w:tblW w:type="auto" w:w="0"/>
+        <w:tblLook w:firstColumn="1" w:firstRow="1" w:lastColumn="0" w:lastRow="0" w:noHBand="0" w:noVBand="1" w:val="04A0"/>
+      </w:tblPr>
+      <w:tblGrid>
+        <w:gridCol w:w="4320"/>
+        <w:gridCol w:w="4320"/>
+      </w:tblGrid>
+      <w:tr>
+        <w:trPr>
+          <w:tblHeader w:val="true"/>
+          <w:cantSplit/>
+        </w:trPr>
+        <w:tc>
+          <w:tcPr>
+            <w:tcW w:type="dxa" w:w="4320"/>
+            <w:shd w:val="clear" w:color="auto" w:fill="E8F0FE"/>
+          </w:tcPr>
+          <w:p>
+            <w:pPr>
+              <w:keepNext/>
+            </w:pPr>
+            <w:r/>
+            <w:r>
+              <w:rPr>
+                <w:b/>
+                <w:sz w:val="19"/>
+              </w:rPr>
+              <w:t>Purpose</w:t>
+            </w:r>
+          </w:p>
+        </w:tc>
+        <w:tc>
+          <w:tcPr>
+            <w:tcW w:type="dxa" w:w="4320"/>
+            <w:shd w:val="clear" w:color="auto" w:fill="E8F0FE"/>
+          </w:tcPr>
+          <w:p>
+            <w:pPr>
+              <w:keepNext/>
+            </w:pPr>
+            <w:r/>
+            <w:r>
+              <w:rPr>
+                <w:b/>
+                <w:sz w:val="19"/>
+              </w:rPr>
+              <w:t>Prompt</w:t>
+            </w:r>
+          </w:p>
+        </w:tc>
+      </w:tr>
+      <w:tr>
+        <w:trPr>
+          <w:cantSplit/>
+        </w:trPr>
+        <w:tc>
+          <w:tcPr>
+            <w:tcW w:type="dxa" w:w="4320"/>
+          </w:tcPr>
+          <w:p>
+            <w:pPr>
+              <w:keepNext/>
+            </w:pPr>
+            <w:r/>
+            <w:r>
+              <w:rPr>
+                <w:sz w:val="19"/>
+              </w:rPr>
+              <w:t>Data</w:t>
+            </w:r>
+          </w:p>
+        </w:tc>
+        <w:tc>
+          <w:tcPr>
+            <w:tcW w:type="dxa" w:w="4320"/>
+          </w:tcPr>
+          <w:p>
+            <w:pPr>
+              <w:keepNext/>
+            </w:pPr>
+            <w:r/>
+            <w:r>
+              <w:rPr>
+                <w:sz w:val="19"/>
+              </w:rPr>
+              <w:t>Create a fictional 150-row engineering dataset; no real people, companies or locations.</w:t>
+            </w:r>
+          </w:p>
+        </w:tc>
+      </w:tr>
+      <w:tr>
+        <w:trPr>
+          <w:cantSplit/>
+        </w:trPr>
+        <w:tc>
+          <w:tcPr>
+            <w:tcW w:type="dxa" w:w="4320"/>
+          </w:tcPr>
+          <w:p>
+            <w:r/>
+            <w:r>
+              <w:rPr>
+                <w:sz w:val="19"/>
+              </w:rPr>
+              <w:t>Dashboard</w:t>
+            </w:r>
+          </w:p>
+        </w:tc>
+        <w:tc>
+          <w:tcPr>
+            <w:tcW w:type="dxa" w:w="4320"/>
+          </w:tcPr>
+          <w:p>
+            <w:r/>
+            <w:r>
+              <w:rPr>
+                <w:sz w:val="19"/>
+              </w:rPr>
+              <w:t>@interactive-dashboard Plan six KPI tiles, three charts and slicers for tblData.</w:t>
+            </w:r>
+          </w:p>
+        </w:tc>
+      </w:tr>
+    </w:tbl>
+    <w:p/>
+    <w:p>
+      <w:pPr>
+        <w:keepNext/>
+      </w:pPr>
+      <w:r>
+        <w:rPr>
+          <w:b/>
+          <w:color w:val="1F6FEB"/>
+          <w:sz w:val="22"/>
+        </w:rPr>
+        <w:t>Test it</w:t>
+      </w:r>
+    </w:p>
+    <w:tbl>
+      <w:tblPr>
+        <w:tblStyle w:val="TableGrid"/>
+        <w:tblW w:type="auto" w:w="0"/>
+        <w:tblLook w:firstColumn="1" w:firstRow="1" w:lastColumn="0" w:lastRow="0" w:noHBand="0" w:noVBand="1" w:val="04A0"/>
+      </w:tblPr>
+      <w:tblGrid>
+        <w:gridCol w:w="4320"/>
+        <w:gridCol w:w="4320"/>
+      </w:tblGrid>
+      <w:tr>
+        <w:trPr>
+          <w:tblHeader w:val="true"/>
+          <w:cantSplit/>
+        </w:trPr>
+        <w:tc>
+          <w:tcPr>
+            <w:tcW w:type="dxa" w:w="4320"/>
+            <w:shd w:val="clear" w:color="auto" w:fill="E8F0FE"/>
+          </w:tcPr>
+          <w:p>
+            <w:pPr>
+              <w:keepNext/>
+            </w:pPr>
+            <w:r/>
+            <w:r>
+              <w:rPr>
+                <w:b/>
+                <w:sz w:val="19"/>
+              </w:rPr>
+              <w:t>Check</w:t>
+            </w:r>
+          </w:p>
+        </w:tc>
+        <w:tc>
+          <w:tcPr>
+            <w:tcW w:type="dxa" w:w="4320"/>
+            <w:shd w:val="clear" w:color="auto" w:fill="E8F0FE"/>
+          </w:tcPr>
+          <w:p>
+            <w:pPr>
+              <w:keepNext/>
+            </w:pPr>
+            <w:r/>
+            <w:r>
+              <w:rPr>
+                <w:b/>
+                <w:sz w:val="19"/>
+              </w:rPr>
+              <w:t>Expected result</w:t>
+            </w:r>
+          </w:p>
+        </w:tc>
+      </w:tr>
+      <w:tr>
+        <w:trPr>
+          <w:cantSplit/>
+        </w:trPr>
+        <w:tc>
+          <w:tcPr>
+            <w:tcW w:type="dxa" w:w="4320"/>
+          </w:tcPr>
+          <w:p>
+            <w:pPr>
+              <w:keepNext/>
+            </w:pPr>
+            <w:r/>
+            <w:r>
+              <w:rPr>
+                <w:sz w:val="19"/>
+              </w:rPr>
+              <w:t>Safe data</w:t>
+            </w:r>
+          </w:p>
+        </w:tc>
+        <w:tc>
+          <w:tcPr>
+            <w:tcW w:type="dxa" w:w="4320"/>
+          </w:tcPr>
+          <w:p>
+            <w:pPr>
+              <w:keepNext/>
+            </w:pPr>
+            <w:r/>
+            <w:r>
+              <w:rPr>
+                <w:sz w:val="19"/>
+              </w:rPr>
+              <w:t>Mock or sanitised only; no personal, customer or confidential data.</w:t>
+            </w:r>
+          </w:p>
+        </w:tc>
+      </w:tr>
+      <w:tr>
+        <w:trPr>
+          <w:cantSplit/>
+        </w:trPr>
+        <w:tc>
+          <w:tcPr>
+            <w:tcW w:type="dxa" w:w="4320"/>
+          </w:tcPr>
+          <w:p>
+            <w:pPr>
+              <w:keepNext/>
+            </w:pPr>
+            <w:r/>
+            <w:r>
+              <w:rPr>
+                <w:sz w:val="19"/>
+              </w:rPr>
+              <w:t>Dashboard</w:t>
+            </w:r>
+          </w:p>
+        </w:tc>
+        <w:tc>
+          <w:tcPr>
+            <w:tcW w:type="dxa" w:w="4320"/>
+          </w:tcPr>
+          <w:p>
+            <w:pPr>
+              <w:keepNext/>
+            </w:pPr>
+            <w:r/>
+            <w:r>
+              <w:rPr>
+                <w:sz w:val="19"/>
+              </w:rPr>
+              <w:t>KPI tiles reconcile to independent formulas; charts and slicers filter together.</w:t>
+            </w:r>
+          </w:p>
+        </w:tc>
+      </w:tr>
+      <w:tr>
+        <w:trPr>
+          <w:cantSplit/>
+        </w:trPr>
+        <w:tc>
+          <w:tcPr>
+            <w:tcW w:type="dxa" w:w="4320"/>
+          </w:tcPr>
+          <w:p>
+            <w:pPr>
+              <w:keepNext/>
+            </w:pPr>
+            <w:r/>
+            <w:r>
+              <w:rPr>
+                <w:sz w:val="19"/>
+              </w:rPr>
+              <w:t>Deck</w:t>
+            </w:r>
+          </w:p>
+        </w:tc>
+        <w:tc>
+          <w:tcPr>
+            <w:tcW w:type="dxa" w:w="4320"/>
+          </w:tcPr>
+          <w:p>
+            <w:pPr>
+              <w:keepNext/>
+            </w:pPr>
+            <w:r/>
+            <w:r>
+              <w:rPr>
+                <w:sz w:val="19"/>
+              </w:rPr>
+              <w:t>Every number matches the dashboard; actions labelled proposed; decision requested.</w:t>
+            </w:r>
+          </w:p>
+        </w:tc>
+      </w:tr>
+      <w:tr>
+        <w:trPr>
+          <w:cantSplit/>
+        </w:trPr>
+        <w:tc>
+          <w:tcPr>
+            <w:tcW w:type="dxa" w:w="4320"/>
+          </w:tcPr>
+          <w:p>
+            <w:r/>
+            <w:r>
+              <w:rPr>
+                <w:sz w:val="19"/>
+              </w:rPr>
+              <w:t>Showcase</w:t>
+            </w:r>
+          </w:p>
+        </w:tc>
+        <w:tc>
+          <w:tcPr>
+            <w:tcW w:type="dxa" w:w="4320"/>
+          </w:tcPr>
+          <w:p>
+            <w:r/>
+            <w:r>
+              <w:rPr>
+                <w:sz w:val="19"/>
+              </w:rPr>
+              <w:t>Three-minute demo with one live slicer interaction and one caught Copilot error.</w:t>
+            </w:r>
+          </w:p>
+        </w:tc>
+      </w:tr>
+    </w:tbl>
+    <w:p/>
+    <w:p>
+      <w:pPr>
+        <w:keepNext/>
+      </w:pPr>
+      <w:r>
+        <w:rPr>
+          <w:b/>
+          <w:color w:val="1F6FEB"/>
+          <w:sz w:val="22"/>
+        </w:rPr>
+        <w:t>Checkpoint and rejoin point</w:t>
+      </w:r>
+    </w:p>
+    <w:p>
+      <w:pPr>
+        <w:keepNext/>
+      </w:pPr>
+      <w:r>
+        <w:t>Short of time? Use the Lab 8 checkpoint dashboard and the Lab 10 example deck as your evidence, and say so in the showcase.</w:t>
+      </w:r>
+    </w:p>
+    <w:p>
+      <w:pPr>
+        <w:keepNext/>
+      </w:pPr>
+      <w:r>
+        <w:rPr>
+          <w:b/>
+          <w:color w:val="1F6FEB"/>
+          <w:sz w:val="22"/>
+        </w:rPr>
+        <w:t>Troubleshooting</w:t>
+      </w:r>
+    </w:p>
+    <w:tbl>
+      <w:tblPr>
+        <w:tblStyle w:val="TableGrid"/>
+        <w:tblW w:type="auto" w:w="0"/>
+        <w:tblLook w:firstColumn="1" w:firstRow="1" w:lastColumn="0" w:lastRow="0" w:noHBand="0" w:noVBand="1" w:val="04A0"/>
+      </w:tblPr>
+      <w:tblGrid>
+        <w:gridCol w:w="4320"/>
+        <w:gridCol w:w="4320"/>
+      </w:tblGrid>
+      <w:tr>
+        <w:trPr>
+          <w:tblHeader w:val="true"/>
+          <w:cantSplit/>
+        </w:trPr>
+        <w:tc>
+          <w:tcPr>
+            <w:tcW w:type="dxa" w:w="4320"/>
+            <w:shd w:val="clear" w:color="auto" w:fill="E8F0FE"/>
+          </w:tcPr>
+          <w:p>
+            <w:pPr>
+              <w:keepNext/>
+            </w:pPr>
+            <w:r/>
+            <w:r>
+              <w:rPr>
+                <w:b/>
+                <w:sz w:val="19"/>
+              </w:rPr>
+              <w:t>If this happens</w:t>
+            </w:r>
+          </w:p>
+        </w:tc>
+        <w:tc>
+          <w:tcPr>
+            <w:tcW w:type="dxa" w:w="4320"/>
+            <w:shd w:val="clear" w:color="auto" w:fill="E8F0FE"/>
+          </w:tcPr>
+          <w:p>
+            <w:pPr>
+              <w:keepNext/>
+            </w:pPr>
+            <w:r/>
+            <w:r>
+              <w:rPr>
+                <w:b/>
+                <w:sz w:val="19"/>
+              </w:rPr>
+              <w:t>Fix</w:t>
+            </w:r>
+          </w:p>
+        </w:tc>
+      </w:tr>
+      <w:tr>
+        <w:trPr>
+          <w:cantSplit/>
+        </w:trPr>
+        <w:tc>
+          <w:tcPr>
+            <w:tcW w:type="dxa" w:w="4320"/>
+          </w:tcPr>
+          <w:p>
+            <w:pPr>
+              <w:keepNext/>
+            </w:pPr>
+            <w:r/>
+            <w:r>
+              <w:rPr>
+                <w:sz w:val="19"/>
+              </w:rPr>
+              <w:t>Copilot cannot find the source</w:t>
+            </w:r>
+          </w:p>
+        </w:tc>
+        <w:tc>
+          <w:tcPr>
+            <w:tcW w:type="dxa" w:w="4320"/>
+          </w:tcPr>
+          <w:p>
+            <w:pPr>
+              <w:keepNext/>
+            </w:pPr>
+            <w:r/>
+            <w:r>
+              <w:rPr>
+                <w:sz w:val="19"/>
+              </w:rPr>
+              <w:t>Use the app file picker to select the actual OneDrive file. A typed local path or a different app chat is not shared context. If needed copy only the verified snapshot into the current app.</w:t>
+            </w:r>
+          </w:p>
+        </w:tc>
+      </w:tr>
+      <w:tr>
+        <w:trPr>
+          <w:cantSplit/>
+        </w:trPr>
+        <w:tc>
+          <w:tcPr>
+            <w:tcW w:type="dxa" w:w="4320"/>
+          </w:tcPr>
+          <w:p>
+            <w:pPr>
+              <w:keepNext/>
+            </w:pPr>
+            <w:r/>
+            <w:r>
+              <w:rPr>
+                <w:sz w:val="19"/>
+              </w:rPr>
+              <w:t>A total disagrees with Control</w:t>
+            </w:r>
+          </w:p>
+        </w:tc>
+        <w:tc>
+          <w:tcPr>
+            <w:tcW w:type="dxa" w:w="4320"/>
+          </w:tcPr>
+          <w:p>
+            <w:pPr>
+              <w:keepNext/>
+            </w:pPr>
+            <w:r/>
+            <w:r>
+              <w:rPr>
+                <w:sz w:val="19"/>
+              </w:rPr>
+              <w:t>Clear dashboard filters to All, check table extent and duplicate IDs, recalculate, then compare definitions and reporting date. Reconcile before continuing.</w:t>
+            </w:r>
+          </w:p>
+        </w:tc>
+      </w:tr>
+      <w:tr>
+        <w:trPr>
+          <w:cantSplit/>
+        </w:trPr>
+        <w:tc>
+          <w:tcPr>
+            <w:tcW w:type="dxa" w:w="4320"/>
+          </w:tcPr>
+          <w:p>
+            <w:r/>
+            <w:r>
+              <w:rPr>
+                <w:sz w:val="19"/>
+              </w:rPr>
+              <w:t>The named feature is missing</w:t>
+            </w:r>
+          </w:p>
+        </w:tc>
+        <w:tc>
+          <w:tcPr>
+            <w:tcW w:type="dxa" w:w="4320"/>
+          </w:tcPr>
+          <w:p>
+            <w:r/>
+            <w:r>
+              <w:rPr>
+                <w:sz w:val="19"/>
+              </w:rPr>
+              <w:t>Confirm the correct assigned account, English display language and app version. Use the stated manual practice route; record feature unavailable. This is not evidence that a native skill ran.</w:t>
+            </w:r>
+          </w:p>
+        </w:tc>
+      </w:tr>
+    </w:tbl>
+    <w:p/>
+    <w:p>
+      <w:pPr>
+        <w:keepNext/>
+      </w:pPr>
+      <w:r>
+        <w:rPr>
+          <w:b/>
+          <w:color w:val="1F6FEB"/>
+          <w:sz w:val="22"/>
+        </w:rPr>
+        <w:t>Challenge</w:t>
+      </w:r>
+    </w:p>
+    <w:p>
+      <w:pPr>
+        <w:keepNext/>
+      </w:pPr>
+      <w:r>
+        <w:t>Turn your group’s .Rules and dashboard Skill into a reusable pair your team can apply to next month’s data.</w:t>
+      </w:r>
+    </w:p>
+    <w:p>
+      <w:pPr>
+        <w:keepNext/>
+      </w:pPr>
+      <w:r>
+        <w:rPr>
+          <w:b/>
+          <w:color w:val="1F6FEB"/>
+          <w:sz w:val="22"/>
+        </w:rPr>
+        <w:t>Reflection</w:t>
+      </w:r>
+    </w:p>
+    <w:p>
+      <w:r>
+        <w:t>Which evidence proves the output is correct, and which decision still needs a person?</w:t>
+      </w:r>
+    </w:p>
+    <w:p>
+      <w:r>
+        <w:rPr>
+          <w:b/>
+          <w:color w:val="1F6FEB"/>
+        </w:rPr>
+        <w:t xml:space="preserve">Note: </w:t>
+      </w:r>
+      <w:r>
+        <w:rPr>
+          <w:sz w:val="20"/>
+        </w:rPr>
+        <w:t>The lab folder labs/lab-12-*/ holds the instruction PDF with sample prompts, a data folder with templates, checkpoints and the mock-data workbook (Your own mock or sanitised dataset). Northstar Water Services is a fictional water-pipe maintenance and service company. All service hubs, staff and work orders are synthetic. Use the fixed reporting date 2026-09-30; missing facts remain UNKNOWN. Proposals do not change real assignments. Training email drafts are never sent.</w:t>
+      </w:r>
+    </w:p>
+    <w:p/>
+    <w:p>
+      <w:pPr>
+        <w:pStyle w:val="Heading2"/>
+        <w:keepNext/>
+      </w:pPr>
+      <w:r>
+        <w:t>Topic 5 Recap - Mapped to Learning Outcomes</w:t>
+      </w:r>
+    </w:p>
+    <w:p>
+      <w:pPr>
+        <w:keepNext/>
+      </w:pPr>
+      <w:r>
+        <w:t>Use this checkpoint to explain what you can now do and identify any lab evidence you still need to repair.</w:t>
+      </w:r>
+    </w:p>
+    <w:tbl>
+      <w:tblPr>
+        <w:tblStyle w:val="TableGrid"/>
+        <w:tblW w:type="auto" w:w="0"/>
+        <w:tblLook w:firstColumn="1" w:firstRow="1" w:lastColumn="0" w:lastRow="0" w:noHBand="0" w:noVBand="1" w:val="04A0"/>
+      </w:tblPr>
+      <w:tblGrid>
+        <w:gridCol w:w="4320"/>
+        <w:gridCol w:w="4320"/>
+      </w:tblGrid>
+      <w:tr>
+        <w:trPr>
+          <w:tblHeader w:val="true"/>
+          <w:cantSplit/>
+        </w:trPr>
+        <w:tc>
+          <w:tcPr>
+            <w:tcW w:type="dxa" w:w="4320"/>
+            <w:shd w:val="clear" w:color="auto" w:fill="E8F0FE"/>
+          </w:tcPr>
+          <w:p>
+            <w:pPr>
+              <w:keepNext/>
+            </w:pPr>
+            <w:r/>
+            <w:r>
+              <w:rPr>
+                <w:b/>
+                <w:sz w:val="19"/>
+              </w:rPr>
+              <w:t>Learning outcome</w:t>
+            </w:r>
+          </w:p>
+        </w:tc>
+        <w:tc>
+          <w:tcPr>
+            <w:tcW w:type="dxa" w:w="4320"/>
+            <w:shd w:val="clear" w:color="auto" w:fill="E8F0FE"/>
+          </w:tcPr>
+          <w:p>
+            <w:pPr>
+              <w:keepNext/>
+            </w:pPr>
+            <w:r/>
+            <w:r>
+              <w:rPr>
+                <w:b/>
+                <w:sz w:val="19"/>
+              </w:rPr>
+              <w:t>Evidence from this topic</w:t>
+            </w:r>
+          </w:p>
+        </w:tc>
+      </w:tr>
+      <w:tr>
+        <w:trPr>
+          <w:cantSplit/>
+        </w:trPr>
+        <w:tc>
+          <w:tcPr>
+            <w:tcW w:type="dxa" w:w="4320"/>
+          </w:tcPr>
+          <w:p>
+            <w:pPr>
+              <w:keepNext/>
+            </w:pPr>
+            <w:r/>
+            <w:r>
+              <w:rPr>
+                <w:sz w:val="19"/>
+              </w:rPr>
+              <w:t>LO5</w:t>
+            </w:r>
+          </w:p>
+        </w:tc>
+        <w:tc>
+          <w:tcPr>
+            <w:tcW w:type="dxa" w:w="4320"/>
+          </w:tcPr>
+          <w:p>
+            <w:pPr>
+              <w:keepNext/>
+            </w:pPr>
+            <w:r/>
+            <w:r>
+              <w:rPr>
+                <w:sz w:val="19"/>
+              </w:rPr>
+              <w:t>A grounded work-order agent and a group dashboard and decision deck.</w:t>
+            </w:r>
+          </w:p>
+        </w:tc>
+      </w:tr>
+      <w:tr>
+        <w:trPr>
+          <w:cantSplit/>
+        </w:trPr>
+        <w:tc>
+          <w:tcPr>
+            <w:tcW w:type="dxa" w:w="4320"/>
+          </w:tcPr>
+          <w:p>
+            <w:r/>
+            <w:r>
+              <w:rPr>
+                <w:sz w:val="19"/>
+              </w:rPr>
+              <w:t>Verify</w:t>
+            </w:r>
+          </w:p>
+        </w:tc>
+        <w:tc>
+          <w:tcPr>
+            <w:tcW w:type="dxa" w:w="4320"/>
+          </w:tcPr>
+          <w:p>
+            <w:r/>
+            <w:r>
+              <w:rPr>
+                <w:sz w:val="19"/>
+              </w:rPr>
+              <w:t>Agent answers match Control; capstone figures reconcile to the group data.</w:t>
+            </w:r>
+          </w:p>
+        </w:tc>
+      </w:tr>
+    </w:tbl>
+    <w:p/>
+    <w:p/>
+    <w:p>
       <w:r>
         <w:br w:type="page"/>
       </w:r>
@@ -17207,6 +21305,62 @@
         <w:rPr>
           <w:b/>
         </w:rPr>
+        <w:t xml:space="preserve">Agent — </w:t>
+      </w:r>
+      <w:r>
+        <w:t>A specialist Copilot with its own instructions, knowledge and skills.</w:t>
+      </w:r>
+    </w:p>
+    <w:p>
+      <w:pPr>
+        <w:pStyle w:val="ListBullet"/>
+      </w:pPr>
+      <w:r>
+        <w:rPr>
+          <w:b/>
+        </w:rPr>
+        <w:t xml:space="preserve">Agent Builder — </w:t>
+      </w:r>
+      <w:r>
+        <w:t>The Microsoft Copilot tool to describe, configure, test and share an agent.</w:t>
+      </w:r>
+    </w:p>
+    <w:p>
+      <w:pPr>
+        <w:pStyle w:val="ListBullet"/>
+      </w:pPr>
+      <w:r>
+        <w:rPr>
+          <w:b/>
+        </w:rPr>
+        <w:t xml:space="preserve">Built-in skill — </w:t>
+      </w:r>
+      <w:r>
+        <w:t>A ready-made Copilot skill such as @chart-design, turned on in Manage plugins &amp; skills.</w:t>
+      </w:r>
+    </w:p>
+    <w:p>
+      <w:pPr>
+        <w:pStyle w:val="ListBullet"/>
+      </w:pPr>
+      <w:r>
+        <w:rPr>
+          <w:b/>
+        </w:rPr>
+        <w:t xml:space="preserve">Slicer — </w:t>
+      </w:r>
+      <w:r>
+        <w:t>A clickable filter connected to a table; here it filters every dashboard tile and chart.</w:t>
+      </w:r>
+    </w:p>
+    <w:p>
+      <w:pPr>
+        <w:pStyle w:val="ListBullet"/>
+      </w:pPr>
+      <w:r>
+        <w:rPr>
+          <w:b/>
+        </w:rPr>
         <w:t xml:space="preserve">Personalisation — </w:t>
       </w:r>
       <w:r>
@@ -17354,7 +21508,7 @@
       </w:r>
     </w:p>
     <w:sectPr>
-      <w:footerReference w:type="default" r:id="rId10"/>
+      <w:footerReference w:type="default" r:id="rId9"/>
       <w:pgSz w:w="12240" w:h="15840"/>
       <w:pgMar w:top="1440" w:right="1800" w:bottom="1440" w:left="1800" w:header="720" w:footer="720" w:gutter="0"/>
       <w:cols w:space="720"/>

--- a/courseware/LG-GenAI for Engineers.docx
+++ b/courseware/LG-GenAI for Engineers.docx
@@ -759,7 +759,7 @@
         </w:rPr>
         <w:t>Lab 2 · Word to PowerPoint and Outlook — Create the Cross-App Maintenance Update</w:t>
         <w:tab/>
-        <w:t>16</w:t>
+        <w:t>15</w:t>
       </w:r>
     </w:p>
     <w:p>
@@ -798,7 +798,7 @@
         </w:rPr>
         <w:t>Topic 2 — Personalisation, .Rules and Skills for Excel</w:t>
         <w:tab/>
-        <w:t>20</w:t>
+        <w:t>19</w:t>
       </w:r>
     </w:p>
     <w:p>
@@ -818,7 +818,7 @@
         </w:rPr>
         <w:t>Account Personalisation and Specific Requests</w:t>
         <w:tab/>
-        <w:t>20</w:t>
+        <w:t>19</w:t>
       </w:r>
     </w:p>
     <w:p>
@@ -838,7 +838,7 @@
         </w:rPr>
         <w:t>Lab 3 · Personalisation — Personalise Copilot in Excel for Consistent Service Reports</w:t>
         <w:tab/>
-        <w:t>21</w:t>
+        <w:t>20</w:t>
       </w:r>
     </w:p>
     <w:p>
@@ -858,7 +858,7 @@
         </w:rPr>
         <w:t>Visible Workbook .Rules and Formula Results</w:t>
         <w:tab/>
-        <w:t>24</w:t>
+        <w:t>23</w:t>
       </w:r>
     </w:p>
     <w:p>
@@ -878,7 +878,7 @@
         </w:rPr>
         <w:t>Lab 4 · Workbook .Rules — Create and Test Workbook .Rules for Water Service Reporting</w:t>
         <w:tab/>
-        <w:t>25</w:t>
+        <w:t>24</w:t>
       </w:r>
     </w:p>
     <w:p>
@@ -898,7 +898,7 @@
         </w:rPr>
         <w:t>Built-in and Custom Skills</w:t>
         <w:tab/>
-        <w:t>30</w:t>
+        <w:t>29</w:t>
       </w:r>
     </w:p>
     <w:p>
@@ -918,7 +918,7 @@
         </w:rPr>
         <w:t>Pareto Skill: Counts, Sorting and Cumulative Share</w:t>
         <w:tab/>
-        <w:t>31</w:t>
+        <w:t>30</w:t>
       </w:r>
     </w:p>
     <w:p>
@@ -938,7 +938,7 @@
         </w:rPr>
         <w:t>Lab 5 · Custom Pareto Chart Skill — Use the Built-in Chart Skill, then Create a Custom Pareto Skill</w:t>
         <w:tab/>
-        <w:t>32</w:t>
+        <w:t>31</w:t>
       </w:r>
     </w:p>
     <w:p>
@@ -958,7 +958,7 @@
         </w:rPr>
         <w:t>Skills, Prompts and Workbook Rules</w:t>
         <w:tab/>
-        <w:t>37</w:t>
+        <w:t>36</w:t>
       </w:r>
     </w:p>
     <w:p>
@@ -978,7 +978,7 @@
         </w:rPr>
         <w:t>Custom Skill Discovery in Each App</w:t>
         <w:tab/>
-        <w:t>38</w:t>
+        <w:t>37</w:t>
       </w:r>
     </w:p>
     <w:p>
@@ -998,7 +998,7 @@
         </w:rPr>
         <w:t>Repeatability and Safe Skill Reruns</w:t>
         <w:tab/>
-        <w:t>39</w:t>
+        <w:t>37</w:t>
       </w:r>
     </w:p>
     <w:p>
@@ -1018,7 +1018,7 @@
         </w:rPr>
         <w:t>Assignment Proposals and Capacity Evidence</w:t>
         <w:tab/>
-        <w:t>40</w:t>
+        <w:t>38</w:t>
       </w:r>
     </w:p>
     <w:p>
@@ -1038,7 +1038,7 @@
         </w:rPr>
         <w:t>Lab 6 · Reporting Skill — Create, Use and Improve the Maintenance Reporting Skill</w:t>
         <w:tab/>
-        <w:t>40</w:t>
+        <w:t>39</w:t>
       </w:r>
     </w:p>
     <w:p>
@@ -1058,7 +1058,7 @@
         </w:rPr>
         <w:t>Topic 2 Recap - Mapped to Learning Outcomes</w:t>
         <w:tab/>
-        <w:t>45</w:t>
+        <w:t>44</w:t>
       </w:r>
     </w:p>
     <w:p>
@@ -1077,7 +1077,7 @@
         </w:rPr>
         <w:t>Topic 3 — Interactive Dashboards with Custom Skills</w:t>
         <w:tab/>
-        <w:t>45</w:t>
+        <w:t>44</w:t>
       </w:r>
     </w:p>
     <w:p>
@@ -1097,7 +1097,7 @@
         </w:rPr>
         <w:t>Custom Dashboard Skill as a Reusable Contract</w:t>
         <w:tab/>
-        <w:t>45</w:t>
+        <w:t>44</w:t>
       </w:r>
     </w:p>
     <w:p>
@@ -1117,7 +1117,7 @@
         </w:rPr>
         <w:t>Dashboard Measures and Denominators</w:t>
         <w:tab/>
-        <w:t>46</w:t>
+        <w:t>45</w:t>
       </w:r>
     </w:p>
     <w:p>
@@ -1137,7 +1137,7 @@
         </w:rPr>
         <w:t>Visual Dashboard Design for Maintenance</w:t>
         <w:tab/>
-        <w:t>47</w:t>
+        <w:t>46</w:t>
       </w:r>
     </w:p>
     <w:p>
@@ -1157,7 +1157,7 @@
         </w:rPr>
         <w:t>Lab 7 · Custom Dashboard Skill — Create and Apply a Custom Interactive Dashboard Skill</w:t>
         <w:tab/>
-        <w:t>48</w:t>
+        <w:t>47</w:t>
       </w:r>
     </w:p>
     <w:p>
@@ -1177,7 +1177,7 @@
         </w:rPr>
         <w:t>One Filter Scope for Every Visual</w:t>
         <w:tab/>
-        <w:t>52</w:t>
+        <w:t>51</w:t>
       </w:r>
     </w:p>
     <w:p>
@@ -1197,7 +1197,7 @@
         </w:rPr>
         <w:t>Refresh Tests and Static Snapshots</w:t>
         <w:tab/>
-        <w:t>53</w:t>
+        <w:t>52</w:t>
       </w:r>
     </w:p>
     <w:p>
@@ -1217,7 +1217,7 @@
         </w:rPr>
         <w:t>Lab 8 · Interactive Filters and Refresh — Use the Dashboard Skill for Filters, Refresh and Safe Reruns</w:t>
         <w:tab/>
-        <w:t>54</w:t>
+        <w:t>53</w:t>
       </w:r>
     </w:p>
     <w:p>
@@ -1237,7 +1237,7 @@
         </w:rPr>
         <w:t>Topic 3 Recap - Mapped to Learning Outcomes</w:t>
         <w:tab/>
-        <w:t>59</w:t>
+        <w:t>58</w:t>
       </w:r>
     </w:p>
     <w:p>
@@ -1256,7 +1256,7 @@
         </w:rPr>
         <w:t>Topic 4 — Create a Professional Presentation with PowerPoint Copilot</w:t>
         <w:tab/>
-        <w:t>59</w:t>
+        <w:t>58</w:t>
       </w:r>
     </w:p>
     <w:p>
@@ -1276,7 +1276,7 @@
         </w:rPr>
         <w:t>From Dashboard Evidence to a Decision Story</w:t>
         <w:tab/>
-        <w:t>59</w:t>
+        <w:t>58</w:t>
       </w:r>
     </w:p>
     <w:p>
@@ -1296,7 +1296,7 @@
         </w:rPr>
         <w:t>Charts, Templates and Source Provenance</w:t>
         <w:tab/>
-        <w:t>60</w:t>
+        <w:t>59</w:t>
       </w:r>
     </w:p>
     <w:p>
@@ -1316,7 +1316,7 @@
         </w:rPr>
         <w:t>Lab 9 · Dashboard to presentation — Turn Dashboard Evidence into a Management Story</w:t>
         <w:tab/>
-        <w:t>61</w:t>
+        <w:t>60</w:t>
       </w:r>
     </w:p>
     <w:p>
@@ -1336,7 +1336,7 @@
         </w:rPr>
         <w:t>Professional Refinement and Rehearsal</w:t>
         <w:tab/>
-        <w:t>65</w:t>
+        <w:t>63</w:t>
       </w:r>
     </w:p>
     <w:p>
@@ -1356,7 +1356,7 @@
         </w:rPr>
         <w:t>Reviewed Handoff and Artifact Lifecycle</w:t>
         <w:tab/>
-        <w:t>66</w:t>
+        <w:t>64</w:t>
       </w:r>
     </w:p>
     <w:p>
@@ -1376,7 +1376,7 @@
         </w:rPr>
         <w:t>Lab 10 · Professional handoff — Refine and Present the Maintenance Decision Deck</w:t>
         <w:tab/>
-        <w:t>67</w:t>
+        <w:t>65</w:t>
       </w:r>
     </w:p>
     <w:p>
@@ -1396,7 +1396,7 @@
         </w:rPr>
         <w:t>Topic 4 Recap - Mapped to Learning Outcomes</w:t>
         <w:tab/>
-        <w:t>70</w:t>
+        <w:t>69</w:t>
       </w:r>
     </w:p>
     <w:p>
@@ -1415,7 +1415,7 @@
         </w:rPr>
         <w:t>Topic 5 — Copilot Agents and Mini Capstone</w:t>
         <w:tab/>
-        <w:t>71</w:t>
+        <w:t>69</w:t>
       </w:r>
     </w:p>
     <w:p>
@@ -1435,7 +1435,7 @@
         </w:rPr>
         <w:t>What Is Agent Builder?</w:t>
         <w:tab/>
-        <w:t>71</w:t>
+        <w:t>69</w:t>
       </w:r>
     </w:p>
     <w:p>
@@ -1455,7 +1455,7 @@
         </w:rPr>
         <w:t>Lab 11 · Copilot Agent Builder — Build a Work-Order Agent with Agent Builder</w:t>
         <w:tab/>
-        <w:t>72</w:t>
+        <w:t>70</w:t>
       </w:r>
     </w:p>
     <w:p>
@@ -1475,7 +1475,7 @@
         </w:rPr>
         <w:t>Mini Capstone: From Your Data to a Decision</w:t>
         <w:tab/>
-        <w:t>76</w:t>
+        <w:t>74</w:t>
       </w:r>
     </w:p>
     <w:p>
@@ -1495,7 +1495,7 @@
         </w:rPr>
         <w:t>Lab 12 · Mini Capstone — Mini Capstone: Group Dashboard and Decision Deck</w:t>
         <w:tab/>
-        <w:t>77</w:t>
+        <w:t>75</w:t>
       </w:r>
     </w:p>
     <w:p>
@@ -1515,7 +1515,7 @@
         </w:rPr>
         <w:t>Topic 5 Recap - Mapped to Learning Outcomes</w:t>
         <w:tab/>
-        <w:t>81</w:t>
+        <w:t>79</w:t>
       </w:r>
     </w:p>
     <w:p>
@@ -1534,7 +1534,7 @@
         </w:rPr>
         <w:t>Next Steps</w:t>
         <w:tab/>
-        <w:t>82</w:t>
+        <w:t>81</w:t>
       </w:r>
     </w:p>
     <w:p>
@@ -1553,7 +1553,7 @@
         </w:rPr>
         <w:t>Glossary</w:t>
         <w:tab/>
-        <w:t>82</w:t>
+        <w:t>81</w:t>
       </w:r>
     </w:p>
     <w:p>
@@ -1577,7 +1577,7 @@
     </w:p>
     <w:p>
       <w:r>
-        <w:t>Study each topic’s concepts before its connected labs. Topic 2 has four labs; Topics 1, 3 and 4 have two each; Topic 5 has the agent lab and the group mini capstone. Each lab has its own instruction PDF and a lean data folder: the lab workbook, only the templates that lab uses, and a rejoin checkpoint. Copy-ready prompts are on the linked web page, step by step. Carry your own verified outputs forward. A supplied checkpoint allows rejoining but is not evidence that you completed the earlier task. The detailed procedures are here and in labs; the slides teach concepts and show outcomes.</w:t>
+        <w:t>Study each topic’s concepts before its connected labs. Topic 2 has four labs; Topics 1, 3 and 4 have two each; Topic 5 has the agent lab and the group mini capstone. Each lab has its own instruction PDF and a lean data folder: the lab workbook and only the templates that lab uses. Copy-ready prompts are on the linked web page, step by step. Carry your own verified outputs forward. The detailed procedures are here and in labs; the slides teach concepts and show outcomes.</w:t>
       </w:r>
     </w:p>
     <w:p>
@@ -2629,7 +2629,7 @@
         <w:t xml:space="preserve">1.  </w:t>
       </w:r>
       <w:r>
-        <w:t>Copy data/Northstar_Work_Orders.xlsx to your OneDrive work-genai folder as Northstar_Clean_Work_Orders.xlsx. Open it in Excel, set Formulas &gt; Calculation Options &gt; Automatic, and read About_This_Data and Control. The workbook is the deliberately dirty 122-row input; the checkpoint workbook is a clean reference and must not replace the cleaning exercise. Open Copilot from Home &gt; Copilot.</w:t>
+        <w:t>Copy data/Northstar_Work_Orders.xlsx to your OneDrive work-genai folder as Northstar_Clean_Work_Orders.xlsx. Open it in Excel, set Formulas &gt; Calculation Options &gt; Automatic, and read About_This_Data and Control. The workbook is the deliberately dirty 122-row input. Open Copilot from Home &gt; Copilot.</w:t>
       </w:r>
     </w:p>
     <w:p>
@@ -3280,27 +3280,6 @@
           <w:color w:val="1F6FEB"/>
           <w:sz w:val="22"/>
         </w:rPr>
-        <w:t>Checkpoint and rejoin point</w:t>
-      </w:r>
-    </w:p>
-    <w:p>
-      <w:pPr>
-        <w:keepNext/>
-      </w:pPr>
-      <w:r>
-        <w:t>If you fell behind, use data/checkpoints/Northstar_Verified_Checkpoint.xlsx and data/checkpoints/Northstar_Verified_Snapshot.docx. Record checkpoint used in Prompt_Log; then perform this lab, rather than claiming the checkpoint as your output.</w:t>
-      </w:r>
-    </w:p>
-    <w:p>
-      <w:pPr>
-        <w:keepNext/>
-      </w:pPr>
-      <w:r>
-        <w:rPr>
-          <w:b/>
-          <w:color w:val="1F6FEB"/>
-          <w:sz w:val="22"/>
-        </w:rPr>
         <w:t>Troubleshooting</w:t>
       </w:r>
     </w:p>
@@ -3522,7 +3501,7 @@
         <w:rPr>
           <w:sz w:val="20"/>
         </w:rPr>
-        <w:t>The lab folder labs/lab-01-*/ holds the instruction PDF with sample prompts, a data folder with templates, checkpoints and the mock-data workbook (data/Northstar_Work_Orders.xlsx). Northstar Water Services is a fictional water-pipe maintenance and service company. All service hubs, staff and work orders are synthetic. Use the fixed reporting date 2026-09-30; missing facts remain UNKNOWN. Proposals do not change real assignments. Training email drafts are never sent.</w:t>
+        <w:t>The lab folder labs/lab-01-*/ holds the instruction PDF with sample prompts, a data folder with the lab workbook and any templates (data/Northstar_Work_Orders.xlsx). Northstar Water Services is a fictional water-pipe maintenance and service company. All service hubs, staff and work orders are synthetic. Use the fixed reporting date 2026-09-30; missing facts remain UNKNOWN. Proposals do not change real assignments. Training email drafts are never sent.</w:t>
       </w:r>
     </w:p>
     <w:p/>
@@ -4332,7 +4311,7 @@
         <w:pStyle w:val="ListBullet"/>
       </w:pPr>
       <w:r>
-        <w:t>Verified Lab 1 workbook and Word brief, or supplied checkpoint and snapshot.</w:t>
+        <w:t>Your Lab 1 workbook and Word brief.</w:t>
       </w:r>
     </w:p>
     <w:p>
@@ -4360,7 +4339,7 @@
         <w:t xml:space="preserve">1.  </w:t>
       </w:r>
       <w:r>
-        <w:t>Open your Lab 1 Word brief and cleaned workbook. If needed use this lab’s verified checkpoint and snapshot, clearly recording rejoin. Read the synthetic email thread quoted in the Step 4 prompt. It asks for a portfolio update, not authorisation to reassign technicians.</w:t>
+        <w:t>Open your Lab 1 Word brief and cleaned workbook. Read the synthetic email thread quoted in the Step 4 prompt. It asks for a portfolio update, not authorisation to reassign technicians.</w:t>
       </w:r>
     </w:p>
     <w:p>
@@ -4945,27 +4924,6 @@
           <w:color w:val="1F6FEB"/>
           <w:sz w:val="22"/>
         </w:rPr>
-        <w:t>Checkpoint and rejoin point</w:t>
-      </w:r>
-    </w:p>
-    <w:p>
-      <w:pPr>
-        <w:keepNext/>
-      </w:pPr>
-      <w:r>
-        <w:t>If you fell behind, use data/checkpoints/Northstar_Verified_Checkpoint.xlsx and data/checkpoints/Northstar_Verified_Snapshot.docx. Record checkpoint used in Prompt_Log; then perform this lab, rather than claiming the checkpoint as your output.</w:t>
-      </w:r>
-    </w:p>
-    <w:p>
-      <w:pPr>
-        <w:keepNext/>
-      </w:pPr>
-      <w:r>
-        <w:rPr>
-          <w:b/>
-          <w:color w:val="1F6FEB"/>
-          <w:sz w:val="22"/>
-        </w:rPr>
         <w:t>Troubleshooting</w:t>
       </w:r>
     </w:p>
@@ -5187,7 +5145,7 @@
         <w:rPr>
           <w:sz w:val="20"/>
         </w:rPr>
-        <w:t>The lab folder labs/lab-02-*/ holds the instruction PDF with sample prompts, a data folder with templates, checkpoints and the mock-data workbook (data/Northstar_Work_Orders.xlsx). Northstar Water Services is a fictional water-pipe maintenance and service company. All service hubs, staff and work orders are synthetic. Use the fixed reporting date 2026-09-30; missing facts remain UNKNOWN. Proposals do not change real assignments. Training email drafts are never sent.</w:t>
+        <w:t>The lab folder labs/lab-02-*/ holds the instruction PDF with sample prompts, a data folder with the lab workbook and any templates (data/Northstar_Work_Orders.xlsx). Northstar Water Services is a fictional water-pipe maintenance and service company. All service hubs, staff and work orders are synthetic. Use the fixed reporting date 2026-09-30; missing facts remain UNKNOWN. Proposals do not change real assignments. Training email drafts are never sent.</w:t>
       </w:r>
     </w:p>
     <w:p/>
@@ -5205,7 +5163,7 @@
         <w:keepNext/>
       </w:pPr>
       <w:r>
-        <w:t>Use this checkpoint to explain what you can now do and identify any lab evidence you still need to repair.</w:t>
+        <w:t>Use this recap to explain what you can now do and identify any lab evidence you still need to repair.</w:t>
       </w:r>
     </w:p>
     <w:tbl>
@@ -6361,27 +6319,6 @@
           <w:color w:val="1F6FEB"/>
           <w:sz w:val="22"/>
         </w:rPr>
-        <w:t>Checkpoint and rejoin point</w:t>
-      </w:r>
-    </w:p>
-    <w:p>
-      <w:pPr>
-        <w:keepNext/>
-      </w:pPr>
-      <w:r>
-        <w:t>If you fell behind, use data/checkpoints/Northstar_Verified_Checkpoint.xlsx and data/checkpoints/Northstar_Verified_Snapshot.docx. Record checkpoint used in Prompt_Log; then perform this lab, rather than claiming the checkpoint as your output.</w:t>
-      </w:r>
-    </w:p>
-    <w:p>
-      <w:pPr>
-        <w:keepNext/>
-      </w:pPr>
-      <w:r>
-        <w:rPr>
-          <w:b/>
-          <w:color w:val="1F6FEB"/>
-          <w:sz w:val="22"/>
-        </w:rPr>
         <w:t>Troubleshooting</w:t>
       </w:r>
     </w:p>
@@ -6603,7 +6540,7 @@
         <w:rPr>
           <w:sz w:val="20"/>
         </w:rPr>
-        <w:t>The lab folder labs/lab-03-*/ holds the instruction PDF with sample prompts, a data folder with templates, checkpoints and the mock-data workbook (data/Northstar_Work_Orders.xlsx). Northstar Water Services is a fictional water-pipe maintenance and service company. All service hubs, staff and work orders are synthetic. Use the fixed reporting date 2026-09-30; missing facts remain UNKNOWN. Proposals do not change real assignments. Training email drafts are never sent.</w:t>
+        <w:t>The lab folder labs/lab-03-*/ holds the instruction PDF with sample prompts, a data folder with the lab workbook and any templates (data/Northstar_Work_Orders.xlsx). Northstar Water Services is a fictional water-pipe maintenance and service company. All service hubs, staff and work orders are synthetic. Use the fixed reporting date 2026-09-30; missing facts remain UNKNOWN. Proposals do not change real assignments. Training email drafts are never sent.</w:t>
       </w:r>
     </w:p>
     <w:p/>
@@ -6949,7 +6886,7 @@
         <w:pStyle w:val="ListBullet"/>
       </w:pPr>
       <w:r>
-        <w:t>Lab 3 scope comparison; verified Lab1 clean source or supplied checkpoint.</w:t>
+        <w:t>Lab 3 scope comparison.</w:t>
       </w:r>
     </w:p>
     <w:p>
@@ -7936,27 +7873,6 @@
           <w:color w:val="1F6FEB"/>
           <w:sz w:val="22"/>
         </w:rPr>
-        <w:t>Checkpoint and rejoin point</w:t>
-      </w:r>
-    </w:p>
-    <w:p>
-      <w:pPr>
-        <w:keepNext/>
-      </w:pPr>
-      <w:r>
-        <w:t>If you fell behind, use data/checkpoints/Northstar_Verified_Checkpoint.xlsx and data/checkpoints/Northstar_Verified_Snapshot.docx. Record checkpoint used in Prompt_Log; then perform this lab, rather than claiming the checkpoint as your output.</w:t>
-      </w:r>
-    </w:p>
-    <w:p>
-      <w:pPr>
-        <w:keepNext/>
-      </w:pPr>
-      <w:r>
-        <w:rPr>
-          <w:b/>
-          <w:color w:val="1F6FEB"/>
-          <w:sz w:val="22"/>
-        </w:rPr>
         <w:t>Troubleshooting</w:t>
       </w:r>
     </w:p>
@@ -8178,7 +8094,7 @@
         <w:rPr>
           <w:sz w:val="20"/>
         </w:rPr>
-        <w:t>The lab folder labs/lab-04-*/ holds the instruction PDF with sample prompts, a data folder with templates, checkpoints and the mock-data workbook (data/Northstar_Work_Orders.xlsx). Northstar Water Services is a fictional water-pipe maintenance and service company. All service hubs, staff and work orders are synthetic. Use the fixed reporting date 2026-09-30; missing facts remain UNKNOWN. Proposals do not change real assignments. Training email drafts are never sent.</w:t>
+        <w:t>The lab folder labs/lab-04-*/ holds the instruction PDF with sample prompts, a data folder with the lab workbook and any templates (data/Northstar_Work_Orders.xlsx). Northstar Water Services is a fictional water-pipe maintenance and service company. All service hubs, staff and work orders are synthetic. Use the fixed reporting date 2026-09-30; missing facts remain UNKNOWN. Proposals do not change real assignments. Training email drafts are never sent.</w:t>
       </w:r>
     </w:p>
     <w:p/>
@@ -9557,27 +9473,6 @@
           <w:color w:val="1F6FEB"/>
           <w:sz w:val="22"/>
         </w:rPr>
-        <w:t>Checkpoint and rejoin point</w:t>
-      </w:r>
-    </w:p>
-    <w:p>
-      <w:pPr>
-        <w:keepNext/>
-      </w:pPr>
-      <w:r>
-        <w:t>If you fell behind, use data/checkpoints/Northstar_Verified_Checkpoint.xlsx and data/checkpoints/Northstar_Verified_Snapshot.docx. Record checkpoint used in Prompt_Log; then perform this lab, rather than claiming the checkpoint as your output.</w:t>
-      </w:r>
-    </w:p>
-    <w:p>
-      <w:pPr>
-        <w:keepNext/>
-      </w:pPr>
-      <w:r>
-        <w:rPr>
-          <w:b/>
-          <w:color w:val="1F6FEB"/>
-          <w:sz w:val="22"/>
-        </w:rPr>
         <w:t>Troubleshooting</w:t>
       </w:r>
     </w:p>
@@ -9799,7 +9694,7 @@
         <w:rPr>
           <w:sz w:val="20"/>
         </w:rPr>
-        <w:t>The lab folder labs/lab-05-*/ holds the instruction PDF with sample prompts, a data folder with templates, checkpoints and the mock-data workbook (data/Northstar_Work_Orders.xlsx), plus data/templates/water-service-pareto/SKILL.md (Reviewed Pareto Skill fallback). Northstar Water Services is a fictional water-pipe maintenance and service company. All service hubs, staff and work orders are synthetic. Use the fixed reporting date 2026-09-30; missing facts remain UNKNOWN. Proposals do not change real assignments. Training email drafts are never sent.</w:t>
+        <w:t>The lab folder labs/lab-05-*/ holds the instruction PDF with sample prompts, a data folder with the lab workbook and any templates (data/Northstar_Work_Orders.xlsx), plus data/templates/water-service-pareto/SKILL.md (Reviewed Pareto Skill fallback). Northstar Water Services is a fictional water-pipe maintenance and service company. All service hubs, staff and work orders are synthetic. Use the fixed reporting date 2026-09-30; missing facts remain UNKNOWN. Proposals do not change real assignments. Training email drafts are never sent.</w:t>
       </w:r>
     </w:p>
     <w:p/>
@@ -10771,15 +10666,15 @@
     </w:p>
     <w:p>
       <w:r>
-        <w:t>Goal: Reuse the Skill-authoring and installation method from Lab 5 to create maintenance-reporting. Apply it in Excel and PowerPoint, test missing inputs and a controlled rerun, then refine v2 using actual evidence. The supplied reviewed template supports rejoining; it is not proof of native execution.</w:t>
-      </w:r>
-    </w:p>
-    <w:p>
-      <w:pPr>
-        <w:keepNext/>
-      </w:pPr>
-      <w:r>
-        <w:t>Reuse the Skill-authoring and installation method from Lab 5 to create maintenance-reporting. Apply it in Excel and PowerPoint, test missing inputs and a controlled rerun, then refine v2 using actual evidence. The supplied reviewed template supports rejoining; it is not proof of native execution.</w:t>
+        <w:t>Goal: Reuse the Skill-authoring and installation method from Lab 5 to create maintenance-reporting. Apply it in Excel and PowerPoint, test missing inputs and a controlled rerun, then refine v2 using actual evidence. The supplied reviewed template is a fallback if your own draft is incomplete.</w:t>
+      </w:r>
+    </w:p>
+    <w:p>
+      <w:pPr>
+        <w:keepNext/>
+      </w:pPr>
+      <w:r>
+        <w:t>Reuse the Skill-authoring and installation method from Lab 5 to create maintenance-reporting. Apply it in Excel and PowerPoint, test missing inputs and a controlled rerun, then refine v2 using actual evidence. The supplied reviewed template is a fallback if your own draft is incomplete.</w:t>
       </w:r>
     </w:p>
     <w:p>
@@ -10989,7 +10884,7 @@
         <w:t xml:space="preserve">4.  </w:t>
       </w:r>
       <w:r>
-        <w:t>Check the unassigned backlog count against Control. A technician with the same category may still lack usable capacity: use available hours minus known proposed hours, flag conflicts, and do not convert a suggestion into confirmed assignment. Copy your verified summary into a copy of data/checkpoints/Northstar_Verified_Snapshot.docx, preserving measures and date.</w:t>
+        <w:t>Check the unassigned backlog count against Control. A technician with the same category may still lack usable capacity: use available hours minus known proposed hours, flag conflicts, and do not convert a suggestion into confirmed assignment. Copy your verified summary into a new Word document named Northstar_Verified_Snapshot.docx, preserving measures and date.</w:t>
       </w:r>
     </w:p>
     <w:p>
@@ -11031,7 +10926,7 @@
         <w:t xml:space="preserve">5.  </w:t>
       </w:r>
       <w:r>
-        <w:t>In PowerPoint select the reviewed Word snapshot and open the four-slide update from Lab2 or data/checkpoints/Northstar_Initial_Update_Checkpoint.pptx. Use Copilot &gt; + &gt; Choose skills &gt; Manage skills &gt; Add skill to upload the reviewed maintenance-reporting file, or use the app’s own supported Skills folder. Verify it in PowerPoint separately from Excel. If missing, paste the complete reviewed Skill plus snapshot as manual instructions and remove @mention. Apply the following refinement after review.</w:t>
+        <w:t>In PowerPoint select the reviewed Word snapshot and open your four-slide update from Lab 2. Use Copilot &gt; + &gt; Choose skills &gt; Manage skills &gt; Add skill to upload the reviewed maintenance-reporting file, or use the app’s own supported Skills folder. Verify it in PowerPoint separately from Excel. If missing, paste the complete reviewed Skill plus snapshot as manual instructions and remove @mention. Apply the following refinement after review.</w:t>
       </w:r>
     </w:p>
     <w:p>
@@ -11517,27 +11412,6 @@
           <w:color w:val="1F6FEB"/>
           <w:sz w:val="22"/>
         </w:rPr>
-        <w:t>Checkpoint and rejoin point</w:t>
-      </w:r>
-    </w:p>
-    <w:p>
-      <w:pPr>
-        <w:keepNext/>
-      </w:pPr>
-      <w:r>
-        <w:t>If you fell behind, use data/checkpoints/Northstar_Verified_Checkpoint.xlsx and data/checkpoints/Northstar_Verified_Snapshot.docx. Record checkpoint used in Prompt_Log; then perform this lab, rather than claiming the checkpoint as your output.</w:t>
-      </w:r>
-    </w:p>
-    <w:p>
-      <w:pPr>
-        <w:keepNext/>
-      </w:pPr>
-      <w:r>
-        <w:rPr>
-          <w:b/>
-          <w:color w:val="1F6FEB"/>
-          <w:sz w:val="22"/>
-        </w:rPr>
         <w:t>Troubleshooting</w:t>
       </w:r>
     </w:p>
@@ -11759,7 +11633,7 @@
         <w:rPr>
           <w:sz w:val="20"/>
         </w:rPr>
-        <w:t>The lab folder labs/lab-06-*/ holds the instruction PDF with sample prompts, a data folder with templates, checkpoints and the mock-data workbook (data/Northstar_Work_Orders.xlsx), plus data/templates/maintenance-reporting/SKILL.md (Reviewed reporting Skill fallback). Northstar Water Services is a fictional water-pipe maintenance and service company. All service hubs, staff and work orders are synthetic. Use the fixed reporting date 2026-09-30; missing facts remain UNKNOWN. Proposals do not change real assignments. Training email drafts are never sent.</w:t>
+        <w:t>The lab folder labs/lab-06-*/ holds the instruction PDF with sample prompts, a data folder with the lab workbook and any templates (data/Northstar_Work_Orders.xlsx), plus data/templates/maintenance-reporting/SKILL.md (Reviewed reporting Skill fallback). Northstar Water Services is a fictional water-pipe maintenance and service company. All service hubs, staff and work orders are synthetic. Use the fixed reporting date 2026-09-30; missing facts remain UNKNOWN. Proposals do not change real assignments. Training email drafts are never sent.</w:t>
       </w:r>
     </w:p>
     <w:p/>
@@ -11777,7 +11651,7 @@
         <w:keepNext/>
       </w:pPr>
       <w:r>
-        <w:t>Use this checkpoint to explain what you can now do and identify any lab evidence you still need to repair.</w:t>
+        <w:t>Use this recap to explain what you can now do and identify any lab evidence you still need to repair.</w:t>
       </w:r>
     </w:p>
     <w:tbl>
@@ -12761,7 +12635,7 @@
         <w:pStyle w:val="ListBullet"/>
       </w:pPr>
       <w:r>
-        <w:t>Verified clean table from earlier labs or supplied clean checkpoint.</w:t>
+        <w:t>The clean table from earlier labs.</w:t>
       </w:r>
     </w:p>
     <w:p>
@@ -13456,27 +13330,6 @@
           <w:color w:val="1F6FEB"/>
           <w:sz w:val="22"/>
         </w:rPr>
-        <w:t>Checkpoint and rejoin point</w:t>
-      </w:r>
-    </w:p>
-    <w:p>
-      <w:pPr>
-        <w:keepNext/>
-      </w:pPr>
-      <w:r>
-        <w:t>If you fell behind, use data/checkpoints/Northstar_Verified_Checkpoint.xlsx and data/checkpoints/Northstar_Verified_Snapshot.docx. Record checkpoint used in Prompt_Log; then perform this lab, rather than claiming the checkpoint as your output.</w:t>
-      </w:r>
-    </w:p>
-    <w:p>
-      <w:pPr>
-        <w:keepNext/>
-      </w:pPr>
-      <w:r>
-        <w:rPr>
-          <w:b/>
-          <w:color w:val="1F6FEB"/>
-          <w:sz w:val="22"/>
-        </w:rPr>
         <w:t>Troubleshooting</w:t>
       </w:r>
     </w:p>
@@ -13698,7 +13551,7 @@
         <w:rPr>
           <w:sz w:val="20"/>
         </w:rPr>
-        <w:t>The lab folder labs/lab-07-*/ holds the instruction PDF with sample prompts, a data folder with templates, checkpoints and the mock-data workbook (data/Northstar_Work_Orders.xlsx), plus data/templates/water-service-dashboard/SKILL.md (Reviewed interactive dashboard Skill fallback). Northstar Water Services is a fictional water-pipe maintenance and service company. All service hubs, staff and work orders are synthetic. Use the fixed reporting date 2026-09-30; missing facts remain UNKNOWN. Proposals do not change real assignments. Training email drafts are never sent.</w:t>
+        <w:t>The lab folder labs/lab-07-*/ holds the instruction PDF with sample prompts, a data folder with the lab workbook and any templates (data/Northstar_Work_Orders.xlsx), plus data/templates/water-service-dashboard/SKILL.md (Reviewed interactive dashboard Skill fallback). Northstar Water Services is a fictional water-pipe maintenance and service company. All service hubs, staff and work orders are synthetic. Use the fixed reporting date 2026-09-30; missing facts remain UNKNOWN. Proposals do not change real assignments. Training email drafts are never sent.</w:t>
       </w:r>
     </w:p>
     <w:p/>
@@ -14264,7 +14117,7 @@
         <w:pStyle w:val="ListBullet"/>
       </w:pPr>
       <w:r>
-        <w:t>Lab 7 dashboard or supplied formula checkpoint.</w:t>
+        <w:t>Your Lab 7 dashboard.</w:t>
       </w:r>
     </w:p>
     <w:p>
@@ -14300,7 +14153,7 @@
         <w:t xml:space="preserve">1.  </w:t>
       </w:r>
       <w:r>
-        <w:t>Open your Lab 7 baseline dashboard. Rejoin using data/checkpoints/Northstar_Verified_Checkpoint.xlsx only if needed; record that it is an example formula dashboard. Set all four selections B2:B5 to All and confirm 120. Save baseline before creating any refresh-test copy.</w:t>
+        <w:t>Open your Lab 7 baseline dashboard. Set all four selections B2:B5 to All and confirm 120. Save baseline before creating any refresh-test copy.</w:t>
       </w:r>
     </w:p>
     <w:p>
@@ -15088,27 +14941,6 @@
           <w:color w:val="1F6FEB"/>
           <w:sz w:val="22"/>
         </w:rPr>
-        <w:t>Checkpoint and rejoin point</w:t>
-      </w:r>
-    </w:p>
-    <w:p>
-      <w:pPr>
-        <w:keepNext/>
-      </w:pPr>
-      <w:r>
-        <w:t>If you fell behind, use data/checkpoints/Northstar_Verified_Checkpoint.xlsx and data/checkpoints/Northstar_Verified_Snapshot.docx. Record checkpoint used in Prompt_Log; then perform this lab, rather than claiming the checkpoint as your output.</w:t>
-      </w:r>
-    </w:p>
-    <w:p>
-      <w:pPr>
-        <w:keepNext/>
-      </w:pPr>
-      <w:r>
-        <w:rPr>
-          <w:b/>
-          <w:color w:val="1F6FEB"/>
-          <w:sz w:val="22"/>
-        </w:rPr>
         <w:t>Troubleshooting</w:t>
       </w:r>
     </w:p>
@@ -15330,7 +15162,7 @@
         <w:rPr>
           <w:sz w:val="20"/>
         </w:rPr>
-        <w:t>The lab folder labs/lab-08-*/ holds the instruction PDF with sample prompts, a data folder with templates, checkpoints and the mock-data workbook (data/Northstar_Work_Orders.xlsx), plus data/templates/water-service-dashboard/SKILL.md (Reviewed dashboard Skill for reruns). Northstar Water Services is a fictional water-pipe maintenance and service company. All service hubs, staff and work orders are synthetic. Use the fixed reporting date 2026-09-30; missing facts remain UNKNOWN. Proposals do not change real assignments. Training email drafts are never sent.</w:t>
+        <w:t>The lab folder labs/lab-08-*/ holds the instruction PDF with sample prompts, a data folder with the lab workbook and any templates (data/Northstar_Work_Orders.xlsx), plus data/templates/water-service-dashboard/SKILL.md (Reviewed dashboard Skill for reruns). Northstar Water Services is a fictional water-pipe maintenance and service company. All service hubs, staff and work orders are synthetic. Use the fixed reporting date 2026-09-30; missing facts remain UNKNOWN. Proposals do not change real assignments. Training email drafts are never sent.</w:t>
       </w:r>
     </w:p>
     <w:p/>
@@ -15348,7 +15180,7 @@
         <w:keepNext/>
       </w:pPr>
       <w:r>
-        <w:t>Use this checkpoint to explain what you can now do and identify any lab evidence you still need to repair.</w:t>
+        <w:t>Use this recap to explain what you can now do and identify any lab evidence you still need to repair.</w:t>
       </w:r>
     </w:p>
     <w:tbl>
@@ -16148,7 +15980,7 @@
         <w:t xml:space="preserve">1.  </w:t>
       </w:r>
       <w:r>
-        <w:t>Open the untouched baseline Northstar_Dashboard.xlsx from Lab 8; confirm All selectors, total120 and report date2026-09-30. Do not use the 122-row sandbox. If needed use this lab’s checkpoint and record rejoin. Record verified metric/chart values in the Evidence_Log sheet with source sheet/table, scope and date.</w:t>
+        <w:t>Open the untouched baseline Northstar_Dashboard.xlsx from Lab 8; confirm All selectors, total120 and report date2026-09-30. Do not use the 122-row sandbox. Record verified metric/chart values in the Evidence_Log sheet with source sheet/table, scope and date.</w:t>
       </w:r>
     </w:p>
     <w:p>
@@ -16692,27 +16524,6 @@
           <w:color w:val="1F6FEB"/>
           <w:sz w:val="22"/>
         </w:rPr>
-        <w:t>Checkpoint and rejoin point</w:t>
-      </w:r>
-    </w:p>
-    <w:p>
-      <w:pPr>
-        <w:keepNext/>
-      </w:pPr>
-      <w:r>
-        <w:t>If you fell behind, use data/checkpoints/Northstar_Verified_Checkpoint.xlsx and data/checkpoints/Northstar_Verified_Snapshot.docx. Record checkpoint used in Prompt_Log; then perform this lab, rather than claiming the checkpoint as your output.</w:t>
-      </w:r>
-    </w:p>
-    <w:p>
-      <w:pPr>
-        <w:keepNext/>
-      </w:pPr>
-      <w:r>
-        <w:rPr>
-          <w:b/>
-          <w:color w:val="1F6FEB"/>
-          <w:sz w:val="22"/>
-        </w:rPr>
         <w:t>Troubleshooting</w:t>
       </w:r>
     </w:p>
@@ -16934,7 +16745,7 @@
         <w:rPr>
           <w:sz w:val="20"/>
         </w:rPr>
-        <w:t>The lab folder labs/lab-09-*/ holds the instruction PDF with sample prompts, a data folder with templates, checkpoints and the mock-data workbook (data/Northstar_Work_Orders.xlsx). Northstar Water Services is a fictional water-pipe maintenance and service company. All service hubs, staff and work orders are synthetic. Use the fixed reporting date 2026-09-30; missing facts remain UNKNOWN. Proposals do not change real assignments. Training email drafts are never sent.</w:t>
+        <w:t>The lab folder labs/lab-09-*/ holds the instruction PDF with sample prompts, a data folder with the lab workbook and any templates (data/Northstar_Work_Orders.xlsx). Northstar Water Services is a fictional water-pipe maintenance and service company. All service hubs, staff and work orders are synthetic. Use the fixed reporting date 2026-09-30; missing facts remain UNKNOWN. Proposals do not change real assignments. Training email drafts are never sent.</w:t>
       </w:r>
     </w:p>
     <w:p/>
@@ -17528,7 +17339,7 @@
         <w:t xml:space="preserve">1.  </w:t>
       </w:r>
       <w:r>
-        <w:t>Open your Lab 9 draft and save as Northstar_Management_Final.pptx. Rejoin only if necessary using data/checkpoints/Northstar_Management_Example.pptx and snapshot; review and adapt its supplied example charts and narrative against the verified snapshot. Open the same reviewed brief in the file picker; confirm native skill or label manual practice.</w:t>
+        <w:t>Open your Lab 9 draft and save as Northstar_Management_Final.pptx. Open the same reviewed brief in the file picker; confirm native skill or label manual practice.</w:t>
       </w:r>
     </w:p>
     <w:p>
@@ -18126,27 +17937,6 @@
           <w:color w:val="1F6FEB"/>
           <w:sz w:val="22"/>
         </w:rPr>
-        <w:t>Checkpoint and rejoin point</w:t>
-      </w:r>
-    </w:p>
-    <w:p>
-      <w:pPr>
-        <w:keepNext/>
-      </w:pPr>
-      <w:r>
-        <w:t>If you fell behind, use data/checkpoints/Northstar_Verified_Checkpoint.xlsx and data/checkpoints/Northstar_Verified_Snapshot.docx. Record checkpoint used in Prompt_Log; then perform this lab, rather than claiming the checkpoint as your output.</w:t>
-      </w:r>
-    </w:p>
-    <w:p>
-      <w:pPr>
-        <w:keepNext/>
-      </w:pPr>
-      <w:r>
-        <w:rPr>
-          <w:b/>
-          <w:color w:val="1F6FEB"/>
-          <w:sz w:val="22"/>
-        </w:rPr>
         <w:t>Troubleshooting</w:t>
       </w:r>
     </w:p>
@@ -18368,7 +18158,7 @@
         <w:rPr>
           <w:sz w:val="20"/>
         </w:rPr>
-        <w:t>The lab folder labs/lab-10-*/ holds the instruction PDF with sample prompts, a data folder with templates, checkpoints and the mock-data workbook (data/Northstar_Work_Orders.xlsx). Northstar Water Services is a fictional water-pipe maintenance and service company. All service hubs, staff and work orders are synthetic. Use the fixed reporting date 2026-09-30; missing facts remain UNKNOWN. Proposals do not change real assignments. Training email drafts are never sent.</w:t>
+        <w:t>The lab folder labs/lab-10-*/ holds the instruction PDF with sample prompts, a data folder with the lab workbook and any templates (data/Northstar_Work_Orders.xlsx). Northstar Water Services is a fictional water-pipe maintenance and service company. All service hubs, staff and work orders are synthetic. Use the fixed reporting date 2026-09-30; missing facts remain UNKNOWN. Proposals do not change real assignments. Training email drafts are never sent.</w:t>
       </w:r>
     </w:p>
     <w:p/>
@@ -18386,7 +18176,7 @@
         <w:keepNext/>
       </w:pPr>
       <w:r>
-        <w:t>Use this checkpoint to explain what you can now do and identify any lab evidence you still need to repair.</w:t>
+        <w:t>Use this recap to explain what you can now do and identify any lab evidence you still need to repair.</w:t>
       </w:r>
     </w:p>
     <w:tbl>
@@ -19535,7 +19325,7 @@
           <w:color w:val="1F6FEB"/>
           <w:sz w:val="22"/>
         </w:rPr>
-        <w:t>Checkpoint and rejoin point</w:t>
+        <w:t>If you get stuck</w:t>
       </w:r>
     </w:p>
     <w:p>
@@ -19777,7 +19567,7 @@
         <w:rPr>
           <w:sz w:val="20"/>
         </w:rPr>
-        <w:t>The lab folder labs/lab-11-*/ holds the instruction PDF with sample prompts, a data folder with templates, checkpoints and the mock-data workbook (data/knowledge/Northstar_Service_Handbook.docx, data/knowledge/Northstar_Work_Orders_Clean.xlsx). Northstar Water Services is a fictional water-pipe maintenance and service company. All service hubs, staff and work orders are synthetic. Use the fixed reporting date 2026-09-30; missing facts remain UNKNOWN. Proposals do not change real assignments. Training email drafts are never sent.</w:t>
+        <w:t>The lab folder labs/lab-11-*/ holds the instruction PDF with sample prompts, a data folder with the lab workbook and any templates (data/knowledge/Northstar_Service_Handbook.docx, data/knowledge/Northstar_Work_Orders_Clean.xlsx). Northstar Water Services is a fictional water-pipe maintenance and service company. All service hubs, staff and work orders are synthetic. Use the fixed reporting date 2026-09-30; missing facts remain UNKNOWN. Proposals do not change real assignments. Training email drafts are never sent.</w:t>
       </w:r>
     </w:p>
     <w:p/>
@@ -20850,15 +20640,15 @@
           <w:color w:val="1F6FEB"/>
           <w:sz w:val="22"/>
         </w:rPr>
-        <w:t>Checkpoint and rejoin point</w:t>
-      </w:r>
-    </w:p>
-    <w:p>
-      <w:pPr>
-        <w:keepNext/>
-      </w:pPr>
-      <w:r>
-        <w:t>Short of time? Use the Lab 8 checkpoint dashboard and the Lab 10 example deck as your evidence, and say so in the showcase.</w:t>
+        <w:t>If you get stuck</w:t>
+      </w:r>
+    </w:p>
+    <w:p>
+      <w:pPr>
+        <w:keepNext/>
+      </w:pPr>
+      <w:r>
+        <w:t>Short of time? Present the Lab 8 Northstar dashboard and your Lab 10 deck instead, and say so in the showcase.</w:t>
       </w:r>
     </w:p>
     <w:p>
@@ -21092,7 +20882,7 @@
         <w:rPr>
           <w:sz w:val="20"/>
         </w:rPr>
-        <w:t>The lab folder labs/lab-12-*/ holds the instruction PDF with sample prompts, a data folder with templates, checkpoints and the mock-data workbook (Your own mock or sanitised dataset). Northstar Water Services is a fictional water-pipe maintenance and service company. All service hubs, staff and work orders are synthetic. Use the fixed reporting date 2026-09-30; missing facts remain UNKNOWN. Proposals do not change real assignments. Training email drafts are never sent.</w:t>
+        <w:t>The lab folder labs/lab-12-*/ holds the instruction PDF with sample prompts, a data folder with the lab workbook and any templates (Your own mock or sanitised dataset). Northstar Water Services is a fictional water-pipe maintenance and service company. All service hubs, staff and work orders are synthetic. Use the fixed reporting date 2026-09-30; missing facts remain UNKNOWN. Proposals do not change real assignments. Training email drafts are never sent.</w:t>
       </w:r>
     </w:p>
     <w:p/>
@@ -21110,7 +20900,7 @@
         <w:keepNext/>
       </w:pPr>
       <w:r>
-        <w:t>Use this checkpoint to explain what you can now do and identify any lab evidence you still need to repair.</w:t>
+        <w:t>Use this recap to explain what you can now do and identify any lab evidence you still need to repair.</w:t>
       </w:r>
     </w:p>
     <w:tbl>

--- a/courseware/LG-GenAI for Engineers.docx
+++ b/courseware/LG-GenAI for Engineers.docx
@@ -18868,7 +18868,7 @@
         <w:t xml:space="preserve">5.  </w:t>
       </w:r>
       <w:r>
-        <w:t>Under Skills select Add and upload data/templates/work-order-qa.zip; it contains the work-order-qa folder with SKILL.md (do not upload SKILL.md by itself). Read data/templates/work-order-qa/SKILL.md first: it sets the definitions, citation, UNKNOWN and boundary rules. If Skills is not shown (Skills need a Frontier-enrolled tenant and a Copilot licence), paste the SKILL.md body at the end of Instructions and record Manual practice - Skills unavailable in your Evidence_Log.</w:t>
+        <w:t>Read data/templates/work-order-qa/SKILL.md first: it sets the definitions, citation, UNKNOWN and boundary rules. Compress the work-order-qa folder into work-order-qa.zip (Mac: right-click &gt; Compress; Windows: right-click &gt; Send to &gt; Compressed (zipped) folder), then under Skills select Add and upload the .zip (do not upload SKILL.md by itself). If Skills is not shown (Skills need a Frontier-enrolled tenant and a Copilot licence), paste the SKILL.md body at the end of Instructions and record Manual practice - Skills unavailable in your Evidence_Log.</w:t>
       </w:r>
     </w:p>
     <w:p>

--- a/courseware/LG-GenAI for Engineers.docx
+++ b/courseware/LG-GenAI for Engineers.docx
@@ -697,7 +697,7 @@
           <w:color w:val="333333"/>
           <w:sz w:val="21"/>
         </w:rPr>
-        <w:t>AI Security: Five Principles</w:t>
+        <w:t>Prompts and Verified App Handoffs</w:t>
         <w:tab/>
         <w:t>13</w:t>
       </w:r>
@@ -717,7 +717,7 @@
           <w:color w:val="333333"/>
           <w:sz w:val="21"/>
         </w:rPr>
-        <w:t>Prompts and Verified App Handoffs</w:t>
+        <w:t>Outlook Drafting and Operational Decisions</w:t>
         <w:tab/>
         <w:t>14</w:t>
       </w:r>
@@ -737,7 +737,7 @@
           <w:color w:val="333333"/>
           <w:sz w:val="21"/>
         </w:rPr>
-        <w:t>Outlook Drafting and Operational Decisions</w:t>
+        <w:t>Lab 2 · Word to PowerPoint and Outlook — Create the Cross-App Maintenance Update</w:t>
         <w:tab/>
         <w:t>15</w:t>
       </w:r>
@@ -757,9 +757,28 @@
           <w:color w:val="333333"/>
           <w:sz w:val="21"/>
         </w:rPr>
-        <w:t>Lab 2 · Word to PowerPoint and Outlook — Create the Cross-App Maintenance Update</w:t>
+        <w:t>Topic 1 Recap - Mapped to Learning Outcomes</w:t>
         <w:tab/>
-        <w:t>15</w:t>
+        <w:t>18</w:t>
+      </w:r>
+    </w:p>
+    <w:p>
+      <w:pPr>
+        <w:tabs>
+          <w:tab w:pos="9072" w:val="right" w:leader="dot"/>
+        </w:tabs>
+        <w:spacing w:after="60"/>
+      </w:pPr>
+      <w:r>
+        <w:rPr>
+          <w:rFonts w:ascii="Arial" w:hAnsi="Arial"/>
+          <w:b/>
+          <w:color w:val="333333"/>
+          <w:sz w:val="22"/>
+        </w:rPr>
+        <w:t>Topic 2 — Personalisation, .Rules and Skills for Excel</w:t>
+        <w:tab/>
+        <w:t>18</w:t>
       </w:r>
     </w:p>
     <w:p>
@@ -777,28 +796,9 @@
           <w:color w:val="333333"/>
           <w:sz w:val="21"/>
         </w:rPr>
-        <w:t>Topic 1 Recap - Mapped to Learning Outcomes</w:t>
+        <w:t>Account Personalisation and Specific Requests</w:t>
         <w:tab/>
-        <w:t>19</w:t>
-      </w:r>
-    </w:p>
-    <w:p>
-      <w:pPr>
-        <w:tabs>
-          <w:tab w:pos="9072" w:val="right" w:leader="dot"/>
-        </w:tabs>
-        <w:spacing w:after="60"/>
-      </w:pPr>
-      <w:r>
-        <w:rPr>
-          <w:rFonts w:ascii="Arial" w:hAnsi="Arial"/>
-          <w:b/>
-          <w:color w:val="333333"/>
-          <w:sz w:val="22"/>
-        </w:rPr>
-        <w:t>Topic 2 — Personalisation, .Rules and Skills for Excel</w:t>
-        <w:tab/>
-        <w:t>19</w:t>
+        <w:t>18</w:t>
       </w:r>
     </w:p>
     <w:p>
@@ -816,7 +816,7 @@
           <w:color w:val="333333"/>
           <w:sz w:val="21"/>
         </w:rPr>
-        <w:t>Account Personalisation and Specific Requests</w:t>
+        <w:t>Lab 3 · Personalisation — Personalise Copilot in Excel for Consistent Service Reports</w:t>
         <w:tab/>
         <w:t>19</w:t>
       </w:r>
@@ -836,9 +836,9 @@
           <w:color w:val="333333"/>
           <w:sz w:val="21"/>
         </w:rPr>
-        <w:t>Lab 3 · Personalisation — Personalise Copilot in Excel for Consistent Service Reports</w:t>
+        <w:t>Visible Workbook .Rules and Formula Results</w:t>
         <w:tab/>
-        <w:t>20</w:t>
+        <w:t>23</w:t>
       </w:r>
     </w:p>
     <w:p>
@@ -856,9 +856,9 @@
           <w:color w:val="333333"/>
           <w:sz w:val="21"/>
         </w:rPr>
-        <w:t>Visible Workbook .Rules and Formula Results</w:t>
+        <w:t>Lab 4 · Workbook .Rules — Create and Test Workbook .Rules for Water Service Reporting</w:t>
         <w:tab/>
-        <w:t>23</w:t>
+        <w:t>24</w:t>
       </w:r>
     </w:p>
     <w:p>
@@ -876,9 +876,9 @@
           <w:color w:val="333333"/>
           <w:sz w:val="21"/>
         </w:rPr>
-        <w:t>Lab 4 · Workbook .Rules — Create and Test Workbook .Rules for Water Service Reporting</w:t>
+        <w:t>Built-in and Custom Skills</w:t>
         <w:tab/>
-        <w:t>24</w:t>
+        <w:t>29</w:t>
       </w:r>
     </w:p>
     <w:p>
@@ -896,9 +896,9 @@
           <w:color w:val="333333"/>
           <w:sz w:val="21"/>
         </w:rPr>
-        <w:t>Built-in and Custom Skills</w:t>
+        <w:t>Pareto Skill: Counts, Sorting and Cumulative Share</w:t>
         <w:tab/>
-        <w:t>29</w:t>
+        <w:t>30</w:t>
       </w:r>
     </w:p>
     <w:p>
@@ -916,9 +916,9 @@
           <w:color w:val="333333"/>
           <w:sz w:val="21"/>
         </w:rPr>
-        <w:t>Pareto Skill: Counts, Sorting and Cumulative Share</w:t>
+        <w:t>Lab 5 · Custom Pareto Chart Skill — Use the Built-in Chart Skill, then Create a Custom Pareto Skill</w:t>
         <w:tab/>
-        <w:t>30</w:t>
+        <w:t>31</w:t>
       </w:r>
     </w:p>
     <w:p>
@@ -936,9 +936,9 @@
           <w:color w:val="333333"/>
           <w:sz w:val="21"/>
         </w:rPr>
-        <w:t>Lab 5 · Custom Pareto Chart Skill — Use the Built-in Chart Skill, then Create a Custom Pareto Skill</w:t>
+        <w:t>Skills, Prompts and Workbook Rules</w:t>
         <w:tab/>
-        <w:t>31</w:t>
+        <w:t>36</w:t>
       </w:r>
     </w:p>
     <w:p>
@@ -956,9 +956,9 @@
           <w:color w:val="333333"/>
           <w:sz w:val="21"/>
         </w:rPr>
-        <w:t>Skills, Prompts and Workbook Rules</w:t>
+        <w:t>Custom Skill Discovery in Each App</w:t>
         <w:tab/>
-        <w:t>36</w:t>
+        <w:t>37</w:t>
       </w:r>
     </w:p>
     <w:p>
@@ -976,7 +976,7 @@
           <w:color w:val="333333"/>
           <w:sz w:val="21"/>
         </w:rPr>
-        <w:t>Custom Skill Discovery in Each App</w:t>
+        <w:t>Repeatability and Safe Skill Reruns</w:t>
         <w:tab/>
         <w:t>37</w:t>
       </w:r>
@@ -996,9 +996,9 @@
           <w:color w:val="333333"/>
           <w:sz w:val="21"/>
         </w:rPr>
-        <w:t>Repeatability and Safe Skill Reruns</w:t>
+        <w:t>Assignment Proposals and Capacity Evidence</w:t>
         <w:tab/>
-        <w:t>37</w:t>
+        <w:t>38</w:t>
       </w:r>
     </w:p>
     <w:p>
@@ -1016,9 +1016,9 @@
           <w:color w:val="333333"/>
           <w:sz w:val="21"/>
         </w:rPr>
-        <w:t>Assignment Proposals and Capacity Evidence</w:t>
+        <w:t>Lab 6 · Reporting Skill — Create, Use and Improve the Maintenance Reporting Skill</w:t>
         <w:tab/>
-        <w:t>38</w:t>
+        <w:t>39</w:t>
       </w:r>
     </w:p>
     <w:p>
@@ -1036,9 +1036,28 @@
           <w:color w:val="333333"/>
           <w:sz w:val="21"/>
         </w:rPr>
-        <w:t>Lab 6 · Reporting Skill — Create, Use and Improve the Maintenance Reporting Skill</w:t>
+        <w:t>Topic 2 Recap - Mapped to Learning Outcomes</w:t>
         <w:tab/>
-        <w:t>39</w:t>
+        <w:t>44</w:t>
+      </w:r>
+    </w:p>
+    <w:p>
+      <w:pPr>
+        <w:tabs>
+          <w:tab w:pos="9072" w:val="right" w:leader="dot"/>
+        </w:tabs>
+        <w:spacing w:after="60"/>
+      </w:pPr>
+      <w:r>
+        <w:rPr>
+          <w:rFonts w:ascii="Arial" w:hAnsi="Arial"/>
+          <w:b/>
+          <w:color w:val="333333"/>
+          <w:sz w:val="22"/>
+        </w:rPr>
+        <w:t>Topic 3 — Interactive Dashboards with Custom Skills</w:t>
+        <w:tab/>
+        <w:t>44</w:t>
       </w:r>
     </w:p>
     <w:p>
@@ -1056,26 +1075,7 @@
           <w:color w:val="333333"/>
           <w:sz w:val="21"/>
         </w:rPr>
-        <w:t>Topic 2 Recap - Mapped to Learning Outcomes</w:t>
-        <w:tab/>
-        <w:t>44</w:t>
-      </w:r>
-    </w:p>
-    <w:p>
-      <w:pPr>
-        <w:tabs>
-          <w:tab w:pos="9072" w:val="right" w:leader="dot"/>
-        </w:tabs>
-        <w:spacing w:after="60"/>
-      </w:pPr>
-      <w:r>
-        <w:rPr>
-          <w:rFonts w:ascii="Arial" w:hAnsi="Arial"/>
-          <w:b/>
-          <w:color w:val="333333"/>
-          <w:sz w:val="22"/>
-        </w:rPr>
-        <w:t>Topic 3 — Interactive Dashboards with Custom Skills</w:t>
+        <w:t>Custom Dashboard Skill as a Reusable Contract</w:t>
         <w:tab/>
         <w:t>44</w:t>
       </w:r>
@@ -1095,9 +1095,9 @@
           <w:color w:val="333333"/>
           <w:sz w:val="21"/>
         </w:rPr>
-        <w:t>Custom Dashboard Skill as a Reusable Contract</w:t>
+        <w:t>Dashboard Measures and Denominators</w:t>
         <w:tab/>
-        <w:t>44</w:t>
+        <w:t>45</w:t>
       </w:r>
     </w:p>
     <w:p>
@@ -1115,9 +1115,9 @@
           <w:color w:val="333333"/>
           <w:sz w:val="21"/>
         </w:rPr>
-        <w:t>Dashboard Measures and Denominators</w:t>
+        <w:t>Visual Dashboard Design for Maintenance</w:t>
         <w:tab/>
-        <w:t>45</w:t>
+        <w:t>46</w:t>
       </w:r>
     </w:p>
     <w:p>
@@ -1135,9 +1135,9 @@
           <w:color w:val="333333"/>
           <w:sz w:val="21"/>
         </w:rPr>
-        <w:t>Visual Dashboard Design for Maintenance</w:t>
+        <w:t>Lab 7 · Custom Dashboard Skill — Create and Apply a Custom Interactive Dashboard Skill</w:t>
         <w:tab/>
-        <w:t>46</w:t>
+        <w:t>47</w:t>
       </w:r>
     </w:p>
     <w:p>
@@ -1155,9 +1155,9 @@
           <w:color w:val="333333"/>
           <w:sz w:val="21"/>
         </w:rPr>
-        <w:t>Lab 7 · Custom Dashboard Skill — Create and Apply a Custom Interactive Dashboard Skill</w:t>
+        <w:t>One Filter Scope for Every Visual</w:t>
         <w:tab/>
-        <w:t>47</w:t>
+        <w:t>51</w:t>
       </w:r>
     </w:p>
     <w:p>
@@ -1175,9 +1175,9 @@
           <w:color w:val="333333"/>
           <w:sz w:val="21"/>
         </w:rPr>
-        <w:t>One Filter Scope for Every Visual</w:t>
+        <w:t>Refresh Tests and Static Snapshots</w:t>
         <w:tab/>
-        <w:t>51</w:t>
+        <w:t>52</w:t>
       </w:r>
     </w:p>
     <w:p>
@@ -1195,9 +1195,9 @@
           <w:color w:val="333333"/>
           <w:sz w:val="21"/>
         </w:rPr>
-        <w:t>Refresh Tests and Static Snapshots</w:t>
+        <w:t>Lab 8 · Interactive Filters and Refresh — Use the Dashboard Skill for Filters, Refresh and Safe Reruns</w:t>
         <w:tab/>
-        <w:t>52</w:t>
+        <w:t>53</w:t>
       </w:r>
     </w:p>
     <w:p>
@@ -1215,9 +1215,28 @@
           <w:color w:val="333333"/>
           <w:sz w:val="21"/>
         </w:rPr>
-        <w:t>Lab 8 · Interactive Filters and Refresh — Use the Dashboard Skill for Filters, Refresh and Safe Reruns</w:t>
+        <w:t>Topic 3 Recap - Mapped to Learning Outcomes</w:t>
         <w:tab/>
-        <w:t>53</w:t>
+        <w:t>58</w:t>
+      </w:r>
+    </w:p>
+    <w:p>
+      <w:pPr>
+        <w:tabs>
+          <w:tab w:pos="9072" w:val="right" w:leader="dot"/>
+        </w:tabs>
+        <w:spacing w:after="60"/>
+      </w:pPr>
+      <w:r>
+        <w:rPr>
+          <w:rFonts w:ascii="Arial" w:hAnsi="Arial"/>
+          <w:b/>
+          <w:color w:val="333333"/>
+          <w:sz w:val="22"/>
+        </w:rPr>
+        <w:t>Topic 4 — Create a Professional Presentation with PowerPoint Copilot</w:t>
+        <w:tab/>
+        <w:t>58</w:t>
       </w:r>
     </w:p>
     <w:p>
@@ -1235,26 +1254,7 @@
           <w:color w:val="333333"/>
           <w:sz w:val="21"/>
         </w:rPr>
-        <w:t>Topic 3 Recap - Mapped to Learning Outcomes</w:t>
-        <w:tab/>
-        <w:t>58</w:t>
-      </w:r>
-    </w:p>
-    <w:p>
-      <w:pPr>
-        <w:tabs>
-          <w:tab w:pos="9072" w:val="right" w:leader="dot"/>
-        </w:tabs>
-        <w:spacing w:after="60"/>
-      </w:pPr>
-      <w:r>
-        <w:rPr>
-          <w:rFonts w:ascii="Arial" w:hAnsi="Arial"/>
-          <w:b/>
-          <w:color w:val="333333"/>
-          <w:sz w:val="22"/>
-        </w:rPr>
-        <w:t>Topic 4 — Create a Professional Presentation with PowerPoint Copilot</w:t>
+        <w:t>From Dashboard Evidence to a Decision Story</w:t>
         <w:tab/>
         <w:t>58</w:t>
       </w:r>
@@ -1274,9 +1274,9 @@
           <w:color w:val="333333"/>
           <w:sz w:val="21"/>
         </w:rPr>
-        <w:t>From Dashboard Evidence to a Decision Story</w:t>
+        <w:t>Charts, Templates and Source Provenance</w:t>
         <w:tab/>
-        <w:t>58</w:t>
+        <w:t>59</w:t>
       </w:r>
     </w:p>
     <w:p>
@@ -1294,9 +1294,9 @@
           <w:color w:val="333333"/>
           <w:sz w:val="21"/>
         </w:rPr>
-        <w:t>Charts, Templates and Source Provenance</w:t>
+        <w:t>Lab 9 · Dashboard to presentation — Turn Dashboard Evidence into a Management Story</w:t>
         <w:tab/>
-        <w:t>59</w:t>
+        <w:t>60</w:t>
       </w:r>
     </w:p>
     <w:p>
@@ -1314,9 +1314,9 @@
           <w:color w:val="333333"/>
           <w:sz w:val="21"/>
         </w:rPr>
-        <w:t>Lab 9 · Dashboard to presentation — Turn Dashboard Evidence into a Management Story</w:t>
+        <w:t>Professional Refinement and Rehearsal</w:t>
         <w:tab/>
-        <w:t>60</w:t>
+        <w:t>63</w:t>
       </w:r>
     </w:p>
     <w:p>
@@ -1334,9 +1334,9 @@
           <w:color w:val="333333"/>
           <w:sz w:val="21"/>
         </w:rPr>
-        <w:t>Professional Refinement and Rehearsal</w:t>
+        <w:t>Reviewed Handoff and Artifact Lifecycle</w:t>
         <w:tab/>
-        <w:t>63</w:t>
+        <w:t>64</w:t>
       </w:r>
     </w:p>
     <w:p>
@@ -1354,9 +1354,9 @@
           <w:color w:val="333333"/>
           <w:sz w:val="21"/>
         </w:rPr>
-        <w:t>Reviewed Handoff and Artifact Lifecycle</w:t>
+        <w:t>Lab 10 · Professional handoff — Refine and Present the Maintenance Decision Deck</w:t>
         <w:tab/>
-        <w:t>64</w:t>
+        <w:t>65</w:t>
       </w:r>
     </w:p>
     <w:p>
@@ -1374,9 +1374,28 @@
           <w:color w:val="333333"/>
           <w:sz w:val="21"/>
         </w:rPr>
-        <w:t>Lab 10 · Professional handoff — Refine and Present the Maintenance Decision Deck</w:t>
+        <w:t>Topic 4 Recap - Mapped to Learning Outcomes</w:t>
         <w:tab/>
-        <w:t>65</w:t>
+        <w:t>69</w:t>
+      </w:r>
+    </w:p>
+    <w:p>
+      <w:pPr>
+        <w:tabs>
+          <w:tab w:pos="9072" w:val="right" w:leader="dot"/>
+        </w:tabs>
+        <w:spacing w:after="60"/>
+      </w:pPr>
+      <w:r>
+        <w:rPr>
+          <w:rFonts w:ascii="Arial" w:hAnsi="Arial"/>
+          <w:b/>
+          <w:color w:val="333333"/>
+          <w:sz w:val="22"/>
+        </w:rPr>
+        <w:t>Topic 5 — Copilot Agents and Mini Capstone</w:t>
+        <w:tab/>
+        <w:t>69</w:t>
       </w:r>
     </w:p>
     <w:p>
@@ -1394,26 +1413,7 @@
           <w:color w:val="333333"/>
           <w:sz w:val="21"/>
         </w:rPr>
-        <w:t>Topic 4 Recap - Mapped to Learning Outcomes</w:t>
-        <w:tab/>
-        <w:t>69</w:t>
-      </w:r>
-    </w:p>
-    <w:p>
-      <w:pPr>
-        <w:tabs>
-          <w:tab w:pos="9072" w:val="right" w:leader="dot"/>
-        </w:tabs>
-        <w:spacing w:after="60"/>
-      </w:pPr>
-      <w:r>
-        <w:rPr>
-          <w:rFonts w:ascii="Arial" w:hAnsi="Arial"/>
-          <w:b/>
-          <w:color w:val="333333"/>
-          <w:sz w:val="22"/>
-        </w:rPr>
-        <w:t>Topic 5 — Copilot Agents and Mini Capstone</w:t>
+        <w:t>What Is Agent Builder?</w:t>
         <w:tab/>
         <w:t>69</w:t>
       </w:r>
@@ -1433,9 +1433,9 @@
           <w:color w:val="333333"/>
           <w:sz w:val="21"/>
         </w:rPr>
-        <w:t>What Is Agent Builder?</w:t>
+        <w:t>Lab 11 · Copilot Agent Builder — Build a Work-Order Agent with Agent Builder</w:t>
         <w:tab/>
-        <w:t>69</w:t>
+        <w:t>70</w:t>
       </w:r>
     </w:p>
     <w:p>
@@ -1453,9 +1453,9 @@
           <w:color w:val="333333"/>
           <w:sz w:val="21"/>
         </w:rPr>
-        <w:t>Lab 11 · Copilot Agent Builder — Build a Work-Order Agent with Agent Builder</w:t>
+        <w:t>Mini Capstone: From Your Data to a Decision</w:t>
         <w:tab/>
-        <w:t>70</w:t>
+        <w:t>74</w:t>
       </w:r>
     </w:p>
     <w:p>
@@ -1473,9 +1473,9 @@
           <w:color w:val="333333"/>
           <w:sz w:val="21"/>
         </w:rPr>
-        <w:t>Mini Capstone: From Your Data to a Decision</w:t>
+        <w:t>Lab 12 · Mini Capstone — Mini Capstone: Group Dashboard and Decision Deck</w:t>
         <w:tab/>
-        <w:t>74</w:t>
+        <w:t>75</w:t>
       </w:r>
     </w:p>
     <w:p>
@@ -1493,9 +1493,9 @@
           <w:color w:val="333333"/>
           <w:sz w:val="21"/>
         </w:rPr>
-        <w:t>Lab 12 · Mini Capstone — Mini Capstone: Group Dashboard and Decision Deck</w:t>
+        <w:t>Topic 5 Recap - Mapped to Learning Outcomes</w:t>
         <w:tab/>
-        <w:t>75</w:t>
+        <w:t>79</w:t>
       </w:r>
     </w:p>
     <w:p>
@@ -1504,18 +1504,17 @@
           <w:tab w:pos="9072" w:val="right" w:leader="dot"/>
         </w:tabs>
         <w:spacing w:after="60"/>
-        <w:ind w:left="432"/>
       </w:pPr>
       <w:r>
         <w:rPr>
           <w:rFonts w:ascii="Arial" w:hAnsi="Arial"/>
-          <w:b w:val="0"/>
+          <w:b/>
           <w:color w:val="333333"/>
-          <w:sz w:val="21"/>
-        </w:rPr>
-        <w:t>Topic 5 Recap - Mapped to Learning Outcomes</w:t>
+          <w:sz w:val="22"/>
+        </w:rPr>
+        <w:t>Closing: 5 Principles of AI Security</w:t>
         <w:tab/>
-        <w:t>79</w:t>
+        <w:t>80</w:t>
       </w:r>
     </w:p>
     <w:p>
@@ -3507,245 +3506,9 @@
     <w:p/>
     <w:p>
       <w:r>
-        <w:t>Concepts for Lab 2: AI Security: Five Principles, Prompts and Verified App Handoffs, Outlook Drafting and Operational Decisions.</w:t>
-      </w:r>
-    </w:p>
-    <w:p>
-      <w:pPr>
-        <w:pStyle w:val="Heading2"/>
-        <w:keepNext/>
-      </w:pPr>
-      <w:r>
-        <w:t>AI Security: Five Principles</w:t>
-      </w:r>
-    </w:p>
-    <w:p>
-      <w:r>
-        <w:t>AI security is the set of habits and controls that keep data, decisions and systems safe when people work with AI assistants and agents. Five principles apply to every Copilot task in this course: data control, permission control, human in the loop, traceability, and using a well-tested model rather than the newest one for important work.</w:t>
-      </w:r>
-    </w:p>
-    <w:p>
-      <w:pPr>
-        <w:keepNext/>
-      </w:pPr>
-      <w:r>
-        <w:t>Copilot only surfaces data a user can already access and does not use prompts to train its foundation models, but people can still overshare, give an agent too much access, accept an unchecked draft or lose track of what was used. The principles turn those risks into checks you can perform before work leaves your hands.</w:t>
-      </w:r>
-    </w:p>
-    <w:p>
-      <w:pPr>
-        <w:keepNext/>
-      </w:pPr>
-      <w:r>
-        <w:rPr>
-          <w:b/>
-          <w:color w:val="1F6FEB"/>
-          <w:sz w:val="22"/>
-        </w:rPr>
-        <w:t>How it works</w:t>
-      </w:r>
-    </w:p>
-    <w:p>
-      <w:pPr>
-        <w:pStyle w:val="ListBullet"/>
-      </w:pPr>
-      <w:r>
-        <w:t>Share only the data the task needs.</w:t>
-      </w:r>
-    </w:p>
-    <w:p>
-      <w:pPr>
-        <w:pStyle w:val="ListBullet"/>
-      </w:pPr>
-      <w:r>
-        <w:t>Limit access for people, agents and skills.</w:t>
-      </w:r>
-    </w:p>
-    <w:p>
-      <w:pPr>
-        <w:pStyle w:val="ListBullet"/>
-      </w:pPr>
-      <w:r>
-        <w:t>Review and approve before anything takes effect.</w:t>
-      </w:r>
-    </w:p>
-    <w:p>
-      <w:pPr>
-        <w:pStyle w:val="ListBullet"/>
-      </w:pPr>
-      <w:r>
-        <w:t>Log sources, prompts, versions and checks.</w:t>
-      </w:r>
-    </w:p>
-    <w:p>
-      <w:pPr>
-        <w:keepNext/>
-      </w:pPr>
-      <w:r>
-        <w:rPr>
-          <w:b/>
-          <w:color w:val="1F6FEB"/>
-          <w:sz w:val="22"/>
-        </w:rPr>
-        <w:t>Worked example</w:t>
-      </w:r>
-    </w:p>
-    <w:p>
-      <w:pPr>
-        <w:pStyle w:val="ListBullet"/>
-      </w:pPr>
-      <w:r>
-        <w:t>Use synthetic or sanitised data in training and demos.</w:t>
-      </w:r>
-    </w:p>
-    <w:p>
-      <w:pPr>
-        <w:pStyle w:val="ListBullet"/>
-      </w:pPr>
-      <w:r>
-        <w:t>An agent gets Can chat access, not Can edit, unless needed.</w:t>
-      </w:r>
-    </w:p>
-    <w:p>
-      <w:pPr>
-        <w:pStyle w:val="ListBullet"/>
-      </w:pPr>
-      <w:r>
-        <w:t>A Copilot email stays a draft until a person reviews it.</w:t>
-      </w:r>
-    </w:p>
-    <w:p>
-      <w:pPr>
-        <w:keepNext/>
-      </w:pPr>
-      <w:r>
-        <w:rPr>
-          <w:b/>
-          <w:color w:val="1F6FEB"/>
-          <w:sz w:val="22"/>
-        </w:rPr>
-        <w:t>Decision guide</w:t>
-      </w:r>
-    </w:p>
-    <w:tbl>
-      <w:tblPr>
-        <w:tblStyle w:val="TableGrid"/>
-        <w:tblW w:type="auto" w:w="0"/>
-        <w:tblLook w:firstColumn="1" w:firstRow="1" w:lastColumn="0" w:lastRow="0" w:noHBand="0" w:noVBand="1" w:val="04A0"/>
-      </w:tblPr>
-      <w:tblGrid>
-        <w:gridCol w:w="4320"/>
-        <w:gridCol w:w="4320"/>
-      </w:tblGrid>
-      <w:tr>
-        <w:trPr>
-          <w:tblHeader w:val="true"/>
-          <w:cantSplit/>
-        </w:trPr>
-        <w:tc>
-          <w:tcPr>
-            <w:tcW w:type="dxa" w:w="4320"/>
-            <w:shd w:val="clear" w:color="auto" w:fill="E8F0FE"/>
-          </w:tcPr>
-          <w:p>
-            <w:pPr>
-              <w:keepNext/>
-            </w:pPr>
-            <w:r/>
-            <w:r>
-              <w:rPr>
-                <w:b/>
-                <w:sz w:val="19"/>
-              </w:rPr>
-              <w:t>Use when</w:t>
-            </w:r>
-          </w:p>
-        </w:tc>
-        <w:tc>
-          <w:tcPr>
-            <w:tcW w:type="dxa" w:w="4320"/>
-            <w:shd w:val="clear" w:color="auto" w:fill="E8F0FE"/>
-          </w:tcPr>
-          <w:p>
-            <w:pPr>
-              <w:keepNext/>
-            </w:pPr>
-            <w:r/>
-            <w:r>
-              <w:rPr>
-                <w:b/>
-                <w:sz w:val="19"/>
-              </w:rPr>
-              <w:t>Avoid when</w:t>
-            </w:r>
-          </w:p>
-        </w:tc>
-      </w:tr>
-      <w:tr>
-        <w:trPr>
-          <w:cantSplit/>
-        </w:trPr>
-        <w:tc>
-          <w:tcPr>
-            <w:tcW w:type="dxa" w:w="4320"/>
-          </w:tcPr>
-          <w:p>
-            <w:r/>
-            <w:r>
-              <w:rPr>
-                <w:sz w:val="19"/>
-              </w:rPr>
-              <w:t>The output could reach other people, systems or decisions.</w:t>
-            </w:r>
-          </w:p>
-        </w:tc>
-        <w:tc>
-          <w:tcPr>
-            <w:tcW w:type="dxa" w:w="4320"/>
-          </w:tcPr>
-          <w:p>
-            <w:r/>
-            <w:r>
-              <w:rPr>
-                <w:sz w:val="19"/>
-              </w:rPr>
-              <w:t>Confidential data is pasted into an unapproved tool or a draft is sent unchecked.</w:t>
-            </w:r>
-          </w:p>
-        </w:tc>
-      </w:tr>
-    </w:tbl>
-    <w:p/>
-    <w:p>
-      <w:pPr>
-        <w:keepNext/>
-      </w:pPr>
-      <w:r>
-        <w:rPr>
-          <w:b/>
-          <w:color w:val="1F6FEB"/>
-          <w:sz w:val="22"/>
-        </w:rPr>
-        <w:t>Authoritative references</w:t>
-      </w:r>
-    </w:p>
-    <w:p>
-      <w:pPr>
-        <w:pStyle w:val="ListBullet"/>
-      </w:pPr>
-      <w:r>
-        <w:t>https://learn.microsoft.com/en-us/microsoft-365/copilot/microsoft-365-copilot-privacy</w:t>
-      </w:r>
-    </w:p>
-    <w:p>
-      <w:pPr>
-        <w:pStyle w:val="ListBullet"/>
-      </w:pPr>
-      <w:r>
-        <w:t>https://learn.microsoft.com/en-us/microsoft-365/copilot/microsoft-365-copilot-overview</w:t>
-      </w:r>
-    </w:p>
-    <w:p/>
+        <w:t>Concepts for Lab 2: Prompts and Verified App Handoffs, Outlook Drafting and Operational Decisions.</w:t>
+      </w:r>
+    </w:p>
     <w:p>
       <w:pPr>
         <w:pStyle w:val="Heading2"/>
@@ -21031,6 +20794,198 @@
       </w:tr>
     </w:tbl>
     <w:p/>
+    <w:p/>
+    <w:p>
+      <w:pPr>
+        <w:pStyle w:val="Heading1"/>
+        <w:keepNext/>
+      </w:pPr>
+      <w:r>
+        <w:t>Closing: 5 Principles of AI Security</w:t>
+      </w:r>
+    </w:p>
+    <w:p>
+      <w:pPr>
+        <w:keepNext/>
+      </w:pPr>
+      <w:r>
+        <w:t>AI security is the set of habits and controls that keep data, decisions and systems safe when people work with AI assistants and agents. Five principles apply to every Copilot task in this course: data control, permission control, human in the loop, traceability, and using a well-tested model rather than the newest one for important work. Copilot only surfaces data a user can already access and does not use prompts to train its foundation models, but people can still overshare, give an agent too much access, accept an unchecked draft or lose track of what was used. The principles turn those risks into checks you can perform before work leaves your hands.</w:t>
+      </w:r>
+    </w:p>
+    <w:p>
+      <w:pPr>
+        <w:keepNext/>
+      </w:pPr>
+      <w:r>
+        <w:rPr>
+          <w:b/>
+          <w:color w:val="1F6FEB"/>
+          <w:sz w:val="22"/>
+        </w:rPr>
+        <w:t>Data control</w:t>
+      </w:r>
+    </w:p>
+    <w:p>
+      <w:pPr>
+        <w:keepNext/>
+      </w:pPr>
+      <w:r>
+        <w:t>Share only what the task needs; use synthetic or sanitised data.</w:t>
+      </w:r>
+    </w:p>
+    <w:p>
+      <w:pPr>
+        <w:keepNext/>
+      </w:pPr>
+      <w:r>
+        <w:rPr>
+          <w:b/>
+          <w:color w:val="1F6FEB"/>
+          <w:sz w:val="22"/>
+        </w:rPr>
+        <w:t>Permission control</w:t>
+      </w:r>
+    </w:p>
+    <w:p>
+      <w:pPr>
+        <w:keepNext/>
+      </w:pPr>
+      <w:r>
+        <w:t>Least privilege for files, agents, skills and sharing.</w:t>
+      </w:r>
+    </w:p>
+    <w:p>
+      <w:pPr>
+        <w:keepNext/>
+      </w:pPr>
+      <w:r>
+        <w:rPr>
+          <w:b/>
+          <w:color w:val="1F6FEB"/>
+          <w:sz w:val="22"/>
+        </w:rPr>
+        <w:t>Human in the loop</w:t>
+      </w:r>
+    </w:p>
+    <w:p>
+      <w:pPr>
+        <w:keepNext/>
+      </w:pPr>
+      <w:r>
+        <w:t>Plan, review and approve before edits, emails or decisions.</w:t>
+      </w:r>
+    </w:p>
+    <w:p>
+      <w:pPr>
+        <w:keepNext/>
+      </w:pPr>
+      <w:r>
+        <w:rPr>
+          <w:b/>
+          <w:color w:val="1F6FEB"/>
+          <w:sz w:val="22"/>
+        </w:rPr>
+        <w:t>Traceability</w:t>
+      </w:r>
+    </w:p>
+    <w:p>
+      <w:pPr>
+        <w:keepNext/>
+      </w:pPr>
+      <w:r>
+        <w:t>Log prompts, sources, versions and checks for every output.</w:t>
+      </w:r>
+    </w:p>
+    <w:p>
+      <w:pPr>
+        <w:keepNext/>
+      </w:pPr>
+      <w:r>
+        <w:rPr>
+          <w:b/>
+          <w:color w:val="1F6FEB"/>
+          <w:sz w:val="22"/>
+        </w:rPr>
+        <w:t>Well-tested models</w:t>
+      </w:r>
+    </w:p>
+    <w:p>
+      <w:pPr>
+        <w:keepNext/>
+      </w:pPr>
+      <w:r>
+        <w:t>Prefer proven, approved models over the newest release.</w:t>
+      </w:r>
+    </w:p>
+    <w:p>
+      <w:pPr>
+        <w:keepNext/>
+      </w:pPr>
+      <w:r>
+        <w:rPr>
+          <w:b/>
+          <w:color w:val="1F6FEB"/>
+          <w:sz w:val="22"/>
+        </w:rPr>
+        <w:t>Put the principles into practice</w:t>
+      </w:r>
+    </w:p>
+    <w:p>
+      <w:pPr>
+        <w:pStyle w:val="ListBullet"/>
+      </w:pPr>
+      <w:r>
+        <w:t>Share only the data the task needs.</w:t>
+      </w:r>
+    </w:p>
+    <w:p>
+      <w:pPr>
+        <w:pStyle w:val="ListBullet"/>
+      </w:pPr>
+      <w:r>
+        <w:t>Limit access for people, agents and skills.</w:t>
+      </w:r>
+    </w:p>
+    <w:p>
+      <w:pPr>
+        <w:pStyle w:val="ListBullet"/>
+      </w:pPr>
+      <w:r>
+        <w:t>Review and approve before anything takes effect.</w:t>
+      </w:r>
+    </w:p>
+    <w:p>
+      <w:pPr>
+        <w:pStyle w:val="ListBullet"/>
+      </w:pPr>
+      <w:r>
+        <w:t>Log sources, prompts, versions and checks.</w:t>
+      </w:r>
+    </w:p>
+    <w:p>
+      <w:pPr>
+        <w:pStyle w:val="ListBullet"/>
+      </w:pPr>
+      <w:r>
+        <w:t>Use synthetic or sanitised data in training and demos.</w:t>
+      </w:r>
+    </w:p>
+    <w:p>
+      <w:pPr>
+        <w:pStyle w:val="ListBullet"/>
+      </w:pPr>
+      <w:r>
+        <w:t>An agent gets Can chat access, not Can edit, unless needed.</w:t>
+      </w:r>
+    </w:p>
+    <w:p>
+      <w:pPr>
+        <w:pStyle w:val="ListBullet"/>
+      </w:pPr>
+      <w:r>
+        <w:t>A Copilot email stays a draft until a person reviews it.</w:t>
+      </w:r>
+    </w:p>
     <w:p/>
     <w:p>
       <w:r>

--- a/courseware/LG-GenAI for Engineers.docx
+++ b/courseware/LG-GenAI for Engineers.docx
@@ -112,7 +112,7 @@
           <w:color w:val="1F6FEB"/>
           <w:sz w:val="24"/>
         </w:rPr>
-        <w:t>Version 2.3</w:t>
+        <w:t>Version 2.4</w:t>
       </w:r>
     </w:p>
     <w:p>
@@ -213,6 +213,64 @@
                 <w:sz w:val="19"/>
               </w:rPr>
               <w:t>Author</w:t>
+            </w:r>
+          </w:p>
+        </w:tc>
+      </w:tr>
+      <w:tr>
+        <w:tc>
+          <w:tcPr>
+            <w:tcW w:type="dxa" w:w="1152"/>
+          </w:tcPr>
+          <w:p>
+            <w:r/>
+            <w:r>
+              <w:rPr>
+                <w:sz w:val="19"/>
+              </w:rPr>
+              <w:t>2.4</w:t>
+            </w:r>
+          </w:p>
+        </w:tc>
+        <w:tc>
+          <w:tcPr>
+            <w:tcW w:type="dxa" w:w="1656"/>
+          </w:tcPr>
+          <w:p>
+            <w:r/>
+            <w:r>
+              <w:rPr>
+                <w:sz w:val="19"/>
+              </w:rPr>
+              <w:t>19 October 2026</w:t>
+            </w:r>
+          </w:p>
+        </w:tc>
+        <w:tc>
+          <w:tcPr>
+            <w:tcW w:type="dxa" w:w="4896"/>
+          </w:tcPr>
+          <w:p>
+            <w:r/>
+            <w:r>
+              <w:rPr>
+                <w:sz w:val="19"/>
+              </w:rPr>
+              <w:t>Simple, self-contained labs: short steps with one prompt each, and every lab works directly on the files in its own lab folder (no extra folder, no copying, no dependence on earlier labs); files stay local with no OneDrive upload; Word, PowerPoint and Outlook steps upload the local file with + &gt; Upload images and files (paste as fallback); new slide compares local upload with OneDrive / reference. OneDrive remains only for the Excel Skills folder and Agent Builder knowledge.</w:t>
+            </w:r>
+          </w:p>
+        </w:tc>
+        <w:tc>
+          <w:tcPr>
+            <w:tcW w:type="dxa" w:w="1656"/>
+          </w:tcPr>
+          <w:p>
+            <w:r/>
+            <w:r>
+              <w:rPr>
+                <w:sz w:val="19"/>
+              </w:rPr>
+              <w:t>IES Academy</w:t>
             </w:r>
           </w:p>
         </w:tc>
@@ -639,7 +697,7 @@
         </w:rPr>
         <w:t>Grounding Across Microsoft 365</w:t>
         <w:tab/>
-        <w:t>7</w:t>
+        <w:t>8</w:t>
       </w:r>
     </w:p>
     <w:p>
@@ -699,7 +757,7 @@
         </w:rPr>
         <w:t>Prompts and Verified App Handoffs</w:t>
         <w:tab/>
-        <w:t>13</w:t>
+        <w:t>12</w:t>
       </w:r>
     </w:p>
     <w:p>
@@ -719,7 +777,7 @@
         </w:rPr>
         <w:t>Outlook Drafting and Operational Decisions</w:t>
         <w:tab/>
-        <w:t>14</w:t>
+        <w:t>13</w:t>
       </w:r>
     </w:p>
     <w:p>
@@ -739,7 +797,7 @@
         </w:rPr>
         <w:t>Lab 2 · Word to PowerPoint and Outlook — Create the Cross-App Maintenance Update</w:t>
         <w:tab/>
-        <w:t>15</w:t>
+        <w:t>14</w:t>
       </w:r>
     </w:p>
     <w:p>
@@ -759,7 +817,7 @@
         </w:rPr>
         <w:t>Topic 1 Recap - Mapped to Learning Outcomes</w:t>
         <w:tab/>
-        <w:t>18</w:t>
+        <w:t>17</w:t>
       </w:r>
     </w:p>
     <w:p>
@@ -778,7 +836,7 @@
         </w:rPr>
         <w:t>Topic 2 — Personalisation, .Rules and Skills for Excel</w:t>
         <w:tab/>
-        <w:t>18</w:t>
+        <w:t>17</w:t>
       </w:r>
     </w:p>
     <w:p>
@@ -798,7 +856,7 @@
         </w:rPr>
         <w:t>Account Personalisation and Specific Requests</w:t>
         <w:tab/>
-        <w:t>18</w:t>
+        <w:t>17</w:t>
       </w:r>
     </w:p>
     <w:p>
@@ -818,7 +876,7 @@
         </w:rPr>
         <w:t>Lab 3 · Personalisation — Personalise Copilot in Excel for Consistent Service Reports</w:t>
         <w:tab/>
-        <w:t>19</w:t>
+        <w:t>18</w:t>
       </w:r>
     </w:p>
     <w:p>
@@ -838,7 +896,7 @@
         </w:rPr>
         <w:t>Visible Workbook .Rules and Formula Results</w:t>
         <w:tab/>
-        <w:t>23</w:t>
+        <w:t>20</w:t>
       </w:r>
     </w:p>
     <w:p>
@@ -858,7 +916,7 @@
         </w:rPr>
         <w:t>Lab 4 · Workbook .Rules — Create and Test Workbook .Rules for Water Service Reporting</w:t>
         <w:tab/>
-        <w:t>24</w:t>
+        <w:t>21</w:t>
       </w:r>
     </w:p>
     <w:p>
@@ -878,7 +936,7 @@
         </w:rPr>
         <w:t>Built-in and Custom Skills</w:t>
         <w:tab/>
-        <w:t>29</w:t>
+        <w:t>24</w:t>
       </w:r>
     </w:p>
     <w:p>
@@ -898,7 +956,7 @@
         </w:rPr>
         <w:t>Pareto Skill: Counts, Sorting and Cumulative Share</w:t>
         <w:tab/>
-        <w:t>30</w:t>
+        <w:t>25</w:t>
       </w:r>
     </w:p>
     <w:p>
@@ -918,7 +976,7 @@
         </w:rPr>
         <w:t>Lab 5 · Custom Pareto Chart Skill — Use the Built-in Chart Skill, then Create a Custom Pareto Skill</w:t>
         <w:tab/>
-        <w:t>31</w:t>
+        <w:t>26</w:t>
       </w:r>
     </w:p>
     <w:p>
@@ -938,7 +996,7 @@
         </w:rPr>
         <w:t>Skills, Prompts and Workbook Rules</w:t>
         <w:tab/>
-        <w:t>36</w:t>
+        <w:t>28</w:t>
       </w:r>
     </w:p>
     <w:p>
@@ -958,7 +1016,7 @@
         </w:rPr>
         <w:t>Custom Skill Discovery in Each App</w:t>
         <w:tab/>
-        <w:t>37</w:t>
+        <w:t>29</w:t>
       </w:r>
     </w:p>
     <w:p>
@@ -978,7 +1036,7 @@
         </w:rPr>
         <w:t>Repeatability and Safe Skill Reruns</w:t>
         <w:tab/>
-        <w:t>37</w:t>
+        <w:t>30</w:t>
       </w:r>
     </w:p>
     <w:p>
@@ -998,7 +1056,7 @@
         </w:rPr>
         <w:t>Assignment Proposals and Capacity Evidence</w:t>
         <w:tab/>
-        <w:t>38</w:t>
+        <w:t>31</w:t>
       </w:r>
     </w:p>
     <w:p>
@@ -1018,7 +1076,7 @@
         </w:rPr>
         <w:t>Lab 6 · Reporting Skill — Create, Use and Improve the Maintenance Reporting Skill</w:t>
         <w:tab/>
-        <w:t>39</w:t>
+        <w:t>32</w:t>
       </w:r>
     </w:p>
     <w:p>
@@ -1038,7 +1096,7 @@
         </w:rPr>
         <w:t>Topic 2 Recap - Mapped to Learning Outcomes</w:t>
         <w:tab/>
-        <w:t>44</w:t>
+        <w:t>35</w:t>
       </w:r>
     </w:p>
     <w:p>
@@ -1057,7 +1115,7 @@
         </w:rPr>
         <w:t>Topic 3 — Interactive Dashboards with Custom Skills</w:t>
         <w:tab/>
-        <w:t>44</w:t>
+        <w:t>35</w:t>
       </w:r>
     </w:p>
     <w:p>
@@ -1077,7 +1135,7 @@
         </w:rPr>
         <w:t>Custom Dashboard Skill as a Reusable Contract</w:t>
         <w:tab/>
-        <w:t>44</w:t>
+        <w:t>35</w:t>
       </w:r>
     </w:p>
     <w:p>
@@ -1097,7 +1155,7 @@
         </w:rPr>
         <w:t>Dashboard Measures and Denominators</w:t>
         <w:tab/>
-        <w:t>45</w:t>
+        <w:t>36</w:t>
       </w:r>
     </w:p>
     <w:p>
@@ -1117,7 +1175,7 @@
         </w:rPr>
         <w:t>Visual Dashboard Design for Maintenance</w:t>
         <w:tab/>
-        <w:t>46</w:t>
+        <w:t>37</w:t>
       </w:r>
     </w:p>
     <w:p>
@@ -1137,7 +1195,7 @@
         </w:rPr>
         <w:t>Lab 7 · Custom Dashboard Skill — Create and Apply a Custom Interactive Dashboard Skill</w:t>
         <w:tab/>
-        <w:t>47</w:t>
+        <w:t>38</w:t>
       </w:r>
     </w:p>
     <w:p>
@@ -1157,7 +1215,7 @@
         </w:rPr>
         <w:t>One Filter Scope for Every Visual</w:t>
         <w:tab/>
-        <w:t>51</w:t>
+        <w:t>41</w:t>
       </w:r>
     </w:p>
     <w:p>
@@ -1177,7 +1235,7 @@
         </w:rPr>
         <w:t>Refresh Tests and Static Snapshots</w:t>
         <w:tab/>
-        <w:t>52</w:t>
+        <w:t>42</w:t>
       </w:r>
     </w:p>
     <w:p>
@@ -1195,9 +1253,9 @@
           <w:color w:val="333333"/>
           <w:sz w:val="21"/>
         </w:rPr>
-        <w:t>Lab 8 · Interactive Filters and Refresh — Use the Dashboard Skill for Filters, Refresh and Safe Reruns</w:t>
+        <w:t>Lab 8 · Interactive Filters and Refresh — Test Dashboard Filters and a Data Refresh</w:t>
         <w:tab/>
-        <w:t>53</w:t>
+        <w:t>42</w:t>
       </w:r>
     </w:p>
     <w:p>
@@ -1217,7 +1275,7 @@
         </w:rPr>
         <w:t>Topic 3 Recap - Mapped to Learning Outcomes</w:t>
         <w:tab/>
-        <w:t>58</w:t>
+        <w:t>45</w:t>
       </w:r>
     </w:p>
     <w:p>
@@ -1236,7 +1294,7 @@
         </w:rPr>
         <w:t>Topic 4 — Create a Professional Presentation with PowerPoint Copilot</w:t>
         <w:tab/>
-        <w:t>58</w:t>
+        <w:t>45</w:t>
       </w:r>
     </w:p>
     <w:p>
@@ -1256,7 +1314,7 @@
         </w:rPr>
         <w:t>From Dashboard Evidence to a Decision Story</w:t>
         <w:tab/>
-        <w:t>58</w:t>
+        <w:t>45</w:t>
       </w:r>
     </w:p>
     <w:p>
@@ -1276,7 +1334,7 @@
         </w:rPr>
         <w:t>Charts, Templates and Source Provenance</w:t>
         <w:tab/>
-        <w:t>59</w:t>
+        <w:t>46</w:t>
       </w:r>
     </w:p>
     <w:p>
@@ -1296,7 +1354,7 @@
         </w:rPr>
         <w:t>Lab 9 · Dashboard to presentation — Turn Dashboard Evidence into a Management Story</w:t>
         <w:tab/>
-        <w:t>60</w:t>
+        <w:t>47</w:t>
       </w:r>
     </w:p>
     <w:p>
@@ -1316,7 +1374,7 @@
         </w:rPr>
         <w:t>Professional Refinement and Rehearsal</w:t>
         <w:tab/>
-        <w:t>63</w:t>
+        <w:t>50</w:t>
       </w:r>
     </w:p>
     <w:p>
@@ -1336,7 +1394,7 @@
         </w:rPr>
         <w:t>Reviewed Handoff and Artifact Lifecycle</w:t>
         <w:tab/>
-        <w:t>64</w:t>
+        <w:t>50</w:t>
       </w:r>
     </w:p>
     <w:p>
@@ -1356,7 +1414,7 @@
         </w:rPr>
         <w:t>Lab 10 · Professional handoff — Refine and Present the Maintenance Decision Deck</w:t>
         <w:tab/>
-        <w:t>65</w:t>
+        <w:t>51</w:t>
       </w:r>
     </w:p>
     <w:p>
@@ -1376,7 +1434,7 @@
         </w:rPr>
         <w:t>Topic 4 Recap - Mapped to Learning Outcomes</w:t>
         <w:tab/>
-        <w:t>69</w:t>
+        <w:t>54</w:t>
       </w:r>
     </w:p>
     <w:p>
@@ -1395,7 +1453,7 @@
         </w:rPr>
         <w:t>Topic 5 — Copilot Agents and Mini Capstone</w:t>
         <w:tab/>
-        <w:t>69</w:t>
+        <w:t>54</w:t>
       </w:r>
     </w:p>
     <w:p>
@@ -1415,7 +1473,7 @@
         </w:rPr>
         <w:t>What Is Agent Builder?</w:t>
         <w:tab/>
-        <w:t>69</w:t>
+        <w:t>54</w:t>
       </w:r>
     </w:p>
     <w:p>
@@ -1435,7 +1493,7 @@
         </w:rPr>
         <w:t>Lab 11 · Copilot Agent Builder — Build a Work-Order Agent with Agent Builder</w:t>
         <w:tab/>
-        <w:t>70</w:t>
+        <w:t>55</w:t>
       </w:r>
     </w:p>
     <w:p>
@@ -1455,7 +1513,7 @@
         </w:rPr>
         <w:t>Mini Capstone: From Your Data to a Decision</w:t>
         <w:tab/>
-        <w:t>74</w:t>
+        <w:t>58</w:t>
       </w:r>
     </w:p>
     <w:p>
@@ -1475,7 +1533,7 @@
         </w:rPr>
         <w:t>Lab 12 · Mini Capstone — Mini Capstone: Group Dashboard and Decision Deck</w:t>
         <w:tab/>
-        <w:t>75</w:t>
+        <w:t>59</w:t>
       </w:r>
     </w:p>
     <w:p>
@@ -1495,7 +1553,7 @@
         </w:rPr>
         <w:t>Topic 5 Recap - Mapped to Learning Outcomes</w:t>
         <w:tab/>
-        <w:t>79</w:t>
+        <w:t>61</w:t>
       </w:r>
     </w:p>
     <w:p>
@@ -1514,7 +1572,7 @@
         </w:rPr>
         <w:t>Closing: 5 Principles of AI Security</w:t>
         <w:tab/>
-        <w:t>80</w:t>
+        <w:t>62</w:t>
       </w:r>
     </w:p>
     <w:p>
@@ -1533,7 +1591,7 @@
         </w:rPr>
         <w:t>Next Steps</w:t>
         <w:tab/>
-        <w:t>81</w:t>
+        <w:t>63</w:t>
       </w:r>
     </w:p>
     <w:p>
@@ -1552,7 +1610,7 @@
         </w:rPr>
         <w:t>Glossary</w:t>
         <w:tab/>
-        <w:t>81</w:t>
+        <w:t>63</w:t>
       </w:r>
     </w:p>
     <w:p>
@@ -1576,7 +1634,7 @@
     </w:p>
     <w:p>
       <w:r>
-        <w:t>Study each topic’s concepts before its connected labs. Topic 2 has four labs; Topics 1, 3 and 4 have two each; Topic 5 has the agent lab and the group mini capstone. Each lab has its own instruction PDF and a lean data folder: the lab workbook and only the templates that lab uses. Copy-ready prompts are on the linked web page, step by step. Carry your own verified outputs forward. The detailed procedures are here and in labs; the slides teach concepts and show outcomes.</w:t>
+        <w:t>Study each topic’s concepts before its connected labs. Topic 2 has four labs; Topics 1, 3 and 4 have two each; Topic 5 has the agent lab and the group mini capstone. Each lab has its own instruction PDF and a lean data folder: the lab workbook and only the templates that lab uses. Copy-ready prompts are on the linked web page, step by step. Every lab is self-contained: work directly on the files in its own data folder, so you can start any lab without finishing the one before. The detailed procedures are here and in labs; the slides teach concepts and show outcomes.</w:t>
       </w:r>
     </w:p>
     <w:p>
@@ -1663,7 +1721,7 @@
         <w:pStyle w:val="ListBullet"/>
       </w:pPr>
       <w:r>
-        <w:t>Excel desktop Windows or Mac recommended; current apps, English display language for Excel custom skills, assigned OneDrive and AutoSave.</w:t>
+        <w:t>Desktop Excel on Windows or Mac (current version) with English display language for Excel custom skills; workbooks stay in the downloaded lab folders, with no OneDrive upload.</w:t>
       </w:r>
     </w:p>
     <w:p>
@@ -1671,7 +1729,7 @@
         <w:pStyle w:val="ListBullet"/>
       </w:pPr>
       <w:r>
-        <w:t>Complete lab folder downloads and a personal work-genai output folder; all sample data is synthetic.</w:t>
+        <w:t>The downloaded lab folders; you work directly on the files in each lab’s data folder. All sample data is synthetic.</w:t>
       </w:r>
     </w:p>
     <w:p>
@@ -1700,7 +1758,7 @@
         <w:keepNext/>
       </w:pPr>
       <w:r>
-        <w:t>Open one workbook and one Word/PowerPoint template; find each Copilot button. Confirm that the app can select the intended OneDrive reference file. Use the app-created custom skills folder rather than guessing a path. Keep Formulas &gt; Calculation Options &gt; Automatic. Never paste account passwords into a prompt.</w:t>
+        <w:t>Open one workbook and one Word/PowerPoint template; find each Copilot button. Open a lab workbook from its data folder and confirm Excel Copilot answers on it; in Word Copilot confirm + &gt; Upload images and files can upload it (a local file cannot be found with / or @). Use the app-created custom skills folder rather than guessing a path. Keep Formulas &gt; Calculation Options &gt; Automatic. Never paste account passwords into a prompt.</w:t>
       </w:r>
     </w:p>
     <w:p>
@@ -1737,14 +1795,6 @@
         <w:pStyle w:val="ListBullet"/>
       </w:pPr>
       <w:r>
-        <w:t>Log Word, Outlook, PowerPoint and web prompts manually in Prompt_Log.</w:t>
-      </w:r>
-    </w:p>
-    <w:p>
-      <w:pPr>
-        <w:pStyle w:val="ListBullet"/>
-      </w:pPr>
-      <w:r>
         <w:t>All comparisons use the same source table, reporting date and filter scope. Missing values remain UNKNOWN; zero closed denominator is N/A.</w:t>
       </w:r>
     </w:p>
@@ -1892,6 +1942,422 @@
           <w:color w:val="1F6FEB"/>
           <w:sz w:val="22"/>
         </w:rPr>
+        <w:t>Two Ways to Give Copilot a File: Local or OneDrive</w:t>
+      </w:r>
+    </w:p>
+    <w:tbl>
+      <w:tblPr>
+        <w:tblStyle w:val="TableGrid"/>
+        <w:tblW w:type="auto" w:w="0"/>
+        <w:tblLook w:firstColumn="1" w:firstRow="1" w:lastColumn="0" w:lastRow="0" w:noHBand="0" w:noVBand="1" w:val="04A0"/>
+      </w:tblPr>
+      <w:tblGrid>
+        <w:gridCol w:w="2880"/>
+        <w:gridCol w:w="2880"/>
+        <w:gridCol w:w="2880"/>
+      </w:tblGrid>
+      <w:tr>
+        <w:trPr>
+          <w:tblHeader w:val="true"/>
+          <w:cantSplit/>
+        </w:trPr>
+        <w:tc>
+          <w:tcPr>
+            <w:tcW w:type="dxa" w:w="2880"/>
+            <w:shd w:val="clear" w:color="auto" w:fill="E8F0FE"/>
+          </w:tcPr>
+          <w:p>
+            <w:pPr>
+              <w:keepNext/>
+            </w:pPr>
+            <w:r/>
+            <w:r>
+              <w:rPr>
+                <w:b/>
+                <w:sz w:val="19"/>
+              </w:rPr>
+              <w:t>Aspect</w:t>
+            </w:r>
+          </w:p>
+        </w:tc>
+        <w:tc>
+          <w:tcPr>
+            <w:tcW w:type="dxa" w:w="2880"/>
+            <w:shd w:val="clear" w:color="auto" w:fill="E8F0FE"/>
+          </w:tcPr>
+          <w:p>
+            <w:pPr>
+              <w:keepNext/>
+            </w:pPr>
+            <w:r/>
+            <w:r>
+              <w:rPr>
+                <w:b/>
+                <w:sz w:val="19"/>
+              </w:rPr>
+              <w:t>Local file (this course)</w:t>
+            </w:r>
+          </w:p>
+        </w:tc>
+        <w:tc>
+          <w:tcPr>
+            <w:tcW w:type="dxa" w:w="2880"/>
+            <w:shd w:val="clear" w:color="auto" w:fill="E8F0FE"/>
+          </w:tcPr>
+          <w:p>
+            <w:pPr>
+              <w:keepNext/>
+            </w:pPr>
+            <w:r/>
+            <w:r>
+              <w:rPr>
+                <w:b/>
+                <w:sz w:val="19"/>
+              </w:rPr>
+              <w:t>OneDrive / SharePoint file</w:t>
+            </w:r>
+          </w:p>
+        </w:tc>
+      </w:tr>
+      <w:tr>
+        <w:trPr>
+          <w:cantSplit/>
+        </w:trPr>
+        <w:tc>
+          <w:tcPr>
+            <w:tcW w:type="dxa" w:w="2880"/>
+          </w:tcPr>
+          <w:p>
+            <w:pPr>
+              <w:keepNext/>
+            </w:pPr>
+            <w:r/>
+            <w:r>
+              <w:rPr>
+                <w:sz w:val="19"/>
+              </w:rPr>
+              <w:t>Where it lives</w:t>
+            </w:r>
+          </w:p>
+        </w:tc>
+        <w:tc>
+          <w:tcPr>
+            <w:tcW w:type="dxa" w:w="2880"/>
+          </w:tcPr>
+          <w:p>
+            <w:pPr>
+              <w:keepNext/>
+            </w:pPr>
+            <w:r/>
+            <w:r>
+              <w:rPr>
+                <w:sz w:val="19"/>
+              </w:rPr>
+              <w:t>Your computer, e.g. the downloaded lab folder.</w:t>
+            </w:r>
+          </w:p>
+        </w:tc>
+        <w:tc>
+          <w:tcPr>
+            <w:tcW w:type="dxa" w:w="2880"/>
+          </w:tcPr>
+          <w:p>
+            <w:pPr>
+              <w:keepNext/>
+            </w:pPr>
+            <w:r/>
+            <w:r>
+              <w:rPr>
+                <w:sz w:val="19"/>
+              </w:rPr>
+              <w:t>OneDrive or SharePoint in Microsoft 365.</w:t>
+            </w:r>
+          </w:p>
+        </w:tc>
+      </w:tr>
+      <w:tr>
+        <w:trPr>
+          <w:cantSplit/>
+        </w:trPr>
+        <w:tc>
+          <w:tcPr>
+            <w:tcW w:type="dxa" w:w="2880"/>
+          </w:tcPr>
+          <w:p>
+            <w:pPr>
+              <w:keepNext/>
+            </w:pPr>
+            <w:r/>
+            <w:r>
+              <w:rPr>
+                <w:sz w:val="19"/>
+              </w:rPr>
+              <w:t>In Excel</w:t>
+            </w:r>
+          </w:p>
+        </w:tc>
+        <w:tc>
+          <w:tcPr>
+            <w:tcW w:type="dxa" w:w="2880"/>
+          </w:tcPr>
+          <w:p>
+            <w:pPr>
+              <w:keepNext/>
+            </w:pPr>
+            <w:r/>
+            <w:r>
+              <w:rPr>
+                <w:sz w:val="19"/>
+              </w:rPr>
+              <w:t>Desktop Excel Copilot works on the open workbook; no upload needed.</w:t>
+            </w:r>
+          </w:p>
+        </w:tc>
+        <w:tc>
+          <w:tcPr>
+            <w:tcW w:type="dxa" w:w="2880"/>
+          </w:tcPr>
+          <w:p>
+            <w:pPr>
+              <w:keepNext/>
+            </w:pPr>
+            <w:r/>
+            <w:r>
+              <w:rPr>
+                <w:sz w:val="19"/>
+              </w:rPr>
+              <w:t>Excel desktop or web; AutoSave keeps the cloud copy current.</w:t>
+            </w:r>
+          </w:p>
+        </w:tc>
+      </w:tr>
+      <w:tr>
+        <w:trPr>
+          <w:cantSplit/>
+        </w:trPr>
+        <w:tc>
+          <w:tcPr>
+            <w:tcW w:type="dxa" w:w="2880"/>
+          </w:tcPr>
+          <w:p>
+            <w:pPr>
+              <w:keepNext/>
+            </w:pPr>
+            <w:r/>
+            <w:r>
+              <w:rPr>
+                <w:sz w:val="19"/>
+              </w:rPr>
+              <w:t>In Word, PowerPoint, Outlook</w:t>
+            </w:r>
+          </w:p>
+        </w:tc>
+        <w:tc>
+          <w:tcPr>
+            <w:tcW w:type="dxa" w:w="2880"/>
+          </w:tcPr>
+          <w:p>
+            <w:pPr>
+              <w:keepNext/>
+            </w:pPr>
+            <w:r/>
+            <w:r>
+              <w:rPr>
+                <w:sz w:val="19"/>
+              </w:rPr>
+              <w:t>+ &gt; Upload images and files, then pick the file on your device.</w:t>
+            </w:r>
+          </w:p>
+        </w:tc>
+        <w:tc>
+          <w:tcPr>
+            <w:tcW w:type="dxa" w:w="2880"/>
+          </w:tcPr>
+          <w:p>
+            <w:pPr>
+              <w:keepNext/>
+            </w:pPr>
+            <w:r/>
+            <w:r>
+              <w:rPr>
+                <w:sz w:val="19"/>
+              </w:rPr>
+              <w:t>Type / or use + &gt; Attach cloud files and pick the file.</w:t>
+            </w:r>
+          </w:p>
+        </w:tc>
+      </w:tr>
+      <w:tr>
+        <w:trPr>
+          <w:cantSplit/>
+        </w:trPr>
+        <w:tc>
+          <w:tcPr>
+            <w:tcW w:type="dxa" w:w="2880"/>
+          </w:tcPr>
+          <w:p>
+            <w:pPr>
+              <w:keepNext/>
+            </w:pPr>
+            <w:r/>
+            <w:r>
+              <w:rPr>
+                <w:sz w:val="19"/>
+              </w:rPr>
+              <w:t>/ or @ mention</w:t>
+            </w:r>
+          </w:p>
+        </w:tc>
+        <w:tc>
+          <w:tcPr>
+            <w:tcW w:type="dxa" w:w="2880"/>
+          </w:tcPr>
+          <w:p>
+            <w:pPr>
+              <w:keepNext/>
+            </w:pPr>
+            <w:r/>
+            <w:r>
+              <w:rPr>
+                <w:sz w:val="19"/>
+              </w:rPr>
+              <w:t>Not available: / lists only cloud files; @ calls skills and agents.</w:t>
+            </w:r>
+          </w:p>
+        </w:tc>
+        <w:tc>
+          <w:tcPr>
+            <w:tcW w:type="dxa" w:w="2880"/>
+          </w:tcPr>
+          <w:p>
+            <w:pPr>
+              <w:keepNext/>
+            </w:pPr>
+            <w:r/>
+            <w:r>
+              <w:rPr>
+                <w:sz w:val="19"/>
+              </w:rPr>
+              <w:t>/ lists the OneDrive and SharePoint files you can open.</w:t>
+            </w:r>
+          </w:p>
+        </w:tc>
+      </w:tr>
+      <w:tr>
+        <w:trPr>
+          <w:cantSplit/>
+        </w:trPr>
+        <w:tc>
+          <w:tcPr>
+            <w:tcW w:type="dxa" w:w="2880"/>
+          </w:tcPr>
+          <w:p>
+            <w:pPr>
+              <w:keepNext/>
+            </w:pPr>
+            <w:r/>
+            <w:r>
+              <w:rPr>
+                <w:sz w:val="19"/>
+              </w:rPr>
+              <w:t>After you edit</w:t>
+            </w:r>
+          </w:p>
+        </w:tc>
+        <w:tc>
+          <w:tcPr>
+            <w:tcW w:type="dxa" w:w="2880"/>
+          </w:tcPr>
+          <w:p>
+            <w:pPr>
+              <w:keepNext/>
+            </w:pPr>
+            <w:r/>
+            <w:r>
+              <w:rPr>
+                <w:sz w:val="19"/>
+              </w:rPr>
+              <w:t>The upload is a copy: upload again after changing the file.</w:t>
+            </w:r>
+          </w:p>
+        </w:tc>
+        <w:tc>
+          <w:tcPr>
+            <w:tcW w:type="dxa" w:w="2880"/>
+          </w:tcPr>
+          <w:p>
+            <w:pPr>
+              <w:keepNext/>
+            </w:pPr>
+            <w:r/>
+            <w:r>
+              <w:rPr>
+                <w:sz w:val="19"/>
+              </w:rPr>
+              <w:t>The reference reads the latest saved cloud version.</w:t>
+            </w:r>
+          </w:p>
+        </w:tc>
+      </w:tr>
+      <w:tr>
+        <w:trPr>
+          <w:cantSplit/>
+        </w:trPr>
+        <w:tc>
+          <w:tcPr>
+            <w:tcW w:type="dxa" w:w="2880"/>
+          </w:tcPr>
+          <w:p>
+            <w:r/>
+            <w:r>
+              <w:rPr>
+                <w:sz w:val="19"/>
+              </w:rPr>
+              <w:t>Use it for</w:t>
+            </w:r>
+          </w:p>
+        </w:tc>
+        <w:tc>
+          <w:tcPr>
+            <w:tcW w:type="dxa" w:w="2880"/>
+          </w:tcPr>
+          <w:p>
+            <w:r/>
+            <w:r>
+              <w:rPr>
+                <w:sz w:val="19"/>
+              </w:rPr>
+              <w:t>Training labs and files you do not want in the cloud.</w:t>
+            </w:r>
+          </w:p>
+        </w:tc>
+        <w:tc>
+          <w:tcPr>
+            <w:tcW w:type="dxa" w:w="2880"/>
+          </w:tcPr>
+          <w:p>
+            <w:r/>
+            <w:r>
+              <w:rPr>
+                <w:sz w:val="19"/>
+              </w:rPr>
+              <w:t>Shared team files, agent knowledge and folder references.</w:t>
+            </w:r>
+          </w:p>
+        </w:tc>
+      </w:tr>
+    </w:tbl>
+    <w:p/>
+    <w:p>
+      <w:pPr>
+        <w:keepNext/>
+      </w:pPr>
+      <w:r>
+        <w:rPr>
+          <w:b/>
+          <w:color w:val="1F6FEB"/>
+          <w:sz w:val="22"/>
+        </w:rPr>
         <w:t>Worked example</w:t>
       </w:r>
     </w:p>
@@ -1908,7 +2374,7 @@
         <w:pStyle w:val="ListBullet"/>
       </w:pPr>
       <w:r>
-        <w:t>Use / or + to reference the OneDrive workbook in Word.</w:t>
+        <w:t>Local file: upload it with +. OneDrive file: reference it with /.</w:t>
       </w:r>
     </w:p>
     <w:p>
@@ -2534,15 +3000,15 @@
     </w:p>
     <w:p>
       <w:r>
-        <w:t>Goal: You are Northstar Water Services’ maintenance coordinator. A Q3 export contains repeated IDs and inconsistent category labels. You will clean a copy in Excel, reconcile its controls, and use the verified result to draft a Word operations brief. The same site, status and assignment definitions underpin every later report.</w:t>
-      </w:r>
-    </w:p>
-    <w:p>
-      <w:pPr>
-        <w:keepNext/>
-      </w:pPr>
-      <w:r>
-        <w:t>You are Northstar Water Services’ maintenance coordinator. A Q3 export contains repeated IDs and inconsistent category labels. You will clean a copy in Excel, reconcile its controls, and use the verified result to draft a Word operations brief. The same site, status and assignment definitions underpin every later report.</w:t>
+        <w:t>Goal: You are the maintenance coordinator at Northstar Water Services, a fictional water-pipe maintenance company. Clean a messy work-order export with Copilot in Excel, add check formulas, then turn the clean data into a one-page Word brief.</w:t>
+      </w:r>
+    </w:p>
+    <w:p>
+      <w:pPr>
+        <w:keepNext/>
+      </w:pPr>
+      <w:r>
+        <w:t>You are the maintenance coordinator at Northstar Water Services, a fictional water-pipe maintenance company. Clean a messy work-order export with Copilot in Excel, add check formulas, then turn the clean data into a one-page Word brief.</w:t>
       </w:r>
     </w:p>
     <w:p>
@@ -2563,7 +3029,7 @@
         <w:keepNext/>
       </w:pPr>
       <w:r>
-        <w:t>Northstar_Clean_Work_Orders.xlsx and Northstar_Operations_Brief.docx, with reconciled counts, reporting scope and a source register.   (Tools: Microsoft 365 Copilot · Excel · Word · PowerPoint · Outlook · OneDrive.)</w:t>
+        <w:t>A clean Northstar_Work_Orders.xlsx (120 rows and a Checks sheet) and Northstar_Operations_Brief.docx.   (Tools: Microsoft 365 Copilot · Excel · Word · PowerPoint · Outlook.)</w:t>
       </w:r>
     </w:p>
     <w:p>
@@ -2592,15 +3058,7 @@
         <w:pStyle w:val="ListBullet"/>
       </w:pPr>
       <w:r>
-        <w:t>Desktop Excel on Windows or Mac is recommended; save working copies to your assigned OneDrive course folder with AutoSave on. Do not overwrite the supplied input.</w:t>
-      </w:r>
-    </w:p>
-    <w:p>
-      <w:pPr>
-        <w:pStyle w:val="ListBullet"/>
-      </w:pPr>
-      <w:r>
-        <w:t>Download this whole lab folder. All files are synthetic; work-genai is your own learner output folder.</w:t>
+        <w:t>Desktop Excel on Windows or Mac. Download this lab folder and open the files straight from its data folder; save any new file in the same folder. All data is fictional.</w:t>
       </w:r>
     </w:p>
     <w:p>
@@ -2628,7 +3086,7 @@
         <w:t xml:space="preserve">1.  </w:t>
       </w:r>
       <w:r>
-        <w:t>Copy data/Northstar_Work_Orders.xlsx to your OneDrive work-genai folder as Northstar_Clean_Work_Orders.xlsx. Open it in Excel, set Formulas &gt; Calculation Options &gt; Automatic, and read About_This_Data and Control. The workbook is the deliberately dirty 122-row input. Open Copilot from Home &gt; Copilot.</w:t>
+        <w:t>Look at the data. Open data/Northstar_Work_Orders.xlsx in Excel and open Copilot from the Copilot button on the Home tab. Choose Chat only (answers, no changes) and send the prompt. Copilot should find 122 rows, 2 repeated IDs (WO-2026-0005 and WO-2026-0020) and 2 job categories spelt differently.</w:t>
       </w:r>
     </w:p>
     <w:p>
@@ -2655,7 +3113,7 @@
           <w:color w:val="0B3060"/>
           <w:sz w:val="19"/>
         </w:rPr>
-        <w:t>Read About_This_Data and Control for Northstar Water Services. Explain what one water-pipe service work order represents, the reporting date, the five job categories and how current owners differ from proposed owners. Do not edit or infer customer impacts.</w:t>
+        <w:t>Describe this work-order table for me. How many rows are there? Are there any repeated Work_Order_IDs, or Job_Category names spelt in different ways? Don’t change anything.</w:t>
       </w:r>
     </w:p>
     <w:p>
@@ -2670,7 +3128,7 @@
         <w:t xml:space="preserve">2.  </w:t>
       </w:r>
       <w:r>
-        <w:t>Use Chat only to inspect the named table before making changes. Record row count and the two exact repeated IDs. A Work_Order_ID is the row grain; do not count repeated export records twice.</w:t>
+        <w:t>Clean the table. Switch to Allow editing and send the prompt. Select Done to keep the change, or Undo to reverse it. The table should now have 120 rows and 5 job categories.</w:t>
       </w:r>
     </w:p>
     <w:p>
@@ -2684,7 +3142,7 @@
           <w:color w:val="0B3060"/>
           <w:sz w:val="19"/>
         </w:rPr>
-        <w:t>EXCEL - CHAT ONLY:</w:t>
+        <w:t>EXCEL - ALLOW EDITING:</w:t>
       </w:r>
     </w:p>
     <w:p>
@@ -2697,7 +3155,7 @@
           <w:color w:val="0B3060"/>
           <w:sz w:val="19"/>
         </w:rPr>
-        <w:t>Inspect tblWorkOrders. Report row count, duplicate Work_Order_ID values, category spelling variants and missing Assigned_To. Do not edit. Treat 2026-09-30 as the fixed reporting date.</w:t>
+        <w:t>Copy the table to a new sheet named Raw_Export. Then remove the repeated rows, keeping one row for each Work_Order_ID, and fix the Job_Category spelling. Leave empty Assigned_To cells empty.</w:t>
       </w:r>
     </w:p>
     <w:p>
@@ -2712,7 +3170,7 @@
         <w:t xml:space="preserve">3.  </w:t>
       </w:r>
       <w:r>
-        <w:t>Choose Plan if available. Read the proposed cleaning plan before using Allow editing. The duplicates are exact repeated export records: keep one per ID. Trim and standardise category labels to Leak Repair, Valve Repair, Pipe Replacement, Pump Service, Meter Service; preserve missing owners and all unique source values. Save a copy of the raw sheet before the change.</w:t>
+        <w:t>Add check formulas. Send the prompt and select Done. You should see 120 total, 48 closed, 12 cancelled, 60 backlog, 50 overdue, 6 unassigned, cost S$35,827.50. Save the workbook (Ctrl+S / Cmd+S).</w:t>
       </w:r>
     </w:p>
     <w:p>
@@ -2726,12 +3184,11 @@
           <w:color w:val="0B3060"/>
           <w:sz w:val="19"/>
         </w:rPr>
-        <w:t>EXCEL - PLAN:</w:t>
-      </w:r>
-    </w:p>
-    <w:p>
-      <w:pPr>
-        <w:keepNext/>
+        <w:t>EXCEL - ALLOW EDITING:</w:t>
+      </w:r>
+    </w:p>
+    <w:p>
+      <w:pPr>
         <w:keepLines/>
       </w:pPr>
       <w:r>
@@ -2740,7 +3197,22 @@
           <w:color w:val="0B3060"/>
           <w:sz w:val="19"/>
         </w:rPr>
-        <w:t>Plan to retain an untouched Raw_Export copy, remove only exact duplicate records by Work_Order_ID, and standardise category spelling in tblWorkOrders. Keep dates, statuses and assignments. Ask if two records with one ID differ.</w:t>
+        <w:t>In the Checks sheet, add formulas that count the total work orders, closed, cancelled, backlog (not Closed or Cancelled), overdue backlog (due before the date in Control!B2) and unassigned backlog, and add up Cost_SGD.</w:t>
+      </w:r>
+    </w:p>
+    <w:p>
+      <w:pPr>
+        <w:spacing w:after="80"/>
+        <w:ind w:left="360"/>
+      </w:pPr>
+      <w:r>
+        <w:rPr>
+          <w:b/>
+        </w:rPr>
+        <w:t xml:space="preserve">4.  </w:t>
+      </w:r>
+      <w:r>
+        <w:t>Write the brief in Word. Open data/templates/Northstar_Operations_Brief_Template.docx in Word and save it as Northstar_Operations_Brief.docx. In Copilot select + &gt; Upload images and files and choose Northstar_Work_Orders.xlsx from this lab’s data folder, then send the prompt.</w:t>
       </w:r>
     </w:p>
     <w:p>
@@ -2754,11 +3226,11 @@
           <w:color w:val="0B3060"/>
           <w:sz w:val="19"/>
         </w:rPr>
-      </w:r>
-    </w:p>
-    <w:p>
-      <w:pPr>
-        <w:keepNext/>
+        <w:t>WORD COPILOT:</w:t>
+      </w:r>
+    </w:p>
+    <w:p>
+      <w:pPr>
         <w:keepLines/>
       </w:pPr>
       <w:r>
@@ -2767,11 +3239,27 @@
           <w:color w:val="0B3060"/>
           <w:sz w:val="19"/>
         </w:rPr>
-        <w:t>EXCEL - ALLOW EDITING:</w:t>
-      </w:r>
-    </w:p>
-    <w:p>
-      <w:pPr>
+        <w:t>Write a one-page operations brief in this document from the uploaded Northstar_Work_Orders.xlsx. Include the reporting date, the key numbers from the Checks sheet, the backlog and overdue findings, the unassigned jobs, proposed next actions and open questions. Use only numbers from the workbook, and write UNKNOWN for anything it does not show.</w:t>
+      </w:r>
+    </w:p>
+    <w:p>
+      <w:pPr>
+        <w:spacing w:after="80"/>
+        <w:ind w:left="360"/>
+      </w:pPr>
+      <w:r>
+        <w:rPr>
+          <w:b/>
+        </w:rPr>
+        <w:t xml:space="preserve">5.  </w:t>
+      </w:r>
+      <w:r>
+        <w:t>Check the brief. Send the prompt in the same chat and fix any number it lists. Save the brief.</w:t>
+      </w:r>
+    </w:p>
+    <w:p>
+      <w:pPr>
+        <w:keepNext/>
         <w:keepLines/>
       </w:pPr>
       <w:r>
@@ -2780,27 +3268,11 @@
           <w:color w:val="0B3060"/>
           <w:sz w:val="19"/>
         </w:rPr>
-        <w:t>Apply the reviewed plan. Keep one identical record per repeated ID. Do not guess missing owners. Reconcile the cleaned table against Control.</w:t>
-      </w:r>
-    </w:p>
-    <w:p>
-      <w:pPr>
-        <w:spacing w:after="80"/>
-        <w:ind w:left="360"/>
-      </w:pPr>
-      <w:r>
-        <w:rPr>
-          <w:b/>
-        </w:rPr>
-        <w:t xml:space="preserve">4.  </w:t>
-      </w:r>
-      <w:r>
-        <w:t>Add a Checks sheet or use the supplied one. Ask for formulas, then inspect the table and formulas yourself. Overdue excludes Closed and Cancelled and uses strictly earlier than the fixed date, so a due-today job is not overdue. Record each verified value in the Evidence_Log sheet (claim, value, source, scope and as-at date).</w:t>
-      </w:r>
-    </w:p>
-    <w:p>
-      <w:pPr>
-        <w:keepNext/>
+        <w:t>WORD COPILOT:</w:t>
+      </w:r>
+    </w:p>
+    <w:p>
+      <w:pPr>
         <w:keepLines/>
       </w:pPr>
       <w:r>
@@ -2809,247 +3281,9 @@
           <w:color w:val="0B3060"/>
           <w:sz w:val="19"/>
         </w:rPr>
-        <w:t>EXCEL - ALLOW EDITING:</w:t>
-      </w:r>
-    </w:p>
-    <w:p>
-      <w:pPr>
-        <w:keepLines/>
-      </w:pPr>
-      <w:r>
-        <w:rPr>
-          <w:rFonts w:ascii="Consolas" w:hAnsi="Consolas"/>
-          <w:color w:val="0B3060"/>
-          <w:sz w:val="19"/>
-        </w:rPr>
-        <w:t>In Checks calculate total rows, closed, cancelled, backlog, overdue backlog, unassigned backlog and total Cost_SGD for tblWorkOrders. Use Control!B2 as reporting date. Define backlog as Status neither Closed nor Cancelled. Add the identity total = closed + cancelled + backlog. Do not change source data.</w:t>
-      </w:r>
-    </w:p>
-    <w:p>
-      <w:pPr>
-        <w:spacing w:after="80"/>
-        <w:ind w:left="360"/>
-      </w:pPr>
-      <w:r>
-        <w:rPr>
-          <w:b/>
-        </w:rPr>
-        <w:t xml:space="preserve">5.  </w:t>
-      </w:r>
-      <w:r>
-        <w:t>Open data/templates/Northstar_Operations_Brief_Template.docx in Word and save as Northstar_Operations_Brief.docx in OneDrive. In Copilot select the verified source file using Reference a file or /. If Word cannot use the workbook, paste your verified evidence table plus the definitions from the Control sheet into the document and select that text; do not imply Word reads the Excel chat.</w:t>
-      </w:r>
-    </w:p>
-    <w:p>
-      <w:pPr>
-        <w:keepNext/>
-        <w:keepLines/>
-      </w:pPr>
-      <w:r>
-        <w:rPr>
-          <w:rFonts w:ascii="Consolas" w:hAnsi="Consolas"/>
-          <w:color w:val="0B3060"/>
-          <w:sz w:val="19"/>
-        </w:rPr>
-        <w:t>WORD COPILOT:</w:t>
-      </w:r>
-    </w:p>
-    <w:p>
-      <w:pPr>
-        <w:keepLines/>
-      </w:pPr>
-      <w:r>
-        <w:rPr>
-          <w:rFonts w:ascii="Consolas" w:hAnsi="Consolas"/>
-          <w:color w:val="0B3060"/>
-          <w:sz w:val="19"/>
-        </w:rPr>
-        <w:t>Draft a one-page Northstar operations brief from the verified evidence supplied here. Include reporting scope/date, backlog and overdue findings, current assignment issues, proposed next actions and open questions. Keep observed facts separate from proposals. Preserve numbers and definitions. Use UNKNOWN for causes, approvals or capacity decisions not evidenced.</w:t>
-      </w:r>
-    </w:p>
-    <w:p>
-      <w:pPr>
-        <w:spacing w:after="80"/>
-        <w:ind w:left="360"/>
-      </w:pPr>
-      <w:r>
-        <w:rPr>
-          <w:b/>
-        </w:rPr>
-        <w:t xml:space="preserve">6.  </w:t>
-      </w:r>
-      <w:r>
-        <w:t>Compare every number and work-order ID in the Word brief to Checks and the evidence register. Add the OneDrive source link and all-filters scope. Log the Word prompt manually in Excel Prompt_Log because Excel cannot access the Word conversation. Save the cleaned workbook and brief for Lab 2.</w:t>
-      </w:r>
-    </w:p>
-    <w:p>
-      <w:pPr>
-        <w:keepNext/>
-        <w:keepLines/>
-      </w:pPr>
-      <w:r>
-        <w:rPr>
-          <w:rFonts w:ascii="Consolas" w:hAnsi="Consolas"/>
-          <w:color w:val="0B3060"/>
-          <w:sz w:val="19"/>
-        </w:rPr>
-        <w:t>WORD COPILOT:</w:t>
-      </w:r>
-    </w:p>
-    <w:p>
-      <w:pPr>
-        <w:keepLines/>
-      </w:pPr>
-      <w:r>
-        <w:rPr>
-          <w:rFonts w:ascii="Consolas" w:hAnsi="Consolas"/>
-          <w:color w:val="0B3060"/>
-          <w:sz w:val="19"/>
-        </w:rPr>
-        <w:t>Audit this Northstar Water Services operations brief against the verified evidence table I supply. Return a discrepancy list for counts, cost, reporting scope, overdue definition and assignment claims. Identify missing source links as UNKNOWN. Do not change facts or approve work.</w:t>
-      </w:r>
-    </w:p>
-    <w:p>
-      <w:pPr>
-        <w:keepNext/>
-      </w:pPr>
-      <w:r>
-        <w:rPr>
-          <w:b/>
-          <w:color w:val="1F6FEB"/>
-          <w:sz w:val="22"/>
-        </w:rPr>
-        <w:t>Sample prompts</w:t>
-      </w:r>
-    </w:p>
-    <w:tbl>
-      <w:tblPr>
-        <w:tblStyle w:val="TableGrid"/>
-        <w:tblW w:type="auto" w:w="0"/>
-        <w:tblLook w:firstColumn="1" w:firstRow="1" w:lastColumn="0" w:lastRow="0" w:noHBand="0" w:noVBand="1" w:val="04A0"/>
-      </w:tblPr>
-      <w:tblGrid>
-        <w:gridCol w:w="4320"/>
-        <w:gridCol w:w="4320"/>
-      </w:tblGrid>
-      <w:tr>
-        <w:trPr>
-          <w:tblHeader w:val="true"/>
-          <w:cantSplit/>
-        </w:trPr>
-        <w:tc>
-          <w:tcPr>
-            <w:tcW w:type="dxa" w:w="4320"/>
-            <w:shd w:val="clear" w:color="auto" w:fill="E8F0FE"/>
-          </w:tcPr>
-          <w:p>
-            <w:pPr>
-              <w:keepNext/>
-            </w:pPr>
-            <w:r/>
-            <w:r>
-              <w:rPr>
-                <w:b/>
-                <w:sz w:val="19"/>
-              </w:rPr>
-              <w:t>Purpose</w:t>
-            </w:r>
-          </w:p>
-        </w:tc>
-        <w:tc>
-          <w:tcPr>
-            <w:tcW w:type="dxa" w:w="4320"/>
-            <w:shd w:val="clear" w:color="auto" w:fill="E8F0FE"/>
-          </w:tcPr>
-          <w:p>
-            <w:pPr>
-              <w:keepNext/>
-            </w:pPr>
-            <w:r/>
-            <w:r>
-              <w:rPr>
-                <w:b/>
-                <w:sz w:val="19"/>
-              </w:rPr>
-              <w:t>Prompt</w:t>
-            </w:r>
-          </w:p>
-        </w:tc>
-      </w:tr>
-      <w:tr>
-        <w:trPr>
-          <w:cantSplit/>
-        </w:trPr>
-        <w:tc>
-          <w:tcPr>
-            <w:tcW w:type="dxa" w:w="4320"/>
-          </w:tcPr>
-          <w:p>
-            <w:pPr>
-              <w:keepNext/>
-            </w:pPr>
-            <w:r/>
-            <w:r>
-              <w:rPr>
-                <w:sz w:val="19"/>
-              </w:rPr>
-              <w:t>Scope</w:t>
-            </w:r>
-          </w:p>
-        </w:tc>
-        <w:tc>
-          <w:tcPr>
-            <w:tcW w:type="dxa" w:w="4320"/>
-          </w:tcPr>
-          <w:p>
-            <w:pPr>
-              <w:keepNext/>
-            </w:pPr>
-            <w:r/>
-            <w:r>
-              <w:rPr>
-                <w:sz w:val="19"/>
-              </w:rPr>
-              <w:t>State actual source, report date and selected scope before acting.</w:t>
-            </w:r>
-          </w:p>
-        </w:tc>
-      </w:tr>
-      <w:tr>
-        <w:trPr>
-          <w:cantSplit/>
-        </w:trPr>
-        <w:tc>
-          <w:tcPr>
-            <w:tcW w:type="dxa" w:w="4320"/>
-          </w:tcPr>
-          <w:p>
-            <w:r/>
-            <w:r>
-              <w:rPr>
-                <w:sz w:val="19"/>
-              </w:rPr>
-              <w:t>Verify</w:t>
-            </w:r>
-          </w:p>
-        </w:tc>
-        <w:tc>
-          <w:tcPr>
-            <w:tcW w:type="dxa" w:w="4320"/>
-          </w:tcPr>
-          <w:p>
-            <w:r/>
-            <w:r>
-              <w:rPr>
-                <w:sz w:val="19"/>
-              </w:rPr>
-              <w:t>Explain the source/formula checks and preserve unknowns and original records.</w:t>
-            </w:r>
-          </w:p>
-        </w:tc>
-      </w:tr>
-    </w:tbl>
-    <w:p/>
+        <w:t>Check every number in this brief against the uploaded workbook. List any number that is different, with the correct value.</w:t>
+      </w:r>
+    </w:p>
     <w:p>
       <w:pPr>
         <w:keepNext/>
@@ -3151,7 +3385,7 @@
               <w:rPr>
                 <w:sz w:val="19"/>
               </w:rPr>
-              <w:t>120 unique Work_Order_ID rows; five canonical job categories.</w:t>
+              <w:t>120 rows, one per Work_Order_ID; 5 job categories.</w:t>
             </w:r>
           </w:p>
         </w:tc>
@@ -3173,7 +3407,7 @@
               <w:rPr>
                 <w:sz w:val="19"/>
               </w:rPr>
-              <w:t>Portfolio identity</w:t>
+              <w:t>Checks</w:t>
             </w:r>
           </w:p>
         </w:tc>
@@ -3190,46 +3424,7 @@
               <w:rPr>
                 <w:sz w:val="19"/>
               </w:rPr>
-              <w:t>120 = 48 Closed + 12 Cancelled + 60 backlog.</w:t>
-            </w:r>
-          </w:p>
-        </w:tc>
-      </w:tr>
-      <w:tr>
-        <w:trPr>
-          <w:cantSplit/>
-        </w:trPr>
-        <w:tc>
-          <w:tcPr>
-            <w:tcW w:type="dxa" w:w="4320"/>
-          </w:tcPr>
-          <w:p>
-            <w:pPr>
-              <w:keepNext/>
-            </w:pPr>
-            <w:r/>
-            <w:r>
-              <w:rPr>
-                <w:sz w:val="19"/>
-              </w:rPr>
-              <w:t>Evidence handoff</w:t>
-            </w:r>
-          </w:p>
-        </w:tc>
-        <w:tc>
-          <w:tcPr>
-            <w:tcW w:type="dxa" w:w="4320"/>
-          </w:tcPr>
-          <w:p>
-            <w:pPr>
-              <w:keepNext/>
-            </w:pPr>
-            <w:r/>
-            <w:r>
-              <w:rPr>
-                <w:sz w:val="19"/>
-              </w:rPr>
-              <w:t>Overdue 50; unassigned backlog 6; total cost S$35,827.50. Word agrees with Excel.</w:t>
+              <w:t>120 total, 48 closed, 12 cancelled, 60 backlog, 50 overdue, 6 unassigned, cost S$35,827.50.</w:t>
             </w:r>
           </w:p>
         </w:tc>
@@ -3248,7 +3443,7 @@
               <w:rPr>
                 <w:sz w:val="19"/>
               </w:rPr>
-              <w:t>No guessed owner</w:t>
+              <w:t>Word brief</w:t>
             </w:r>
           </w:p>
         </w:tc>
@@ -3262,7 +3457,7 @@
               <w:rPr>
                 <w:sz w:val="19"/>
               </w:rPr>
-              <w:t>Blank assignments remain blank; proposals labelled unapproved.</w:t>
+              <w:t>Same numbers as the Checks sheet; empty owners left empty.</w:t>
             </w:r>
           </w:p>
         </w:tc>
@@ -3353,7 +3548,7 @@
               <w:rPr>
                 <w:sz w:val="19"/>
               </w:rPr>
-              <w:t>Copilot cannot find the source</w:t>
+              <w:t>Copilot cannot see my file</w:t>
             </w:r>
           </w:p>
         </w:tc>
@@ -3370,7 +3565,7 @@
               <w:rPr>
                 <w:sz w:val="19"/>
               </w:rPr>
-              <w:t>Use the app file picker to select the actual OneDrive file. A typed local path or a different app chat is not shared context. If needed copy only the verified snapshot into the current app.</w:t>
+              <w:t>In Excel, save the file and open Copilot again. In Word, PowerPoint or Outlook, upload the file with + &gt; Upload images and files, and upload it again after you change it.</w:t>
             </w:r>
           </w:p>
         </w:tc>
@@ -3392,7 +3587,7 @@
               <w:rPr>
                 <w:sz w:val="19"/>
               </w:rPr>
-              <w:t>A total disagrees with Control</w:t>
+              <w:t>A number is different from the lab</w:t>
             </w:r>
           </w:p>
         </w:tc>
@@ -3409,7 +3604,7 @@
               <w:rPr>
                 <w:sz w:val="19"/>
               </w:rPr>
-              <w:t>Clear dashboard filters to All, check table extent and duplicate IDs, recalculate, then compare definitions and reporting date. Reconcile before continuing.</w:t>
+              <w:t>Clear any slicers or filters, check the table has no extra rows, then ask again in a new chat.</w:t>
             </w:r>
           </w:p>
         </w:tc>
@@ -3428,7 +3623,7 @@
               <w:rPr>
                 <w:sz w:val="19"/>
               </w:rPr>
-              <w:t>The named feature is missing</w:t>
+              <w:t>A button or feature is missing</w:t>
             </w:r>
           </w:p>
         </w:tc>
@@ -3442,7 +3637,7 @@
               <w:rPr>
                 <w:sz w:val="19"/>
               </w:rPr>
-              <w:t>Confirm the correct assigned account, English display language and app version. Use the stated manual practice route; record feature unavailable. This is not evidence that a native skill ran.</w:t>
+              <w:t>Check you are signed in with your course account and Microsoft 365 is up to date, then tell your trainer.</w:t>
             </w:r>
           </w:p>
         </w:tc>
@@ -3557,7 +3752,7 @@
         <w:pStyle w:val="ListBullet"/>
       </w:pPr>
       <w:r>
-        <w:t>Attach or select the actual source.</w:t>
+        <w:t>Upload the local file or paste the verified source.</w:t>
       </w:r>
     </w:p>
     <w:p>
@@ -4000,15 +4195,15 @@
     </w:p>
     <w:p>
       <w:r>
-        <w:t>Goal: Continue the verified operations brief from Lab 1. You will turn it into an initial PowerPoint update, then prepare an Outlook reply to a synthetic maintenance thread. You will test how grounding differs between an attached file, a chat transcript and a reviewed summary, and reconcile the same facts across all four apps.</w:t>
-      </w:r>
-    </w:p>
-    <w:p>
-      <w:pPr>
-        <w:keepNext/>
-      </w:pPr>
-      <w:r>
-        <w:t>Continue the verified operations brief from Lab 1. You will turn it into an initial PowerPoint update, then prepare an Outlook reply to a synthetic maintenance thread. You will test how grounding differs between an attached file, a chat transcript and a reviewed summary, and reconcile the same facts across all four apps.</w:t>
+        <w:t>Goal: Turn the Northstar operations brief into a 4-slide PowerPoint update and an Outlook email draft, then check that all three show the same numbers.</w:t>
+      </w:r>
+    </w:p>
+    <w:p>
+      <w:pPr>
+        <w:keepNext/>
+      </w:pPr>
+      <w:r>
+        <w:t>Turn the Northstar operations brief into a 4-slide PowerPoint update and an Outlook email draft, then check that all three show the same numbers.</w:t>
       </w:r>
     </w:p>
     <w:p>
@@ -4029,7 +4224,7 @@
         <w:keepNext/>
       </w:pPr>
       <w:r>
-        <w:t>Northstar_Initial_Update.pptx, an unsent Outlook draft and an Evidence_Log with Excel, Word, PowerPoint and Outlook figures reconciled.   (Tools: Microsoft 365 Copilot · Excel · Word · PowerPoint · Outlook · OneDrive.)</w:t>
+        <w:t>Northstar_Initial_Update.pptx (4 slides) and an unsent Outlook email draft.   (Tools: Microsoft 365 Copilot · Excel · Word · PowerPoint · Outlook.)</w:t>
       </w:r>
     </w:p>
     <w:p>
@@ -4058,23 +4253,7 @@
         <w:pStyle w:val="ListBullet"/>
       </w:pPr>
       <w:r>
-        <w:t>Desktop Excel on Windows or Mac is recommended; save working copies to your assigned OneDrive course folder with AutoSave on. Do not overwrite the supplied input.</w:t>
-      </w:r>
-    </w:p>
-    <w:p>
-      <w:pPr>
-        <w:pStyle w:val="ListBullet"/>
-      </w:pPr>
-      <w:r>
-        <w:t>Download this whole lab folder. All files are synthetic; work-genai is your own learner output folder.</w:t>
-      </w:r>
-    </w:p>
-    <w:p>
-      <w:pPr>
-        <w:pStyle w:val="ListBullet"/>
-      </w:pPr>
-      <w:r>
-        <w:t>Your Lab 1 workbook and Word brief.</w:t>
+        <w:t>Desktop Excel on Windows or Mac. Download this lab folder and open the files straight from its data folder; save any new file in the same folder. All data is fictional.</w:t>
       </w:r>
     </w:p>
     <w:p>
@@ -4102,7 +4281,7 @@
         <w:t xml:space="preserve">1.  </w:t>
       </w:r>
       <w:r>
-        <w:t>Open your Lab 1 Word brief and cleaned workbook. Read the synthetic email thread quoted in the Step 4 prompt. It asks for a portfolio update, not authorisation to reassign technicians.</w:t>
+        <w:t>Read the brief. Open data/Northstar_Operations_Brief.docx in Word, open Copilot and send the prompt. You don’t need to select any text. The table should show 120 total, 60 backlog, 50 overdue and 6 unassigned.</w:t>
       </w:r>
     </w:p>
     <w:p>
@@ -4129,7 +4308,7 @@
           <w:color w:val="0B3060"/>
           <w:sz w:val="19"/>
         </w:rPr>
-        <w:t>From this selected verified Northstar Water Services operations brief, extract a handoff table with reporting date, filter scope, total, closed, cancelled, backlog, overdue, unassigned backlog and recorded cost. Separate facts, proposed next actions and open decisions. Keep every value traceable to the supplied brief.</w:t>
+        <w:t>Make a short table of the key numbers in this document: date, total, closed, cancelled, backlog, overdue, unassigned backlog and cost. Show it here in the chat and don’t change the document.</w:t>
       </w:r>
     </w:p>
     <w:p>
@@ -4144,7 +4323,7 @@
         <w:t xml:space="preserve">2.  </w:t>
       </w:r>
       <w:r>
-        <w:t>Open data/templates/Northstar_Management_Deck_Template.pptx in PowerPoint and save as Northstar_Initial_Update.pptx. For this initial update use four slides by keeping the first four layout slides and deleting the remaining unused template slides. Open Copilot and select your Word brief with Reference a file; if the command is unavailable, paste the reviewed brief into the prompt.</w:t>
+        <w:t>Make the slides. Open data/templates/Northstar_Management_Deck_Template.pptx in PowerPoint and save it as Northstar_Initial_Update.pptx. In Copilot select + &gt; Upload images and files and choose Northstar_Operations_Brief.docx from this lab’s data folder, then send the prompt.</w:t>
       </w:r>
     </w:p>
     <w:p>
@@ -4171,7 +4350,7 @@
           <w:color w:val="0B3060"/>
           <w:sz w:val="19"/>
         </w:rPr>
-        <w:t>Using this verified Northstar Word brief, create a four-slide initial update: scope and portfolio; backlog and overdue work; current assignments and proposed actions; decision required. Use the existing white/navy/blue design. Preserve all verified metrics. Add source/date notes. Do not invent completed work, savings or approved reassignment.</w:t>
+        <w:t>Fill these 4 slides from the uploaded Northstar_Operations_Brief.docx: 1 scope and totals, 2 backlog and overdue work, 3 unassigned jobs and proposed actions, 4 the decision needed. Keep the design and use only numbers from the brief.</w:t>
       </w:r>
     </w:p>
     <w:p>
@@ -4186,7 +4365,7 @@
         <w:t xml:space="preserve">3.  </w:t>
       </w:r>
       <w:r>
-        <w:t>Review all four slides. Check status definitions, units and date, and correct any invented claim. Record the reconciliation in the Evidence_Log sheet: one row per claim and a source link. This is the bridge between app outputs; app chats are not automatically shared.</w:t>
+        <w:t>Check the slides. Send the prompt in the same chat, fix any wrong number on the slides and save.</w:t>
       </w:r>
     </w:p>
     <w:p>
@@ -4213,7 +4392,7 @@
           <w:color w:val="0B3060"/>
           <w:sz w:val="19"/>
         </w:rPr>
-        <w:t>Audit these four Northstar Water Services slides against the selected verified operations brief. For each numeric claim give the source, date and scope; flag unsupported service-restoration, safety, customer-impact or approval claims. Propose corrections without changing the checked values.</w:t>
+        <w:t>Check these 4 slides against the uploaded brief. List any number that is wrong and give the correct number.</w:t>
       </w:r>
     </w:p>
     <w:p>
@@ -4228,7 +4407,7 @@
         <w:t xml:space="preserve">4.  </w:t>
       </w:r>
       <w:r>
-        <w:t>In Outlook create a new training draft addressed to operations.manager@example.invalid with subject DRAFT - Northstar maintenance update - review required. Do not send. Paste the synthetic thread into the draft or use it as quoted context; Copilot summarises the supplied text, not a real mailbox thread. Open Copilot &gt; Draft with Copilot; UI names may differ.</w:t>
+        <w:t>Draft the email. In Outlook start a new email to operations.manager@example.invalid. Select Copilot &gt; Draft with Copilot, paste the prompt and select Generate. Select Keep it, then close the email without sending it: it stays in your Drafts folder.</w:t>
       </w:r>
     </w:p>
     <w:p>
@@ -4256,7 +4435,7 @@
           <w:color w:val="0B3060"/>
           <w:sz w:val="19"/>
         </w:rPr>
-        <w:t>Draft a concise reply to the synthetic thread quoted below, using the verified Northstar brief and these checked metrics. State the 30 September 2026 scope, backlog/overdue findings, proposed next actions and the decision requested. Explain that assignments are unapproved proposals. Do not claim the attachments have been sent. Keep as a draft.</w:t>
+        <w:t>Write a short reply to the email below. Use these numbers for 30 September 2026: 120 total, 48 closed, 12 cancelled, 60 backlog, 50 overdue, 6 unassigned, cost S$35,827.50. Say what we found, what we propose next and what decision we need. Say that any new assignment is only a proposal, not approved.</w:t>
       </w:r>
     </w:p>
     <w:p>
@@ -4270,11 +4449,11 @@
           <w:color w:val="0B3060"/>
           <w:sz w:val="19"/>
         </w:rPr>
-      </w:r>
-    </w:p>
-    <w:p>
-      <w:pPr>
-        <w:keepNext/>
+        <w:t>EMAIL (fictional):</w:t>
+      </w:r>
+    </w:p>
+    <w:p>
+      <w:pPr>
         <w:keepLines/>
       </w:pPr>
       <w:r>
@@ -4283,11 +4462,27 @@
           <w:color w:val="0B3060"/>
           <w:sz w:val="19"/>
         </w:rPr>
-        <w:t>THREAD (synthetic, do not send):</w:t>
-      </w:r>
-    </w:p>
-    <w:p>
-      <w:pPr>
+        <w:t>2026-09-29 09:00 Operations manager: Please prepare the 30 September portfolio snapshot; show open work by site, category and current assignment. 2026-09-29 10:15 Supervisor: Check overdue jobs before proposing reassignment. Available hours are planning inputs, not approval. 2026-09-30 08:30 Analyst: The source export is in the workbook. No new assignment has been approved. Please produce a Word brief and a short PowerPoint update, then prepare a draft reply.</w:t>
+      </w:r>
+    </w:p>
+    <w:p>
+      <w:pPr>
+        <w:spacing w:after="80"/>
+        <w:ind w:left="360"/>
+      </w:pPr>
+      <w:r>
+        <w:rPr>
+          <w:b/>
+        </w:rPr>
+        <w:t xml:space="preserve">5.  </w:t>
+      </w:r>
+      <w:r>
+        <w:t>Compare all three. The brief, the slides and the email must show the same numbers. Fix anything that is different.</w:t>
+      </w:r>
+    </w:p>
+    <w:p>
+      <w:pPr>
+        <w:keepNext/>
         <w:keepLines/>
       </w:pPr>
       <w:r>
@@ -4296,37 +4491,7 @@
           <w:color w:val="0B3060"/>
           <w:sz w:val="19"/>
         </w:rPr>
-        <w:t>2026-09-29 09:00 Operations manager: Please prepare the 30 September portfolio snapshot; show open work by site, category and current assignment. 2026-09-29 10:15 Supervisor: Check overdue jobs before proposing reassignment. Available hours are planning inputs, not approval. 2026-09-30 08:30 Analyst: The source export is in the workbook. No new assignment has been approved. Please produce a Word brief and a short PowerPoint update, then prepare a draft reply.</w:t>
-      </w:r>
-    </w:p>
-    <w:p>
-      <w:pPr>
-        <w:spacing w:after="80"/>
-        <w:ind w:left="360"/>
-      </w:pPr>
-      <w:r>
-        <w:rPr>
-          <w:b/>
-        </w:rPr>
-        <w:t xml:space="preserve">5.  </w:t>
-      </w:r>
-      <w:r>
-        <w:t>If your Outlook offers reference attachments, attach the verified Word brief and choose it as context. Otherwise paste the reviewed metrics into the drafting prompt. Replace any placeholder summary with exact checked values; inspect recipients, subject, tone and attachment names. Save only the draft and a local TXT copy of its reviewed body.</w:t>
-      </w:r>
-    </w:p>
-    <w:p>
-      <w:pPr>
-        <w:spacing w:after="80"/>
-        <w:ind w:left="360"/>
-      </w:pPr>
-      <w:r>
-        <w:rPr>
-          <w:b/>
-        </w:rPr>
-        <w:t xml:space="preserve">6.  </w:t>
-      </w:r>
-      <w:r>
-        <w:t>Ask Word Copilot to compare your pasted slide/email summaries with the brief, then perform the same comparison yourself. Add the cross-app prompt log entries manually. Keep all four source links with the reconciliation record; any mismatch must be fixed before the skill labs.</w:t>
+        <w:t>Total : 120</w:t>
       </w:r>
     </w:p>
     <w:p>
@@ -4340,11 +4505,12 @@
           <w:color w:val="0B3060"/>
           <w:sz w:val="19"/>
         </w:rPr>
-        <w:t>WORD COPILOT:</w:t>
-      </w:r>
-    </w:p>
-    <w:p>
-      <w:pPr>
+        <w:t>Backlog : 60</w:t>
+      </w:r>
+    </w:p>
+    <w:p>
+      <w:pPr>
+        <w:keepNext/>
         <w:keepLines/>
       </w:pPr>
       <w:r>
@@ -4353,150 +4519,36 @@
           <w:color w:val="0B3060"/>
           <w:sz w:val="19"/>
         </w:rPr>
-        <w:t>Compare these pasted PowerPoint and Outlook summaries with this verified Word brief. List inconsistent figures, status definitions, dates, owner claims or approved-action wording. Do not resolve a conflict by guessing. Return a discrepancy table with source and correction needed.</w:t>
-      </w:r>
-    </w:p>
-    <w:p>
-      <w:pPr>
-        <w:keepNext/>
-      </w:pPr>
-      <w:r>
-        <w:rPr>
-          <w:b/>
-          <w:color w:val="1F6FEB"/>
-          <w:sz w:val="22"/>
-        </w:rPr>
-        <w:t>Sample prompts</w:t>
-      </w:r>
-    </w:p>
-    <w:tbl>
-      <w:tblPr>
-        <w:tblStyle w:val="TableGrid"/>
-        <w:tblW w:type="auto" w:w="0"/>
-        <w:tblLook w:firstColumn="1" w:firstRow="1" w:lastColumn="0" w:lastRow="0" w:noHBand="0" w:noVBand="1" w:val="04A0"/>
-      </w:tblPr>
-      <w:tblGrid>
-        <w:gridCol w:w="4320"/>
-        <w:gridCol w:w="4320"/>
-      </w:tblGrid>
-      <w:tr>
-        <w:trPr>
-          <w:tblHeader w:val="true"/>
-          <w:cantSplit/>
-        </w:trPr>
-        <w:tc>
-          <w:tcPr>
-            <w:tcW w:type="dxa" w:w="4320"/>
-            <w:shd w:val="clear" w:color="auto" w:fill="E8F0FE"/>
-          </w:tcPr>
-          <w:p>
-            <w:pPr>
-              <w:keepNext/>
-            </w:pPr>
-            <w:r/>
-            <w:r>
-              <w:rPr>
-                <w:b/>
-                <w:sz w:val="19"/>
-              </w:rPr>
-              <w:t>Purpose</w:t>
-            </w:r>
-          </w:p>
-        </w:tc>
-        <w:tc>
-          <w:tcPr>
-            <w:tcW w:type="dxa" w:w="4320"/>
-            <w:shd w:val="clear" w:color="auto" w:fill="E8F0FE"/>
-          </w:tcPr>
-          <w:p>
-            <w:pPr>
-              <w:keepNext/>
-            </w:pPr>
-            <w:r/>
-            <w:r>
-              <w:rPr>
-                <w:b/>
-                <w:sz w:val="19"/>
-              </w:rPr>
-              <w:t>Prompt</w:t>
-            </w:r>
-          </w:p>
-        </w:tc>
-      </w:tr>
-      <w:tr>
-        <w:trPr>
-          <w:cantSplit/>
-        </w:trPr>
-        <w:tc>
-          <w:tcPr>
-            <w:tcW w:type="dxa" w:w="4320"/>
-          </w:tcPr>
-          <w:p>
-            <w:pPr>
-              <w:keepNext/>
-            </w:pPr>
-            <w:r/>
-            <w:r>
-              <w:rPr>
-                <w:sz w:val="19"/>
-              </w:rPr>
-              <w:t>Scope</w:t>
-            </w:r>
-          </w:p>
-        </w:tc>
-        <w:tc>
-          <w:tcPr>
-            <w:tcW w:type="dxa" w:w="4320"/>
-          </w:tcPr>
-          <w:p>
-            <w:pPr>
-              <w:keepNext/>
-            </w:pPr>
-            <w:r/>
-            <w:r>
-              <w:rPr>
-                <w:sz w:val="19"/>
-              </w:rPr>
-              <w:t>State actual source, report date and selected scope before acting.</w:t>
-            </w:r>
-          </w:p>
-        </w:tc>
-      </w:tr>
-      <w:tr>
-        <w:trPr>
-          <w:cantSplit/>
-        </w:trPr>
-        <w:tc>
-          <w:tcPr>
-            <w:tcW w:type="dxa" w:w="4320"/>
-          </w:tcPr>
-          <w:p>
-            <w:r/>
-            <w:r>
-              <w:rPr>
-                <w:sz w:val="19"/>
-              </w:rPr>
-              <w:t>Verify</w:t>
-            </w:r>
-          </w:p>
-        </w:tc>
-        <w:tc>
-          <w:tcPr>
-            <w:tcW w:type="dxa" w:w="4320"/>
-          </w:tcPr>
-          <w:p>
-            <w:r/>
-            <w:r>
-              <w:rPr>
-                <w:sz w:val="19"/>
-              </w:rPr>
-              <w:t>Explain the source/formula checks and preserve unknowns and original records.</w:t>
-            </w:r>
-          </w:p>
-        </w:tc>
-      </w:tr>
-    </w:tbl>
-    <w:p/>
+        <w:t>Overdue : 50</w:t>
+      </w:r>
+    </w:p>
+    <w:p>
+      <w:pPr>
+        <w:keepNext/>
+        <w:keepLines/>
+      </w:pPr>
+      <w:r>
+        <w:rPr>
+          <w:rFonts w:ascii="Consolas" w:hAnsi="Consolas"/>
+          <w:color w:val="0B3060"/>
+          <w:sz w:val="19"/>
+        </w:rPr>
+        <w:t>Unassigned : 6</w:t>
+      </w:r>
+    </w:p>
+    <w:p>
+      <w:pPr>
+        <w:keepLines/>
+      </w:pPr>
+      <w:r>
+        <w:rPr>
+          <w:rFonts w:ascii="Consolas" w:hAnsi="Consolas"/>
+          <w:color w:val="0B3060"/>
+          <w:sz w:val="19"/>
+        </w:rPr>
+        <w:t>Cost : S$35,827.50</w:t>
+      </w:r>
+    </w:p>
     <w:p>
       <w:pPr>
         <w:keepNext/>
@@ -4581,7 +4633,7 @@
               <w:rPr>
                 <w:sz w:val="19"/>
               </w:rPr>
-              <w:t>Four apps</w:t>
+              <w:t>Same numbers</w:t>
             </w:r>
           </w:p>
         </w:tc>
@@ -4598,46 +4650,7 @@
               <w:rPr>
                 <w:sz w:val="19"/>
               </w:rPr>
-              <w:t>Excel Checks, Word brief, four-slide update and unsent Outlook draft share the same date and values.</w:t>
-            </w:r>
-          </w:p>
-        </w:tc>
-      </w:tr>
-      <w:tr>
-        <w:trPr>
-          <w:cantSplit/>
-        </w:trPr>
-        <w:tc>
-          <w:tcPr>
-            <w:tcW w:type="dxa" w:w="4320"/>
-          </w:tcPr>
-          <w:p>
-            <w:pPr>
-              <w:keepNext/>
-            </w:pPr>
-            <w:r/>
-            <w:r>
-              <w:rPr>
-                <w:sz w:val="19"/>
-              </w:rPr>
-              <w:t>Cross-app grounding</w:t>
-            </w:r>
-          </w:p>
-        </w:tc>
-        <w:tc>
-          <w:tcPr>
-            <w:tcW w:type="dxa" w:w="4320"/>
-          </w:tcPr>
-          <w:p>
-            <w:pPr>
-              <w:keepNext/>
-            </w:pPr>
-            <w:r/>
-            <w:r>
-              <w:rPr>
-                <w:sz w:val="19"/>
-              </w:rPr>
-              <w:t>Named file or pasted verified evidence is provided in each app; no assumed shared chat.</w:t>
+              <w:t>Brief, slides and email all show 120 total, 60 backlog, 50 overdue and 6 unassigned.</w:t>
             </w:r>
           </w:p>
         </w:tc>
@@ -4656,7 +4669,7 @@
               <w:rPr>
                 <w:sz w:val="19"/>
               </w:rPr>
-              <w:t>Draft boundary</w:t>
+              <w:t>Draft only</w:t>
             </w:r>
           </w:p>
         </w:tc>
@@ -4670,7 +4683,7 @@
               <w:rPr>
                 <w:sz w:val="19"/>
               </w:rPr>
-              <w:t>example.invalid recipient; nothing sent and no assignment approved.</w:t>
+              <w:t>The email stays in Drafts; nothing is approved.</w:t>
             </w:r>
           </w:p>
         </w:tc>
@@ -4761,7 +4774,7 @@
               <w:rPr>
                 <w:sz w:val="19"/>
               </w:rPr>
-              <w:t>Copilot cannot find the source</w:t>
+              <w:t>Copilot cannot see my file</w:t>
             </w:r>
           </w:p>
         </w:tc>
@@ -4778,7 +4791,7 @@
               <w:rPr>
                 <w:sz w:val="19"/>
               </w:rPr>
-              <w:t>Use the app file picker to select the actual OneDrive file. A typed local path or a different app chat is not shared context. If needed copy only the verified snapshot into the current app.</w:t>
+              <w:t>In Excel, save the file and open Copilot again. In Word, PowerPoint or Outlook, upload the file with + &gt; Upload images and files, and upload it again after you change it.</w:t>
             </w:r>
           </w:p>
         </w:tc>
@@ -4800,7 +4813,7 @@
               <w:rPr>
                 <w:sz w:val="19"/>
               </w:rPr>
-              <w:t>A total disagrees with Control</w:t>
+              <w:t>A number is different from the lab</w:t>
             </w:r>
           </w:p>
         </w:tc>
@@ -4817,7 +4830,7 @@
               <w:rPr>
                 <w:sz w:val="19"/>
               </w:rPr>
-              <w:t>Clear dashboard filters to All, check table extent and duplicate IDs, recalculate, then compare definitions and reporting date. Reconcile before continuing.</w:t>
+              <w:t>Clear any slicers or filters, check the table has no extra rows, then ask again in a new chat.</w:t>
             </w:r>
           </w:p>
         </w:tc>
@@ -4836,7 +4849,7 @@
               <w:rPr>
                 <w:sz w:val="19"/>
               </w:rPr>
-              <w:t>The named feature is missing</w:t>
+              <w:t>A button or feature is missing</w:t>
             </w:r>
           </w:p>
         </w:tc>
@@ -4850,7 +4863,7 @@
               <w:rPr>
                 <w:sz w:val="19"/>
               </w:rPr>
-              <w:t>Confirm the correct assigned account, English display language and app version. Use the stated manual practice route; record feature unavailable. This is not evidence that a native skill ran.</w:t>
+              <w:t>Check you are signed in with your course account and Microsoft 365 is up to date, then tell your trainer.</w:t>
             </w:r>
           </w:p>
         </w:tc>
@@ -5364,15 +5377,15 @@
     </w:p>
     <w:p>
       <w:r>
-        <w:t>Goal: Configure temporary account-level display and explanation preferences, test them in two copies of the same verified Northstar workbook, and distinguish preferences from workbook-specific definitions. A task-specific prompt can supersede Personalisation. Restore your previous settings after the exercise.</w:t>
-      </w:r>
-    </w:p>
-    <w:p>
-      <w:pPr>
-        <w:keepNext/>
-      </w:pPr>
-      <w:r>
-        <w:t>Configure temporary account-level display and explanation preferences, test them in two copies of the same verified Northstar workbook, and distinguish preferences from workbook-specific definitions. A task-specific prompt can supersede Personalisation. Restore your previous settings after the exercise.</w:t>
+        <w:t>Goal: Save personal preferences in Copilot, see Excel use them without being asked, change one for a single prompt, then put your settings back.</w:t>
+      </w:r>
+    </w:p>
+    <w:p>
+      <w:pPr>
+        <w:keepNext/>
+      </w:pPr>
+      <w:r>
+        <w:t>Save personal preferences in Copilot, see Excel use them without being asked, change one for a single prompt, then put your settings back.</w:t>
       </w:r>
     </w:p>
     <w:p>
@@ -5393,7 +5406,7 @@
         <w:keepNext/>
       </w:pPr>
       <w:r>
-        <w:t>Northstar_Personalisation_Test.xlsx, a two-workbook preference comparison and a private note confirming settings restored.   (Tools: Microsoft 365 Copilot in Excel · OneDrive.)</w:t>
+        <w:t>A Preference_Check sheet that follows your saved preferences, and your original settings restored.   (Tools: Microsoft 365 Copilot in Excel.)</w:t>
       </w:r>
     </w:p>
     <w:p>
@@ -5422,15 +5435,7 @@
         <w:pStyle w:val="ListBullet"/>
       </w:pPr>
       <w:r>
-        <w:t>Desktop Excel on Windows or Mac is recommended; save working copies to your assigned OneDrive course folder with AutoSave on. Do not overwrite the supplied input.</w:t>
-      </w:r>
-    </w:p>
-    <w:p>
-      <w:pPr>
-        <w:pStyle w:val="ListBullet"/>
-      </w:pPr>
-      <w:r>
-        <w:t>Download this whole lab folder. All files are synthetic; work-genai is your own learner output folder.</w:t>
+        <w:t>Desktop Excel on Windows or Mac. Download this lab folder and open the files straight from its data folder; save any new file in the same folder. All data is fictional.</w:t>
       </w:r>
     </w:p>
     <w:p>
@@ -5458,7 +5463,7 @@
         <w:t xml:space="preserve">1.  </w:t>
       </w:r>
       <w:r>
-        <w:t>Open this lab’s clean data/Northstar_Work_Orders.xlsx and save working copies as Northstar_Personalisation_Test.xlsx and Northstar_Preferences_Copy.xlsx in work-genai. Confirm 120 unique IDs, reporting date 2026-09-30 and cost S$35,827.50. Neither copy needs a .Rules sheet or an installed Skill for this test.</w:t>
+        <w:t>Save four preferences. Open data/Northstar_Work_Orders.xlsx in Excel. In Copilot select Settings (...) &gt; Personalization. Write down your current settings so you can put them back later, then add the four preferences below and select Save.</w:t>
       </w:r>
     </w:p>
     <w:p>
@@ -5472,11 +5477,12 @@
           <w:color w:val="0B3060"/>
           <w:sz w:val="19"/>
         </w:rPr>
-        <w:t>EXCEL - CHAT ONLY:</w:t>
-      </w:r>
-    </w:p>
-    <w:p>
-      <w:pPr>
+        <w:t>Money : show S$ with two decimals</w:t>
+      </w:r>
+    </w:p>
+    <w:p>
+      <w:pPr>
+        <w:keepNext/>
         <w:keepLines/>
       </w:pPr>
       <w:r>
@@ -5485,37 +5491,7 @@
           <w:color w:val="0B3060"/>
           <w:sz w:val="19"/>
         </w:rPr>
-        <w:t>Inspect tblWorkOrders and Control for Northstar Water Services. State the clean row count, reporting date and recorded cost. Explain why display preferences should not change source values or reporting definitions. Do not edit.</w:t>
-      </w:r>
-    </w:p>
-    <w:p>
-      <w:pPr>
-        <w:spacing w:after="80"/>
-        <w:ind w:left="360"/>
-      </w:pPr>
-      <w:r>
-        <w:rPr>
-          <w:b/>
-        </w:rPr>
-        <w:t xml:space="preserve">2.  </w:t>
-      </w:r>
-      <w:r>
-        <w:t>In Copilot select Settings (...) &gt; Personalization. Keep your existing settings in a private local note, then temporarily enter these four preferences: Use S$ with two decimal places and thousands separators for currency displays. Display dates as DD-MMM-YYYY. Prefer structured references when writing Excel formulas. Start explanations with a short plain-English summary before the detail. Select Save. Preferences apply to your account on subsequent prompts; they are not stored in or shared with the workbook.</w:t>
-      </w:r>
-    </w:p>
-    <w:p>
-      <w:pPr>
-        <w:spacing w:after="80"/>
-        <w:ind w:left="360"/>
-      </w:pPr>
-      <w:r>
-        <w:rPr>
-          <w:b/>
-        </w:rPr>
-        <w:t xml:space="preserve">3.  </w:t>
-      </w:r>
-      <w:r>
-        <w:t>In the first working copy request a small output using your saved preferences. Review the plan before allowing editing. Confirm the date displays 30-Sep-2026 in both copies. Inspect the formulas and number formats in the new Preference_Check sheet; do not accept rounded or rewritten source values.</w:t>
+        <w:t>Dates : show as DD-MMM-YYYY</w:t>
       </w:r>
     </w:p>
     <w:p>
@@ -5529,12 +5505,11 @@
           <w:color w:val="0B3060"/>
           <w:sz w:val="19"/>
         </w:rPr>
-        <w:t>EXCEL - PLAN:</w:t>
-      </w:r>
-    </w:p>
-    <w:p>
-      <w:pPr>
-        <w:keepNext/>
+        <w:t>Formulas : use structured references</w:t>
+      </w:r>
+    </w:p>
+    <w:p>
+      <w:pPr>
         <w:keepLines/>
       </w:pPr>
       <w:r>
@@ -5543,7 +5518,22 @@
           <w:color w:val="0B3060"/>
           <w:sz w:val="19"/>
         </w:rPr>
-        <w:t>Plan a Preference_Check sheet showing Control!B2 reporting date, total work orders and recorded Cost_SGD from tblWorkOrders for Northstar Water Services. Use my saved display and explanation preferences. Preserve Work_Orders, IDs, owners and exact values.</w:t>
+        <w:t>Answers : start with a one-line summary</w:t>
+      </w:r>
+    </w:p>
+    <w:p>
+      <w:pPr>
+        <w:spacing w:after="80"/>
+        <w:ind w:left="360"/>
+      </w:pPr>
+      <w:r>
+        <w:rPr>
+          <w:b/>
+        </w:rPr>
+        <w:t xml:space="preserve">2.  </w:t>
+      </w:r>
+      <w:r>
+        <w:t>See them work. Select New chat, choose Allow editing and send the prompt. Select Done to keep the change, or Undo to reverse it. The date shows as 30-Sep-2026 and the cost as S$35,827.50, although the prompt did not ask for these formats.</w:t>
       </w:r>
     </w:p>
     <w:p>
@@ -5557,11 +5547,11 @@
           <w:color w:val="0B3060"/>
           <w:sz w:val="19"/>
         </w:rPr>
-      </w:r>
-    </w:p>
-    <w:p>
-      <w:pPr>
-        <w:keepNext/>
+        <w:t>EXCEL - ALLOW EDITING:</w:t>
+      </w:r>
+    </w:p>
+    <w:p>
+      <w:pPr>
         <w:keepLines/>
       </w:pPr>
       <w:r>
@@ -5570,11 +5560,27 @@
           <w:color w:val="0B3060"/>
           <w:sz w:val="19"/>
         </w:rPr>
-        <w:t>EXCEL - ALLOW EDITING:</w:t>
-      </w:r>
-    </w:p>
-    <w:p>
-      <w:pPr>
+        <w:t>Add a sheet named Preference_Check that shows the reporting date from Control!B2, the number of work orders and the total Cost_SGD, using formulas.</w:t>
+      </w:r>
+    </w:p>
+    <w:p>
+      <w:pPr>
+        <w:spacing w:after="80"/>
+        <w:ind w:left="360"/>
+      </w:pPr>
+      <w:r>
+        <w:rPr>
+          <w:b/>
+        </w:rPr>
+        <w:t xml:space="preserve">3.  </w:t>
+      </w:r>
+      <w:r>
+        <w:t>Change a preference once. Send the prompt and select Done. The cost now shows S$35,827.5000: a prompt can override a preference for one task.</w:t>
+      </w:r>
+    </w:p>
+    <w:p>
+      <w:pPr>
+        <w:keepNext/>
         <w:keepLines/>
       </w:pPr>
       <w:r>
@@ -5583,27 +5589,11 @@
           <w:color w:val="0B3060"/>
           <w:sz w:val="19"/>
         </w:rPr>
-        <w:t>Apply the reviewed Preference_Check plan with structured-reference formulas. Show a short explanation first and leave the source unchanged.</w:t>
-      </w:r>
-    </w:p>
-    <w:p>
-      <w:pPr>
-        <w:spacing w:after="80"/>
-        <w:ind w:left="360"/>
-      </w:pPr>
-      <w:r>
-        <w:rPr>
-          <w:b/>
-        </w:rPr>
-        <w:t xml:space="preserve">4.  </w:t>
-      </w:r>
-      <w:r>
-        <w:t>Open the second copy using the same signed-in account and a new Copilot chat. Do not repeat the preference text in this request. Compare both output displays and formula references; record actual behaviour in the Evidence_Log sheet. A missed preference is a finding to clarify, not proof of a guaranteed rule.</w:t>
-      </w:r>
-    </w:p>
-    <w:p>
-      <w:pPr>
-        <w:keepNext/>
+        <w:t>EXCEL - ALLOW EDITING:</w:t>
+      </w:r>
+    </w:p>
+    <w:p>
+      <w:pPr>
         <w:keepLines/>
       </w:pPr>
       <w:r>
@@ -5612,11 +5602,27 @@
           <w:color w:val="0B3060"/>
           <w:sz w:val="19"/>
         </w:rPr>
-        <w:t>EXCEL - ALLOW EDITING:</w:t>
-      </w:r>
-    </w:p>
-    <w:p>
-      <w:pPr>
+        <w:t>Just for this task, show the total cost on Preference_Check with four decimal places. Keep the same formula.</w:t>
+      </w:r>
+    </w:p>
+    <w:p>
+      <w:pPr>
+        <w:spacing w:after="80"/>
+        <w:ind w:left="360"/>
+      </w:pPr>
+      <w:r>
+        <w:rPr>
+          <w:b/>
+        </w:rPr>
+        <w:t xml:space="preserve">4.  </w:t>
+      </w:r>
+      <w:r>
+        <w:t>Ask what applies where. Choose Chat only and send the prompt.</w:t>
+      </w:r>
+    </w:p>
+    <w:p>
+      <w:pPr>
+        <w:keepNext/>
         <w:keepLines/>
       </w:pPr>
       <w:r>
@@ -5625,27 +5631,11 @@
           <w:color w:val="0B3060"/>
           <w:sz w:val="19"/>
         </w:rPr>
-        <w:t>In this second Northstar workbook, create Preference_Check with formula-backed Control!B2 reporting date, total work orders and recorded Cost_SGD. Follow my saved preferences, preserve source records and explain the result briefly.</w:t>
-      </w:r>
-    </w:p>
-    <w:p>
-      <w:pPr>
-        <w:spacing w:after="80"/>
-        <w:ind w:left="360"/>
-      </w:pPr>
-      <w:r>
-        <w:rPr>
-          <w:b/>
-        </w:rPr>
-        <w:t xml:space="preserve">5.  </w:t>
-      </w:r>
-      <w:r>
-        <w:t>Return to the first workbook. Test a specific task instruction that changes only the result display to four decimal places. Verify S$35,827.5000 displays while the numeric value remains 35827.5. Record the comparison; do not alter the saved account settings or source.</w:t>
-      </w:r>
-    </w:p>
-    <w:p>
-      <w:pPr>
-        <w:keepNext/>
+        <w:t>EXCEL - CHAT ONLY:</w:t>
+      </w:r>
+    </w:p>
+    <w:p>
+      <w:pPr>
         <w:keepLines/>
       </w:pPr>
       <w:r>
@@ -5654,11 +5644,27 @@
           <w:color w:val="0B3060"/>
           <w:sz w:val="19"/>
         </w:rPr>
-        <w:t>EXCEL - ALLOW EDITING:</w:t>
-      </w:r>
-    </w:p>
-    <w:p>
-      <w:pPr>
+        <w:t>In this exercise, which settings belong to my account, which belong to this workbook, and which applied to one prompt only? Answer in three short points.</w:t>
+      </w:r>
+    </w:p>
+    <w:p>
+      <w:pPr>
+        <w:spacing w:after="80"/>
+        <w:ind w:left="360"/>
+      </w:pPr>
+      <w:r>
+        <w:rPr>
+          <w:b/>
+        </w:rPr>
+        <w:t xml:space="preserve">5.  </w:t>
+      </w:r>
+      <w:r>
+        <w:t>Put your settings back. Select Settings (...) &gt; Personalization, restore the settings you wrote down and select Save.</w:t>
+      </w:r>
+    </w:p>
+    <w:p>
+      <w:pPr>
+        <w:keepNext/>
         <w:keepLines/>
       </w:pPr>
       <w:r>
@@ -5667,27 +5673,11 @@
           <w:color w:val="0B3060"/>
           <w:sz w:val="19"/>
         </w:rPr>
-        <w:t>For this task only, display the recorded cost result in Preference_Check with four decimal places. Keep its formula and exact numeric value unchanged. Do not modify source cells or my saved preferences.</w:t>
-      </w:r>
-    </w:p>
-    <w:p>
-      <w:pPr>
-        <w:spacing w:after="80"/>
-        <w:ind w:left="360"/>
-      </w:pPr>
-      <w:r>
-        <w:rPr>
-          <w:b/>
-        </w:rPr>
-        <w:t xml:space="preserve">6.  </w:t>
-      </w:r>
-      <w:r>
-        <w:t>Explain the scope distinction, log the prompts and your observed checks, then return to Settings (...) &gt; Personalization, restore your previous preferences and Save. Keep the restoration note private; do not upload personal account settings to the shared course folder.</w:t>
-      </w:r>
-    </w:p>
-    <w:p>
-      <w:pPr>
-        <w:keepNext/>
+        <w:t>Excel : Copilot &gt; Settings (...) &gt; Personalization</w:t>
+      </w:r>
+    </w:p>
+    <w:p>
+      <w:pPr>
         <w:keepLines/>
       </w:pPr>
       <w:r>
@@ -5696,163 +5686,9 @@
           <w:color w:val="0B3060"/>
           <w:sz w:val="19"/>
         </w:rPr>
-        <w:t>EXCEL - CHAT ONLY:</w:t>
-      </w:r>
-    </w:p>
-    <w:p>
-      <w:pPr>
-        <w:keepLines/>
-      </w:pPr>
-      <w:r>
-        <w:rPr>
-          <w:rFonts w:ascii="Consolas" w:hAnsi="Consolas"/>
-          <w:color w:val="0B3060"/>
-          <w:sz w:val="19"/>
-        </w:rPr>
-        <w:t>Explain which choices in this exercise belong to my account, which belong to this Northstar workbook and which apply only to one prompt. Use the results I actually observed. Do not claim my preferences are shared with another person or added to the workbook.</w:t>
-      </w:r>
-    </w:p>
-    <w:p>
-      <w:pPr>
-        <w:keepNext/>
-      </w:pPr>
-      <w:r>
-        <w:rPr>
-          <w:b/>
-          <w:color w:val="1F6FEB"/>
-          <w:sz w:val="22"/>
-        </w:rPr>
-        <w:t>Sample prompts</w:t>
-      </w:r>
-    </w:p>
-    <w:tbl>
-      <w:tblPr>
-        <w:tblStyle w:val="TableGrid"/>
-        <w:tblW w:type="auto" w:w="0"/>
-        <w:tblLook w:firstColumn="1" w:firstRow="1" w:lastColumn="0" w:lastRow="0" w:noHBand="0" w:noVBand="1" w:val="04A0"/>
-      </w:tblPr>
-      <w:tblGrid>
-        <w:gridCol w:w="4320"/>
-        <w:gridCol w:w="4320"/>
-      </w:tblGrid>
-      <w:tr>
-        <w:trPr>
-          <w:tblHeader w:val="true"/>
-          <w:cantSplit/>
-        </w:trPr>
-        <w:tc>
-          <w:tcPr>
-            <w:tcW w:type="dxa" w:w="4320"/>
-            <w:shd w:val="clear" w:color="auto" w:fill="E8F0FE"/>
-          </w:tcPr>
-          <w:p>
-            <w:pPr>
-              <w:keepNext/>
-            </w:pPr>
-            <w:r/>
-            <w:r>
-              <w:rPr>
-                <w:b/>
-                <w:sz w:val="19"/>
-              </w:rPr>
-              <w:t>Purpose</w:t>
-            </w:r>
-          </w:p>
-        </w:tc>
-        <w:tc>
-          <w:tcPr>
-            <w:tcW w:type="dxa" w:w="4320"/>
-            <w:shd w:val="clear" w:color="auto" w:fill="E8F0FE"/>
-          </w:tcPr>
-          <w:p>
-            <w:pPr>
-              <w:keepNext/>
-            </w:pPr>
-            <w:r/>
-            <w:r>
-              <w:rPr>
-                <w:b/>
-                <w:sz w:val="19"/>
-              </w:rPr>
-              <w:t>Prompt</w:t>
-            </w:r>
-          </w:p>
-        </w:tc>
-      </w:tr>
-      <w:tr>
-        <w:trPr>
-          <w:cantSplit/>
-        </w:trPr>
-        <w:tc>
-          <w:tcPr>
-            <w:tcW w:type="dxa" w:w="4320"/>
-          </w:tcPr>
-          <w:p>
-            <w:pPr>
-              <w:keepNext/>
-            </w:pPr>
-            <w:r/>
-            <w:r>
-              <w:rPr>
-                <w:sz w:val="19"/>
-              </w:rPr>
-              <w:t>Scope</w:t>
-            </w:r>
-          </w:p>
-        </w:tc>
-        <w:tc>
-          <w:tcPr>
-            <w:tcW w:type="dxa" w:w="4320"/>
-          </w:tcPr>
-          <w:p>
-            <w:pPr>
-              <w:keepNext/>
-            </w:pPr>
-            <w:r/>
-            <w:r>
-              <w:rPr>
-                <w:sz w:val="19"/>
-              </w:rPr>
-              <w:t>State actual source, report date and selected scope before acting.</w:t>
-            </w:r>
-          </w:p>
-        </w:tc>
-      </w:tr>
-      <w:tr>
-        <w:trPr>
-          <w:cantSplit/>
-        </w:trPr>
-        <w:tc>
-          <w:tcPr>
-            <w:tcW w:type="dxa" w:w="4320"/>
-          </w:tcPr>
-          <w:p>
-            <w:r/>
-            <w:r>
-              <w:rPr>
-                <w:sz w:val="19"/>
-              </w:rPr>
-              <w:t>Verify</w:t>
-            </w:r>
-          </w:p>
-        </w:tc>
-        <w:tc>
-          <w:tcPr>
-            <w:tcW w:type="dxa" w:w="4320"/>
-          </w:tcPr>
-          <w:p>
-            <w:r/>
-            <w:r>
-              <w:rPr>
-                <w:sz w:val="19"/>
-              </w:rPr>
-              <w:t>Explain the source/formula checks and preserve unknowns and original records.</w:t>
-            </w:r>
-          </w:p>
-        </w:tc>
-      </w:tr>
-    </w:tbl>
-    <w:p/>
+        <w:t>Check : your original settings are back</w:t>
+      </w:r>
+    </w:p>
     <w:p>
       <w:pPr>
         <w:keepNext/>
@@ -5937,7 +5773,7 @@
               <w:rPr>
                 <w:sz w:val="19"/>
               </w:rPr>
-              <w:t>Source controls</w:t>
+              <w:t>Preferences used</w:t>
             </w:r>
           </w:p>
         </w:tc>
@@ -5954,7 +5790,7 @@
               <w:rPr>
                 <w:sz w:val="19"/>
               </w:rPr>
-              <w:t>Both copies retain120 unique IDs, original owners/statuses and exact cost 35827.50.</w:t>
+              <w:t>Date 30-Sep-2026 and cost S$35,827.50 without asking in the prompt.</w:t>
             </w:r>
           </w:p>
         </w:tc>
@@ -5976,7 +5812,7 @@
               <w:rPr>
                 <w:sz w:val="19"/>
               </w:rPr>
-              <w:t>Display check</w:t>
+              <w:t>One-off change</w:t>
             </w:r>
           </w:p>
         </w:tc>
@@ -5993,46 +5829,7 @@
               <w:rPr>
                 <w:sz w:val="19"/>
               </w:rPr>
-              <w:t>Saved S$ two-decimal/date/explanation preferences are checked in two workbooks; observed misses are recorded.</w:t>
-            </w:r>
-          </w:p>
-        </w:tc>
-      </w:tr>
-      <w:tr>
-        <w:trPr>
-          <w:cantSplit/>
-        </w:trPr>
-        <w:tc>
-          <w:tcPr>
-            <w:tcW w:type="dxa" w:w="4320"/>
-          </w:tcPr>
-          <w:p>
-            <w:pPr>
-              <w:keepNext/>
-            </w:pPr>
-            <w:r/>
-            <w:r>
-              <w:rPr>
-                <w:sz w:val="19"/>
-              </w:rPr>
-              <w:t>Specific request</w:t>
-            </w:r>
-          </w:p>
-        </w:tc>
-        <w:tc>
-          <w:tcPr>
-            <w:tcW w:type="dxa" w:w="4320"/>
-          </w:tcPr>
-          <w:p>
-            <w:pPr>
-              <w:keepNext/>
-            </w:pPr>
-            <w:r/>
-            <w:r>
-              <w:rPr>
-                <w:sz w:val="19"/>
-              </w:rPr>
-              <w:t>The output can show35,827.5000 without changing its value or the saved preferences.</w:t>
+              <w:t>S$35,827.5000 shown; saved preferences unchanged.</w:t>
             </w:r>
           </w:p>
         </w:tc>
@@ -6051,7 +5848,7 @@
               <w:rPr>
                 <w:sz w:val="19"/>
               </w:rPr>
-              <w:t>Restoration</w:t>
+              <w:t>Restored</w:t>
             </w:r>
           </w:p>
         </w:tc>
@@ -6065,7 +5862,7 @@
               <w:rPr>
                 <w:sz w:val="19"/>
               </w:rPr>
-              <w:t>Previous account preferences restored; private baseline note stays outside public courseware.</w:t>
+              <w:t>Your original Personalization settings are back.</w:t>
             </w:r>
           </w:p>
         </w:tc>
@@ -6156,7 +5953,7 @@
               <w:rPr>
                 <w:sz w:val="19"/>
               </w:rPr>
-              <w:t>Copilot cannot find the source</w:t>
+              <w:t>Copilot cannot see my file</w:t>
             </w:r>
           </w:p>
         </w:tc>
@@ -6173,7 +5970,7 @@
               <w:rPr>
                 <w:sz w:val="19"/>
               </w:rPr>
-              <w:t>Use the app file picker to select the actual OneDrive file. A typed local path or a different app chat is not shared context. If needed copy only the verified snapshot into the current app.</w:t>
+              <w:t>In Excel, save the file and open Copilot again. In Word, PowerPoint or Outlook, upload the file with + &gt; Upload images and files, and upload it again after you change it.</w:t>
             </w:r>
           </w:p>
         </w:tc>
@@ -6195,7 +5992,7 @@
               <w:rPr>
                 <w:sz w:val="19"/>
               </w:rPr>
-              <w:t>A total disagrees with Control</w:t>
+              <w:t>A number is different from the lab</w:t>
             </w:r>
           </w:p>
         </w:tc>
@@ -6212,7 +6009,7 @@
               <w:rPr>
                 <w:sz w:val="19"/>
               </w:rPr>
-              <w:t>Clear dashboard filters to All, check table extent and duplicate IDs, recalculate, then compare definitions and reporting date. Reconcile before continuing.</w:t>
+              <w:t>Clear any slicers or filters, check the table has no extra rows, then ask again in a new chat.</w:t>
             </w:r>
           </w:p>
         </w:tc>
@@ -6231,7 +6028,7 @@
               <w:rPr>
                 <w:sz w:val="19"/>
               </w:rPr>
-              <w:t>The named feature is missing</w:t>
+              <w:t>A button or feature is missing</w:t>
             </w:r>
           </w:p>
         </w:tc>
@@ -6245,7 +6042,7 @@
               <w:rPr>
                 <w:sz w:val="19"/>
               </w:rPr>
-              <w:t>Confirm the correct assigned account, English display language and app version. Use the stated manual practice route; record feature unavailable. This is not evidence that a native skill ran.</w:t>
+              <w:t>Check you are signed in with your course account and Microsoft 365 is up to date, then tell your trainer.</w:t>
             </w:r>
           </w:p>
         </w:tc>
@@ -6575,15 +6372,15 @@
     </w:p>
     <w:p>
       <w:r>
-        <w:t>Goal: Turn Northstar’s workbook conventions into a visible .Rules worksheet. Keep one rule per cell in column A, include a formula-driven reporting-date rule, test the output, and verify that the sheet travels with a copied workbook. A .Rules sheet is guidance for Copilot, not Excel formula enforcement or a security boundary.</w:t>
-      </w:r>
-    </w:p>
-    <w:p>
-      <w:pPr>
-        <w:keepNext/>
-      </w:pPr>
-      <w:r>
-        <w:t>Turn Northstar’s workbook conventions into a visible .Rules worksheet. Keep one rule per cell in column A, include a formula-driven reporting-date rule, test the output, and verify that the sheet travels with a copied workbook. A .Rules sheet is guidance for Copilot, not Excel formula enforcement or a security boundary.</w:t>
+        <w:t>Goal: Give a workbook its own rules with a .Rules sheet, then see Copilot follow them without being told.</w:t>
+      </w:r>
+    </w:p>
+    <w:p>
+      <w:pPr>
+        <w:keepNext/>
+      </w:pPr>
+      <w:r>
+        <w:t>Give a workbook its own rules with a .Rules sheet, then see Copilot follow them without being told.</w:t>
       </w:r>
     </w:p>
     <w:p>
@@ -6604,7 +6401,7 @@
         <w:keepNext/>
       </w:pPr>
       <w:r>
-        <w:t>Northstar_Rules_Workbook.xlsx with visible .Rules column A, a checked Rules_Test output and a copied-workbook sharing check.   (Tools: Microsoft 365 Copilot in Excel · OneDrive.)</w:t>
+        <w:t>A workbook with a visible .Rules sheet and a Rules_Test sheet that follows it.   (Tools: Microsoft 365 Copilot in Excel.)</w:t>
       </w:r>
     </w:p>
     <w:p>
@@ -6633,23 +6430,7 @@
         <w:pStyle w:val="ListBullet"/>
       </w:pPr>
       <w:r>
-        <w:t>Desktop Excel on Windows or Mac is recommended; save working copies to your assigned OneDrive course folder with AutoSave on. Do not overwrite the supplied input.</w:t>
-      </w:r>
-    </w:p>
-    <w:p>
-      <w:pPr>
-        <w:pStyle w:val="ListBullet"/>
-      </w:pPr>
-      <w:r>
-        <w:t>Download this whole lab folder. All files are synthetic; work-genai is your own learner output folder.</w:t>
-      </w:r>
-    </w:p>
-    <w:p>
-      <w:pPr>
-        <w:pStyle w:val="ListBullet"/>
-      </w:pPr>
-      <w:r>
-        <w:t>Lab 3 scope comparison.</w:t>
+        <w:t>Desktop Excel on Windows or Mac. Download this lab folder and open the files straight from its data folder; save any new file in the same folder. All data is fictional.</w:t>
       </w:r>
     </w:p>
     <w:p>
@@ -6677,7 +6458,7 @@
         <w:t xml:space="preserve">1.  </w:t>
       </w:r>
       <w:r>
-        <w:t>Open the clean workbook, save as Northstar_Rules_Workbook.xlsx and inspect Control. In Copilot use Add work content &gt; Create workbook rules if offered; otherwise insert a sheet manually and rename it exactly .Rules, including the leading dot. Keep it visible. Rules are fully supported only in English.</w:t>
+        <w:t>Add the rules sheet. Open data/Northstar_Work_Orders.xlsx in Excel. In Copilot choose Allow editing, send the prompt and select Done. A sheet named .Rules appears as the last tab, with one rule in each cell of column A.</w:t>
       </w:r>
     </w:p>
     <w:p>
@@ -6691,11 +6472,12 @@
           <w:color w:val="0B3060"/>
           <w:sz w:val="19"/>
         </w:rPr>
-        <w:t>EXCEL - CHAT ONLY:</w:t>
-      </w:r>
-    </w:p>
-    <w:p>
-      <w:pPr>
+        <w:t>EXCEL - ALLOW EDITING:</w:t>
+      </w:r>
+    </w:p>
+    <w:p>
+      <w:pPr>
+        <w:keepNext/>
         <w:keepLines/>
       </w:pPr>
       <w:r>
@@ -6704,22 +6486,7 @@
           <w:color w:val="0B3060"/>
           <w:sz w:val="19"/>
         </w:rPr>
-        <w:t>Inspect this Northstar workbook. Identify the source table, fixed reporting date, status vocabulary and current owners. List workbook-specific conventions that belong in .Rules rather than account Personalisation. Do not edit.</w:t>
-      </w:r>
-    </w:p>
-    <w:p>
-      <w:pPr>
-        <w:spacing w:after="80"/>
-        <w:ind w:left="360"/>
-      </w:pPr>
-      <w:r>
-        <w:rPr>
-          <w:b/>
-        </w:rPr>
-        <w:t xml:space="preserve">2.  </w:t>
-      </w:r>
-      <w:r>
-        <w:t>Create the .Rules lines with the one-shot Allow editing prompt below (or copy them from the prompts page): one heading or rule per column-A cell; no data in other columns is required for recognition. Check source preservation, backlog/overdue/rate definitions, S$ display, colours, scope and controlled replacements.</w:t>
+        <w:t>Add a visible worksheet named exactly .Rules (with the leading dot) as the last tab; if it exists, clear column A and reuse it. Fill column A only, one cell per line below, entering only the text after each "A#: " label. Do not change any other sheet.</w:t>
       </w:r>
     </w:p>
     <w:p>
@@ -6733,7 +6500,7 @@
           <w:color w:val="0B3060"/>
           <w:sz w:val="19"/>
         </w:rPr>
-        <w:t>EXCEL - ALLOW EDITING:</w:t>
+        <w:t>A1: ## SOURCE AND SCOPE</w:t>
       </w:r>
     </w:p>
     <w:p>
@@ -6747,7 +6514,7 @@
           <w:color w:val="0B3060"/>
           <w:sz w:val="19"/>
         </w:rPr>
-        <w:t>Add a visible worksheet named exactly .Rules (with the leading dot) as the last tab; if it exists, clear column A and reuse it. Fill column A only, one cell per line below, entering only the text after each "A#: " label. Do not change any other sheet.</w:t>
+        <w:t>A2: Preserve Work_Orders, tblWorkOrders, Technicians, current Assigned_To values and source IDs.</w:t>
       </w:r>
     </w:p>
     <w:p>
@@ -6761,7 +6528,7 @@
           <w:color w:val="0B3060"/>
           <w:sz w:val="19"/>
         </w:rPr>
-        <w:t>A1: ## SOURCE AND SCOPE</w:t>
+        <w:t>A3: Use the reporting date from Control!B2. State the selected Site, Job_Category, Status and Assigned_To scope beside every report.</w:t>
       </w:r>
     </w:p>
     <w:p>
@@ -6775,7 +6542,7 @@
           <w:color w:val="0B3060"/>
           <w:sz w:val="19"/>
         </w:rPr>
-        <w:t>A2: Preserve Work_Orders, tblWorkOrders, Technicians, current Assigned_To values and source IDs.</w:t>
+        <w:t>A4: Backlog excludes Closed and Cancelled. Overdue backlog has Due_Date strictly before Control!B2.</w:t>
       </w:r>
     </w:p>
     <w:p>
@@ -6789,7 +6556,7 @@
           <w:color w:val="0B3060"/>
           <w:sz w:val="19"/>
         </w:rPr>
-        <w:t>A3: Use the reporting date from Control!B2. State the selected Site, Job_Category, Status and Assigned_To scope beside every report.</w:t>
+        <w:t>A5: On-time closure rate uses Closed rows only, with Closed_Date &lt;= Due_Date. Display N/A when no Closed rows remain.</w:t>
       </w:r>
     </w:p>
     <w:p>
@@ -6803,7 +6570,7 @@
           <w:color w:val="0B3060"/>
           <w:sz w:val="19"/>
         </w:rPr>
-        <w:t>A4: Backlog excludes Closed and Cancelled. Overdue backlog has Due_Date strictly before Control!B2.</w:t>
+        <w:t>A6: ## FORMATS AND VISUALS</w:t>
       </w:r>
     </w:p>
     <w:p>
@@ -6817,7 +6584,7 @@
           <w:color w:val="0B3060"/>
           <w:sz w:val="19"/>
         </w:rPr>
-        <w:t>A5: On-time closure rate uses Closed rows only, with Closed_Date &lt;= Due_Date. Display N/A when no Closed rows remain.</w:t>
+        <w:t>A7: Display recorded Cost_SGD as S$ with two decimals; keep underlying values exact. Show dates as DD-MMM-YYYY.</w:t>
       </w:r>
     </w:p>
     <w:p>
@@ -6831,7 +6598,7 @@
           <w:color w:val="0B3060"/>
           <w:sz w:val="19"/>
         </w:rPr>
-        <w:t>A6: ## FORMATS AND VISUALS</w:t>
+        <w:t>A8: Use white backgrounds, navy titles, blue and teal accents, readable labels and named units; never use colour alone.</w:t>
       </w:r>
     </w:p>
     <w:p>
@@ -6845,7 +6612,7 @@
           <w:color w:val="0B3060"/>
           <w:sz w:val="19"/>
         </w:rPr>
-        <w:t>A7: Display recorded Cost_SGD as S$ with two decimals; keep underlying values exact. Show dates as DD-MMM-YYYY.</w:t>
+        <w:t>A9: ## DASHBOARD LAYOUT</w:t>
       </w:r>
     </w:p>
     <w:p>
@@ -6859,7 +6626,7 @@
           <w:color w:val="0B3060"/>
           <w:sz w:val="19"/>
         </w:rPr>
-        <w:t>A8: Use white backgrounds, navy titles, blue and teal accents, readable labels and named units; never use colour alone.</w:t>
+        <w:t>A10: Dashboard sheet: title in A1; Site, Job_Category, Status and Assigned_To dropdowns in B2:B5 (All plus source values); the six measures in B7:B12; data-as-at date and selected scope in D2.</w:t>
       </w:r>
     </w:p>
     <w:p>
@@ -6873,7 +6640,7 @@
           <w:color w:val="0B3060"/>
           <w:sz w:val="19"/>
         </w:rPr>
-        <w:t>A9: ## DASHBOARD LAYOUT</w:t>
+        <w:t>A11: Six KPI tiles in D4:I7, one column per tile: title in row 4, large value in row 5, short definition in row 6 and "Checks: PASS" in row 7.</w:t>
       </w:r>
     </w:p>
     <w:p>
@@ -6887,7 +6654,7 @@
           <w:color w:val="0B3060"/>
           <w:sz w:val="19"/>
         </w:rPr>
-        <w:t>A10: Dashboard sheet: title in A1; Site, Job_Category, Status and Assigned_To dropdowns in B2:B5 (All plus source values); the six measures in B7:B12; data-as-at date and selected scope in D2.</w:t>
+        <w:t>A12: Charts in a grid below the tiles: work orders by status and by job category side by side, then a full-width stacked bar by site (overdue backlog, other backlog, Closed, Cancelled).</w:t>
       </w:r>
     </w:p>
     <w:p>
@@ -6901,7 +6668,7 @@
           <w:color w:val="0B3060"/>
           <w:sz w:val="19"/>
         </w:rPr>
-        <w:t>A11: Six KPI tiles in D4:I7, one column per tile: title in row 4, large value in row 5, short definition in row 6 and "Checks: PASS" in row 7.</w:t>
+        <w:t>A13: Slicers for Site, Job_Category, Status and Assigned_To on the right of the tiles, connected to tblWorkOrders. KPI formulas use SUBTOTAL visibility so slicers and dropdowns both filter every tile and chart.</w:t>
       </w:r>
     </w:p>
     <w:p>
@@ -6915,7 +6682,7 @@
           <w:color w:val="0B3060"/>
           <w:sz w:val="19"/>
         </w:rPr>
-        <w:t>A12: Charts in a grid below the tiles: work orders by status and by job category side by side, then a full-width stacked bar by site (overdue backlog, other backlog, Closed, Cancelled).</w:t>
+        <w:t>A14: Put chart summaries, chart-title formulas and KPI checks on Dashboard_Summaries. Never merge cells. Hide gridlines on Dashboard.</w:t>
       </w:r>
     </w:p>
     <w:p>
@@ -6929,7 +6696,7 @@
           <w:color w:val="0B3060"/>
           <w:sz w:val="19"/>
         </w:rPr>
-        <w:t>A13: Slicers for Site, Job_Category, Status and Assigned_To on the right of the tiles, connected to tblWorkOrders. KPI formulas use SUBTOTAL visibility so slicers and dropdowns both filter every tile and chart.</w:t>
+        <w:t>A15: ## DASHBOARD STYLE</w:t>
       </w:r>
     </w:p>
     <w:p>
@@ -6943,7 +6710,7 @@
           <w:color w:val="0B3060"/>
           <w:sz w:val="19"/>
         </w:rPr>
-        <w:t>A14: Put chart summaries, chart-title formulas and KPI checks on Dashboard_Summaries. Never merge cells. Hide gridlines on Dashboard.</w:t>
+        <w:t>A16: Tiles: white bold text on solid navy #1F4E79 (totals and rates), blue #2E75B6 (backlog, overdue) or teal #2A9D8F (Closed, cost).</w:t>
       </w:r>
     </w:p>
     <w:p>
@@ -6957,7 +6724,7 @@
           <w:color w:val="0B3060"/>
           <w:sz w:val="19"/>
         </w:rPr>
-        <w:t>A15: ## DASHBOARD STYLE</w:t>
+        <w:t>A17: Every chart title states the finding from a cell formula, e.g. "Changi Workshop has the most overdue backlog (18 of 50)".</w:t>
       </w:r>
     </w:p>
     <w:p>
@@ -6971,7 +6738,7 @@
           <w:color w:val="0B3060"/>
           <w:sz w:val="19"/>
         </w:rPr>
-        <w:t>A16: Tiles: white bold text on solid navy #1F4E79 (totals and rates), blue #2E75B6 (backlog, overdue) or teal #2A9D8F (Closed, cost).</w:t>
+        <w:t>A18: Show data labels on bars; no gridlines; rates as % with one decimal. Each chart total must equal B7.</w:t>
       </w:r>
     </w:p>
     <w:p>
@@ -6985,7 +6752,7 @@
           <w:color w:val="0B3060"/>
           <w:sz w:val="19"/>
         </w:rPr>
-        <w:t>A17: Every chart title states the finding from a cell formula, e.g. "Changi Workshop has the most overdue backlog (18 of 50)".</w:t>
+        <w:t>A19: ## OUTPUT AND REVIEW</w:t>
       </w:r>
     </w:p>
     <w:p>
@@ -6999,7 +6766,7 @@
           <w:color w:val="0B3060"/>
           <w:sz w:val="19"/>
         </w:rPr>
-        <w:t>A18: Show data labels on bars; no gridlines; rates as % with one decimal. Each chart total must equal B7.</w:t>
+        <w:t>A20: Use structured table references. Preserve the visible .Rules sheet and unrelated sheets, charts and Prompt_Log.</w:t>
       </w:r>
     </w:p>
     <w:p>
@@ -7013,12 +6780,11 @@
           <w:color w:val="0B3060"/>
           <w:sz w:val="19"/>
         </w:rPr>
-        <w:t>A19: ## OUTPUT AND REVIEW</w:t>
-      </w:r>
-    </w:p>
-    <w:p>
-      <w:pPr>
-        <w:keepNext/>
+        <w:t>A21: Keep current owners separate from unapproved assignment proposals. Missing facts and approvals remain UNKNOWN.</w:t>
+      </w:r>
+    </w:p>
+    <w:p>
+      <w:pPr>
         <w:keepLines/>
       </w:pPr>
       <w:r>
@@ -7027,12 +6793,26 @@
           <w:color w:val="0B3060"/>
           <w:sz w:val="19"/>
         </w:rPr>
-        <w:t>A20: Use structured table references. Preserve the visible .Rules sheet and unrelated sheets, charts and Prompt_Log.</w:t>
-      </w:r>
-    </w:p>
-    <w:p>
-      <w:pPr>
-        <w:keepNext/>
+        <w:t>A22: Ask before replacing named output sheets. Reconcile every count, rate and chart against source rows; do not duplicate outputs on rerun.</w:t>
+      </w:r>
+    </w:p>
+    <w:p>
+      <w:pPr>
+        <w:spacing w:after="80"/>
+        <w:ind w:left="360"/>
+      </w:pPr>
+      <w:r>
+        <w:rPr>
+          <w:b/>
+        </w:rPr>
+        <w:t xml:space="preserve">2.  </w:t>
+      </w:r>
+      <w:r>
+        <w:t>Add a date rule yourself. On the .Rules sheet click the first empty cell in column A, type the formula below and press Enter. It shows Reporting date: 2026-09-30.</w:t>
+      </w:r>
+    </w:p>
+    <w:p>
+      <w:pPr>
         <w:keepLines/>
       </w:pPr>
       <w:r>
@@ -7041,7 +6821,22 @@
           <w:color w:val="0B3060"/>
           <w:sz w:val="19"/>
         </w:rPr>
-        <w:t>A21: Keep current owners separate from unapproved assignment proposals. Missing facts and approvals remain UNKNOWN.</w:t>
+        <w:t>="Reporting date: "&amp;TEXT(Control!B2,"yyyy-mm-dd")</w:t>
+      </w:r>
+    </w:p>
+    <w:p>
+      <w:pPr>
+        <w:spacing w:after="80"/>
+        <w:ind w:left="360"/>
+      </w:pPr>
+      <w:r>
+        <w:rPr>
+          <w:b/>
+        </w:rPr>
+        <w:t xml:space="preserve">3.  </w:t>
+      </w:r>
+      <w:r>
+        <w:t>Test the rules. Select New chat, choose Allow editing and send the prompt, then select Done. The prompt does not mention formats, but Rules_Test follows the rules: 120 total, 60 backlog, 50 overdue, on-time 30/48 = 62.5%, cost S$35,827.50.</w:t>
       </w:r>
     </w:p>
     <w:p>
@@ -7055,12 +6850,11 @@
           <w:color w:val="0B3060"/>
           <w:sz w:val="19"/>
         </w:rPr>
-        <w:t>A22: Ask before replacing named output sheets. Reconcile every count, rate and chart against source rows; do not duplicate outputs on rerun.</w:t>
-      </w:r>
-    </w:p>
-    <w:p>
-      <w:pPr>
-        <w:keepNext/>
+        <w:t>EXCEL - ALLOW EDITING:</w:t>
+      </w:r>
+    </w:p>
+    <w:p>
+      <w:pPr>
         <w:keepLines/>
       </w:pPr>
       <w:r>
@@ -7069,6 +6863,22 @@
           <w:color w:val="0B3060"/>
           <w:sz w:val="19"/>
         </w:rPr>
+        <w:t>Add a sheet named Rules_Test with the total work orders, backlog, overdue backlog, on-time closure rate and total cost from tblWorkOrders, using formulas.</w:t>
+      </w:r>
+    </w:p>
+    <w:p>
+      <w:pPr>
+        <w:spacing w:after="80"/>
+        <w:ind w:left="360"/>
+      </w:pPr>
+      <w:r>
+        <w:rPr>
+          <w:b/>
+        </w:rPr>
+        <w:t xml:space="preserve">4.  </w:t>
+      </w:r>
+      <w:r>
+        <w:t>Check the rules travel with the file. Save, then use File &gt; Save As to save a copy named Northstar_Rules_Copy.xlsx. In the copy choose Chat only and send the prompt: Copilot lists the same rules.</w:t>
       </w:r>
     </w:p>
     <w:p>
@@ -7082,7 +6892,7 @@
           <w:color w:val="0B3060"/>
           <w:sz w:val="19"/>
         </w:rPr>
-        <w:t>EXCEL - PLAN:</w:t>
+        <w:t>EXCEL - CHAT ONLY:</w:t>
       </w:r>
     </w:p>
     <w:p>
@@ -7095,318 +6905,9 @@
           <w:color w:val="0B3060"/>
           <w:sz w:val="19"/>
         </w:rPr>
-        <w:t>Review the visible .Rules column A for this Northstar workbook. Identify ambiguous instructions or conflicts with the actual source and Control. Propose concise corrections, keeping one idea per cell. Do not edit the source or invent precedence between rules, preferences and Skills.</w:t>
-      </w:r>
-    </w:p>
-    <w:p>
-      <w:pPr>
-        <w:spacing w:after="80"/>
-        <w:ind w:left="360"/>
-      </w:pPr>
-      <w:r>
-        <w:rPr>
-          <w:b/>
-        </w:rPr>
-        <w:t xml:space="preserve">3.  </w:t>
-      </w:r>
-      <w:r>
-        <w:t>After reviewing any correction, update only .Rules. Add a formula in the next empty column-A cell: ="Reporting date: "&amp;TEXT(Control!B2,"yyyy-mm-dd"). Recalculate and confirm it displays Reporting date:2026-09-30. Copilot reads the formula result on the next prompt; this does not rewrite dashboard values by itself.</w:t>
-      </w:r>
-    </w:p>
-    <w:p>
-      <w:pPr>
-        <w:keepNext/>
-        <w:keepLines/>
-      </w:pPr>
-      <w:r>
-        <w:rPr>
-          <w:rFonts w:ascii="Consolas" w:hAnsi="Consolas"/>
-          <w:color w:val="0B3060"/>
-          <w:sz w:val="19"/>
-        </w:rPr>
-        <w:t>EXCEL - ALLOW EDITING:</w:t>
-      </w:r>
-    </w:p>
-    <w:p>
-      <w:pPr>
-        <w:keepLines/>
-      </w:pPr>
-      <w:r>
-        <w:rPr>
-          <w:rFonts w:ascii="Consolas" w:hAnsi="Consolas"/>
-          <w:color w:val="0B3060"/>
-          <w:sz w:val="19"/>
-        </w:rPr>
-        <w:t>Apply only my reviewed .Rules corrections. Keep the sheet visible, one instruction per column-A cell, and retain the reporting-date formula. Preserve source data, Control and unrelated sheets.</w:t>
-      </w:r>
-    </w:p>
-    <w:p>
-      <w:pPr>
-        <w:spacing w:after="80"/>
-        <w:ind w:left="360"/>
-      </w:pPr>
-      <w:r>
-        <w:rPr>
-          <w:b/>
-        </w:rPr>
-        <w:t xml:space="preserve">4.  </w:t>
-      </w:r>
-      <w:r>
-        <w:t>Request a Rules_Test summary without restating the formatting rules. Check counts against Control, source references, displayed date/scope, S$ units and proposal wording. The known baseline is120 total,60 backlog,50 overdue and 30/48 on-time Closed.</w:t>
-      </w:r>
-    </w:p>
-    <w:p>
-      <w:pPr>
-        <w:keepNext/>
-        <w:keepLines/>
-      </w:pPr>
-      <w:r>
-        <w:rPr>
-          <w:rFonts w:ascii="Consolas" w:hAnsi="Consolas"/>
-          <w:color w:val="0B3060"/>
-          <w:sz w:val="19"/>
-        </w:rPr>
-        <w:t>EXCEL - ALLOW EDITING:</w:t>
-      </w:r>
-    </w:p>
-    <w:p>
-      <w:pPr>
-        <w:keepLines/>
-      </w:pPr>
-      <w:r>
-        <w:rPr>
-          <w:rFonts w:ascii="Consolas" w:hAnsi="Consolas"/>
-          <w:color w:val="0B3060"/>
-          <w:sz w:val="19"/>
-        </w:rPr>
-        <w:t>Create Rules_Test for Northstar Water Services from tblWorkOrders using the visible workbook .Rules. Include total, backlog, overdue, on-time Closed rate and recorded cost with formula/source evidence. Show date and All scope. Keep source owners and values unchanged.</w:t>
-      </w:r>
-    </w:p>
-    <w:p>
-      <w:pPr>
-        <w:spacing w:after="80"/>
-        <w:ind w:left="360"/>
-      </w:pPr>
-      <w:r>
-        <w:rPr>
-          <w:b/>
-        </w:rPr>
-        <w:t xml:space="preserve">5.  </w:t>
-      </w:r>
-      <w:r>
-        <w:t>Save As Northstar_Rules_Shared_Copy.xlsx. Open the copy and confirm .Rules is still present and visible in column A; you have not exported your account preferences. If testing a hidden sheet, use only a sandbox copy, hide .Rules, record that hidden rules are not used, then unhide before continuing. Do not claim native rule use when the feature is unavailable.</w:t>
-      </w:r>
-    </w:p>
-    <w:p>
-      <w:pPr>
-        <w:keepNext/>
-        <w:keepLines/>
-      </w:pPr>
-      <w:r>
-        <w:rPr>
-          <w:rFonts w:ascii="Consolas" w:hAnsi="Consolas"/>
-          <w:color w:val="0B3060"/>
-          <w:sz w:val="19"/>
-        </w:rPr>
-        <w:t>EXCEL - CHAT ONLY:</w:t>
-      </w:r>
-    </w:p>
-    <w:p>
-      <w:pPr>
-        <w:keepLines/>
-      </w:pPr>
-      <w:r>
-        <w:rPr>
-          <w:rFonts w:ascii="Consolas" w:hAnsi="Consolas"/>
-          <w:color w:val="0B3060"/>
-          <w:sz w:val="19"/>
-        </w:rPr>
-        <w:t>In this copied Northstar workbook, identify the visible .Rules instructions and reporting-date formula result. Explain which guidance travels with the workbook and which account preferences do not. Verify Rules_Test against Control without changing records.</w:t>
-      </w:r>
-    </w:p>
-    <w:p>
-      <w:pPr>
-        <w:spacing w:after="80"/>
-        <w:ind w:left="360"/>
-      </w:pPr>
-      <w:r>
-        <w:rPr>
-          <w:b/>
-        </w:rPr>
-        <w:t xml:space="preserve">6.  </w:t>
-      </w:r>
-      <w:r>
-        <w:t>Record the sheet name, visibility, column, formula result, actual output checks and copied-workbook check in the Evidence_Log sheet. Carry the rules-enabled workbook forward. If a prompt, Skill and rule disagree, ask for clarification and verify the output; no universal precedence is assumed.</w:t>
-      </w:r>
-    </w:p>
-    <w:p>
-      <w:pPr>
-        <w:keepNext/>
-        <w:keepLines/>
-      </w:pPr>
-      <w:r>
-        <w:rPr>
-          <w:rFonts w:ascii="Consolas" w:hAnsi="Consolas"/>
-          <w:color w:val="0B3060"/>
-          <w:sz w:val="19"/>
-        </w:rPr>
-        <w:t>EXCEL - CHAT ONLY:</w:t>
-      </w:r>
-    </w:p>
-    <w:p>
-      <w:pPr>
-        <w:keepLines/>
-      </w:pPr>
-      <w:r>
-        <w:rPr>
-          <w:rFonts w:ascii="Consolas" w:hAnsi="Consolas"/>
-          <w:color w:val="0B3060"/>
-          <w:sz w:val="19"/>
-        </w:rPr>
-        <w:t>Compare Personalisation, .Rules and a reusable Skill for Northstar reporting. Place currency preferences, this workbook’s backlog/date rules and the repeatable Pareto workflow in the right scope. Identify conflicts requiring clarification and the checks a person still must perform.</w:t>
-      </w:r>
-    </w:p>
-    <w:p>
-      <w:pPr>
-        <w:keepNext/>
-      </w:pPr>
-      <w:r>
-        <w:rPr>
-          <w:b/>
-          <w:color w:val="1F6FEB"/>
-          <w:sz w:val="22"/>
-        </w:rPr>
-        <w:t>Sample prompts</w:t>
-      </w:r>
-    </w:p>
-    <w:tbl>
-      <w:tblPr>
-        <w:tblStyle w:val="TableGrid"/>
-        <w:tblW w:type="auto" w:w="0"/>
-        <w:tblLook w:firstColumn="1" w:firstRow="1" w:lastColumn="0" w:lastRow="0" w:noHBand="0" w:noVBand="1" w:val="04A0"/>
-      </w:tblPr>
-      <w:tblGrid>
-        <w:gridCol w:w="4320"/>
-        <w:gridCol w:w="4320"/>
-      </w:tblGrid>
-      <w:tr>
-        <w:trPr>
-          <w:tblHeader w:val="true"/>
-          <w:cantSplit/>
-        </w:trPr>
-        <w:tc>
-          <w:tcPr>
-            <w:tcW w:type="dxa" w:w="4320"/>
-            <w:shd w:val="clear" w:color="auto" w:fill="E8F0FE"/>
-          </w:tcPr>
-          <w:p>
-            <w:pPr>
-              <w:keepNext/>
-            </w:pPr>
-            <w:r/>
-            <w:r>
-              <w:rPr>
-                <w:b/>
-                <w:sz w:val="19"/>
-              </w:rPr>
-              <w:t>Purpose</w:t>
-            </w:r>
-          </w:p>
-        </w:tc>
-        <w:tc>
-          <w:tcPr>
-            <w:tcW w:type="dxa" w:w="4320"/>
-            <w:shd w:val="clear" w:color="auto" w:fill="E8F0FE"/>
-          </w:tcPr>
-          <w:p>
-            <w:pPr>
-              <w:keepNext/>
-            </w:pPr>
-            <w:r/>
-            <w:r>
-              <w:rPr>
-                <w:b/>
-                <w:sz w:val="19"/>
-              </w:rPr>
-              <w:t>Prompt</w:t>
-            </w:r>
-          </w:p>
-        </w:tc>
-      </w:tr>
-      <w:tr>
-        <w:trPr>
-          <w:cantSplit/>
-        </w:trPr>
-        <w:tc>
-          <w:tcPr>
-            <w:tcW w:type="dxa" w:w="4320"/>
-          </w:tcPr>
-          <w:p>
-            <w:pPr>
-              <w:keepNext/>
-            </w:pPr>
-            <w:r/>
-            <w:r>
-              <w:rPr>
-                <w:sz w:val="19"/>
-              </w:rPr>
-              <w:t>Scope</w:t>
-            </w:r>
-          </w:p>
-        </w:tc>
-        <w:tc>
-          <w:tcPr>
-            <w:tcW w:type="dxa" w:w="4320"/>
-          </w:tcPr>
-          <w:p>
-            <w:pPr>
-              <w:keepNext/>
-            </w:pPr>
-            <w:r/>
-            <w:r>
-              <w:rPr>
-                <w:sz w:val="19"/>
-              </w:rPr>
-              <w:t>State actual source, report date and selected scope before acting.</w:t>
-            </w:r>
-          </w:p>
-        </w:tc>
-      </w:tr>
-      <w:tr>
-        <w:trPr>
-          <w:cantSplit/>
-        </w:trPr>
-        <w:tc>
-          <w:tcPr>
-            <w:tcW w:type="dxa" w:w="4320"/>
-          </w:tcPr>
-          <w:p>
-            <w:r/>
-            <w:r>
-              <w:rPr>
-                <w:sz w:val="19"/>
-              </w:rPr>
-              <w:t>Verify</w:t>
-            </w:r>
-          </w:p>
-        </w:tc>
-        <w:tc>
-          <w:tcPr>
-            <w:tcW w:type="dxa" w:w="4320"/>
-          </w:tcPr>
-          <w:p>
-            <w:r/>
-            <w:r>
-              <w:rPr>
-                <w:sz w:val="19"/>
-              </w:rPr>
-              <w:t>Explain the source/formula checks and preserve unknowns and original records.</w:t>
-            </w:r>
-          </w:p>
-        </w:tc>
-      </w:tr>
-    </w:tbl>
-    <w:p/>
+        <w:t>What rules does this workbook give you? List them briefly.</w:t>
+      </w:r>
+    </w:p>
     <w:p>
       <w:pPr>
         <w:keepNext/>
@@ -7491,7 +6992,7 @@
               <w:rPr>
                 <w:sz w:val="19"/>
               </w:rPr>
-              <w:t>Recognition</w:t>
+              <w:t>.Rules sheet</w:t>
             </w:r>
           </w:p>
         </w:tc>
@@ -7508,7 +7009,7 @@
               <w:rPr>
                 <w:sz w:val="19"/>
               </w:rPr>
-              <w:t>Exactly .Rules; visible worksheet; instructions in column A, one idea per cell.</w:t>
+              <w:t>Named exactly .Rules, visible, one rule per cell in column A.</w:t>
             </w:r>
           </w:p>
         </w:tc>
@@ -7530,7 +7031,7 @@
               <w:rPr>
                 <w:sz w:val="19"/>
               </w:rPr>
-              <w:t>Formula rule</w:t>
+              <w:t>Rules followed</w:t>
             </w:r>
           </w:p>
         </w:tc>
@@ -7547,46 +7048,7 @@
               <w:rPr>
                 <w:sz w:val="19"/>
               </w:rPr>
-              <w:t>Reporting-date formula recalculates and displays2026-09-30; no source values changed.</w:t>
-            </w:r>
-          </w:p>
-        </w:tc>
-      </w:tr>
-      <w:tr>
-        <w:trPr>
-          <w:cantSplit/>
-        </w:trPr>
-        <w:tc>
-          <w:tcPr>
-            <w:tcW w:type="dxa" w:w="4320"/>
-          </w:tcPr>
-          <w:p>
-            <w:pPr>
-              <w:keepNext/>
-            </w:pPr>
-            <w:r/>
-            <w:r>
-              <w:rPr>
-                <w:sz w:val="19"/>
-              </w:rPr>
-              <w:t>Output controls</w:t>
-            </w:r>
-          </w:p>
-        </w:tc>
-        <w:tc>
-          <w:tcPr>
-            <w:tcW w:type="dxa" w:w="4320"/>
-          </w:tcPr>
-          <w:p>
-            <w:pPr>
-              <w:keepNext/>
-            </w:pPr>
-            <w:r/>
-            <w:r>
-              <w:rPr>
-                <w:sz w:val="19"/>
-              </w:rPr>
-              <w:t>120 total;60 backlog;50 overdue;30/48 on-time;S$35,827.50 at All scope.</w:t>
+              <w:t>Rules_Test: 120 total, 60 backlog, 50 overdue, 30/48 = 62.5%, S$35,827.50.</w:t>
             </w:r>
           </w:p>
         </w:tc>
@@ -7605,7 +7067,7 @@
               <w:rPr>
                 <w:sz w:val="19"/>
               </w:rPr>
-              <w:t>Workbook copy</w:t>
+              <w:t>Copy</w:t>
             </w:r>
           </w:p>
         </w:tc>
@@ -7619,7 +7081,7 @@
               <w:rPr>
                 <w:sz w:val="19"/>
               </w:rPr>
-              <w:t>Visible .Rules travels with the copy; account preferences are not exported.</w:t>
+              <w:t>The saved copy still has the .Rules sheet.</w:t>
             </w:r>
           </w:p>
         </w:tc>
@@ -7710,7 +7172,7 @@
               <w:rPr>
                 <w:sz w:val="19"/>
               </w:rPr>
-              <w:t>Copilot cannot find the source</w:t>
+              <w:t>Copilot cannot see my file</w:t>
             </w:r>
           </w:p>
         </w:tc>
@@ -7727,7 +7189,7 @@
               <w:rPr>
                 <w:sz w:val="19"/>
               </w:rPr>
-              <w:t>Use the app file picker to select the actual OneDrive file. A typed local path or a different app chat is not shared context. If needed copy only the verified snapshot into the current app.</w:t>
+              <w:t>In Excel, save the file and open Copilot again. In Word, PowerPoint or Outlook, upload the file with + &gt; Upload images and files, and upload it again after you change it.</w:t>
             </w:r>
           </w:p>
         </w:tc>
@@ -7749,7 +7211,7 @@
               <w:rPr>
                 <w:sz w:val="19"/>
               </w:rPr>
-              <w:t>A total disagrees with Control</w:t>
+              <w:t>A number is different from the lab</w:t>
             </w:r>
           </w:p>
         </w:tc>
@@ -7766,7 +7228,7 @@
               <w:rPr>
                 <w:sz w:val="19"/>
               </w:rPr>
-              <w:t>Clear dashboard filters to All, check table extent and duplicate IDs, recalculate, then compare definitions and reporting date. Reconcile before continuing.</w:t>
+              <w:t>Clear any slicers or filters, check the table has no extra rows, then ask again in a new chat.</w:t>
             </w:r>
           </w:p>
         </w:tc>
@@ -7785,7 +7247,7 @@
               <w:rPr>
                 <w:sz w:val="19"/>
               </w:rPr>
-              <w:t>The named feature is missing</w:t>
+              <w:t>A button or feature is missing</w:t>
             </w:r>
           </w:p>
         </w:tc>
@@ -7799,7 +7261,7 @@
               <w:rPr>
                 <w:sz w:val="19"/>
               </w:rPr>
-              <w:t>Confirm the correct assigned account, English display language and app version. Use the stated manual practice route; record feature unavailable. This is not evidence that a native skill ran.</w:t>
+              <w:t>Check you are signed in with your course account and Microsoft 365 is up to date, then tell your trainer.</w:t>
             </w:r>
           </w:p>
         </w:tc>
@@ -8349,15 +7811,15 @@
     </w:p>
     <w:p>
       <w:r>
-        <w:t>Goal: Author water-service-pareto/SKILL.md with Copilot, install it in Excel and apply it to the same overdue work-order queue. Build a descending count chart plus cumulative-percentage line, then check a controlled rerun and a second grouping. Contribution analysis does not establish root cause or force an 80/20 split.</w:t>
-      </w:r>
-    </w:p>
-    <w:p>
-      <w:pPr>
-        <w:keepNext/>
-      </w:pPr>
-      <w:r>
-        <w:t>Start with Excel’s built-in @chart-design skill, then author water-service-pareto/SKILL.md with Copilot, install it in Excel and apply it to the same overdue work-order queue. Build a descending count chart plus cumulative-percentage line, then check a controlled rerun and a second grouping. Contribution analysis does not establish root cause or force an 80/20 split.</w:t>
+        <w:t>Goal: Make a chart with Excel’s built-in @chart-design skill, then install a custom Pareto skill and use it twice.</w:t>
+      </w:r>
+    </w:p>
+    <w:p>
+      <w:pPr>
+        <w:keepNext/>
+      </w:pPr>
+      <w:r>
+        <w:t>Make a chart with Excel’s built-in @chart-design skill, then install a custom Pareto skill and use it twice.</w:t>
       </w:r>
     </w:p>
     <w:p>
@@ -8378,7 +7840,7 @@
         <w:keepNext/>
       </w:pPr>
       <w:r>
-        <w:t>water-service-pareto/SKILL.md, Northstar_Pareto.xlsx with Pareto_Job_Category and Pareto_Site, and a verified rerun record.   (Tools: Excel Copilot · Microsoft 365 Copilot web · OneDrive.)</w:t>
+        <w:t>A ChartDesign_Demo sheet, a Pareto_Job_Category chart and a Pareto_Site chart.   (Tools: Excel Copilot · Microsoft 365 Copilot web · OneDrive (Skills folder only).)</w:t>
       </w:r>
     </w:p>
     <w:p>
@@ -8407,23 +7869,7 @@
         <w:pStyle w:val="ListBullet"/>
       </w:pPr>
       <w:r>
-        <w:t>Desktop Excel on Windows or Mac is recommended; save working copies to your assigned OneDrive course folder with AutoSave on. Do not overwrite the supplied input.</w:t>
-      </w:r>
-    </w:p>
-    <w:p>
-      <w:pPr>
-        <w:pStyle w:val="ListBullet"/>
-      </w:pPr>
-      <w:r>
-        <w:t>Download this whole lab folder. All files are synthetic; work-genai is your own learner output folder.</w:t>
-      </w:r>
-    </w:p>
-    <w:p>
-      <w:pPr>
-        <w:pStyle w:val="ListBullet"/>
-      </w:pPr>
-      <w:r>
-        <w:t>Lab 4 visible .Rules and clean source; assigned Excel Skill feature checked.</w:t>
+        <w:t>Desktop Excel on Windows or Mac. Download this lab folder and open the files straight from its data folder; save any new file in the same folder. All data is fictional.</w:t>
       </w:r>
     </w:p>
     <w:p>
@@ -8451,7 +7897,7 @@
         <w:t xml:space="preserve">1.  </w:t>
       </w:r>
       <w:r>
-        <w:t>Open your rules-enabled workbook from Lab 4 or this lab’s clean rules-enabled data/Northstar_Work_Orders.xlsx. Save as Northstar_Pareto.xlsx. Read the expected Pareto controls in Test It and the supplied Skill template before drafting your own file. Work only with synthetic data.</w:t>
+        <w:t>Turn on the built-in chart skill. Open data/Northstar_Work_Orders.xlsx in Excel. In Copilot select Settings (...) &gt; Manage plugins &amp; skills and turn on chart-design under Visualization.</w:t>
       </w:r>
     </w:p>
     <w:p>
@@ -8465,7 +7911,7 @@
           <w:color w:val="0B3060"/>
           <w:sz w:val="19"/>
         </w:rPr>
-        <w:t>EXCEL - CHAT ONLY:</w:t>
+        <w:t>Excel : Copilot &gt; Settings (...) &gt; Manage plugins &amp; skills</w:t>
       </w:r>
     </w:p>
     <w:p>
@@ -8478,7 +7924,7 @@
           <w:color w:val="0B3060"/>
           <w:sz w:val="19"/>
         </w:rPr>
-        <w:t>For tblWorkOrders at Control!B2, All sites, count overdue backlog by Job_Category: Status neither Closed nor Cancelled and Due_Date strictly before the reporting date. Show category counts and total before charting. Preserve all records.</w:t>
+        <w:t>Turn on : chart-design (under Visualization)</w:t>
       </w:r>
     </w:p>
     <w:p>
@@ -8493,7 +7939,7 @@
         <w:t xml:space="preserve">2.  </w:t>
       </w:r>
       <w:r>
-        <w:t>Built-in skill first. In Excel Copilot open Settings (...) &gt; Manage plugins &amp; skills. Under Visualization turn on chart-design (it is off by default) and confirm it is enabled. Ask @chart-design for a quick chart of the same overdue counts. Note what the built-in skill gives you (chart design guidance) and what it does not know (your overdue population, tie order, cumulative line and named output) - that is why you build the custom water-service-pareto Skill next. Keep the demo sheet or undo it.</w:t>
+        <w:t>Use it. Choose Allow editing and send the prompt. Select Done to keep the change, or Undo to reverse it.</w:t>
       </w:r>
     </w:p>
     <w:p>
@@ -8520,7 +7966,7 @@
           <w:color w:val="0B3060"/>
           <w:sz w:val="19"/>
         </w:rPr>
-        <w:t>@chart-design Chart the overdue backlog by Job_Category from tblWorkOrders at Control!B2 as a bar chart, longest bar first, on a new sheet named ChartDesign_Demo. Use a finding-style title, axis titles and data labels. Do not change source data.</w:t>
+        <w:t>@chart-design Make a bar chart of the overdue work orders by Job_Category on a new sheet named ChartDesign_Demo, biggest bar first. Overdue means not Closed or Cancelled and due before the date in Control!B2.</w:t>
       </w:r>
     </w:p>
     <w:p>
@@ -8535,12 +7981,11 @@
         <w:t xml:space="preserve">3.  </w:t>
       </w:r>
       <w:r>
-        <w:t>In Microsoft 365 Copilot on the web at https://copilot.cloud.microsoft, provide this self-contained specification. Copy the complete response into a plain-text editor and save UTF-8 SKILL.md inside a matching water-service-pareto folder. Compare it to data/templates/water-service-pareto/SKILL.md. If short of time, use the reviewed supplied file and record that choice.</w:t>
-      </w:r>
-    </w:p>
-    <w:p>
-      <w:pPr>
-        <w:keepNext/>
+        <w:t>Upload the skill to OneDrive. In Excel open Copilot and select Settings (...) &gt; Manage plugins &amp; skills &gt; Custom skills. Turn Custom skills on and select Add in OneDrive (or Create OneDrive folder, then Open skills folder). OneDrive opens at your skills folder. Select Create or upload &gt; Folder upload and choose the water-service-pareto folder in this lab’s data/templates folder.</w:t>
+      </w:r>
+    </w:p>
+    <w:p>
+      <w:pPr>
         <w:keepLines/>
       </w:pPr>
       <w:r>
@@ -8549,7 +7994,22 @@
           <w:color w:val="0B3060"/>
           <w:sz w:val="19"/>
         </w:rPr>
-        <w:t>MICROSOFT 365 COPILOT WEB:</w:t>
+        <w:t>OneDrive : Documents &gt; Copilot &gt; Microsoft Excel &gt; skills &gt; water-service-pareto &gt; SKILL.md</w:t>
+      </w:r>
+    </w:p>
+    <w:p>
+      <w:pPr>
+        <w:spacing w:after="80"/>
+        <w:ind w:left="360"/>
+      </w:pPr>
+      <w:r>
+        <w:rPr>
+          <w:b/>
+        </w:rPr>
+        <w:t xml:space="preserve">4.  </w:t>
+      </w:r>
+      <w:r>
+        <w:t>Turn the skill on. Back in Excel select Settings (...) &gt; Manage plugins &amp; skills &gt; Custom skills &gt; Refresh, then turn water-service-pareto on. Close the dialog and type @wat in the Copilot prompt box: water-service-pareto should appear. If it does not, wait a minute and select Refresh again.</w:t>
       </w:r>
     </w:p>
     <w:p>
@@ -8562,7 +8022,7 @@
           <w:color w:val="0B3060"/>
           <w:sz w:val="19"/>
         </w:rPr>
-        <w:t>Write a complete SKILL.md named water-service-pareto for a recurring water-pipe service report. Require YAML name and description, actual source table, reporting date, scope, count metric and grouping column. Source tblWorkOrders has Work_Order_ID, Job_Category, Site, Status and Due_Date. Overdue backlog excludes Closed/Cancelled and has Due_Date before the supplied date. Read visible workbook .Rules; preserve source IDs/statuses/owners and unrelated sheets. Count by grouping, sort count descending then label alphabetically for ties, and create formula-backed count, cumulative count, share and cumulative percentage. Build an editable combo chart: count columns and cumulative line on a 0%-100% right axis. Output only Pareto_&lt;grouping column&gt;; ask before replacing the matching output, rerun without duplicates, and leave zero-total percentages N/A. Verify counts, stable ties and final 100%; do not infer causes or force 80/20. Return the entire file.</w:t>
+        <w:t>Check : water-service-pareto appears when you type @wat</w:t>
       </w:r>
     </w:p>
     <w:p>
@@ -8574,25 +8034,10 @@
         <w:rPr>
           <w:b/>
         </w:rPr>
-        <w:t xml:space="preserve">4.  </w:t>
-      </w:r>
-      <w:r>
-        <w:t>In Excel use Copilot Settings (...) &gt; Manage plugins &amp; skills &gt; Custom skills &gt; Create OneDrive folder if needed &gt; Open skills folder. Copy water-service-pareto/SKILL.md into that app-created location, Refresh and enable it. Verify the name using Choose plugins &amp; skills or @mention. If unavailable, paste the complete reviewed Skill before each request, remove @water-service-pareto and record Manual practice - native Skill unavailable. Log web authoring manually.</w:t>
-      </w:r>
-    </w:p>
-    <w:p>
-      <w:pPr>
-        <w:spacing w:after="80"/>
-        <w:ind w:left="360"/>
-      </w:pPr>
-      <w:r>
-        <w:rPr>
-          <w:b/>
-        </w:rPr>
         <w:t xml:space="preserve">5.  </w:t>
       </w:r>
       <w:r>
-        <w:t>Request a plan before building. Confirm the eligible total 50 and the five ordered category counts. After review, apply the Skill. Inspect Pareto_Job_Category, formulas, axes and source preservation; copying a static image does not meet the editable-chart goal.</w:t>
+        <w:t>Make the Pareto chart. Select New chat, choose Allow editing, send the prompt and select Done. You should see 50 overdue jobs: Pump Service 18, Meter Service 12, Leak Repair 8, Valve Repair 8, Pipe Replacement 4, and a line rising 36%, 60%, 76%, 92%, 100%.</w:t>
       </w:r>
     </w:p>
     <w:p>
@@ -8606,12 +8051,11 @@
           <w:color w:val="0B3060"/>
           <w:sz w:val="19"/>
         </w:rPr>
-        <w:t>EXCEL - PLAN:</w:t>
-      </w:r>
-    </w:p>
-    <w:p>
-      <w:pPr>
-        <w:keepNext/>
+        <w:t>EXCEL - ALLOW EDITING:</w:t>
+      </w:r>
+    </w:p>
+    <w:p>
+      <w:pPr>
         <w:keepLines/>
       </w:pPr>
       <w:r>
@@ -8620,7 +8064,22 @@
           <w:color w:val="0B3060"/>
           <w:sz w:val="19"/>
         </w:rPr>
-        <w:t>@water-service-pareto Plan an overdue-backlog Pareto Chart by Job_Category from tblWorkOrders at 2026-09-30, All sites. Follow visible .Rules. Explain summary formulas, descending counts, alphabetical ties, cumulative percentages and the named output to create. Do not edit yet.</w:t>
+        <w:t>@water-service-pareto Make a Pareto chart of the overdue work orders by Job_Category.</w:t>
+      </w:r>
+    </w:p>
+    <w:p>
+      <w:pPr>
+        <w:spacing w:after="80"/>
+        <w:ind w:left="360"/>
+      </w:pPr>
+      <w:r>
+        <w:rPr>
+          <w:b/>
+        </w:rPr>
+        <w:t xml:space="preserve">6.  </w:t>
+      </w:r>
+      <w:r>
+        <w:t>Use the skill again. Send the prompt and select Done. Pareto_Site also adds up to 50.</w:t>
       </w:r>
     </w:p>
     <w:p>
@@ -8634,11 +8093,11 @@
           <w:color w:val="0B3060"/>
           <w:sz w:val="19"/>
         </w:rPr>
-      </w:r>
-    </w:p>
-    <w:p>
-      <w:pPr>
-        <w:keepNext/>
+        <w:t>EXCEL - ALLOW EDITING:</w:t>
+      </w:r>
+    </w:p>
+    <w:p>
+      <w:pPr>
         <w:keepLines/>
       </w:pPr>
       <w:r>
@@ -8647,288 +8106,9 @@
           <w:color w:val="0B3060"/>
           <w:sz w:val="19"/>
         </w:rPr>
-        <w:t>EXCEL - ALLOW EDITING:</w:t>
-      </w:r>
-    </w:p>
-    <w:p>
-      <w:pPr>
-        <w:keepLines/>
-      </w:pPr>
-      <w:r>
-        <w:rPr>
-          <w:rFonts w:ascii="Consolas" w:hAnsi="Consolas"/>
-          <w:color w:val="0B3060"/>
-          <w:sz w:val="19"/>
-        </w:rPr>
-        <w:t>@water-service-pareto Apply the reviewed Job_Category Pareto plan. Create Pareto_Job_Category with a formula-backed summary and editable count-column/cumulative-percent-line combo chart. Keep source data and unrelated sheets unchanged.</w:t>
-      </w:r>
-    </w:p>
-    <w:p>
-      <w:pPr>
-        <w:spacing w:after="80"/>
-        <w:ind w:left="360"/>
-      </w:pPr>
-      <w:r>
-        <w:rPr>
-          <w:b/>
-        </w:rPr>
-        <w:t xml:space="preserve">6.  </w:t>
-      </w:r>
-      <w:r>
-        <w:t>Check counts against the supplied controls. Verify cumulative percentages 36%,60%,76%,92%,100% and two equal8-count categories in alphabetical order. The first four categories reach at least80%; do not call this proof that20% of categories cause80% of failures. If combo chart UI is absent, select the summary and use Insert &gt; Combo &gt; Custom Combination: Count clustered column, Cumulative_Percent line on secondary axis, right bounds 0 and 1; label both axes. Record a missing feature honestly.</w:t>
-      </w:r>
-    </w:p>
-    <w:p>
-      <w:pPr>
-        <w:keepNext/>
-        <w:keepLines/>
-      </w:pPr>
-      <w:r>
-        <w:rPr>
-          <w:rFonts w:ascii="Consolas" w:hAnsi="Consolas"/>
-          <w:color w:val="0B3060"/>
-          <w:sz w:val="19"/>
-        </w:rPr>
-        <w:t>EXCEL - CHAT ONLY:</w:t>
-      </w:r>
-    </w:p>
-    <w:p>
-      <w:pPr>
-        <w:keepLines/>
-      </w:pPr>
-      <w:r>
-        <w:rPr>
-          <w:rFonts w:ascii="Consolas" w:hAnsi="Consolas"/>
-          <w:color w:val="0B3060"/>
-          <w:sz w:val="19"/>
-        </w:rPr>
-        <w:t>Verify Pareto_Job_Category against eligible source rows. Check total 50, descending counts, alphabetical tie order, cumulative percentages 36/60/76/92/100%, final 100% and labelled dual axes. State which category set first reaches 80%, and why this is contribution rather than a causal diagnosis.</w:t>
-      </w:r>
-    </w:p>
-    <w:p>
-      <w:pPr>
-        <w:spacing w:after="80"/>
-        <w:ind w:left="360"/>
-      </w:pPr>
-      <w:r>
-        <w:rPr>
-          <w:b/>
-        </w:rPr>
-        <w:t xml:space="preserve">7.  </w:t>
-      </w:r>
-      <w:r>
-        <w:t>Save a sandbox copy, rerun the same grouping after approving replacement of only Pareto_Job_Category, and compare source IDs/statuses/owners and sheet/chart counts. Then apply the Skill to Site to produce a distinct Pareto_Site output. Keep both reviewed summaries for later decision evidence.</w:t>
-      </w:r>
-    </w:p>
-    <w:p>
-      <w:pPr>
-        <w:keepNext/>
-        <w:keepLines/>
-      </w:pPr>
-      <w:r>
-        <w:rPr>
-          <w:rFonts w:ascii="Consolas" w:hAnsi="Consolas"/>
-          <w:color w:val="0B3060"/>
-          <w:sz w:val="19"/>
-        </w:rPr>
-        <w:t>EXCEL - PLAN:</w:t>
-      </w:r>
-    </w:p>
-    <w:p>
-      <w:pPr>
-        <w:keepNext/>
-        <w:keepLines/>
-      </w:pPr>
-      <w:r>
-        <w:rPr>
-          <w:rFonts w:ascii="Consolas" w:hAnsi="Consolas"/>
-          <w:color w:val="0B3060"/>
-          <w:sz w:val="19"/>
-        </w:rPr>
-        <w:t>@water-service-pareto Refresh the existing Pareto_Job_Category for the same source, date and All scope. Identify exactly what will be replaced and ask before replacement. Preserve every unrelated sheet and do not duplicate charts.</w:t>
-      </w:r>
-    </w:p>
-    <w:p>
-      <w:pPr>
-        <w:keepNext/>
-        <w:keepLines/>
-      </w:pPr>
-      <w:r>
-        <w:rPr>
-          <w:rFonts w:ascii="Consolas" w:hAnsi="Consolas"/>
-          <w:color w:val="0B3060"/>
-          <w:sz w:val="19"/>
-        </w:rPr>
-      </w:r>
-    </w:p>
-    <w:p>
-      <w:pPr>
-        <w:keepNext/>
-        <w:keepLines/>
-      </w:pPr>
-      <w:r>
-        <w:rPr>
-          <w:rFonts w:ascii="Consolas" w:hAnsi="Consolas"/>
-          <w:color w:val="0B3060"/>
-          <w:sz w:val="19"/>
-        </w:rPr>
-        <w:t>EXCEL - ALLOW EDITING:</w:t>
-      </w:r>
-    </w:p>
-    <w:p>
-      <w:pPr>
-        <w:keepLines/>
-      </w:pPr>
-      <w:r>
-        <w:rPr>
-          <w:rFonts w:ascii="Consolas" w:hAnsi="Consolas"/>
-          <w:color w:val="0B3060"/>
-          <w:sz w:val="19"/>
-        </w:rPr>
-        <w:t>@water-service-pareto After the approved category rerun, create a separate overdue-backlog Pareto_Site for the same source/date/scope. Preserve Pareto_Job_Category and reconcile the new summary to 50 overdue orders.</w:t>
-      </w:r>
-    </w:p>
-    <w:p>
-      <w:pPr>
-        <w:keepNext/>
-      </w:pPr>
-      <w:r>
-        <w:rPr>
-          <w:b/>
-          <w:color w:val="1F6FEB"/>
-          <w:sz w:val="22"/>
-        </w:rPr>
-        <w:t>Sample prompts</w:t>
-      </w:r>
-    </w:p>
-    <w:tbl>
-      <w:tblPr>
-        <w:tblStyle w:val="TableGrid"/>
-        <w:tblW w:type="auto" w:w="0"/>
-        <w:tblLook w:firstColumn="1" w:firstRow="1" w:lastColumn="0" w:lastRow="0" w:noHBand="0" w:noVBand="1" w:val="04A0"/>
-      </w:tblPr>
-      <w:tblGrid>
-        <w:gridCol w:w="4320"/>
-        <w:gridCol w:w="4320"/>
-      </w:tblGrid>
-      <w:tr>
-        <w:trPr>
-          <w:tblHeader w:val="true"/>
-          <w:cantSplit/>
-        </w:trPr>
-        <w:tc>
-          <w:tcPr>
-            <w:tcW w:type="dxa" w:w="4320"/>
-            <w:shd w:val="clear" w:color="auto" w:fill="E8F0FE"/>
-          </w:tcPr>
-          <w:p>
-            <w:pPr>
-              <w:keepNext/>
-            </w:pPr>
-            <w:r/>
-            <w:r>
-              <w:rPr>
-                <w:b/>
-                <w:sz w:val="19"/>
-              </w:rPr>
-              <w:t>Purpose</w:t>
-            </w:r>
-          </w:p>
-        </w:tc>
-        <w:tc>
-          <w:tcPr>
-            <w:tcW w:type="dxa" w:w="4320"/>
-            <w:shd w:val="clear" w:color="auto" w:fill="E8F0FE"/>
-          </w:tcPr>
-          <w:p>
-            <w:pPr>
-              <w:keepNext/>
-            </w:pPr>
-            <w:r/>
-            <w:r>
-              <w:rPr>
-                <w:b/>
-                <w:sz w:val="19"/>
-              </w:rPr>
-              <w:t>Prompt</w:t>
-            </w:r>
-          </w:p>
-        </w:tc>
-      </w:tr>
-      <w:tr>
-        <w:trPr>
-          <w:cantSplit/>
-        </w:trPr>
-        <w:tc>
-          <w:tcPr>
-            <w:tcW w:type="dxa" w:w="4320"/>
-          </w:tcPr>
-          <w:p>
-            <w:pPr>
-              <w:keepNext/>
-            </w:pPr>
-            <w:r/>
-            <w:r>
-              <w:rPr>
-                <w:sz w:val="19"/>
-              </w:rPr>
-              <w:t>Scope</w:t>
-            </w:r>
-          </w:p>
-        </w:tc>
-        <w:tc>
-          <w:tcPr>
-            <w:tcW w:type="dxa" w:w="4320"/>
-          </w:tcPr>
-          <w:p>
-            <w:pPr>
-              <w:keepNext/>
-            </w:pPr>
-            <w:r/>
-            <w:r>
-              <w:rPr>
-                <w:sz w:val="19"/>
-              </w:rPr>
-              <w:t>State actual source, report date and selected scope before acting.</w:t>
-            </w:r>
-          </w:p>
-        </w:tc>
-      </w:tr>
-      <w:tr>
-        <w:trPr>
-          <w:cantSplit/>
-        </w:trPr>
-        <w:tc>
-          <w:tcPr>
-            <w:tcW w:type="dxa" w:w="4320"/>
-          </w:tcPr>
-          <w:p>
-            <w:r/>
-            <w:r>
-              <w:rPr>
-                <w:sz w:val="19"/>
-              </w:rPr>
-              <w:t>Verify</w:t>
-            </w:r>
-          </w:p>
-        </w:tc>
-        <w:tc>
-          <w:tcPr>
-            <w:tcW w:type="dxa" w:w="4320"/>
-          </w:tcPr>
-          <w:p>
-            <w:r/>
-            <w:r>
-              <w:rPr>
-                <w:sz w:val="19"/>
-              </w:rPr>
-              <w:t>Explain the source/formula checks and preserve unknowns and original records.</w:t>
-            </w:r>
-          </w:p>
-        </w:tc>
-      </w:tr>
-    </w:tbl>
-    <w:p/>
+        <w:t>@water-service-pareto Now make the same Pareto chart by Site.</w:t>
+      </w:r>
+    </w:p>
     <w:p>
       <w:pPr>
         <w:keepNext/>
@@ -9030,7 +8210,7 @@
               <w:rPr>
                 <w:sz w:val="19"/>
               </w:rPr>
-              <w:t>chart-design enabled under Visualization; @chart-design demo chart created without changing the source.</w:t>
+              <w:t>chart-design turned on; ChartDesign_Demo created.</w:t>
             </w:r>
           </w:p>
         </w:tc>
@@ -9052,7 +8232,7 @@
               <w:rPr>
                 <w:sz w:val="19"/>
               </w:rPr>
-              <w:t>Eligible population</w:t>
+              <w:t>Pareto by category</w:t>
             </w:r>
           </w:p>
         </w:tc>
@@ -9069,124 +8249,7 @@
               <w:rPr>
                 <w:sz w:val="19"/>
               </w:rPr>
-              <w:t>Overdue backlog50; no Closed or Cancelled records included.</w:t>
-            </w:r>
-          </w:p>
-        </w:tc>
-      </w:tr>
-      <w:tr>
-        <w:trPr>
-          <w:cantSplit/>
-        </w:trPr>
-        <w:tc>
-          <w:tcPr>
-            <w:tcW w:type="dxa" w:w="4320"/>
-          </w:tcPr>
-          <w:p>
-            <w:pPr>
-              <w:keepNext/>
-            </w:pPr>
-            <w:r/>
-            <w:r>
-              <w:rPr>
-                <w:sz w:val="19"/>
-              </w:rPr>
-              <w:t>Category counts</w:t>
-            </w:r>
-          </w:p>
-        </w:tc>
-        <w:tc>
-          <w:tcPr>
-            <w:tcW w:type="dxa" w:w="4320"/>
-          </w:tcPr>
-          <w:p>
-            <w:pPr>
-              <w:keepNext/>
-            </w:pPr>
-            <w:r/>
-            <w:r>
-              <w:rPr>
-                <w:sz w:val="19"/>
-              </w:rPr>
-              <w:t>Pump Service=18; Meter Service=12; Leak Repair=8; Valve Repair=8; Pipe Replacement=4</w:t>
-            </w:r>
-          </w:p>
-        </w:tc>
-      </w:tr>
-      <w:tr>
-        <w:trPr>
-          <w:cantSplit/>
-        </w:trPr>
-        <w:tc>
-          <w:tcPr>
-            <w:tcW w:type="dxa" w:w="4320"/>
-          </w:tcPr>
-          <w:p>
-            <w:pPr>
-              <w:keepNext/>
-            </w:pPr>
-            <w:r/>
-            <w:r>
-              <w:rPr>
-                <w:sz w:val="19"/>
-              </w:rPr>
-              <w:t>Cumulative percentages</w:t>
-            </w:r>
-          </w:p>
-        </w:tc>
-        <w:tc>
-          <w:tcPr>
-            <w:tcW w:type="dxa" w:w="4320"/>
-          </w:tcPr>
-          <w:p>
-            <w:pPr>
-              <w:keepNext/>
-            </w:pPr>
-            <w:r/>
-            <w:r>
-              <w:rPr>
-                <w:sz w:val="19"/>
-              </w:rPr>
-              <w:t>36%,60%,76%,92%,100%; Leak Repair precedes Valve Repair in the8-count tie.</w:t>
-            </w:r>
-          </w:p>
-        </w:tc>
-      </w:tr>
-      <w:tr>
-        <w:trPr>
-          <w:cantSplit/>
-        </w:trPr>
-        <w:tc>
-          <w:tcPr>
-            <w:tcW w:type="dxa" w:w="4320"/>
-          </w:tcPr>
-          <w:p>
-            <w:pPr>
-              <w:keepNext/>
-            </w:pPr>
-            <w:r/>
-            <w:r>
-              <w:rPr>
-                <w:sz w:val="19"/>
-              </w:rPr>
-              <w:t>Chart and rerun</w:t>
-            </w:r>
-          </w:p>
-        </w:tc>
-        <w:tc>
-          <w:tcPr>
-            <w:tcW w:type="dxa" w:w="4320"/>
-          </w:tcPr>
-          <w:p>
-            <w:pPr>
-              <w:keepNext/>
-            </w:pPr>
-            <w:r/>
-            <w:r>
-              <w:rPr>
-                <w:sz w:val="19"/>
-              </w:rPr>
-              <w:t>Editable columns plus cumulative line; right axis0%-100%; matching output replaced only after review, without duplicates.</w:t>
+              <w:t>50 jobs: 18, 12, 8, 8, 4; line 36%, 60%, 76%, 92%, 100%.</w:t>
             </w:r>
           </w:p>
         </w:tc>
@@ -9205,7 +8268,7 @@
               <w:rPr>
                 <w:sz w:val="19"/>
               </w:rPr>
-              <w:t>Source and interpretation</w:t>
+              <w:t>Pareto by site</w:t>
             </w:r>
           </w:p>
         </w:tc>
@@ -9219,7 +8282,7 @@
               <w:rPr>
                 <w:sz w:val="19"/>
               </w:rPr>
-              <w:t>120 original records preserved; Site grouping also totals50; no invented root cause.</w:t>
+              <w:t>Pareto_Site also adds up to 50; the source data is unchanged.</w:t>
             </w:r>
           </w:p>
         </w:tc>
@@ -9310,7 +8373,7 @@
               <w:rPr>
                 <w:sz w:val="19"/>
               </w:rPr>
-              <w:t>Copilot cannot find the source</w:t>
+              <w:t>Copilot cannot see my file</w:t>
             </w:r>
           </w:p>
         </w:tc>
@@ -9327,7 +8390,7 @@
               <w:rPr>
                 <w:sz w:val="19"/>
               </w:rPr>
-              <w:t>Use the app file picker to select the actual OneDrive file. A typed local path or a different app chat is not shared context. If needed copy only the verified snapshot into the current app.</w:t>
+              <w:t>In Excel, save the file and open Copilot again. In Word, PowerPoint or Outlook, upload the file with + &gt; Upload images and files, and upload it again after you change it.</w:t>
             </w:r>
           </w:p>
         </w:tc>
@@ -9349,7 +8412,7 @@
               <w:rPr>
                 <w:sz w:val="19"/>
               </w:rPr>
-              <w:t>A total disagrees with Control</w:t>
+              <w:t>A number is different from the lab</w:t>
             </w:r>
           </w:p>
         </w:tc>
@@ -9366,7 +8429,7 @@
               <w:rPr>
                 <w:sz w:val="19"/>
               </w:rPr>
-              <w:t>Clear dashboard filters to All, check table extent and duplicate IDs, recalculate, then compare definitions and reporting date. Reconcile before continuing.</w:t>
+              <w:t>Clear any slicers or filters, check the table has no extra rows, then ask again in a new chat.</w:t>
             </w:r>
           </w:p>
         </w:tc>
@@ -9385,7 +8448,7 @@
               <w:rPr>
                 <w:sz w:val="19"/>
               </w:rPr>
-              <w:t>The named feature is missing</w:t>
+              <w:t>A button or feature is missing</w:t>
             </w:r>
           </w:p>
         </w:tc>
@@ -9399,7 +8462,7 @@
               <w:rPr>
                 <w:sz w:val="19"/>
               </w:rPr>
-              <w:t>Confirm the correct assigned account, English display language and app version. Use the stated manual practice route; record feature unavailable. This is not evidence that a native skill ran.</w:t>
+              <w:t>Check you are signed in with your course account and Microsoft 365 is up to date, then tell your trainer.</w:t>
             </w:r>
           </w:p>
         </w:tc>
@@ -9424,7 +8487,7 @@
         <w:keepNext/>
       </w:pPr>
       <w:r>
-        <w:t>Repeat the task for one different site and explain how the filter scope changes the result. Keep the original verified output.</w:t>
+        <w:t>Ask Microsoft 365 Copilot on the web to write your own Pareto SKILL.md and compare it with the supplied one.</w:t>
       </w:r>
     </w:p>
     <w:p>
@@ -10429,15 +9492,15 @@
     </w:p>
     <w:p>
       <w:r>
-        <w:t>Goal: Reuse the Skill-authoring and installation method from Lab 5 to create maintenance-reporting. Apply it in Excel and PowerPoint, test missing inputs and a controlled rerun, then refine v2 using actual evidence. The supplied reviewed template is a fallback if your own draft is incomplete.</w:t>
-      </w:r>
-    </w:p>
-    <w:p>
-      <w:pPr>
-        <w:keepNext/>
-      </w:pPr>
-      <w:r>
-        <w:t>Reuse the Skill-authoring and installation method from Lab 5 to create maintenance-reporting. Apply it in Excel and PowerPoint, test missing inputs and a controlled rerun, then refine v2 using actual evidence. The supplied reviewed template is a fallback if your own draft is incomplete.</w:t>
+        <w:t>Goal: Install the maintenance-reporting skill and use it in Excel and PowerPoint.</w:t>
+      </w:r>
+    </w:p>
+    <w:p>
+      <w:pPr>
+        <w:keepNext/>
+      </w:pPr>
+      <w:r>
+        <w:t>Install the maintenance-reporting skill and use it in Excel and PowerPoint.</w:t>
       </w:r>
     </w:p>
     <w:p>
@@ -10458,7 +9521,7 @@
         <w:keepNext/>
       </w:pPr>
       <w:r>
-        <w:t>Northstar_Skill_Report.xlsx with Maintenance_Summary and Assignment_Proposals, Northstar_Skill_Update.pptx, SKILL.md v2 and a before/after improvement log.   (Tools: Excel and PowerPoint Copilot · Microsoft 365 Copilot web · OneDrive.)</w:t>
+        <w:t>Maintenance_Summary and Assignment_Proposals sheets, and an improved Northstar_Initial_Update.pptx.   (Tools: Excel and PowerPoint Copilot · Microsoft 365 Copilot web · OneDrive (Skills folder only).)</w:t>
       </w:r>
     </w:p>
     <w:p>
@@ -10484,6 +9547,14 @@
     </w:p>
     <w:p>
       <w:pPr>
+        <w:pStyle w:val="ListBullet"/>
+      </w:pPr>
+      <w:r>
+        <w:t>Desktop Excel on Windows or Mac. Download this lab folder and open the files straight from its data folder; save any new file in the same folder. All data is fictional.</w:t>
+      </w:r>
+    </w:p>
+    <w:p>
+      <w:pPr>
         <w:keepNext/>
       </w:pPr>
       <w:r>
@@ -10507,12 +9578,11 @@
         <w:t xml:space="preserve">1.  </w:t>
       </w:r>
       <w:r>
-        <w:t>Use Microsoft 365 Copilot on the web to draft maintenance-reporting/SKILL.md from the complete specification below. Review it against data/templates/maintenance-reporting/SKILL.md, save the complete file as v1 in work-genai, then install it using the same Excel app-created custom Skills folder and Refresh route practised in Lab5. If a native Skill menu is missing, use the full reviewed file as pasted instructions, remove @mention and label the route manual.</w:t>
-      </w:r>
-    </w:p>
-    <w:p>
-      <w:pPr>
-        <w:keepNext/>
+        <w:t>Upload the skill to OneDrive. In Excel open Copilot and select Settings (...) &gt; Manage plugins &amp; skills &gt; Custom skills. Turn Custom skills on and select Add in OneDrive (or Create OneDrive folder, then Open skills folder). OneDrive opens at your skills folder. Select Create or upload &gt; Folder upload and choose the maintenance-reporting folder in this lab’s data/templates folder.</w:t>
+      </w:r>
+    </w:p>
+    <w:p>
+      <w:pPr>
         <w:keepLines/>
       </w:pPr>
       <w:r>
@@ -10521,7 +9591,22 @@
           <w:color w:val="0B3060"/>
           <w:sz w:val="19"/>
         </w:rPr>
-        <w:t>MICROSOFT 365 COPILOT WEB:</w:t>
+        <w:t>OneDrive : Documents &gt; Copilot &gt; Microsoft Excel &gt; skills &gt; maintenance-reporting &gt; SKILL.md</w:t>
+      </w:r>
+    </w:p>
+    <w:p>
+      <w:pPr>
+        <w:spacing w:after="80"/>
+        <w:ind w:left="360"/>
+      </w:pPr>
+      <w:r>
+        <w:rPr>
+          <w:b/>
+        </w:rPr>
+        <w:t xml:space="preserve">2.  </w:t>
+      </w:r>
+      <w:r>
+        <w:t>Turn the skill on. Back in Excel select Settings (...) &gt; Manage plugins &amp; skills &gt; Custom skills &gt; Refresh, then turn maintenance-reporting on. Close the dialog and type @main in the Copilot prompt box: maintenance-reporting should appear. If it does not, wait a minute and select Refresh again.</w:t>
       </w:r>
     </w:p>
     <w:p>
@@ -10534,7 +9619,7 @@
           <w:color w:val="0B3060"/>
           <w:sz w:val="19"/>
         </w:rPr>
-        <w:t>Write complete maintenance-reporting SKILL.md with YAML name/description. Require actual tblWorkOrders or a verified Word snapshot, report date and filter scope. Respect visible .Rules. Define backlog, overdue and Closed-only on-time rate. Preserve IDs/statuses/current owners; keep assignment proposals separate and approvals UNKNOWN. Create a verified Excel summary and improve a supplied four- or eight-slide PowerPoint report from selected evidence. Ask for missing inputs and before replacing only named outputs; rerun without duplicates or source changes. Keep the existing design and source/date notes. Never send email or approve assignments. Return the entire file.</w:t>
+        <w:t>Check : maintenance-reporting appears when you type @main</w:t>
       </w:r>
     </w:p>
     <w:p>
@@ -10546,25 +9631,10 @@
         <w:rPr>
           <w:b/>
         </w:rPr>
-        <w:t xml:space="preserve">2.  </w:t>
-      </w:r>
-      <w:r>
-        <w:t>Copy the Lab 6 reviewed SKILL.md to your output folder and retain v1. Open this lab’s clean workbook or your Lab 1 cleaned workbook. Save as Northstar_Skill_Report.xlsx. Read Technicians: primary category and available hours are synthetic planning inputs, not approvals. Check that your skill is enabled in Excel.</w:t>
-      </w:r>
-    </w:p>
-    <w:p>
-      <w:pPr>
-        <w:spacing w:after="80"/>
-        <w:ind w:left="360"/>
-      </w:pPr>
-      <w:r>
-        <w:rPr>
-          <w:b/>
-        </w:rPr>
         <w:t xml:space="preserve">3.  </w:t>
       </w:r>
       <w:r>
-        <w:t>Invoke the skill in Plan or Chat only, review its proposed output boundaries, then allow editing. Inspect the resulting formulas and charts. Summary counts must reconcile to Control, and the source table must remain 120 unique records.</w:t>
+        <w:t>Build the summary. Open data/Northstar_Work_Orders.xlsx, select New chat, choose Allow editing and send the prompt. Select Done to keep the change, or Undo to reverse it. You should see 120 total, 48 closed, 12 cancelled, 60 backlog, 50 overdue, on-time 30/48 = 62.5% and cost S$35,827.50.</w:t>
       </w:r>
     </w:p>
     <w:p>
@@ -10578,12 +9648,11 @@
           <w:color w:val="0B3060"/>
           <w:sz w:val="19"/>
         </w:rPr>
-        <w:t>EXCEL - PLAN:</w:t>
-      </w:r>
-    </w:p>
-    <w:p>
-      <w:pPr>
-        <w:keepNext/>
+        <w:t>EXCEL - ALLOW EDITING:</w:t>
+      </w:r>
+    </w:p>
+    <w:p>
+      <w:pPr>
         <w:keepLines/>
       </w:pPr>
       <w:r>
@@ -10592,7 +9661,22 @@
           <w:color w:val="0B3060"/>
           <w:sz w:val="19"/>
         </w:rPr>
-        <w:t>@maintenance-reporting Build Maintenance_Summary for tblWorkOrders at 2026-09-30 with all filters All. Include total, closed, cancelled, backlog, overdue, on-time closed rate and recorded cost; show formulas and source scope. Plan first. Preserve source records.</w:t>
+        <w:t>@maintenance-reporting Build a Maintenance_Summary sheet for 30 September 2026 with the total, closed, cancelled, backlog, overdue, on-time closure rate and cost.</w:t>
+      </w:r>
+    </w:p>
+    <w:p>
+      <w:pPr>
+        <w:spacing w:after="80"/>
+        <w:ind w:left="360"/>
+      </w:pPr>
+      <w:r>
+        <w:rPr>
+          <w:b/>
+        </w:rPr>
+        <w:t xml:space="preserve">4.  </w:t>
+      </w:r>
+      <w:r>
+        <w:t>Suggest owners. Send the prompt and select Done. Assignment_Proposals lists 6 jobs, each marked as a proposal, and Assigned_To on Work_Orders is unchanged. Save the workbook.</w:t>
       </w:r>
     </w:p>
     <w:p>
@@ -10606,11 +9690,11 @@
           <w:color w:val="0B3060"/>
           <w:sz w:val="19"/>
         </w:rPr>
-      </w:r>
-    </w:p>
-    <w:p>
-      <w:pPr>
-        <w:keepNext/>
+        <w:t>EXCEL - ALLOW EDITING:</w:t>
+      </w:r>
+    </w:p>
+    <w:p>
+      <w:pPr>
         <w:keepLines/>
       </w:pPr>
       <w:r>
@@ -10619,11 +9703,27 @@
           <w:color w:val="0B3060"/>
           <w:sz w:val="19"/>
         </w:rPr>
-        <w:t>EXCEL - ALLOW EDITING:</w:t>
-      </w:r>
-    </w:p>
-    <w:p>
-      <w:pPr>
+        <w:t>@maintenance-reporting Add an Assignment_Proposals sheet for the backlog jobs with no owner. Suggest an owner from tblTechnicians with the same job category and free hours, and mark each one as a proposal. Don’t change Assigned_To.</w:t>
+      </w:r>
+    </w:p>
+    <w:p>
+      <w:pPr>
+        <w:spacing w:after="80"/>
+        <w:ind w:left="360"/>
+      </w:pPr>
+      <w:r>
+        <w:rPr>
+          <w:b/>
+        </w:rPr>
+        <w:t xml:space="preserve">5.  </w:t>
+      </w:r>
+      <w:r>
+        <w:t>Test it with no data. Open a new blank workbook, send the prompt and read the reply: a good skill asks you for the data instead of making up numbers. Close the blank workbook without saving.</w:t>
+      </w:r>
+    </w:p>
+    <w:p>
+      <w:pPr>
+        <w:keepNext/>
         <w:keepLines/>
       </w:pPr>
       <w:r>
@@ -10632,27 +9732,11 @@
           <w:color w:val="0B3060"/>
           <w:sz w:val="19"/>
         </w:rPr>
-        <w:t>Apply that reviewed summary plan. Add Assignment_Proposals for unassigned backlog only. Use tblTechnicians primary category and available hours as planning inputs; show category/capacity checks, current owner and proposed owner separately. Leave manager decision UNKNOWN. Do not change Assigned_To.</w:t>
-      </w:r>
-    </w:p>
-    <w:p>
-      <w:pPr>
-        <w:spacing w:after="80"/>
-        <w:ind w:left="360"/>
-      </w:pPr>
-      <w:r>
-        <w:rPr>
-          <w:b/>
-        </w:rPr>
-        <w:t xml:space="preserve">4.  </w:t>
-      </w:r>
-      <w:r>
-        <w:t>Check the unassigned backlog count against Control. A technician with the same category may still lack usable capacity: use available hours minus known proposed hours, flag conflicts, and do not convert a suggestion into confirmed assignment. Copy your verified summary into a new Word document named Northstar_Verified_Snapshot.docx, preserving measures and date.</w:t>
-      </w:r>
-    </w:p>
-    <w:p>
-      <w:pPr>
-        <w:keepNext/>
+        <w:t>EXCEL - CHAT ONLY:</w:t>
+      </w:r>
+    </w:p>
+    <w:p>
+      <w:pPr>
         <w:keepLines/>
       </w:pPr>
       <w:r>
@@ -10661,11 +9745,27 @@
           <w:color w:val="0B3060"/>
           <w:sz w:val="19"/>
         </w:rPr>
-        <w:t>EXCEL - CHAT ONLY:</w:t>
-      </w:r>
-    </w:p>
-    <w:p>
-      <w:pPr>
+        <w:t>@maintenance-reporting Prepare my maintenance report for last month.</w:t>
+      </w:r>
+    </w:p>
+    <w:p>
+      <w:pPr>
+        <w:spacing w:after="80"/>
+        <w:ind w:left="360"/>
+      </w:pPr>
+      <w:r>
+        <w:rPr>
+          <w:b/>
+        </w:rPr>
+        <w:t xml:space="preserve">6.  </w:t>
+      </w:r>
+      <w:r>
+        <w:t>Use the skill in PowerPoint. Open data/Northstar_Initial_Update.pptx. In Copilot select + &gt; Choose skills &gt; Manage skills &gt; Add skill and upload data/templates/maintenance-reporting/SKILL.md, then send the prompt. Every number must stay the same.</w:t>
+      </w:r>
+    </w:p>
+    <w:p>
+      <w:pPr>
+        <w:keepNext/>
         <w:keepLines/>
       </w:pPr>
       <w:r>
@@ -10674,27 +9774,11 @@
           <w:color w:val="0B3060"/>
           <w:sz w:val="19"/>
         </w:rPr>
-        <w:t>@maintenance-reporting Review Assignment_Proposals against tblWorkOrders and tblTechnicians. Check each suggested owner has the matching water-service job category, capacity limitations are visible and original Assigned_To values are unchanged. Leave manager approval UNKNOWN; do not assign or schedule a technician.</w:t>
-      </w:r>
-    </w:p>
-    <w:p>
-      <w:pPr>
-        <w:spacing w:after="80"/>
-        <w:ind w:left="360"/>
-      </w:pPr>
-      <w:r>
-        <w:rPr>
-          <w:b/>
-        </w:rPr>
-        <w:t xml:space="preserve">5.  </w:t>
-      </w:r>
-      <w:r>
-        <w:t>In PowerPoint select the reviewed Word snapshot and open your four-slide update from Lab 2. Use Copilot &gt; + &gt; Choose skills &gt; Manage skills &gt; Add skill to upload the reviewed maintenance-reporting file, or use the app’s own supported Skills folder. Verify it in PowerPoint separately from Excel. If missing, paste the complete reviewed Skill plus snapshot as manual instructions and remove @mention. Apply the following refinement after review.</w:t>
-      </w:r>
-    </w:p>
-    <w:p>
-      <w:pPr>
-        <w:keepNext/>
+        <w:t>POWERPOINT COPILOT:</w:t>
+      </w:r>
+    </w:p>
+    <w:p>
+      <w:pPr>
         <w:keepLines/>
       </w:pPr>
       <w:r>
@@ -10703,288 +9787,9 @@
           <w:color w:val="0B3060"/>
           <w:sz w:val="19"/>
         </w:rPr>
-        <w:t>POWERPOINT COPILOT:</w:t>
-      </w:r>
-    </w:p>
-    <w:p>
-      <w:pPr>
-        <w:keepLines/>
-      </w:pPr>
-      <w:r>
-        <w:rPr>
-          <w:rFonts w:ascii="Consolas" w:hAnsi="Consolas"/>
-          <w:color w:val="0B3060"/>
-          <w:sz w:val="19"/>
-        </w:rPr>
-        <w:t>@maintenance-reporting Improve this existing four-slide Northstar update from the selected verified Word snapshot. Preserve slide count, all values and source/date/scope notes; use clear claim headlines and the existing design. Keep assignment suggestions explicitly proposed and do not assume access to Excel chat.</w:t>
-      </w:r>
-    </w:p>
-    <w:p>
-      <w:pPr>
-        <w:spacing w:after="80"/>
-        <w:ind w:left="360"/>
-      </w:pPr>
-      <w:r>
-        <w:rPr>
-          <w:b/>
-        </w:rPr>
-        <w:t xml:space="preserve">6.  </w:t>
-      </w:r>
-      <w:r>
-        <w:t>Create a new EMPTY workbook with no table, open a fresh Copilot chat and run a missing-input test for a different reporting period with no source selected. A proper skill asks for source/date/scope rather than inventing metrics. If it guesses, record the failure and revise the skill’s input guard. Return to Northstar_Skill_Report.xlsx and Save As Northstar_Skill_Rerun_Test.xlsx. Run the second summary request in this copy of the report workbook, not in the empty workbook; only named outputs may be replaced after review, with no duplicated source or output sheets. Compare a before/after copy of Work_Orders sorted by Work_Order_ID for status, owner, dates and cost; every original source value must match.</w:t>
-      </w:r>
-    </w:p>
-    <w:p>
-      <w:pPr>
-        <w:keepNext/>
-        <w:keepLines/>
-      </w:pPr>
-      <w:r>
-        <w:rPr>
-          <w:rFonts w:ascii="Consolas" w:hAnsi="Consolas"/>
-          <w:color w:val="0B3060"/>
-          <w:sz w:val="19"/>
-        </w:rPr>
-        <w:t>EXCEL - CHAT ONLY:</w:t>
-      </w:r>
-    </w:p>
-    <w:p>
-      <w:pPr>
-        <w:keepNext/>
-        <w:keepLines/>
-      </w:pPr>
-      <w:r>
-        <w:rPr>
-          <w:rFonts w:ascii="Consolas" w:hAnsi="Consolas"/>
-          <w:color w:val="0B3060"/>
-          <w:sz w:val="19"/>
-        </w:rPr>
-        <w:t>@maintenance-reporting Prepare my next maintenance report. I need a DIFFERENT reporting period from the course example and have not supplied any source, date or scope. This empty workbook contains no work orders. Tell me what you need; do not invent data.</w:t>
-      </w:r>
-    </w:p>
-    <w:p>
-      <w:pPr>
-        <w:keepNext/>
-        <w:keepLines/>
-      </w:pPr>
-      <w:r>
-        <w:rPr>
-          <w:rFonts w:ascii="Consolas" w:hAnsi="Consolas"/>
-          <w:color w:val="0B3060"/>
-          <w:sz w:val="19"/>
-        </w:rPr>
-      </w:r>
-    </w:p>
-    <w:p>
-      <w:pPr>
-        <w:keepNext/>
-        <w:keepLines/>
-      </w:pPr>
-      <w:r>
-        <w:rPr>
-          <w:rFonts w:ascii="Consolas" w:hAnsi="Consolas"/>
-          <w:color w:val="0B3060"/>
-          <w:sz w:val="19"/>
-        </w:rPr>
-        <w:t>EXCEL - PLAN:</w:t>
-      </w:r>
-    </w:p>
-    <w:p>
-      <w:pPr>
-        <w:keepLines/>
-      </w:pPr>
-      <w:r>
-        <w:rPr>
-          <w:rFonts w:ascii="Consolas" w:hAnsi="Consolas"/>
-          <w:color w:val="0B3060"/>
-          <w:sz w:val="19"/>
-        </w:rPr>
-        <w:t>@maintenance-reporting Rebuild the existing Maintenance_Summary for the same table, date and scope. Describe what will be replaced, ask before replacement and keep source/unrelated sheets. Do not duplicate outputs.</w:t>
-      </w:r>
-    </w:p>
-    <w:p>
-      <w:pPr>
-        <w:spacing w:after="80"/>
-        <w:ind w:left="360"/>
-      </w:pPr>
-      <w:r>
-        <w:rPr>
-          <w:b/>
-        </w:rPr>
-        <w:t xml:space="preserve">7.  </w:t>
-      </w:r>
-      <w:r>
-        <w:t>In a plain text editor improve SKILL.md: require an input guard, category/capacity evidence, source provenance per claim and a clear rerun rule. Retain YAML name maintenance-reporting and add a body version note v2. Re-upload/Refresh in BOTH Excel and PowerPoint. Record actual before/after changes, or already present - retained for safeguards that your v1 already contains. Do not fabricate differences. Rerun the smoke tests and compare values. If using the manual route, replace the pasted instructions in both apps.</w:t>
-      </w:r>
-    </w:p>
-    <w:p>
-      <w:pPr>
-        <w:keepNext/>
-        <w:keepLines/>
-      </w:pPr>
-      <w:r>
-        <w:rPr>
-          <w:rFonts w:ascii="Consolas" w:hAnsi="Consolas"/>
-          <w:color w:val="0B3060"/>
-          <w:sz w:val="19"/>
-        </w:rPr>
-        <w:t>MICROSOFT 365 COPILOT WEB:</w:t>
-      </w:r>
-    </w:p>
-    <w:p>
-      <w:pPr>
-        <w:keepLines/>
-      </w:pPr>
-      <w:r>
-        <w:rPr>
-          <w:rFonts w:ascii="Consolas" w:hAnsi="Consolas"/>
-          <w:color w:val="0B3060"/>
-          <w:sz w:val="19"/>
-        </w:rPr>
-        <w:t>Improve this supplied maintenance-reporting skill to v2 using only my actual smoke-test and rerun findings pasted here. Add explicit missing-input and no-duplicate-output guards. Keep Excel source and current owners protected. Return the complete revised SKILL.md and a short before/after change log; do not fabricate test evidence.</w:t>
-      </w:r>
-    </w:p>
-    <w:p>
-      <w:pPr>
-        <w:keepNext/>
-      </w:pPr>
-      <w:r>
-        <w:rPr>
-          <w:b/>
-          <w:color w:val="1F6FEB"/>
-          <w:sz w:val="22"/>
-        </w:rPr>
-        <w:t>Sample prompts</w:t>
-      </w:r>
-    </w:p>
-    <w:tbl>
-      <w:tblPr>
-        <w:tblStyle w:val="TableGrid"/>
-        <w:tblW w:type="auto" w:w="0"/>
-        <w:tblLook w:firstColumn="1" w:firstRow="1" w:lastColumn="0" w:lastRow="0" w:noHBand="0" w:noVBand="1" w:val="04A0"/>
-      </w:tblPr>
-      <w:tblGrid>
-        <w:gridCol w:w="4320"/>
-        <w:gridCol w:w="4320"/>
-      </w:tblGrid>
-      <w:tr>
-        <w:trPr>
-          <w:tblHeader w:val="true"/>
-          <w:cantSplit/>
-        </w:trPr>
-        <w:tc>
-          <w:tcPr>
-            <w:tcW w:type="dxa" w:w="4320"/>
-            <w:shd w:val="clear" w:color="auto" w:fill="E8F0FE"/>
-          </w:tcPr>
-          <w:p>
-            <w:pPr>
-              <w:keepNext/>
-            </w:pPr>
-            <w:r/>
-            <w:r>
-              <w:rPr>
-                <w:b/>
-                <w:sz w:val="19"/>
-              </w:rPr>
-              <w:t>Purpose</w:t>
-            </w:r>
-          </w:p>
-        </w:tc>
-        <w:tc>
-          <w:tcPr>
-            <w:tcW w:type="dxa" w:w="4320"/>
-            <w:shd w:val="clear" w:color="auto" w:fill="E8F0FE"/>
-          </w:tcPr>
-          <w:p>
-            <w:pPr>
-              <w:keepNext/>
-            </w:pPr>
-            <w:r/>
-            <w:r>
-              <w:rPr>
-                <w:b/>
-                <w:sz w:val="19"/>
-              </w:rPr>
-              <w:t>Prompt</w:t>
-            </w:r>
-          </w:p>
-        </w:tc>
-      </w:tr>
-      <w:tr>
-        <w:trPr>
-          <w:cantSplit/>
-        </w:trPr>
-        <w:tc>
-          <w:tcPr>
-            <w:tcW w:type="dxa" w:w="4320"/>
-          </w:tcPr>
-          <w:p>
-            <w:pPr>
-              <w:keepNext/>
-            </w:pPr>
-            <w:r/>
-            <w:r>
-              <w:rPr>
-                <w:sz w:val="19"/>
-              </w:rPr>
-              <w:t>Scope</w:t>
-            </w:r>
-          </w:p>
-        </w:tc>
-        <w:tc>
-          <w:tcPr>
-            <w:tcW w:type="dxa" w:w="4320"/>
-          </w:tcPr>
-          <w:p>
-            <w:pPr>
-              <w:keepNext/>
-            </w:pPr>
-            <w:r/>
-            <w:r>
-              <w:rPr>
-                <w:sz w:val="19"/>
-              </w:rPr>
-              <w:t>State actual source, report date and selected scope before acting.</w:t>
-            </w:r>
-          </w:p>
-        </w:tc>
-      </w:tr>
-      <w:tr>
-        <w:trPr>
-          <w:cantSplit/>
-        </w:trPr>
-        <w:tc>
-          <w:tcPr>
-            <w:tcW w:type="dxa" w:w="4320"/>
-          </w:tcPr>
-          <w:p>
-            <w:r/>
-            <w:r>
-              <w:rPr>
-                <w:sz w:val="19"/>
-              </w:rPr>
-              <w:t>Verify</w:t>
-            </w:r>
-          </w:p>
-        </w:tc>
-        <w:tc>
-          <w:tcPr>
-            <w:tcW w:type="dxa" w:w="4320"/>
-          </w:tcPr>
-          <w:p>
-            <w:r/>
-            <w:r>
-              <w:rPr>
-                <w:sz w:val="19"/>
-              </w:rPr>
-              <w:t>Explain the source/formula checks and preserve unknowns and original records.</w:t>
-            </w:r>
-          </w:p>
-        </w:tc>
-      </w:tr>
-    </w:tbl>
-    <w:p/>
+        <w:t>@maintenance-reporting Improve these 4 slides with clearer headlines and less text. Keep every number and keep 4 slides.</w:t>
+      </w:r>
+    </w:p>
     <w:p>
       <w:pPr>
         <w:keepNext/>
@@ -11069,7 +9874,7 @@
               <w:rPr>
                 <w:sz w:val="19"/>
               </w:rPr>
-              <w:t>Source preserved</w:t>
+              <w:t>Summary</w:t>
             </w:r>
           </w:p>
         </w:tc>
@@ -11086,7 +9891,7 @@
               <w:rPr>
                 <w:sz w:val="19"/>
               </w:rPr>
-              <w:t>120 unique orders; current owner/status unchanged.</w:t>
+              <w:t>120 total; 60 backlog; 50 overdue; 30/48 = 62.5%; S$35,827.50.</w:t>
             </w:r>
           </w:p>
         </w:tc>
@@ -11108,7 +9913,7 @@
               <w:rPr>
                 <w:sz w:val="19"/>
               </w:rPr>
-              <w:t>Skill outputs</w:t>
+              <w:t>Proposals</w:t>
             </w:r>
           </w:p>
         </w:tc>
@@ -11125,7 +9930,46 @@
               <w:rPr>
                 <w:sz w:val="19"/>
               </w:rPr>
-              <w:t>Backlog 60; overdue 50; on-time closed 30/48; cost S$35,827.50.</w:t>
+              <w:t>6 proposals; Assigned_To unchanged.</w:t>
+            </w:r>
+          </w:p>
+        </w:tc>
+      </w:tr>
+      <w:tr>
+        <w:trPr>
+          <w:cantSplit/>
+        </w:trPr>
+        <w:tc>
+          <w:tcPr>
+            <w:tcW w:type="dxa" w:w="4320"/>
+          </w:tcPr>
+          <w:p>
+            <w:pPr>
+              <w:keepNext/>
+            </w:pPr>
+            <w:r/>
+            <w:r>
+              <w:rPr>
+                <w:sz w:val="19"/>
+              </w:rPr>
+              <w:t>No data</w:t>
+            </w:r>
+          </w:p>
+        </w:tc>
+        <w:tc>
+          <w:tcPr>
+            <w:tcW w:type="dxa" w:w="4320"/>
+          </w:tcPr>
+          <w:p>
+            <w:pPr>
+              <w:keepNext/>
+            </w:pPr>
+            <w:r/>
+            <w:r>
+              <w:rPr>
+                <w:sz w:val="19"/>
+              </w:rPr>
+              <w:t>The skill asks for data instead of making up numbers.</w:t>
             </w:r>
           </w:p>
         </w:tc>
@@ -11144,7 +9988,7 @@
               <w:rPr>
                 <w:sz w:val="19"/>
               </w:rPr>
-              <w:t>Improvement evidence</w:t>
+              <w:t>PowerPoint</w:t>
             </w:r>
           </w:p>
         </w:tc>
@@ -11158,7 +10002,7 @@
               <w:rPr>
                 <w:sz w:val="19"/>
               </w:rPr>
-              <w:t>Input guard and rerun tested; v1/v2 retained; PowerPoint four-slide output accurate.</w:t>
+              <w:t>4 slides, same numbers, clearer headlines.</w:t>
             </w:r>
           </w:p>
         </w:tc>
@@ -11249,7 +10093,7 @@
               <w:rPr>
                 <w:sz w:val="19"/>
               </w:rPr>
-              <w:t>Copilot cannot find the source</w:t>
+              <w:t>Copilot cannot see my file</w:t>
             </w:r>
           </w:p>
         </w:tc>
@@ -11266,7 +10110,7 @@
               <w:rPr>
                 <w:sz w:val="19"/>
               </w:rPr>
-              <w:t>Use the app file picker to select the actual OneDrive file. A typed local path or a different app chat is not shared context. If needed copy only the verified snapshot into the current app.</w:t>
+              <w:t>In Excel, save the file and open Copilot again. In Word, PowerPoint or Outlook, upload the file with + &gt; Upload images and files, and upload it again after you change it.</w:t>
             </w:r>
           </w:p>
         </w:tc>
@@ -11288,7 +10132,7 @@
               <w:rPr>
                 <w:sz w:val="19"/>
               </w:rPr>
-              <w:t>A total disagrees with Control</w:t>
+              <w:t>A number is different from the lab</w:t>
             </w:r>
           </w:p>
         </w:tc>
@@ -11305,7 +10149,7 @@
               <w:rPr>
                 <w:sz w:val="19"/>
               </w:rPr>
-              <w:t>Clear dashboard filters to All, check table extent and duplicate IDs, recalculate, then compare definitions and reporting date. Reconcile before continuing.</w:t>
+              <w:t>Clear any slicers or filters, check the table has no extra rows, then ask again in a new chat.</w:t>
             </w:r>
           </w:p>
         </w:tc>
@@ -11324,7 +10168,7 @@
               <w:rPr>
                 <w:sz w:val="19"/>
               </w:rPr>
-              <w:t>The named feature is missing</w:t>
+              <w:t>A button or feature is missing</w:t>
             </w:r>
           </w:p>
         </w:tc>
@@ -11338,7 +10182,7 @@
               <w:rPr>
                 <w:sz w:val="19"/>
               </w:rPr>
-              <w:t>Confirm the correct assigned account, English display language and app version. Use the stated manual practice route; record feature unavailable. This is not evidence that a native skill ran.</w:t>
+              <w:t>Check you are signed in with your course account and Microsoft 365 is up to date, then tell your trainer.</w:t>
             </w:r>
           </w:p>
         </w:tc>
@@ -11363,7 +10207,7 @@
         <w:keepNext/>
       </w:pPr>
       <w:r>
-        <w:t>Repeat the task for one different site and explain how the filter scope changes the result. Keep the original verified output.</w:t>
+        <w:t>Improve SKILL.md to v2 (for example a clearer rule for missing data), upload it again and repeat the no-data test.</w:t>
       </w:r>
     </w:p>
     <w:p>
@@ -12324,15 +11168,15 @@
     </w:p>
     <w:p>
       <w:r>
-        <w:t>Goal: Create water-service-dashboard/SKILL.md for the Northstar maintenance workflow, install it in Excel, then invoke it to plan and build an interactive dashboard. Six KPIs and three charts share four filter selections. Workbook .Rules supplies scope, display and review constraints; the Skill supplies the repeatable method.</w:t>
-      </w:r>
-    </w:p>
-    <w:p>
-      <w:pPr>
-        <w:keepNext/>
-      </w:pPr>
-      <w:r>
-        <w:t>Create water-service-dashboard/SKILL.md for the Northstar maintenance workflow, install it in Excel, then invoke it to plan and build an interactive dashboard. Six KPIs and three charts share four filter selections. Workbook .Rules supplies scope, display and review constraints; the Skill supplies the repeatable method.</w:t>
+        <w:t>Goal: Install the water-service-dashboard skill and use it to build an interactive dashboard.</w:t>
+      </w:r>
+    </w:p>
+    <w:p>
+      <w:pPr>
+        <w:keepNext/>
+      </w:pPr>
+      <w:r>
+        <w:t>Install the water-service-dashboard skill and use it to build an interactive dashboard.</w:t>
       </w:r>
     </w:p>
     <w:p>
@@ -12353,7 +11197,7 @@
         <w:keepNext/>
       </w:pPr>
       <w:r>
-        <w:t>Northstar_Dashboard.xlsx with a Dashboard layout, six verified measures, three labelled charts and a measure dictionary ready for Lab 8 filters.   (Tools: Excel Copilot · Microsoft 365 Copilot web · OneDrive.)</w:t>
+        <w:t>Northstar_Dashboard.xlsx with six KPI tiles, three charts and slicers.   (Tools: Excel Copilot · Microsoft 365 Copilot web · OneDrive (Skills folder only).)</w:t>
       </w:r>
     </w:p>
     <w:p>
@@ -12382,23 +11226,7 @@
         <w:pStyle w:val="ListBullet"/>
       </w:pPr>
       <w:r>
-        <w:t>Desktop Excel on Windows or Mac is recommended; save working copies to your assigned OneDrive course folder with AutoSave on. Do not overwrite the supplied input.</w:t>
-      </w:r>
-    </w:p>
-    <w:p>
-      <w:pPr>
-        <w:pStyle w:val="ListBullet"/>
-      </w:pPr>
-      <w:r>
-        <w:t>Download this whole lab folder. All files are synthetic; work-genai is your own learner output folder.</w:t>
-      </w:r>
-    </w:p>
-    <w:p>
-      <w:pPr>
-        <w:pStyle w:val="ListBullet"/>
-      </w:pPr>
-      <w:r>
-        <w:t>The clean table from earlier labs.</w:t>
+        <w:t>Desktop Excel on Windows or Mac. Download this lab folder and open the files straight from its data folder; save any new file in the same folder. All data is fictional.</w:t>
       </w:r>
     </w:p>
     <w:p>
@@ -12426,12 +11254,11 @@
         <w:t xml:space="preserve">1.  </w:t>
       </w:r>
       <w:r>
-        <w:t>Open the synthetic source and data/templates/water-service-dashboard/SKILL.md. In Microsoft 365 Copilot on the web draft the full reusable Skill from this specification. Save it inside a matching water-service-dashboard folder and review every guard/measure before installation. Log the web prompt manually.</w:t>
-      </w:r>
-    </w:p>
-    <w:p>
-      <w:pPr>
-        <w:keepNext/>
+        <w:t>Upload the skill to OneDrive. In Excel open Copilot and select Settings (...) &gt; Manage plugins &amp; skills &gt; Custom skills. Turn Custom skills on and select Add in OneDrive (or Create OneDrive folder, then Open skills folder). OneDrive opens at your skills folder. Select Create or upload &gt; Folder upload and choose the water-service-dashboard folder in this lab’s data/templates folder.</w:t>
+      </w:r>
+    </w:p>
+    <w:p>
+      <w:pPr>
         <w:keepLines/>
       </w:pPr>
       <w:r>
@@ -12440,7 +11267,22 @@
           <w:color w:val="0B3060"/>
           <w:sz w:val="19"/>
         </w:rPr>
-        <w:t>MICROSOFT 365 COPILOT WEB:</w:t>
+        <w:t>OneDrive : Documents &gt; Copilot &gt; Microsoft Excel &gt; skills &gt; water-service-dashboard &gt; SKILL.md</w:t>
+      </w:r>
+    </w:p>
+    <w:p>
+      <w:pPr>
+        <w:spacing w:after="80"/>
+        <w:ind w:left="360"/>
+      </w:pPr>
+      <w:r>
+        <w:rPr>
+          <w:b/>
+        </w:rPr>
+        <w:t xml:space="preserve">2.  </w:t>
+      </w:r>
+      <w:r>
+        <w:t>Turn the skill on. Back in Excel select Settings (...) &gt; Manage plugins &amp; skills &gt; Custom skills &gt; Refresh, then turn water-service-dashboard on. Close the dialog and type @wat in the Copilot prompt box: water-service-dashboard should appear. If it does not, wait a minute and select Refresh again.</w:t>
       </w:r>
     </w:p>
     <w:p>
@@ -12453,7 +11295,7 @@
           <w:color w:val="0B3060"/>
           <w:sz w:val="19"/>
         </w:rPr>
-        <w:t>Write complete water-service-dashboard SKILL.md with YAML name/description. Require actual tblWorkOrders and report date in Control!B2; read visible .Rules. Preserve source IDs/statuses/owners, Technicians, Control, .Rules, Prompt_Log, Pareto_* and unrelated sheets. Plan first and ask before replacing only named dashboard outputs; rerun without duplicated charts. Dashboard B2:B5 select Site, Job_Category, Status, Assigned_To with All bypasses and AND logic. B7 total, B8 backlog excluding Closed/Cancelled, B9 backlog Due_Date before Control!B2, B10 Closed, B11 on-time Closed_Date&lt;=Due_Date among Closed only with N/A if none, B12 recorded Cost_SGD across selected statuses. Follow visible .Rules DASHBOARD LAYOUT and STYLE: title A1; six KPI tiles in D4:I7 with Checks: PASS; three formula-backed charts (status column, category bar, full-width stacked site bar) with finding-led titles linked to Dashboard_Summaries; slicers for Site, Job_Category, Status and Assigned_To that filter every tile and chart through SUBTOTAL visibility. Use structured references, not fixed 120-row ranges, and never merge cells. Baseline check at 2026-09-30 All:120 total,48 Closed,12 Cancelled,60 backlog,50 overdue,30/48 on-time,35827.50 cost. Verify site/no-Closed/no-row tests, source preservation and a separate two-row append sandbox with 122 total,49 Closed,61 backlog,51 overdue,31/49 on-time and 36227.50 cost. These are snapshot tests, not universal future figures. Ask for missing inputs; never approve assignments, infer causes/savings or send email. Return the entire file.</w:t>
+        <w:t>Check : water-service-dashboard appears when you type @wat</w:t>
       </w:r>
     </w:p>
     <w:p>
@@ -12465,25 +11307,10 @@
         <w:rPr>
           <w:b/>
         </w:rPr>
-        <w:t xml:space="preserve">2.  </w:t>
-      </w:r>
-      <w:r>
-        <w:t>Use Excel Settings (...) &gt; Manage plugins &amp; skills &gt; Custom skills &gt; Open skills folder (Create OneDrive folder if needed). Copy the reviewed water-service-dashboard folder into that app-created location, Refresh, enable and verify its exact name in Choose plugins &amp; skills. If unavailable, paste the entire reviewed Skill before each prompt, remove @water-service-dashboard and record Manual practice - native Skill unavailable. Installing maintenance-reporting or water-service-pareto does not install this distinct Skill.</w:t>
-      </w:r>
-    </w:p>
-    <w:p>
-      <w:pPr>
-        <w:spacing w:after="80"/>
-        <w:ind w:left="360"/>
-      </w:pPr>
-      <w:r>
-        <w:rPr>
-          <w:b/>
-        </w:rPr>
         <w:t xml:space="preserve">3.  </w:t>
       </w:r>
       <w:r>
-        <w:t>Open data/templates/Northstar_Dashboard_Starter.xlsx and save as Northstar_Dashboard.xlsx in OneDrive. If continuing your own workbook, copy its CLEAN tblWorkOrders into the starter, keeping exact headers and table name; do not create a second table. The starter has a labelled blank Dashboard and four selection cells B2:B5, initially All.</w:t>
+        <w:t>Plan the dashboard. Open data/templates/Northstar_Dashboard_Starter.xlsx and save it as Northstar_Dashboard.xlsx. Select New chat, choose Plan and send the prompt. Read Copilot’s plan.</w:t>
       </w:r>
     </w:p>
     <w:p>
@@ -12497,7 +11324,7 @@
           <w:color w:val="0B3060"/>
           <w:sz w:val="19"/>
         </w:rPr>
-        <w:t>EXCEL - CHAT ONLY:</w:t>
+        <w:t>EXCEL - PLAN:</w:t>
       </w:r>
     </w:p>
     <w:p>
@@ -12510,7 +11337,7 @@
           <w:color w:val="0B3060"/>
           <w:sz w:val="19"/>
         </w:rPr>
-        <w:t>@water-service-dashboard Inspect this Northstar Water Services dashboard starter. Confirm tblWorkOrders, 120 unique IDs, reporting date 2026-09-30 and selection cells B2:B5 initially All. Explain which source and control sheets must remain intact. Report discrepancies before any edits.</w:t>
+        <w:t>@water-service-dashboard Plan a dashboard for tblWorkOrders with six KPI tiles, three charts (by status, by job category and by site) and slicers. Don’t change anything yet.</w:t>
       </w:r>
     </w:p>
     <w:p>
@@ -12525,7 +11352,7 @@
         <w:t xml:space="preserve">4.  </w:t>
       </w:r>
       <w:r>
-        <w:t>Read Control and confirm the fixed reporting date. Ask for a visual plan before edits. Keep source, Checks and Prompt_Log separate from the Dashboard view. A dashboard is a decision interface: each visual should answer a maintenance question rather than decorate the page.</w:t>
+        <w:t>Build it. Choose Allow editing, send the prompt and select Done. The tiles should show 120 total, 60 backlog, 50 overdue, 48 closed, on-time 62.5% and cost S$35,827.50.</w:t>
       </w:r>
     </w:p>
     <w:p>
@@ -12539,7 +11366,7 @@
           <w:color w:val="0B3060"/>
           <w:sz w:val="19"/>
         </w:rPr>
-        <w:t>EXCEL - PLAN:</w:t>
+        <w:t>EXCEL - ALLOW EDITING:</w:t>
       </w:r>
     </w:p>
     <w:p>
@@ -12552,7 +11379,7 @@
           <w:color w:val="0B3060"/>
           <w:sz w:val="19"/>
         </w:rPr>
-        <w:t>@water-service-dashboard Plan Dashboard for Northstar maintenance at 2026-09-30. Use selection cells B2:B5 for Site, Job_Category, Status, Assigned_To, all initially All. Reserve B7 total orders, B8 backlog, B9 overdue backlog, B10 closed, B11 on-time closure rate, B12 Cost_SGD. Place three charts for status, category and site with labels, units and scope. Preserve source data.</w:t>
+        <w:t>@water-service-dashboard Build the dashboard you planned, with formulas that read tblWorkOrders. Don’t change the data.</w:t>
       </w:r>
     </w:p>
     <w:p>
@@ -12567,7 +11394,7 @@
         <w:t xml:space="preserve">5.  </w:t>
       </w:r>
       <w:r>
-        <w:t>Ask Copilot to insert formulas for the six measures using structured table references. For now all selectors are All; in Lab 8 the same formulas must honour the four filters. Verify the denominator and use N/A, not 0%, if no Closed rows remain.</w:t>
+        <w:t>Polish the charts. Send the prompt. Select Done to keep the change, or Undo to reverse it. Each chart title now states a finding.</w:t>
       </w:r>
     </w:p>
     <w:p>
@@ -12594,7 +11421,7 @@
           <w:color w:val="0B3060"/>
           <w:sz w:val="19"/>
         </w:rPr>
-        <w:t>@water-service-dashboard Build the planned six KPI formulas from tblWorkOrders. Backlog excludes Closed/Cancelled. Overdue also requires Due_Date &lt; Control!B2. On-time rate counts Closed_Date &lt;= Due_Date among Closed rows only, and shows N/A when none. Recorded cost sums Cost_SGD of all included statuses. Link to table columns, never a fixed 120-row range. Keep source data unchanged.</w:t>
+        <w:t>@chart-design Improve the three dashboard charts with finding-style titles and data labels. Don’t change any values.</w:t>
       </w:r>
     </w:p>
     <w:p>
@@ -12609,7 +11436,7 @@
         <w:t xml:space="preserve">6.  </w:t>
       </w:r>
       <w:r>
-        <w:t>Add formula-backed chart summaries for the six statuses, five categories and five sites. Use bar/column charts: category and site are nominal groups; a line chart would imply an order that is not present. Label count axes and avoid 3-D effects. Then polish the charts with the built-in @chart-design skill from Lab 5.</w:t>
+        <w:t>Check the numbers. Choose Chat only and send the prompt. Replace any typed-in number it finds with a formula, then save.</w:t>
       </w:r>
     </w:p>
     <w:p>
@@ -12623,7 +11450,7 @@
           <w:color w:val="0B3060"/>
           <w:sz w:val="19"/>
         </w:rPr>
-        <w:t>EXCEL - ALLOW EDITING:</w:t>
+        <w:t>EXCEL - CHAT ONLY:</w:t>
       </w:r>
     </w:p>
     <w:p>
@@ -12636,234 +11463,9 @@
           <w:color w:val="0B3060"/>
           <w:sz w:val="19"/>
         </w:rPr>
-        <w:t>@water-service-dashboard Create three editable bar or column charts using formula-backed summaries: work-order count by Status, by Job_Category and by Site. Each summary must reconcile to the total selected orders. Use white background, navy titles, blue/teal accents, readable labels and a visible reporting date. Do not use category counts as evidence of causes or use colour alone for status.</w:t>
-      </w:r>
-    </w:p>
-    <w:p>
-      <w:pPr>
-        <w:spacing w:after="80"/>
-        <w:ind w:left="360"/>
-      </w:pPr>
-      <w:r>
-        <w:rPr>
-          <w:b/>
-        </w:rPr>
-        <w:t xml:space="preserve">7.  </w:t>
-      </w:r>
-      <w:r>
-        <w:t>In Checks confirm sum of each chart’s categories equals 120 with All filters. Compare six KPIs to Control and record the on-time numerator/denominator. Add Evidence_Log entries for each chart and metric. If Copilot has used hard-coded numbers, replace them with formulas before Lab 8.</w:t>
-      </w:r>
-    </w:p>
-    <w:p>
-      <w:pPr>
-        <w:keepNext/>
-        <w:keepLines/>
-      </w:pPr>
-      <w:r>
-        <w:rPr>
-          <w:rFonts w:ascii="Consolas" w:hAnsi="Consolas"/>
-          <w:color w:val="0B3060"/>
-          <w:sz w:val="19"/>
-        </w:rPr>
-        <w:t>EXCEL - CHAT ONLY:</w:t>
-      </w:r>
-    </w:p>
-    <w:p>
-      <w:pPr>
-        <w:keepLines/>
-      </w:pPr>
-      <w:r>
-        <w:rPr>
-          <w:rFonts w:ascii="Consolas" w:hAnsi="Consolas"/>
-          <w:color w:val="0B3060"/>
-          <w:sz w:val="19"/>
-        </w:rPr>
-        <w:t>@water-service-dashboard Reconcile the Northstar Water Services dashboard with Control at All selections. Compare all six KPIs and totals of the Status, Job_Category and Site charts. Flag hard-coded values, fixed row ranges, inconsistent scopes and any interpretation that treats job-category frequency as a cause. Do not edit.</w:t>
-      </w:r>
-    </w:p>
-    <w:p>
-      <w:pPr>
-        <w:spacing w:after="80"/>
-        <w:ind w:left="360"/>
-      </w:pPr>
-      <w:r>
-        <w:rPr>
-          <w:b/>
-        </w:rPr>
-        <w:t xml:space="preserve">8.  </w:t>
-      </w:r>
-      <w:r>
-        <w:t>Create a measure dictionary on a new Measures sheet: metric, business definition, formula, source fields, date rule, scope and limitation. Ask Copilot to explain formulas, then read one overdue example and one closed example from the source table yourself. Save the baseline dashboard with all filters All.</w:t>
-      </w:r>
-    </w:p>
-    <w:p>
-      <w:pPr>
-        <w:keepNext/>
-        <w:keepLines/>
-      </w:pPr>
-      <w:r>
-        <w:rPr>
-          <w:rFonts w:ascii="Consolas" w:hAnsi="Consolas"/>
-          <w:color w:val="0B3060"/>
-          <w:sz w:val="19"/>
-        </w:rPr>
-        <w:t>EXCEL - CHAT ONLY:</w:t>
-      </w:r>
-    </w:p>
-    <w:p>
-      <w:pPr>
-        <w:keepLines/>
-      </w:pPr>
-      <w:r>
-        <w:rPr>
-          <w:rFonts w:ascii="Consolas" w:hAnsi="Consolas"/>
-          <w:color w:val="0B3060"/>
-          <w:sz w:val="19"/>
-        </w:rPr>
-        <w:t>@water-service-dashboard Explain each Dashboard measure in plain English, including terminal statuses, strict overdue date rule, closed-only SLA denominator and meaning of recorded cost. Give one source-row example for overdue and one for on-time closure; cite Work_Order_ID. Do not guess a root cause or financial saving.</w:t>
-      </w:r>
-    </w:p>
-    <w:p>
-      <w:pPr>
-        <w:keepNext/>
-      </w:pPr>
-      <w:r>
-        <w:rPr>
-          <w:b/>
-          <w:color w:val="1F6FEB"/>
-          <w:sz w:val="22"/>
-        </w:rPr>
-        <w:t>Sample prompts</w:t>
-      </w:r>
-    </w:p>
-    <w:tbl>
-      <w:tblPr>
-        <w:tblStyle w:val="TableGrid"/>
-        <w:tblW w:type="auto" w:w="0"/>
-        <w:tblLook w:firstColumn="1" w:firstRow="1" w:lastColumn="0" w:lastRow="0" w:noHBand="0" w:noVBand="1" w:val="04A0"/>
-      </w:tblPr>
-      <w:tblGrid>
-        <w:gridCol w:w="4320"/>
-        <w:gridCol w:w="4320"/>
-      </w:tblGrid>
-      <w:tr>
-        <w:trPr>
-          <w:tblHeader w:val="true"/>
-          <w:cantSplit/>
-        </w:trPr>
-        <w:tc>
-          <w:tcPr>
-            <w:tcW w:type="dxa" w:w="4320"/>
-            <w:shd w:val="clear" w:color="auto" w:fill="E8F0FE"/>
-          </w:tcPr>
-          <w:p>
-            <w:pPr>
-              <w:keepNext/>
-            </w:pPr>
-            <w:r/>
-            <w:r>
-              <w:rPr>
-                <w:b/>
-                <w:sz w:val="19"/>
-              </w:rPr>
-              <w:t>Purpose</w:t>
-            </w:r>
-          </w:p>
-        </w:tc>
-        <w:tc>
-          <w:tcPr>
-            <w:tcW w:type="dxa" w:w="4320"/>
-            <w:shd w:val="clear" w:color="auto" w:fill="E8F0FE"/>
-          </w:tcPr>
-          <w:p>
-            <w:pPr>
-              <w:keepNext/>
-            </w:pPr>
-            <w:r/>
-            <w:r>
-              <w:rPr>
-                <w:b/>
-                <w:sz w:val="19"/>
-              </w:rPr>
-              <w:t>Prompt</w:t>
-            </w:r>
-          </w:p>
-        </w:tc>
-      </w:tr>
-      <w:tr>
-        <w:trPr>
-          <w:cantSplit/>
-        </w:trPr>
-        <w:tc>
-          <w:tcPr>
-            <w:tcW w:type="dxa" w:w="4320"/>
-          </w:tcPr>
-          <w:p>
-            <w:pPr>
-              <w:keepNext/>
-            </w:pPr>
-            <w:r/>
-            <w:r>
-              <w:rPr>
-                <w:sz w:val="19"/>
-              </w:rPr>
-              <w:t>Scope</w:t>
-            </w:r>
-          </w:p>
-        </w:tc>
-        <w:tc>
-          <w:tcPr>
-            <w:tcW w:type="dxa" w:w="4320"/>
-          </w:tcPr>
-          <w:p>
-            <w:pPr>
-              <w:keepNext/>
-            </w:pPr>
-            <w:r/>
-            <w:r>
-              <w:rPr>
-                <w:sz w:val="19"/>
-              </w:rPr>
-              <w:t>State actual source, report date and selected scope before acting.</w:t>
-            </w:r>
-          </w:p>
-        </w:tc>
-      </w:tr>
-      <w:tr>
-        <w:trPr>
-          <w:cantSplit/>
-        </w:trPr>
-        <w:tc>
-          <w:tcPr>
-            <w:tcW w:type="dxa" w:w="4320"/>
-          </w:tcPr>
-          <w:p>
-            <w:r/>
-            <w:r>
-              <w:rPr>
-                <w:sz w:val="19"/>
-              </w:rPr>
-              <w:t>Verify</w:t>
-            </w:r>
-          </w:p>
-        </w:tc>
-        <w:tc>
-          <w:tcPr>
-            <w:tcW w:type="dxa" w:w="4320"/>
-          </w:tcPr>
-          <w:p>
-            <w:r/>
-            <w:r>
-              <w:rPr>
-                <w:sz w:val="19"/>
-              </w:rPr>
-              <w:t>Explain the source/formula checks and preserve unknowns and original records.</w:t>
-            </w:r>
-          </w:p>
-        </w:tc>
-      </w:tr>
-    </w:tbl>
-    <w:p/>
+        <w:t>Check every KPI tile and chart on the Dashboard against tblWorkOrders. List any number that is typed in instead of calculated, and any total that does not match.</w:t>
+      </w:r>
+    </w:p>
     <w:p>
       <w:pPr>
         <w:keepNext/>
@@ -12948,7 +11550,7 @@
               <w:rPr>
                 <w:sz w:val="19"/>
               </w:rPr>
-              <w:t>Baseline</w:t>
+              <w:t>Tiles</w:t>
             </w:r>
           </w:p>
         </w:tc>
@@ -12965,7 +11567,7 @@
               <w:rPr>
                 <w:sz w:val="19"/>
               </w:rPr>
-              <w:t>Total 120; backlog 60; overdue 50; closed 48.</w:t>
+              <w:t>120; 60; 50; 48; 62.5%; S$35,827.50.</w:t>
             </w:r>
           </w:p>
         </w:tc>
@@ -12987,7 +11589,7 @@
               <w:rPr>
                 <w:sz w:val="19"/>
               </w:rPr>
-              <w:t>SLA and cost</w:t>
+              <w:t>Charts</w:t>
             </w:r>
           </w:p>
         </w:tc>
@@ -13004,46 +11606,7 @@
               <w:rPr>
                 <w:sz w:val="19"/>
               </w:rPr>
-              <w:t>30/48 = 62.5%; S$35,827.50.</w:t>
-            </w:r>
-          </w:p>
-        </w:tc>
-      </w:tr>
-      <w:tr>
-        <w:trPr>
-          <w:cantSplit/>
-        </w:trPr>
-        <w:tc>
-          <w:tcPr>
-            <w:tcW w:type="dxa" w:w="4320"/>
-          </w:tcPr>
-          <w:p>
-            <w:pPr>
-              <w:keepNext/>
-            </w:pPr>
-            <w:r/>
-            <w:r>
-              <w:rPr>
-                <w:sz w:val="19"/>
-              </w:rPr>
-              <w:t>Chart reconciliation</w:t>
-            </w:r>
-          </w:p>
-        </w:tc>
-        <w:tc>
-          <w:tcPr>
-            <w:tcW w:type="dxa" w:w="4320"/>
-          </w:tcPr>
-          <w:p>
-            <w:pPr>
-              <w:keepNext/>
-            </w:pPr>
-            <w:r/>
-            <w:r>
-              <w:rPr>
-                <w:sz w:val="19"/>
-              </w:rPr>
-              <w:t>Three count summaries each total 120; formulas reference tblWorkOrders.</w:t>
+              <w:t>Status, category and site charts each add up to 120; titles state a finding.</w:t>
             </w:r>
           </w:p>
         </w:tc>
@@ -13062,7 +11625,7 @@
               <w:rPr>
                 <w:sz w:val="19"/>
               </w:rPr>
-              <w:t>Decision design</w:t>
+              <w:t>Formulas</w:t>
             </w:r>
           </w:p>
         </w:tc>
@@ -13076,7 +11639,7 @@
               <w:rPr>
                 <w:sz w:val="19"/>
               </w:rPr>
-              <w:t>Measures dictionary and source/date visible; no unsupported cause claims.</w:t>
+              <w:t>No typed-in numbers; the source data is unchanged.</w:t>
             </w:r>
           </w:p>
         </w:tc>
@@ -13167,7 +11730,7 @@
               <w:rPr>
                 <w:sz w:val="19"/>
               </w:rPr>
-              <w:t>Copilot cannot find the source</w:t>
+              <w:t>Copilot cannot see my file</w:t>
             </w:r>
           </w:p>
         </w:tc>
@@ -13184,7 +11747,7 @@
               <w:rPr>
                 <w:sz w:val="19"/>
               </w:rPr>
-              <w:t>Use the app file picker to select the actual OneDrive file. A typed local path or a different app chat is not shared context. If needed copy only the verified snapshot into the current app.</w:t>
+              <w:t>In Excel, save the file and open Copilot again. In Word, PowerPoint or Outlook, upload the file with + &gt; Upload images and files, and upload it again after you change it.</w:t>
             </w:r>
           </w:p>
         </w:tc>
@@ -13206,7 +11769,7 @@
               <w:rPr>
                 <w:sz w:val="19"/>
               </w:rPr>
-              <w:t>A total disagrees with Control</w:t>
+              <w:t>A number is different from the lab</w:t>
             </w:r>
           </w:p>
         </w:tc>
@@ -13223,7 +11786,7 @@
               <w:rPr>
                 <w:sz w:val="19"/>
               </w:rPr>
-              <w:t>Clear dashboard filters to All, check table extent and duplicate IDs, recalculate, then compare definitions and reporting date. Reconcile before continuing.</w:t>
+              <w:t>Clear any slicers or filters, check the table has no extra rows, then ask again in a new chat.</w:t>
             </w:r>
           </w:p>
         </w:tc>
@@ -13242,7 +11805,7 @@
               <w:rPr>
                 <w:sz w:val="19"/>
               </w:rPr>
-              <w:t>The named feature is missing</w:t>
+              <w:t>A button or feature is missing</w:t>
             </w:r>
           </w:p>
         </w:tc>
@@ -13256,7 +11819,7 @@
               <w:rPr>
                 <w:sz w:val="19"/>
               </w:rPr>
-              <w:t>Confirm the correct assigned account, English display language and app version. Use the stated manual practice route; record feature unavailable. This is not evidence that a native skill ran.</w:t>
+              <w:t>Check you are signed in with your course account and Microsoft 365 is up to date, then tell your trainer.</w:t>
             </w:r>
           </w:p>
         </w:tc>
@@ -13281,7 +11844,7 @@
         <w:keepNext/>
       </w:pPr>
       <w:r>
-        <w:t>Repeat the task for one different site and explain how the filter scope changes the result. Keep the original verified output.</w:t>
+        <w:t>Ask Microsoft 365 Copilot on the web to write your own dashboard SKILL.md and compare it with the supplied one.</w:t>
       </w:r>
     </w:p>
     <w:p>
@@ -13793,7 +12356,7 @@
         <w:keepNext/>
       </w:pPr>
       <w:r>
-        <w:t>Lab 8 · Interactive Filters and Refresh — Use the Dashboard Skill for Filters, Refresh and Safe Reruns</w:t>
+        <w:t>Lab 8 · Interactive Filters and Refresh — Test Dashboard Filters and a Data Refresh</w:t>
       </w:r>
     </w:p>
     <w:p>
@@ -13806,15 +12369,15 @@
     </w:p>
     <w:p>
       <w:r>
-        <w:t>Goal: Continue Lab 7 by making four dropdown selectors control every KPI and chart. Test a single site, a zero-denominator selection and a combined category/owner filter. Then append two synthetic work orders in a sandbox copy and prove the dashboard expands. The dashboard also has four table slicers; every tile and chart follows the dropdowns and the slicers together.</w:t>
-      </w:r>
-    </w:p>
-    <w:p>
-      <w:pPr>
-        <w:keepNext/>
-      </w:pPr>
-      <w:r>
-        <w:t>Continue Lab 7 by making four dropdown selectors control every KPI and chart. Test a single site, a zero-denominator selection and a combined category/owner filter. Then append two synthetic work orders in a sandbox copy and prove the dashboard expands. The dashboard also has four table slicers; every tile and chart follows the dropdowns and the slicers together.</w:t>
+        <w:t>Goal: Test a finished dashboard: filter it with slicers, check an empty result, then add two rows and watch every number update.</w:t>
+      </w:r>
+    </w:p>
+    <w:p>
+      <w:pPr>
+        <w:keepNext/>
+      </w:pPr>
+      <w:r>
+        <w:t>Test a finished dashboard: filter it with slicers, check an empty result, then add two rows and watch every number update.</w:t>
       </w:r>
     </w:p>
     <w:p>
@@ -13835,7 +12398,7 @@
         <w:keepNext/>
       </w:pPr>
       <w:r>
-        <w:t>Northstar_Dashboard.xlsx with four working filters plus Northstar_Dashboard_Refresh_Test.xlsx, filter evidence and a verified baseline snapshot for PowerPoint.   (Tools: Excel Copilot · Microsoft 365 Copilot web · OneDrive.)</w:t>
+        <w:t>Northstar_Refresh_Test.xlsx with the dashboard updated to 122 work orders.   (Tools: Excel Copilot · Microsoft 365 Copilot web.)</w:t>
       </w:r>
     </w:p>
     <w:p>
@@ -13864,31 +12427,7 @@
         <w:pStyle w:val="ListBullet"/>
       </w:pPr>
       <w:r>
-        <w:t>Desktop Excel on Windows or Mac is recommended; save working copies to your assigned OneDrive course folder with AutoSave on. Do not overwrite the supplied input.</w:t>
-      </w:r>
-    </w:p>
-    <w:p>
-      <w:pPr>
-        <w:pStyle w:val="ListBullet"/>
-      </w:pPr>
-      <w:r>
-        <w:t>Download this whole lab folder. All files are synthetic; work-genai is your own learner output folder.</w:t>
-      </w:r>
-    </w:p>
-    <w:p>
-      <w:pPr>
-        <w:pStyle w:val="ListBullet"/>
-      </w:pPr>
-      <w:r>
-        <w:t>Your Lab 7 dashboard.</w:t>
-      </w:r>
-    </w:p>
-    <w:p>
-      <w:pPr>
-        <w:pStyle w:val="ListBullet"/>
-      </w:pPr>
-      <w:r>
-        <w:t>Lab 7 reviewed water-service-dashboard Skill installed or explicitly labelled manual route.</w:t>
+        <w:t>Desktop Excel on Windows or Mac. Download this lab folder and open the files straight from its data folder; save any new file in the same folder. All data is fictional.</w:t>
       </w:r>
     </w:p>
     <w:p>
@@ -13916,7 +12455,7 @@
         <w:t xml:space="preserve">1.  </w:t>
       </w:r>
       <w:r>
-        <w:t>Open your Lab 7 baseline dashboard. Set all four selections B2:B5 to All and confirm 120. Save baseline before creating any refresh-test copy.</w:t>
+        <w:t>Open the dashboard. Open data/Northstar_Work_Orders.xlsx in Excel and go to the Dashboard sheet.</w:t>
       </w:r>
     </w:p>
     <w:p>
@@ -13930,11 +12469,12 @@
           <w:color w:val="0B3060"/>
           <w:sz w:val="19"/>
         </w:rPr>
-        <w:t>EXCEL - CHAT ONLY:</w:t>
-      </w:r>
-    </w:p>
-    <w:p>
-      <w:pPr>
+        <w:t>Total : 120</w:t>
+      </w:r>
+    </w:p>
+    <w:p>
+      <w:pPr>
+        <w:keepNext/>
         <w:keepLines/>
       </w:pPr>
       <w:r>
@@ -13943,27 +12483,11 @@
           <w:color w:val="0B3060"/>
           <w:sz w:val="19"/>
         </w:rPr>
-        <w:t>@water-service-dashboard Before testing filters, report the baseline Northstar Water Services dashboard source, date and scope. Confirm 120 unique work orders and all four selectors All. Identify the baseline file that must remain untouched when making the refresh-test copy.</w:t>
-      </w:r>
-    </w:p>
-    <w:p>
-      <w:pPr>
-        <w:spacing w:after="80"/>
-        <w:ind w:left="360"/>
-      </w:pPr>
-      <w:r>
-        <w:rPr>
-          <w:b/>
-        </w:rPr>
-        <w:t xml:space="preserve">2.  </w:t>
-      </w:r>
-      <w:r>
-        <w:t>Use Data &gt; Data Validation &gt; Allow List to set dropdowns on B2 Site, B3 Job_Category, B4 Status and B5 Assigned_To. Include All plus the source values, using Filter_Lists if supplied. Ask Copilot to apply all four selections to EVERY KPI and chart summary. A selection of All bypasses only that filter; selected dimensions combine with AND.</w:t>
-      </w:r>
-    </w:p>
-    <w:p>
-      <w:pPr>
-        <w:keepNext/>
+        <w:t>Backlog : 60</w:t>
+      </w:r>
+    </w:p>
+    <w:p>
+      <w:pPr>
         <w:keepLines/>
       </w:pPr>
       <w:r>
@@ -13972,7 +12496,22 @@
           <w:color w:val="0B3060"/>
           <w:sz w:val="19"/>
         </w:rPr>
-        <w:t>EXCEL - PLAN:</w:t>
+        <w:t>Overdue : 50</w:t>
+      </w:r>
+    </w:p>
+    <w:p>
+      <w:pPr>
+        <w:spacing w:after="80"/>
+        <w:ind w:left="360"/>
+      </w:pPr>
+      <w:r>
+        <w:rPr>
+          <w:b/>
+        </w:rPr>
+        <w:t xml:space="preserve">2.  </w:t>
+      </w:r>
+      <w:r>
+        <w:t>Filter one site. Click Woodlands Hub in the Site slicer and check the tiles. Then select the slicer’s Clear Filter button.</w:t>
       </w:r>
     </w:p>
     <w:p>
@@ -13986,7 +12525,7 @@
           <w:color w:val="0B3060"/>
           <w:sz w:val="19"/>
         </w:rPr>
-        <w:t>@water-service-dashboard Make Dashboard B2:B5 control all six KPIs and three chart summaries with AND logic. All bypasses its dimension. Use COUNTIFS/SUMIFS or SUMPRODUCT with structured table references. Blank owner means unassigned and must not disappear from All. Keep N/A for no closed jobs.</w:t>
+        <w:t>Total : 24</w:t>
       </w:r>
     </w:p>
     <w:p>
@@ -14000,6 +12539,7 @@
           <w:color w:val="0B3060"/>
           <w:sz w:val="19"/>
         </w:rPr>
+        <w:t>Backlog : 8</w:t>
       </w:r>
     </w:p>
     <w:p>
@@ -14013,11 +12553,12 @@
           <w:color w:val="0B3060"/>
           <w:sz w:val="19"/>
         </w:rPr>
-        <w:t>EXCEL - ALLOW EDITING:</w:t>
-      </w:r>
-    </w:p>
-    <w:p>
-      <w:pPr>
+        <w:t>Overdue : 7</w:t>
+      </w:r>
+    </w:p>
+    <w:p>
+      <w:pPr>
+        <w:keepNext/>
         <w:keepLines/>
       </w:pPr>
       <w:r>
@@ -14026,22 +12567,7 @@
           <w:color w:val="0B3060"/>
           <w:sz w:val="19"/>
         </w:rPr>
-        <w:t>@water-service-dashboard Apply the reviewed filter plan and dropdown lists. Keep existing source rows and chart positions. Show the selected scope beside the reporting date and make all charts recalculate from the same selected rows.</w:t>
-      </w:r>
-    </w:p>
-    <w:p>
-      <w:pPr>
-        <w:spacing w:after="80"/>
-        <w:ind w:left="360"/>
-      </w:pPr>
-      <w:r>
-        <w:rPr>
-          <w:b/>
-        </w:rPr>
-        <w:t xml:space="preserve">3.  </w:t>
-      </w:r>
-      <w:r>
-        <w:t>Choose Woodlands Hub in B2 and leave other selectors All. Then set B2 back to All and click Woodlands Hub in the Site slicer instead: the D3 banner reports 24 of 120 rows and every tile must show the same values. Clear the slicer afterwards with its Clear Filter button. Record evidence in the Evidence_Log sheet.</w:t>
+        <w:t>Closed : 16</w:t>
       </w:r>
     </w:p>
     <w:p>
@@ -14055,7 +12581,7 @@
           <w:color w:val="0B3060"/>
           <w:sz w:val="19"/>
         </w:rPr>
-        <w:t>EXCEL - CHAT ONLY:</w:t>
+        <w:t>On time : 10 of 16</w:t>
       </w:r>
     </w:p>
     <w:p>
@@ -14068,7 +12594,7 @@
           <w:color w:val="0B3060"/>
           <w:sz w:val="19"/>
         </w:rPr>
-        <w:t>@water-service-dashboard For the dashboard selection Site = Woodlands Hub and all other dimensions All, list the expected six KPI values from tblWorkOrders and verify each chart sum matches the selected total. Confirm the Site slicer gives the same six values and that D3 reports the slicer filter.</w:t>
+        <w:t>Cost : S$6,668.50</w:t>
       </w:r>
     </w:p>
     <w:p>
@@ -14080,15 +12606,14 @@
         <w:rPr>
           <w:b/>
         </w:rPr>
-        <w:t xml:space="preserve">4.  </w:t>
-      </w:r>
-      <w:r>
-        <w:t>Set Status to New with other selectors All. Confirm zero closed -&gt; N/A. Then set Site = Woodlands Hub, Job_Category = Leak Repair, Assigned_To = Daniel Lee, Status = All, a combination with no rows; total, backlog, overdue, closed and cost must be 0 and rate N/A. Reset all four to All and verify baseline controls. Repeat the Status = New case with the Status slicer instead of B4 and confirm the same N/A; then clear every slicer.</w:t>
-      </w:r>
-    </w:p>
-    <w:p>
-      <w:pPr>
-        <w:keepNext/>
+        <w:t xml:space="preserve">3.  </w:t>
+      </w:r>
+      <w:r>
+        <w:t>Try an empty result. Click New in the Status slicer. The on-time rate shows N/A because no New job is closed. Clear the slicer.</w:t>
+      </w:r>
+    </w:p>
+    <w:p>
+      <w:pPr>
         <w:keepLines/>
       </w:pPr>
       <w:r>
@@ -14097,11 +12622,27 @@
           <w:color w:val="0B3060"/>
           <w:sz w:val="19"/>
         </w:rPr>
-        <w:t>EXCEL - CHAT ONLY:</w:t>
-      </w:r>
-    </w:p>
-    <w:p>
-      <w:pPr>
+        <w:t>Check : on-time rate shows N/A, not 0%</w:t>
+      </w:r>
+    </w:p>
+    <w:p>
+      <w:pPr>
+        <w:spacing w:after="80"/>
+        <w:ind w:left="360"/>
+      </w:pPr>
+      <w:r>
+        <w:rPr>
+          <w:b/>
+        </w:rPr>
+        <w:t xml:space="preserve">4.  </w:t>
+      </w:r>
+      <w:r>
+        <w:t>Add two rows. Use File &gt; Save As to save a copy named Northstar_Refresh_Test.xlsx. Copy the two rows on the Refresh_Test_Rows sheet and paste them in the first empty row under the table on Work_Orders. Go back to the Dashboard.</w:t>
+      </w:r>
+    </w:p>
+    <w:p>
+      <w:pPr>
+        <w:keepNext/>
         <w:keepLines/>
       </w:pPr>
       <w:r>
@@ -14110,37 +12651,7 @@
           <w:color w:val="0B3060"/>
           <w:sz w:val="19"/>
         </w:rPr>
-        <w:t>@water-service-dashboard Check two dashboard edge cases without changing source data: Status New with other selectors All; then Site Woodlands Hub, Job_Category Leak Repair, Assigned_To Daniel Lee, Status All. Verify zero closed gives N/A and no selected rows gives zero count/cost with N/A rate. Show how all charts follow the same selection. Restore all selectors to All.</w:t>
-      </w:r>
-    </w:p>
-    <w:p>
-      <w:pPr>
-        <w:spacing w:after="80"/>
-        <w:ind w:left="360"/>
-      </w:pPr>
-      <w:r>
-        <w:rPr>
-          <w:b/>
-        </w:rPr>
-        <w:t xml:space="preserve">5.  </w:t>
-      </w:r>
-      <w:r>
-        <w:t>Save a COPY as Northstar_Dashboard_Refresh_Test.xlsx. In the last row of tblWorkOrders press Tab to append, then copy the two rows from the Refresh_Test_Rows sheet (they already hold real Excel dates). WO-2026-0121 is Assigned, due 2026-09-29 and cost 150; WO-2026-0122 is Closed on time and cost 250. No existing IDs are edited.</w:t>
-      </w:r>
-    </w:p>
-    <w:p>
-      <w:pPr>
-        <w:spacing w:after="80"/>
-        <w:ind w:left="360"/>
-      </w:pPr>
-      <w:r>
-        <w:rPr>
-          <w:b/>
-        </w:rPr>
-        <w:t xml:space="preserve">6.  </w:t>
-      </w:r>
-      <w:r>
-        <w:t>Recalculate with all selections All. If using PivotTables also Data &gt; Refresh All and inspect source extent. Verify total122, closed49, backlog61, overdue baseline+1, cost baseline+400 and on-time numerator baseline+1 over49. If formulas do not expand, fix structured references/table extent. Keep this sandbox copy as refresh evidence; do not use its figures in the baseline presentation.</w:t>
+        <w:t>Total : 122</w:t>
       </w:r>
     </w:p>
     <w:p>
@@ -14154,11 +12665,12 @@
           <w:color w:val="0B3060"/>
           <w:sz w:val="19"/>
         </w:rPr>
-        <w:t>EXCEL - CHAT ONLY:</w:t>
-      </w:r>
-    </w:p>
-    <w:p>
-      <w:pPr>
+        <w:t>Closed : 49</w:t>
+      </w:r>
+    </w:p>
+    <w:p>
+      <w:pPr>
+        <w:keepNext/>
         <w:keepLines/>
       </w:pPr>
       <w:r>
@@ -14167,22 +12679,7 @@
           <w:color w:val="0B3060"/>
           <w:sz w:val="19"/>
         </w:rPr>
-        <w:t>@water-service-dashboard Verify the sandbox append test for the two new work orders. Reconcile total 122, closed 49, backlog 61, overdue increased by 1, cost increased by S$400 and on-time numerator increased by 1. Confirm no original source record changed and all three charts total 122 with All selections. Compare original IDs, statuses, owners, dates and costs to the saved baseline; all original 120 rows must match.</w:t>
-      </w:r>
-    </w:p>
-    <w:p>
-      <w:pPr>
-        <w:spacing w:after="80"/>
-        <w:ind w:left="360"/>
-      </w:pPr>
-      <w:r>
-        <w:rPr>
-          <w:b/>
-        </w:rPr>
-        <w:t xml:space="preserve">7.  </w:t>
-      </w:r>
-      <w:r>
-        <w:t>In the sandbox workbook request a controlled Skill rerun after the append. Review the named replacement areas, then approve only those areas. Verify one dashboard, three charts, original 120 source rows unchanged and both legitimate new rows retained. Keep the 120-row baseline separate for Lab 9.</w:t>
+        <w:t>Backlog : 61</w:t>
       </w:r>
     </w:p>
     <w:p>
@@ -14196,12 +12693,11 @@
           <w:color w:val="0B3060"/>
           <w:sz w:val="19"/>
         </w:rPr>
-        <w:t>EXCEL - PLAN:</w:t>
-      </w:r>
-    </w:p>
-    <w:p>
-      <w:pPr>
-        <w:keepNext/>
+        <w:t>Overdue : 51</w:t>
+      </w:r>
+    </w:p>
+    <w:p>
+      <w:pPr>
         <w:keepLines/>
       </w:pPr>
       <w:r>
@@ -14210,7 +12706,22 @@
           <w:color w:val="0B3060"/>
           <w:sz w:val="19"/>
         </w:rPr>
-        <w:t>@water-service-dashboard Refresh the existing dashboard for the sandbox 122-row table and same reporting date. Preserve all original source records, both new rows, .Rules, Pareto_* and unrelated sheets. Identify named output replacements and ask before editing; keep one dashboard and three charts.</w:t>
+        <w:t>Cost : S$36,227.50</w:t>
+      </w:r>
+    </w:p>
+    <w:p>
+      <w:pPr>
+        <w:spacing w:after="80"/>
+        <w:ind w:left="360"/>
+      </w:pPr>
+      <w:r>
+        <w:rPr>
+          <w:b/>
+        </w:rPr>
+        <w:t xml:space="preserve">5.  </w:t>
+      </w:r>
+      <w:r>
+        <w:t>Ask Copilot to check. Open Copilot, choose Chat only and send the prompt. Then save.</w:t>
       </w:r>
     </w:p>
     <w:p>
@@ -14224,11 +12735,11 @@
           <w:color w:val="0B3060"/>
           <w:sz w:val="19"/>
         </w:rPr>
-      </w:r>
-    </w:p>
-    <w:p>
-      <w:pPr>
-        <w:keepNext/>
+        <w:t>EXCEL - CHAT ONLY:</w:t>
+      </w:r>
+    </w:p>
+    <w:p>
+      <w:pPr>
         <w:keepLines/>
       </w:pPr>
       <w:r>
@@ -14237,205 +12748,9 @@
           <w:color w:val="0B3060"/>
           <w:sz w:val="19"/>
         </w:rPr>
-        <w:t>EXCEL - ALLOW EDITING:</w:t>
-      </w:r>
-    </w:p>
-    <w:p>
-      <w:pPr>
-        <w:keepLines/>
-      </w:pPr>
-      <w:r>
-        <w:rPr>
-          <w:rFonts w:ascii="Consolas" w:hAnsi="Consolas"/>
-          <w:color w:val="0B3060"/>
-          <w:sz w:val="19"/>
-        </w:rPr>
-        <w:t>@water-service-dashboard Apply only the reviewed sandbox dashboard rerun. Retain the chosen source/date and make every KPI and chart follow the four filters; reconcile 122 total,61 backlog,51 overdue,49 Closed,31/49 on-time and S$36,227.50. Do not alter the untouched baseline workbook.</w:t>
-      </w:r>
-    </w:p>
-    <w:p>
-      <w:pPr>
-        <w:spacing w:after="80"/>
-        <w:ind w:left="360"/>
-      </w:pPr>
-      <w:r>
-        <w:rPr>
-          <w:b/>
-        </w:rPr>
-        <w:t xml:space="preserve">8.  </w:t>
-      </w:r>
-      <w:r>
-        <w:t>Return to the untouched 120-row Northstar_Dashboard.xlsx. Set selectors All and record a frozen evidence snapshot dated 2026-09-30 for Lab 9. Copy data/templates/Northstar_Operations_Brief_Template.docx to Northstar_Verified_Snapshot.docx in Word and insert the reviewed summary and chart values. Save chart images if needed with right-click chart &gt; Save as Picture; the slide copy will be a static snapshot, not a live dashboard.</w:t>
-      </w:r>
-    </w:p>
-    <w:p>
-      <w:pPr>
-        <w:keepNext/>
-        <w:keepLines/>
-      </w:pPr>
-      <w:r>
-        <w:rPr>
-          <w:rFonts w:ascii="Consolas" w:hAnsi="Consolas"/>
-          <w:color w:val="0B3060"/>
-          <w:sz w:val="19"/>
-        </w:rPr>
-        <w:t>WORD COPILOT:</w:t>
-      </w:r>
-    </w:p>
-    <w:p>
-      <w:pPr>
-        <w:keepLines/>
-      </w:pPr>
-      <w:r>
-        <w:rPr>
-          <w:rFonts w:ascii="Consolas" w:hAnsi="Consolas"/>
-          <w:color w:val="0B3060"/>
-          <w:sz w:val="19"/>
-        </w:rPr>
-        <w:t>Using only the verified baseline dashboard evidence I paste here, prepare the frozen Northstar Water Services presentation snapshot. Include reporting date, All scope, 120-row baseline, six KPIs, chart values, source workbook link and limitations. Exclude the 122-row sandbox. Keep proposed priorities separate from observed facts.</w:t>
-      </w:r>
-    </w:p>
-    <w:p>
-      <w:pPr>
-        <w:keepNext/>
-      </w:pPr>
-      <w:r>
-        <w:rPr>
-          <w:b/>
-          <w:color w:val="1F6FEB"/>
-          <w:sz w:val="22"/>
-        </w:rPr>
-        <w:t>Sample prompts</w:t>
-      </w:r>
-    </w:p>
-    <w:tbl>
-      <w:tblPr>
-        <w:tblStyle w:val="TableGrid"/>
-        <w:tblW w:type="auto" w:w="0"/>
-        <w:tblLook w:firstColumn="1" w:firstRow="1" w:lastColumn="0" w:lastRow="0" w:noHBand="0" w:noVBand="1" w:val="04A0"/>
-      </w:tblPr>
-      <w:tblGrid>
-        <w:gridCol w:w="4320"/>
-        <w:gridCol w:w="4320"/>
-      </w:tblGrid>
-      <w:tr>
-        <w:trPr>
-          <w:tblHeader w:val="true"/>
-          <w:cantSplit/>
-        </w:trPr>
-        <w:tc>
-          <w:tcPr>
-            <w:tcW w:type="dxa" w:w="4320"/>
-            <w:shd w:val="clear" w:color="auto" w:fill="E8F0FE"/>
-          </w:tcPr>
-          <w:p>
-            <w:pPr>
-              <w:keepNext/>
-            </w:pPr>
-            <w:r/>
-            <w:r>
-              <w:rPr>
-                <w:b/>
-                <w:sz w:val="19"/>
-              </w:rPr>
-              <w:t>Purpose</w:t>
-            </w:r>
-          </w:p>
-        </w:tc>
-        <w:tc>
-          <w:tcPr>
-            <w:tcW w:type="dxa" w:w="4320"/>
-            <w:shd w:val="clear" w:color="auto" w:fill="E8F0FE"/>
-          </w:tcPr>
-          <w:p>
-            <w:pPr>
-              <w:keepNext/>
-            </w:pPr>
-            <w:r/>
-            <w:r>
-              <w:rPr>
-                <w:b/>
-                <w:sz w:val="19"/>
-              </w:rPr>
-              <w:t>Prompt</w:t>
-            </w:r>
-          </w:p>
-        </w:tc>
-      </w:tr>
-      <w:tr>
-        <w:trPr>
-          <w:cantSplit/>
-        </w:trPr>
-        <w:tc>
-          <w:tcPr>
-            <w:tcW w:type="dxa" w:w="4320"/>
-          </w:tcPr>
-          <w:p>
-            <w:pPr>
-              <w:keepNext/>
-            </w:pPr>
-            <w:r/>
-            <w:r>
-              <w:rPr>
-                <w:sz w:val="19"/>
-              </w:rPr>
-              <w:t>Scope</w:t>
-            </w:r>
-          </w:p>
-        </w:tc>
-        <w:tc>
-          <w:tcPr>
-            <w:tcW w:type="dxa" w:w="4320"/>
-          </w:tcPr>
-          <w:p>
-            <w:pPr>
-              <w:keepNext/>
-            </w:pPr>
-            <w:r/>
-            <w:r>
-              <w:rPr>
-                <w:sz w:val="19"/>
-              </w:rPr>
-              <w:t>State actual source, report date and selected scope before acting.</w:t>
-            </w:r>
-          </w:p>
-        </w:tc>
-      </w:tr>
-      <w:tr>
-        <w:trPr>
-          <w:cantSplit/>
-        </w:trPr>
-        <w:tc>
-          <w:tcPr>
-            <w:tcW w:type="dxa" w:w="4320"/>
-          </w:tcPr>
-          <w:p>
-            <w:r/>
-            <w:r>
-              <w:rPr>
-                <w:sz w:val="19"/>
-              </w:rPr>
-              <w:t>Verify</w:t>
-            </w:r>
-          </w:p>
-        </w:tc>
-        <w:tc>
-          <w:tcPr>
-            <w:tcW w:type="dxa" w:w="4320"/>
-          </w:tcPr>
-          <w:p>
-            <w:r/>
-            <w:r>
-              <w:rPr>
-                <w:sz w:val="19"/>
-              </w:rPr>
-              <w:t>Explain the source/formula checks and preserve unknowns and original records.</w:t>
-            </w:r>
-          </w:p>
-        </w:tc>
-      </w:tr>
-    </w:tbl>
-    <w:p/>
+        <w:t>Check that every KPI tile and chart on the Dashboard includes the two new work orders, WO-2026-0121 and WO-2026-0122. List any number that did not update.</w:t>
+      </w:r>
+    </w:p>
     <w:p>
       <w:pPr>
         <w:keepNext/>
@@ -14520,7 +12835,7 @@
               <w:rPr>
                 <w:sz w:val="19"/>
               </w:rPr>
-              <w:t>Woodlands control</w:t>
+              <w:t>Slicer</w:t>
             </w:r>
           </w:p>
         </w:tc>
@@ -14537,7 +12852,7 @@
               <w:rPr>
                 <w:sz w:val="19"/>
               </w:rPr>
-              <w:t>Total 24; backlog 8; overdue 7; closed 16; cost S$6,668.50; on-time 10/16.</w:t>
+              <w:t>Woodlands Hub: 24 total, 8 backlog, 7 overdue, 16 closed, 10 of 16 on time, S$6,668.50.</w:t>
             </w:r>
           </w:p>
         </w:tc>
@@ -14559,7 +12874,7 @@
               <w:rPr>
                 <w:sz w:val="19"/>
               </w:rPr>
-              <w:t>Interactive scope</w:t>
+              <w:t>Empty result</w:t>
             </w:r>
           </w:p>
         </w:tc>
@@ -14576,85 +12891,7 @@
               <w:rPr>
                 <w:sz w:val="19"/>
               </w:rPr>
-              <w:t>Changing any dropdown or slicer affects all six KPI tiles and all chart counts; D3 reports slicer filters.</w:t>
-            </w:r>
-          </w:p>
-        </w:tc>
-      </w:tr>
-      <w:tr>
-        <w:trPr>
-          <w:cantSplit/>
-        </w:trPr>
-        <w:tc>
-          <w:tcPr>
-            <w:tcW w:type="dxa" w:w="4320"/>
-          </w:tcPr>
-          <w:p>
-            <w:pPr>
-              <w:keepNext/>
-            </w:pPr>
-            <w:r/>
-            <w:r>
-              <w:rPr>
-                <w:sz w:val="19"/>
-              </w:rPr>
-              <w:t>Edge case</w:t>
-            </w:r>
-          </w:p>
-        </w:tc>
-        <w:tc>
-          <w:tcPr>
-            <w:tcW w:type="dxa" w:w="4320"/>
-          </w:tcPr>
-          <w:p>
-            <w:pPr>
-              <w:keepNext/>
-            </w:pPr>
-            <w:r/>
-            <w:r>
-              <w:rPr>
-                <w:sz w:val="19"/>
-              </w:rPr>
-              <w:t>No Closed -&gt; N/A; no rows -&gt; zero count/cost and N/A rate.</w:t>
-            </w:r>
-          </w:p>
-        </w:tc>
-      </w:tr>
-      <w:tr>
-        <w:trPr>
-          <w:cantSplit/>
-        </w:trPr>
-        <w:tc>
-          <w:tcPr>
-            <w:tcW w:type="dxa" w:w="4320"/>
-          </w:tcPr>
-          <w:p>
-            <w:pPr>
-              <w:keepNext/>
-            </w:pPr>
-            <w:r/>
-            <w:r>
-              <w:rPr>
-                <w:sz w:val="19"/>
-              </w:rPr>
-              <w:t>Refresh sandbox</w:t>
-            </w:r>
-          </w:p>
-        </w:tc>
-        <w:tc>
-          <w:tcPr>
-            <w:tcW w:type="dxa" w:w="4320"/>
-          </w:tcPr>
-          <w:p>
-            <w:pPr>
-              <w:keepNext/>
-            </w:pPr>
-            <w:r/>
-            <w:r>
-              <w:rPr>
-                <w:sz w:val="19"/>
-              </w:rPr>
-              <w:t>122 total;49 closed;61 backlog;51 overdue;S$36,227.50;31/49 on-time.</w:t>
+              <w:t>Status New: on-time rate N/A.</w:t>
             </w:r>
           </w:p>
         </w:tc>
@@ -14673,7 +12910,7 @@
               <w:rPr>
                 <w:sz w:val="19"/>
               </w:rPr>
-              <w:t>Handoff baseline</w:t>
+              <w:t>Refresh</w:t>
             </w:r>
           </w:p>
         </w:tc>
@@ -14687,7 +12924,7 @@
               <w:rPr>
                 <w:sz w:val="19"/>
               </w:rPr>
-              <w:t>Return to 120-row untouched baseline; date and All scope recorded.</w:t>
+              <w:t>122 total, 49 closed, 61 backlog, 51 overdue, S$36,227.50.</w:t>
             </w:r>
           </w:p>
         </w:tc>
@@ -14778,7 +13015,7 @@
               <w:rPr>
                 <w:sz w:val="19"/>
               </w:rPr>
-              <w:t>Copilot cannot find the source</w:t>
+              <w:t>Copilot cannot see my file</w:t>
             </w:r>
           </w:p>
         </w:tc>
@@ -14795,7 +13032,7 @@
               <w:rPr>
                 <w:sz w:val="19"/>
               </w:rPr>
-              <w:t>Use the app file picker to select the actual OneDrive file. A typed local path or a different app chat is not shared context. If needed copy only the verified snapshot into the current app.</w:t>
+              <w:t>In Excel, save the file and open Copilot again. In Word, PowerPoint or Outlook, upload the file with + &gt; Upload images and files, and upload it again after you change it.</w:t>
             </w:r>
           </w:p>
         </w:tc>
@@ -14817,7 +13054,7 @@
               <w:rPr>
                 <w:sz w:val="19"/>
               </w:rPr>
-              <w:t>A total disagrees with Control</w:t>
+              <w:t>A number is different from the lab</w:t>
             </w:r>
           </w:p>
         </w:tc>
@@ -14834,7 +13071,7 @@
               <w:rPr>
                 <w:sz w:val="19"/>
               </w:rPr>
-              <w:t>Clear dashboard filters to All, check table extent and duplicate IDs, recalculate, then compare definitions and reporting date. Reconcile before continuing.</w:t>
+              <w:t>Clear any slicers or filters, check the table has no extra rows, then ask again in a new chat.</w:t>
             </w:r>
           </w:p>
         </w:tc>
@@ -14853,7 +13090,7 @@
               <w:rPr>
                 <w:sz w:val="19"/>
               </w:rPr>
-              <w:t>The named feature is missing</w:t>
+              <w:t>A button or feature is missing</w:t>
             </w:r>
           </w:p>
         </w:tc>
@@ -14867,7 +13104,7 @@
               <w:rPr>
                 <w:sz w:val="19"/>
               </w:rPr>
-              <w:t>Confirm the correct assigned account, English display language and app version. Use the stated manual practice route; record feature unavailable. This is not evidence that a native skill ran.</w:t>
+              <w:t>Check you are signed in with your course account and Microsoft 365 is up to date, then tell your trainer.</w:t>
             </w:r>
           </w:p>
         </w:tc>
@@ -15426,7 +13663,7 @@
         <w:pStyle w:val="ListBullet"/>
       </w:pPr>
       <w:r>
-        <w:t>Select the reviewed brief.</w:t>
+        <w:t>Upload or paste the reviewed brief.</w:t>
       </w:r>
     </w:p>
     <w:p>
@@ -15641,15 +13878,15 @@
     </w:p>
     <w:p>
       <w:r>
-        <w:t>Goal: Continue the baseline dashboard from Topic 3. Build a slide evidence register and a Word presentation brief before asking PowerPoint Copilot for an eight-slide management deck. The story connects work-order status, site backlog, service delivery and assignment proposals to a specific decision; it does not introduce unsupported savings or causes.</w:t>
-      </w:r>
-    </w:p>
-    <w:p>
-      <w:pPr>
-        <w:keepNext/>
-      </w:pPr>
-      <w:r>
-        <w:t>Continue the baseline dashboard from Topic 3. Build a slide evidence register and a Word presentation brief before asking PowerPoint Copilot for an eight-slide management deck. The story connects work-order status, site backlog, service delivery and assignment proposals to a specific decision; it does not introduce unsupported savings or causes.</w:t>
+        <w:t>Goal: Turn the dashboard into a Word presentation brief, then into an 8-slide PowerPoint management deck.</w:t>
+      </w:r>
+    </w:p>
+    <w:p>
+      <w:pPr>
+        <w:keepNext/>
+      </w:pPr>
+      <w:r>
+        <w:t>Turn the dashboard into a Word presentation brief, then into an 8-slide PowerPoint management deck.</w:t>
       </w:r>
     </w:p>
     <w:p>
@@ -15670,7 +13907,7 @@
         <w:keepNext/>
       </w:pPr>
       <w:r>
-        <w:t>Northstar_Presentation_Brief.docx, Northstar_Management_Draft.pptx and a slide-by-slide evidence register tied to the 120-row dashboard snapshot.   (Tools: Microsoft 365 Copilot · Excel · Word · PowerPoint · Outlook · OneDrive.)</w:t>
+        <w:t>Northstar_Presentation_Brief.docx and an 8-slide Northstar_Management_Draft.pptx.   (Tools: Microsoft 365 Copilot · Excel · Word · PowerPoint · Outlook.)</w:t>
       </w:r>
     </w:p>
     <w:p>
@@ -15699,23 +13936,7 @@
         <w:pStyle w:val="ListBullet"/>
       </w:pPr>
       <w:r>
-        <w:t>Desktop Excel on Windows or Mac is recommended; save working copies to your assigned OneDrive course folder with AutoSave on. Do not overwrite the supplied input.</w:t>
-      </w:r>
-    </w:p>
-    <w:p>
-      <w:pPr>
-        <w:pStyle w:val="ListBullet"/>
-      </w:pPr>
-      <w:r>
-        <w:t>Download this whole lab folder. All files are synthetic; work-genai is your own learner output folder.</w:t>
-      </w:r>
-    </w:p>
-    <w:p>
-      <w:pPr>
-        <w:pStyle w:val="ListBullet"/>
-      </w:pPr>
-      <w:r>
-        <w:t>Verified Lab 8 baseline dashboard and frozen evidence snapshot.</w:t>
+        <w:t>Desktop Excel on Windows or Mac. Download this lab folder and open the files straight from its data folder; save any new file in the same folder. All data is fictional.</w:t>
       </w:r>
     </w:p>
     <w:p>
@@ -15743,7 +13964,7 @@
         <w:t xml:space="preserve">1.  </w:t>
       </w:r>
       <w:r>
-        <w:t>Open the untouched baseline Northstar_Dashboard.xlsx from Lab 8; confirm All selectors, total120 and report date2026-09-30. Do not use the 122-row sandbox. Record verified metric/chart values in the Evidence_Log sheet with source sheet/table, scope and date.</w:t>
+        <w:t>Write the presentation brief. Open data/templates/Northstar_Presentation_Brief_Template.docx in Word and save it as Northstar_Presentation_Brief.docx. In Copilot select + &gt; Upload images and files and choose Northstar_Work_Orders.xlsx from this lab’s data folder, then send the prompt. Check the brief shows 120 total, 60 backlog, 50 overdue and 6 unassigned, then save.</w:t>
       </w:r>
     </w:p>
     <w:p>
@@ -15757,7 +13978,7 @@
           <w:color w:val="0B3060"/>
           <w:sz w:val="19"/>
         </w:rPr>
-        <w:t>EXCEL - CHAT ONLY:</w:t>
+        <w:t>WORD COPILOT:</w:t>
       </w:r>
     </w:p>
     <w:p>
@@ -15770,7 +13991,7 @@
           <w:color w:val="0B3060"/>
           <w:sz w:val="19"/>
         </w:rPr>
-        <w:t>For the untouched 120-row Northstar Water Services baseline dashboard at 2026-09-30, All selectors, return a presentation evidence table: six KPIs, backlog by site, status and job-category counts, unassigned backlog and relevant source references. Do not use the refresh-test copy or infer service disruption, safety risk, causes or savings.</w:t>
+        <w:t>Use the uploaded Northstar_Work_Orders.xlsx to write a brief for an 8-slide management presentation. For each slide give a headline, the number that supports it and a one-line speaker note. Slides: overview, portfolio, site backlog, status and category mix, overdue and on-time, unassigned jobs, proposed actions, decision needed. Use only numbers from the workbook.</w:t>
       </w:r>
     </w:p>
     <w:p>
@@ -15785,7 +14006,7 @@
         <w:t xml:space="preserve">2.  </w:t>
       </w:r>
       <w:r>
-        <w:t>Open data/templates/Northstar_Presentation_Brief_Template.docx in Word. Add the verified summary and chart values plus the OneDrive workbook link. Save as Northstar_Presentation_Brief.docx. Copilot must see selected files or pasted evidence; the link alone and the Excel conversation do not guarantee accessible context.</w:t>
+        <w:t>Make the deck. Open data/templates/Northstar_Management_Deck_Template.pptx in PowerPoint and save it as Northstar_Management_Draft.pptx. In Copilot select + &gt; Upload images and files and choose Northstar_Presentation_Brief.docx, then send the prompt.</w:t>
       </w:r>
     </w:p>
     <w:p>
@@ -15799,7 +14020,7 @@
           <w:color w:val="0B3060"/>
           <w:sz w:val="19"/>
         </w:rPr>
-        <w:t>WORD COPILOT:</w:t>
+        <w:t>POWERPOINT COPILOT:</w:t>
       </w:r>
     </w:p>
     <w:p>
@@ -15812,7 +14033,7 @@
           <w:color w:val="0B3060"/>
           <w:sz w:val="19"/>
         </w:rPr>
-        <w:t>Using this verified 120-row Northstar maintenance snapshot, draft an eight-slide management presentation brief. For each slide give one claim headline, supporting measure/chart, source/date/scope, limitation and speaker note. Structure: overview, portfolio, site backlog, status/category mix, SLA/overdue, assignment/capacity, proposed actions/trade-offs, decision/next review. Do not invent causes, savings, approval or future dates; use UNKNOWN when absent.</w:t>
+        <w:t>Fill these 8 slides from the uploaded Northstar_Presentation_Brief.docx, one message per slide. Keep the design, use only numbers from the brief and label actions as proposed.</w:t>
       </w:r>
     </w:p>
     <w:p>
@@ -15827,7 +14048,7 @@
         <w:t xml:space="preserve">3.  </w:t>
       </w:r>
       <w:r>
-        <w:t>Review the brief against source values. A bar showing counts by site is not a severity index; if you want backlog by site, count only nonterminal statuses. Correct any misleading headline and fill the slide evidence register. Suggested actions must cite a finding and say proposed.</w:t>
+        <w:t>Add a real chart. In Excel open data/Northstar_Work_Orders.xlsx, go to the Dashboard, right-click the site chart and select Copy. In PowerPoint paste it on the site backlog slide and save.</w:t>
       </w:r>
     </w:p>
     <w:p>
@@ -15841,7 +14062,7 @@
           <w:color w:val="0B3060"/>
           <w:sz w:val="19"/>
         </w:rPr>
-        <w:t>WORD COPILOT:</w:t>
+        <w:t>Copy from : Excel Dashboard, site chart</w:t>
       </w:r>
     </w:p>
     <w:p>
@@ -15854,7 +14075,7 @@
           <w:color w:val="0B3060"/>
           <w:sz w:val="19"/>
         </w:rPr>
-        <w:t>Review this eight-slide Northstar Water Services brief against the supplied baseline evidence. Check each headline has a supporting value, correct units, source/date/scope and an explicit limitation. Rewrite unsupported claims as questions or proposed actions. Do not change verified figures or invent approvals.</w:t>
+        <w:t>Paste to : the site backlog slide</w:t>
       </w:r>
     </w:p>
     <w:p>
@@ -15869,7 +14090,7 @@
         <w:t xml:space="preserve">4.  </w:t>
       </w:r>
       <w:r>
-        <w:t>Open the supplied PowerPoint template, save as Northstar_Management_Draft.pptx and open Copilot. Choose Create presentation from file if offered, or reference the Word brief while editing the existing deck. Select your reviewed OneDrive Word brief; direct workbook-to-deck creation is not assumed. Invoke @maintenance-reporting if available.</w:t>
+        <w:t>Check the deck. Send the prompt in the same PowerPoint chat, fix any wrong number and save.</w:t>
       </w:r>
     </w:p>
     <w:p>
@@ -15896,207 +14117,9 @@
           <w:color w:val="0B3060"/>
           <w:sz w:val="19"/>
         </w:rPr>
-        <w:t>@maintenance-reporting Create or update an eight-slide management presentation from the selected Northstar_Presentation_Brief.docx. Follow the existing white/navy/blue template. One evidence-based message per slide, short visible text, charts or tables for numerical evidence, source/as-at/scope in notes, and a final decision request. Keep values exact, and label all next actions as proposed. Do not add extra slides or invented facts.</w:t>
-      </w:r>
-    </w:p>
-    <w:p>
-      <w:pPr>
-        <w:spacing w:after="80"/>
-        <w:ind w:left="360"/>
-      </w:pPr>
-      <w:r>
-        <w:rPr>
-          <w:b/>
-        </w:rPr>
-        <w:t xml:space="preserve">5.  </w:t>
-      </w:r>
-      <w:r>
-        <w:t>Replace approximate or invented charts with your reviewed Excel charts: copy chart in Excel, then PowerPoint Home &gt; Paste &gt; Paste Special &gt; Microsoft Excel Chart Object for an editable embedded chart when supported; otherwise paste a static image and label it snapshot. Embedded copies and images do not automatically follow the original workbook. Use direct verified values if a chart object is unsupported.</w:t>
-      </w:r>
-    </w:p>
-    <w:p>
-      <w:pPr>
-        <w:spacing w:after="80"/>
-        <w:ind w:left="360"/>
-      </w:pPr>
-      <w:r>
-        <w:rPr>
-          <w:b/>
-        </w:rPr>
-        <w:t xml:space="preserve">6.  </w:t>
-      </w:r>
-      <w:r>
-        <w:t>Inspect all eight slides and notes. Check chart title, axis, unit, status definition, date and scope. Each numeric headline must match one register row. Confirm the deck uses baseline120, not refresh122. Save for Lab 10; do not represent the draft as an approved plan.</w:t>
-      </w:r>
-    </w:p>
-    <w:p>
-      <w:pPr>
-        <w:keepNext/>
-        <w:keepLines/>
-      </w:pPr>
-      <w:r>
-        <w:rPr>
-          <w:rFonts w:ascii="Consolas" w:hAnsi="Consolas"/>
-          <w:color w:val="0B3060"/>
-          <w:sz w:val="19"/>
-        </w:rPr>
-        <w:t>POWERPOINT COPILOT:</w:t>
-      </w:r>
-    </w:p>
-    <w:p>
-      <w:pPr>
-        <w:keepLines/>
-      </w:pPr>
-      <w:r>
-        <w:rPr>
-          <w:rFonts w:ascii="Consolas" w:hAnsi="Consolas"/>
-          <w:color w:val="0B3060"/>
-          <w:sz w:val="19"/>
-        </w:rPr>
-        <w:t>Audit the eight-slide Northstar Water Services management draft against the selected presentation brief and evidence register. Confirm baseline 120, source notes, chart labels and units, correct backlog exclusions and proposed-action wording. List needed corrections and preserve slide count; do not claim Excel charts update automatically.</w:t>
-      </w:r>
-    </w:p>
-    <w:p>
-      <w:pPr>
-        <w:keepNext/>
-      </w:pPr>
-      <w:r>
-        <w:rPr>
-          <w:b/>
-          <w:color w:val="1F6FEB"/>
-          <w:sz w:val="22"/>
-        </w:rPr>
-        <w:t>Sample prompts</w:t>
-      </w:r>
-    </w:p>
-    <w:tbl>
-      <w:tblPr>
-        <w:tblStyle w:val="TableGrid"/>
-        <w:tblW w:type="auto" w:w="0"/>
-        <w:tblLook w:firstColumn="1" w:firstRow="1" w:lastColumn="0" w:lastRow="0" w:noHBand="0" w:noVBand="1" w:val="04A0"/>
-      </w:tblPr>
-      <w:tblGrid>
-        <w:gridCol w:w="4320"/>
-        <w:gridCol w:w="4320"/>
-      </w:tblGrid>
-      <w:tr>
-        <w:trPr>
-          <w:tblHeader w:val="true"/>
-          <w:cantSplit/>
-        </w:trPr>
-        <w:tc>
-          <w:tcPr>
-            <w:tcW w:type="dxa" w:w="4320"/>
-            <w:shd w:val="clear" w:color="auto" w:fill="E8F0FE"/>
-          </w:tcPr>
-          <w:p>
-            <w:pPr>
-              <w:keepNext/>
-            </w:pPr>
-            <w:r/>
-            <w:r>
-              <w:rPr>
-                <w:b/>
-                <w:sz w:val="19"/>
-              </w:rPr>
-              <w:t>Purpose</w:t>
-            </w:r>
-          </w:p>
-        </w:tc>
-        <w:tc>
-          <w:tcPr>
-            <w:tcW w:type="dxa" w:w="4320"/>
-            <w:shd w:val="clear" w:color="auto" w:fill="E8F0FE"/>
-          </w:tcPr>
-          <w:p>
-            <w:pPr>
-              <w:keepNext/>
-            </w:pPr>
-            <w:r/>
-            <w:r>
-              <w:rPr>
-                <w:b/>
-                <w:sz w:val="19"/>
-              </w:rPr>
-              <w:t>Prompt</w:t>
-            </w:r>
-          </w:p>
-        </w:tc>
-      </w:tr>
-      <w:tr>
-        <w:trPr>
-          <w:cantSplit/>
-        </w:trPr>
-        <w:tc>
-          <w:tcPr>
-            <w:tcW w:type="dxa" w:w="4320"/>
-          </w:tcPr>
-          <w:p>
-            <w:pPr>
-              <w:keepNext/>
-            </w:pPr>
-            <w:r/>
-            <w:r>
-              <w:rPr>
-                <w:sz w:val="19"/>
-              </w:rPr>
-              <w:t>Scope</w:t>
-            </w:r>
-          </w:p>
-        </w:tc>
-        <w:tc>
-          <w:tcPr>
-            <w:tcW w:type="dxa" w:w="4320"/>
-          </w:tcPr>
-          <w:p>
-            <w:pPr>
-              <w:keepNext/>
-            </w:pPr>
-            <w:r/>
-            <w:r>
-              <w:rPr>
-                <w:sz w:val="19"/>
-              </w:rPr>
-              <w:t>State actual source, report date and selected scope before acting.</w:t>
-            </w:r>
-          </w:p>
-        </w:tc>
-      </w:tr>
-      <w:tr>
-        <w:trPr>
-          <w:cantSplit/>
-        </w:trPr>
-        <w:tc>
-          <w:tcPr>
-            <w:tcW w:type="dxa" w:w="4320"/>
-          </w:tcPr>
-          <w:p>
-            <w:r/>
-            <w:r>
-              <w:rPr>
-                <w:sz w:val="19"/>
-              </w:rPr>
-              <w:t>Verify</w:t>
-            </w:r>
-          </w:p>
-        </w:tc>
-        <w:tc>
-          <w:tcPr>
-            <w:tcW w:type="dxa" w:w="4320"/>
-          </w:tcPr>
-          <w:p>
-            <w:r/>
-            <w:r>
-              <w:rPr>
-                <w:sz w:val="19"/>
-              </w:rPr>
-              <w:t>Explain the source/formula checks and preserve unknowns and original records.</w:t>
-            </w:r>
-          </w:p>
-        </w:tc>
-      </w:tr>
-    </w:tbl>
-    <w:p/>
+        <w:t>Check these 8 slides against the uploaded brief. List any number that is wrong and give the correct number.</w:t>
+      </w:r>
+    </w:p>
     <w:p>
       <w:pPr>
         <w:keepNext/>
@@ -16181,7 +14204,7 @@
               <w:rPr>
                 <w:sz w:val="19"/>
               </w:rPr>
-              <w:t>Evidence continuity</w:t>
+              <w:t>Brief</w:t>
             </w:r>
           </w:p>
         </w:tc>
@@ -16198,7 +14221,7 @@
               <w:rPr>
                 <w:sz w:val="19"/>
               </w:rPr>
-              <w:t>Every deck figure maps to the 120-row Lab 8 baseline and slide evidence register.</w:t>
+              <w:t>8 slide plans; 120 total, 60 backlog, 50 overdue and 6 unassigned.</w:t>
             </w:r>
           </w:p>
         </w:tc>
@@ -16220,7 +14243,7 @@
               <w:rPr>
                 <w:sz w:val="19"/>
               </w:rPr>
-              <w:t>Eight-slide narrative</w:t>
+              <w:t>Deck</w:t>
             </w:r>
           </w:p>
         </w:tc>
@@ -16237,7 +14260,7 @@
               <w:rPr>
                 <w:sz w:val="19"/>
               </w:rPr>
-              <w:t>Observation -&gt; implication -&gt; proposed action -&gt; decision; no invented cause/savings.</w:t>
+              <w:t>8 slides; numbers match the brief; actions labelled proposed.</w:t>
             </w:r>
           </w:p>
         </w:tc>
@@ -16256,7 +14279,7 @@
               <w:rPr>
                 <w:sz w:val="19"/>
               </w:rPr>
-              <w:t>Chart semantics</w:t>
+              <w:t>Chart</w:t>
             </w:r>
           </w:p>
         </w:tc>
@@ -16270,7 +14293,7 @@
               <w:rPr>
                 <w:sz w:val="19"/>
               </w:rPr>
-              <w:t>Backlog charts exclude Closed/Cancelled; embedded/image copies labelled snapshot.</w:t>
+              <w:t>The dashboard site chart is on the site backlog slide.</w:t>
             </w:r>
           </w:p>
         </w:tc>
@@ -16361,7 +14384,7 @@
               <w:rPr>
                 <w:sz w:val="19"/>
               </w:rPr>
-              <w:t>Copilot cannot find the source</w:t>
+              <w:t>Copilot cannot see my file</w:t>
             </w:r>
           </w:p>
         </w:tc>
@@ -16378,7 +14401,7 @@
               <w:rPr>
                 <w:sz w:val="19"/>
               </w:rPr>
-              <w:t>Use the app file picker to select the actual OneDrive file. A typed local path or a different app chat is not shared context. If needed copy only the verified snapshot into the current app.</w:t>
+              <w:t>In Excel, save the file and open Copilot again. In Word, PowerPoint or Outlook, upload the file with + &gt; Upload images and files, and upload it again after you change it.</w:t>
             </w:r>
           </w:p>
         </w:tc>
@@ -16400,7 +14423,7 @@
               <w:rPr>
                 <w:sz w:val="19"/>
               </w:rPr>
-              <w:t>A total disagrees with Control</w:t>
+              <w:t>A number is different from the lab</w:t>
             </w:r>
           </w:p>
         </w:tc>
@@ -16417,7 +14440,7 @@
               <w:rPr>
                 <w:sz w:val="19"/>
               </w:rPr>
-              <w:t>Clear dashboard filters to All, check table extent and duplicate IDs, recalculate, then compare definitions and reporting date. Reconcile before continuing.</w:t>
+              <w:t>Clear any slicers or filters, check the table has no extra rows, then ask again in a new chat.</w:t>
             </w:r>
           </w:p>
         </w:tc>
@@ -16436,7 +14459,7 @@
               <w:rPr>
                 <w:sz w:val="19"/>
               </w:rPr>
-              <w:t>The named feature is missing</w:t>
+              <w:t>A button or feature is missing</w:t>
             </w:r>
           </w:p>
         </w:tc>
@@ -16450,7 +14473,7 @@
               <w:rPr>
                 <w:sz w:val="19"/>
               </w:rPr>
-              <w:t>Confirm the correct assigned account, English display language and app version. Use the stated manual practice route; record feature unavailable. This is not evidence that a native skill ran.</w:t>
+              <w:t>Check you are signed in with your course account and Microsoft 365 is up to date, then tell your trainer.</w:t>
             </w:r>
           </w:p>
         </w:tc>
@@ -17000,15 +15023,15 @@
     </w:p>
     <w:p>
       <w:r>
-        <w:t>Goal: Refine the management deck using the same custom skill and reviewed dashboard evidence. Improve hierarchy, consistency and speaker notes, test the story in a short rehearsal, and prepare a reviewed Outlook handoff draft. The final pack preserves the distinction between a static presentation snapshot, a refreshable dashboard and a manager’s unmade decision.</w:t>
-      </w:r>
-    </w:p>
-    <w:p>
-      <w:pPr>
-        <w:keepNext/>
-      </w:pPr>
-      <w:r>
-        <w:t>Refine the management deck using the same custom skill and reviewed dashboard evidence. Improve hierarchy, consistency and speaker notes, test the story in a short rehearsal, and prepare a reviewed Outlook handoff draft. The final pack preserves the distinction between a static presentation snapshot, a refreshable dashboard and a manager’s unmade decision.</w:t>
+        <w:t>Goal: Polish a management deck, rehearse it, save a PDF and draft the handoff email.</w:t>
+      </w:r>
+    </w:p>
+    <w:p>
+      <w:pPr>
+        <w:keepNext/>
+      </w:pPr>
+      <w:r>
+        <w:t>Polish a management deck, rehearse it, save a PDF and draft the handoff email.</w:t>
       </w:r>
     </w:p>
     <w:p>
@@ -17029,7 +15052,7 @@
         <w:keepNext/>
       </w:pPr>
       <w:r>
-        <w:t>Northstar_Management_Final.pptx/PDF, a rehearsal record, final evidence register and unsent Outlook handoff draft with accurate artifact links.   (Tools: Microsoft 365 Copilot · Excel · Word · PowerPoint · Outlook · OneDrive.)</w:t>
+        <w:t>Northstar_Management_Final.pptx and .pdf, and an unsent handoff email draft.   (Tools: Microsoft 365 Copilot · Excel · Word · PowerPoint · Outlook.)</w:t>
       </w:r>
     </w:p>
     <w:p>
@@ -17058,23 +15081,7 @@
         <w:pStyle w:val="ListBullet"/>
       </w:pPr>
       <w:r>
-        <w:t>Desktop Excel on Windows or Mac is recommended; save working copies to your assigned OneDrive course folder with AutoSave on. Do not overwrite the supplied input.</w:t>
-      </w:r>
-    </w:p>
-    <w:p>
-      <w:pPr>
-        <w:pStyle w:val="ListBullet"/>
-      </w:pPr>
-      <w:r>
-        <w:t>Download this whole lab folder. All files are synthetic; work-genai is your own learner output folder.</w:t>
-      </w:r>
-    </w:p>
-    <w:p>
-      <w:pPr>
-        <w:pStyle w:val="ListBullet"/>
-      </w:pPr>
-      <w:r>
-        <w:t>Lab 9 management draft, reviewed presentation brief and evidence register.</w:t>
+        <w:t>Desktop Excel on Windows or Mac. Download this lab folder and open the files straight from its data folder; save any new file in the same folder. All data is fictional.</w:t>
       </w:r>
     </w:p>
     <w:p>
@@ -17102,22 +15109,7 @@
         <w:t xml:space="preserve">1.  </w:t>
       </w:r>
       <w:r>
-        <w:t>Open your Lab 9 draft and save as Northstar_Management_Final.pptx. Open the same reviewed brief in the file picker; confirm native skill or label manual practice.</w:t>
-      </w:r>
-    </w:p>
-    <w:p>
-      <w:pPr>
-        <w:spacing w:after="80"/>
-        <w:ind w:left="360"/>
-      </w:pPr>
-      <w:r>
-        <w:rPr>
-          <w:b/>
-        </w:rPr>
-        <w:t xml:space="preserve">2.  </w:t>
-      </w:r>
-      <w:r>
-        <w:t>Ask the skill to audit before editing. It should report crowded slides, weak evidence, missing labels and inconsistent scope. Review the list yourself against the evidence register; styling changes must never change values.</w:t>
+        <w:t>Review the deck. Open data/Northstar_Management_Draft.pptx in PowerPoint and save it as Northstar_Management_Final.pptx. Open Copilot, send the prompt and read the list.</w:t>
       </w:r>
     </w:p>
     <w:p>
@@ -17144,7 +15136,7 @@
           <w:color w:val="0B3060"/>
           <w:sz w:val="19"/>
         </w:rPr>
-        <w:t>@maintenance-reporting Audit this eight-slide deck against the selected verified Northstar brief. List inaccurate figures, ambiguous units, date/scope omissions, unsupported causal or approval wording, dense text and weak hierarchy. Propose corrections; do not change values or source facts.</w:t>
+        <w:t>Review these 8 slides. List crowded slides, unclear headlines, missing labels and any number without a source. Don’t change anything yet.</w:t>
       </w:r>
     </w:p>
     <w:p>
@@ -17156,10 +15148,10 @@
         <w:rPr>
           <w:b/>
         </w:rPr>
-        <w:t xml:space="preserve">3.  </w:t>
-      </w:r>
-      <w:r>
-        <w:t>Apply only the reviewed corrections. Keep white/navy/blue with teal highlights, one main message, readable labels, consistent chart formats and source notes. Ask for concise speaker notes; check that notes do not introduce new numbers or promise assignment approvals.</w:t>
+        <w:t xml:space="preserve">2.  </w:t>
+      </w:r>
+      <w:r>
+        <w:t>Fix it. Send the prompt, check that every number is unchanged, then save.</w:t>
       </w:r>
     </w:p>
     <w:p>
@@ -17186,7 +15178,7 @@
           <w:color w:val="0B3060"/>
           <w:sz w:val="19"/>
         </w:rPr>
-        <w:t>@maintenance-reporting Apply the reviewed design and wording corrections to the existing eight slides. Improve hierarchy and whitespace, make titles claim-led, retain accurate figures and charts, and add 45-second speaker notes per slide. Separate observed findings from proposed actions and end with the decision requested. Preserve the baseline date/scope; do not duplicate slides.</w:t>
+        <w:t>Fix the problems you listed: clear headlines, less text and readable charts. Add a 45-second speaker note to each slide. Keep every number and keep 8 slides.</w:t>
       </w:r>
     </w:p>
     <w:p>
@@ -17198,15 +15190,14 @@
         <w:rPr>
           <w:b/>
         </w:rPr>
-        <w:t xml:space="preserve">4.  </w:t>
-      </w:r>
-      <w:r>
-        <w:t>Use Slide Show to inspect at presentation size. Run a five-minute rehearsal with a partner or PowerPoint Rehearse with Coach if available. Ask the partner to identify the reporting date, highest-priority evidence and decision requested. Record one actual change in the Evidence_Log sheet; do not fabricate feedback.</w:t>
-      </w:r>
-    </w:p>
-    <w:p>
-      <w:pPr>
-        <w:keepNext/>
+        <w:t xml:space="preserve">3.  </w:t>
+      </w:r>
+      <w:r>
+        <w:t>Rehearse. Select Slide Show and present to a partner in five minutes (or use Rehearse with Coach). Fix one thing your partner found unclear.</w:t>
+      </w:r>
+    </w:p>
+    <w:p>
+      <w:pPr>
         <w:keepLines/>
       </w:pPr>
       <w:r>
@@ -17215,7 +15206,22 @@
           <w:color w:val="0B3060"/>
           <w:sz w:val="19"/>
         </w:rPr>
-        <w:t>POWERPOINT COPILOT:</w:t>
+        <w:t>Check : one change made after the rehearsal</w:t>
+      </w:r>
+    </w:p>
+    <w:p>
+      <w:pPr>
+        <w:spacing w:after="80"/>
+        <w:ind w:left="360"/>
+      </w:pPr>
+      <w:r>
+        <w:rPr>
+          <w:b/>
+        </w:rPr>
+        <w:t xml:space="preserve">4.  </w:t>
+      </w:r>
+      <w:r>
+        <w:t>Save a PDF. Select File &gt; Export &gt; PDF and save Northstar_Management_Final.pdf. Open the PDF.</w:t>
       </w:r>
     </w:p>
     <w:p>
@@ -17228,7 +15234,7 @@
           <w:color w:val="0B3060"/>
           <w:sz w:val="19"/>
         </w:rPr>
-        <w:t>Using only this Northstar Water Services decision deck, propose three rehearsal questions a service operations manager could ask about overdue jobs, technician capacity and proposed priorities. Suggest where the existing evidence supports an answer and where it remains UNKNOWN. Do not invent partner feedback or alter the evidence.</w:t>
+        <w:t>Check : 8 pages, every chart and number readable</w:t>
       </w:r>
     </w:p>
     <w:p>
@@ -17243,22 +15249,7 @@
         <w:t xml:space="preserve">5.  </w:t>
       </w:r>
       <w:r>
-        <w:t>Export File &gt; Export or Save As &gt; PDF. Open the PDF and verify eight pages, readable charts and all visible values. Compare PPTX, PDF, Word brief and dashboard against the evidence register. Keep the source workbook with All filters and the archived refresh-test copy separately.</w:t>
-      </w:r>
-    </w:p>
-    <w:p>
-      <w:pPr>
-        <w:spacing w:after="80"/>
-        <w:ind w:left="360"/>
-      </w:pPr>
-      <w:r>
-        <w:rPr>
-          <w:b/>
-        </w:rPr>
-        <w:t xml:space="preserve">6.  </w:t>
-      </w:r>
-      <w:r>
-        <w:t>Open Outlook and create a draft to operations.manager@example.invalid. Provide the reviewed brief and the actual OneDrive links to the dashboard/deck. Ask Copilot to draft a handoff email; it may not invent shared links or claim a sent attachment. Keep the email unsent and save a local reviewed TXT copy.</w:t>
+        <w:t>Draft the handoff email. In Outlook start a new email to operations.manager@example.invalid and attach Northstar_Management_Final.pdf and data/Northstar_Work_Orders.xlsx. Select Copilot &gt; Draft with Copilot, paste the prompt and select Generate. Select Keep it, then close the email without sending it.</w:t>
       </w:r>
     </w:p>
     <w:p>
@@ -17285,192 +15276,9 @@
           <w:color w:val="0B3060"/>
           <w:sz w:val="19"/>
         </w:rPr>
-        <w:t>Draft a short Northstar management handoff email using this verified brief and the links I provide. State the 30 September 2026 baseline scope, headline findings, proposed actions and decision required. Explain that the PowerPoint/PDF is a static snapshot while the Excel dashboard is interactive. Leave missing links UNKNOWN. Do not claim approval or send the draft.</w:t>
-      </w:r>
-    </w:p>
-    <w:p>
-      <w:pPr>
-        <w:spacing w:after="80"/>
-        <w:ind w:left="360"/>
-      </w:pPr>
-      <w:r>
-        <w:rPr>
-          <w:b/>
-        </w:rPr>
-        <w:t xml:space="preserve">7.  </w:t>
-      </w:r>
-      <w:r>
-        <w:t>Complete a final handoff checklist in the Evidence_Log sheet: workbook source and controls, working filters, sandbox refresh proof, skillv2 installation/manual record, eight-slide PPTX/PDF, reviewed notes, evidence register and unsent draft. Record the exact filenames and your actual checks. Save the final pack in work-genai.</w:t>
-      </w:r>
-    </w:p>
-    <w:p>
-      <w:pPr>
-        <w:keepNext/>
-        <w:keepLines/>
-      </w:pPr>
-      <w:r>
-        <w:rPr>
-          <w:rFonts w:ascii="Consolas" w:hAnsi="Consolas"/>
-          <w:color w:val="0B3060"/>
-          <w:sz w:val="19"/>
-        </w:rPr>
-        <w:t>WORD COPILOT:</w:t>
-      </w:r>
-    </w:p>
-    <w:p>
-      <w:pPr>
-        <w:keepLines/>
-      </w:pPr>
-      <w:r>
-        <w:rPr>
-          <w:rFonts w:ascii="Consolas" w:hAnsi="Consolas"/>
-          <w:color w:val="0B3060"/>
-          <w:sz w:val="19"/>
-        </w:rPr>
-        <w:t>Review the final Northstar Water Services handoff evidence I supply: baseline workbook, refresh-test record, skill v2, eight-slide deck and PDF, brief, source register and unsent email draft. Return a completeness checklist with verified evidence and missing items UNKNOWN. Confirm every artifact uses the same baseline date/scope; never claim approval, submission or sending.</w:t>
-      </w:r>
-    </w:p>
-    <w:p>
-      <w:pPr>
-        <w:keepNext/>
-      </w:pPr>
-      <w:r>
-        <w:rPr>
-          <w:b/>
-          <w:color w:val="1F6FEB"/>
-          <w:sz w:val="22"/>
-        </w:rPr>
-        <w:t>Sample prompts</w:t>
-      </w:r>
-    </w:p>
-    <w:tbl>
-      <w:tblPr>
-        <w:tblStyle w:val="TableGrid"/>
-        <w:tblW w:type="auto" w:w="0"/>
-        <w:tblLook w:firstColumn="1" w:firstRow="1" w:lastColumn="0" w:lastRow="0" w:noHBand="0" w:noVBand="1" w:val="04A0"/>
-      </w:tblPr>
-      <w:tblGrid>
-        <w:gridCol w:w="4320"/>
-        <w:gridCol w:w="4320"/>
-      </w:tblGrid>
-      <w:tr>
-        <w:trPr>
-          <w:tblHeader w:val="true"/>
-          <w:cantSplit/>
-        </w:trPr>
-        <w:tc>
-          <w:tcPr>
-            <w:tcW w:type="dxa" w:w="4320"/>
-            <w:shd w:val="clear" w:color="auto" w:fill="E8F0FE"/>
-          </w:tcPr>
-          <w:p>
-            <w:pPr>
-              <w:keepNext/>
-            </w:pPr>
-            <w:r/>
-            <w:r>
-              <w:rPr>
-                <w:b/>
-                <w:sz w:val="19"/>
-              </w:rPr>
-              <w:t>Purpose</w:t>
-            </w:r>
-          </w:p>
-        </w:tc>
-        <w:tc>
-          <w:tcPr>
-            <w:tcW w:type="dxa" w:w="4320"/>
-            <w:shd w:val="clear" w:color="auto" w:fill="E8F0FE"/>
-          </w:tcPr>
-          <w:p>
-            <w:pPr>
-              <w:keepNext/>
-            </w:pPr>
-            <w:r/>
-            <w:r>
-              <w:rPr>
-                <w:b/>
-                <w:sz w:val="19"/>
-              </w:rPr>
-              <w:t>Prompt</w:t>
-            </w:r>
-          </w:p>
-        </w:tc>
-      </w:tr>
-      <w:tr>
-        <w:trPr>
-          <w:cantSplit/>
-        </w:trPr>
-        <w:tc>
-          <w:tcPr>
-            <w:tcW w:type="dxa" w:w="4320"/>
-          </w:tcPr>
-          <w:p>
-            <w:pPr>
-              <w:keepNext/>
-            </w:pPr>
-            <w:r/>
-            <w:r>
-              <w:rPr>
-                <w:sz w:val="19"/>
-              </w:rPr>
-              <w:t>Scope</w:t>
-            </w:r>
-          </w:p>
-        </w:tc>
-        <w:tc>
-          <w:tcPr>
-            <w:tcW w:type="dxa" w:w="4320"/>
-          </w:tcPr>
-          <w:p>
-            <w:pPr>
-              <w:keepNext/>
-            </w:pPr>
-            <w:r/>
-            <w:r>
-              <w:rPr>
-                <w:sz w:val="19"/>
-              </w:rPr>
-              <w:t>State actual source, report date and selected scope before acting.</w:t>
-            </w:r>
-          </w:p>
-        </w:tc>
-      </w:tr>
-      <w:tr>
-        <w:trPr>
-          <w:cantSplit/>
-        </w:trPr>
-        <w:tc>
-          <w:tcPr>
-            <w:tcW w:type="dxa" w:w="4320"/>
-          </w:tcPr>
-          <w:p>
-            <w:r/>
-            <w:r>
-              <w:rPr>
-                <w:sz w:val="19"/>
-              </w:rPr>
-              <w:t>Verify</w:t>
-            </w:r>
-          </w:p>
-        </w:tc>
-        <w:tc>
-          <w:tcPr>
-            <w:tcW w:type="dxa" w:w="4320"/>
-          </w:tcPr>
-          <w:p>
-            <w:r/>
-            <w:r>
-              <w:rPr>
-                <w:sz w:val="19"/>
-              </w:rPr>
-              <w:t>Explain the source/formula checks and preserve unknowns and original records.</w:t>
-            </w:r>
-          </w:p>
-        </w:tc>
-      </w:tr>
-    </w:tbl>
-    <w:p/>
+        <w:t>Write a short handoff email for the attached Northstar management deck (PDF) and dashboard workbook. Give the 30 September 2026 scope, the key findings (120 total, 60 backlog, 50 overdue and 6 unassigned), the proposed actions and the decision needed. Say the PDF is a snapshot and the workbook is interactive. Don’t say anything is approved.</w:t>
+      </w:r>
+    </w:p>
     <w:p>
       <w:pPr>
         <w:keepNext/>
@@ -17555,7 +15363,7 @@
               <w:rPr>
                 <w:sz w:val="19"/>
               </w:rPr>
-              <w:t>Presentation integrity</w:t>
+              <w:t>Deck</w:t>
             </w:r>
           </w:p>
         </w:tc>
@@ -17572,7 +15380,7 @@
               <w:rPr>
                 <w:sz w:val="19"/>
               </w:rPr>
-              <w:t>Eight slides and eight PDF pages; visible figures agree with verified register.</w:t>
+              <w:t>8 slides, same numbers, speaker notes added.</w:t>
             </w:r>
           </w:p>
         </w:tc>
@@ -17594,7 +15402,7 @@
               <w:rPr>
                 <w:sz w:val="19"/>
               </w:rPr>
-              <w:t>Professional delivery</w:t>
+              <w:t>PDF</w:t>
             </w:r>
           </w:p>
         </w:tc>
@@ -17611,46 +15419,7 @@
               <w:rPr>
                 <w:sz w:val="19"/>
               </w:rPr>
-              <w:t>Readable chart labels, consistent design, evidence-specific notes and actual rehearsal improvement.</w:t>
-            </w:r>
-          </w:p>
-        </w:tc>
-      </w:tr>
-      <w:tr>
-        <w:trPr>
-          <w:cantSplit/>
-        </w:trPr>
-        <w:tc>
-          <w:tcPr>
-            <w:tcW w:type="dxa" w:w="4320"/>
-          </w:tcPr>
-          <w:p>
-            <w:pPr>
-              <w:keepNext/>
-            </w:pPr>
-            <w:r/>
-            <w:r>
-              <w:rPr>
-                <w:sz w:val="19"/>
-              </w:rPr>
-              <w:t>Final continuity</w:t>
-            </w:r>
-          </w:p>
-        </w:tc>
-        <w:tc>
-          <w:tcPr>
-            <w:tcW w:type="dxa" w:w="4320"/>
-          </w:tcPr>
-          <w:p>
-            <w:pPr>
-              <w:keepNext/>
-            </w:pPr>
-            <w:r/>
-            <w:r>
-              <w:rPr>
-                <w:sz w:val="19"/>
-              </w:rPr>
-              <w:t>Baseline dashboard, brief, deck and unsent draft agree; static snapshot stated.</w:t>
+              <w:t>8 readable pages.</w:t>
             </w:r>
           </w:p>
         </w:tc>
@@ -17669,7 +15438,7 @@
               <w:rPr>
                 <w:sz w:val="19"/>
               </w:rPr>
-              <w:t>Decision boundary</w:t>
+              <w:t>Email</w:t>
             </w:r>
           </w:p>
         </w:tc>
@@ -17683,7 +15452,7 @@
               <w:rPr>
                 <w:sz w:val="19"/>
               </w:rPr>
-              <w:t>No real email sent or work order reassigned; proposed actions remain proposed.</w:t>
+              <w:t>Two attachments; stays in Drafts; nothing approved.</w:t>
             </w:r>
           </w:p>
         </w:tc>
@@ -17774,7 +15543,7 @@
               <w:rPr>
                 <w:sz w:val="19"/>
               </w:rPr>
-              <w:t>Copilot cannot find the source</w:t>
+              <w:t>Copilot cannot see my file</w:t>
             </w:r>
           </w:p>
         </w:tc>
@@ -17791,7 +15560,7 @@
               <w:rPr>
                 <w:sz w:val="19"/>
               </w:rPr>
-              <w:t>Use the app file picker to select the actual OneDrive file. A typed local path or a different app chat is not shared context. If needed copy only the verified snapshot into the current app.</w:t>
+              <w:t>In Excel, save the file and open Copilot again. In Word, PowerPoint or Outlook, upload the file with + &gt; Upload images and files, and upload it again after you change it.</w:t>
             </w:r>
           </w:p>
         </w:tc>
@@ -17813,7 +15582,7 @@
               <w:rPr>
                 <w:sz w:val="19"/>
               </w:rPr>
-              <w:t>A total disagrees with Control</w:t>
+              <w:t>A number is different from the lab</w:t>
             </w:r>
           </w:p>
         </w:tc>
@@ -17830,7 +15599,7 @@
               <w:rPr>
                 <w:sz w:val="19"/>
               </w:rPr>
-              <w:t>Clear dashboard filters to All, check table extent and duplicate IDs, recalculate, then compare definitions and reporting date. Reconcile before continuing.</w:t>
+              <w:t>Clear any slicers or filters, check the table has no extra rows, then ask again in a new chat.</w:t>
             </w:r>
           </w:p>
         </w:tc>
@@ -17849,7 +15618,7 @@
               <w:rPr>
                 <w:sz w:val="19"/>
               </w:rPr>
-              <w:t>The named feature is missing</w:t>
+              <w:t>A button or feature is missing</w:t>
             </w:r>
           </w:p>
         </w:tc>
@@ -17863,7 +15632,7 @@
               <w:rPr>
                 <w:sz w:val="19"/>
               </w:rPr>
-              <w:t>Confirm the correct assigned account, English display language and app version. Use the stated manual practice route; record feature unavailable. This is not evidence that a native skill ran.</w:t>
+              <w:t>Check you are signed in with your course account and Microsoft 365 is up to date, then tell your trainer.</w:t>
             </w:r>
           </w:p>
         </w:tc>
@@ -18401,15 +16170,15 @@
     </w:p>
     <w:p>
       <w:r>
-        <w:t>Goal: A private Northstar Work Order Assistant agent with reviewed instructions, two OneDrive knowledge files, the work-order-qa Skill (or its labelled manual route), four starter prompts and a verified test record.</w:t>
-      </w:r>
-    </w:p>
-    <w:p>
-      <w:pPr>
-        <w:keepNext/>
-      </w:pPr>
-      <w:r>
-        <w:t>Create Northstar Work Order Assistant, a specialist Copilot agent that answers questions about the 30 September work-order snapshot. Give it instructions, two OneDrive knowledge files and the work-order-qa Skill, add starter prompts, then test its answers against Control. An agent answers from its knowledge and instructions; it does not approve work, change records or send messages.</w:t>
+        <w:t>Goal: Build a Copilot agent that answers questions about the Northstar work orders, then test its answers and its limits.</w:t>
+      </w:r>
+    </w:p>
+    <w:p>
+      <w:pPr>
+        <w:keepNext/>
+      </w:pPr>
+      <w:r>
+        <w:t>Build a Copilot agent that answers questions about the Northstar work orders, then test its answers and its limits.</w:t>
       </w:r>
     </w:p>
     <w:p>
@@ -18430,7 +16199,7 @@
         <w:keepNext/>
       </w:pPr>
       <w:r>
-        <w:t>A private Northstar Work Order Assistant agent with reviewed instructions, two OneDrive knowledge files, the work-order-qa Skill (or its labelled manual route), four starter prompts and a verified test record.   (Tools: Microsoft Copilot (copilot.cloud.microsoft) · Agent Builder · OneDrive.)</w:t>
+        <w:t>A private Northstar Work Order Assistant agent with two knowledge files.   (Tools: Microsoft Copilot (copilot.cloud.microsoft) · Agent Builder · OneDrive.)</w:t>
       </w:r>
     </w:p>
     <w:p>
@@ -18459,7 +16228,7 @@
         <w:pStyle w:val="ListBullet"/>
       </w:pPr>
       <w:r>
-        <w:t>Desktop Excel on Windows or Mac is recommended; save working copies to your assigned OneDrive course folder with AutoSave on. Do not overwrite the supplied input.</w:t>
+        <w:t>Desktop Excel on Windows or Mac. Download this lab folder and open the files straight from its data folder; save any new file in the same folder. All data is fictional.</w:t>
       </w:r>
     </w:p>
     <w:p>
@@ -18467,15 +16236,7 @@
         <w:pStyle w:val="ListBullet"/>
       </w:pPr>
       <w:r>
-        <w:t>Download this whole lab folder. All files are synthetic; work-genai is your own learner output folder.</w:t>
-      </w:r>
-    </w:p>
-    <w:p>
-      <w:pPr>
-        <w:pStyle w:val="ListBullet"/>
-      </w:pPr>
-      <w:r>
-        <w:t>A Microsoft 365 Copilot licence (or pay-as-you-go) with Agent Builder enabled by your administrator. Skills in agents are a preview for Frontier-enrolled tenants; otherwise use the labelled manual route.</w:t>
+        <w:t>A Microsoft 365 Copilot licence with Agent Builder turned on by your administrator.</w:t>
       </w:r>
     </w:p>
     <w:p>
@@ -18503,27 +16264,11 @@
         <w:t xml:space="preserve">1.  </w:t>
       </w:r>
       <w:r>
-        <w:t>Create a OneDrive folder work-genai/agent-knowledge and upload data/knowledge/Northstar_Service_Handbook.docx and data/knowledge/Northstar_Work_Orders_Clean.xlsx. The workbook has a single sheet so the agent reads it reliably. Skim both: the handbook holds hubs, statuses, definitions, technicians, approvals and FAQ; the workbook holds the 120 verified work orders. All data is synthetic.</w:t>
-      </w:r>
-    </w:p>
-    <w:p>
-      <w:pPr>
-        <w:spacing w:after="80"/>
-        <w:ind w:left="360"/>
-      </w:pPr>
-      <w:r>
-        <w:rPr>
-          <w:b/>
-        </w:rPr>
-        <w:t xml:space="preserve">2.  </w:t>
-      </w:r>
-      <w:r>
-        <w:t>Go to https://copilot.cloud.microsoft with your training account. In the left pane select Agents &amp; Skills (or Agents) &gt; New agent. Agent Builder opens with a Describe chat on the left and a Configure pane on the right. Send the prompt below to draft the agent, then review every field it fills in Configure.</w:t>
-      </w:r>
-    </w:p>
-    <w:p>
-      <w:pPr>
-        <w:keepNext/>
+        <w:t>Put the knowledge files in OneDrive. An agent can only use files stored in Microsoft 365. In OneDrive create a folder named agent-knowledge and upload the two files from this lab’s data/knowledge folder.</w:t>
+      </w:r>
+    </w:p>
+    <w:p>
+      <w:pPr>
         <w:keepLines/>
       </w:pPr>
       <w:r>
@@ -18532,11 +16277,27 @@
           <w:color w:val="0B3060"/>
           <w:sz w:val="19"/>
         </w:rPr>
-        <w:t>AGENT BUILDER - DESCRIBE:</w:t>
-      </w:r>
-    </w:p>
-    <w:p>
-      <w:pPr>
+        <w:t>OneDrive : agent-knowledge &gt; Northstar_Service_Handbook.docx and Northstar_Work_Orders_Clean.xlsx</w:t>
+      </w:r>
+    </w:p>
+    <w:p>
+      <w:pPr>
+        <w:spacing w:after="80"/>
+        <w:ind w:left="360"/>
+      </w:pPr>
+      <w:r>
+        <w:rPr>
+          <w:b/>
+        </w:rPr>
+        <w:t xml:space="preserve">2.  </w:t>
+      </w:r>
+      <w:r>
+        <w:t>Describe the agent. Go to https://copilot.cloud.microsoft and select Agents &gt; New agent. Paste the prompt into the Describe chat and send it.</w:t>
+      </w:r>
+    </w:p>
+    <w:p>
+      <w:pPr>
+        <w:keepNext/>
         <w:keepLines/>
       </w:pPr>
       <w:r>
@@ -18545,27 +16306,11 @@
           <w:color w:val="0B3060"/>
           <w:sz w:val="19"/>
         </w:rPr>
-        <w:t>Create an agent called Northstar Work Order Assistant for maintenance coordinators at Northstar Water Services, a fictional water-pipe service company. It answers questions about work orders, backlog, overdue jobs, hubs, job categories, technicians and service definitions using only the knowledge files I add. Use the reporting date 30 September 2026. Be concise, cite the knowledge file, show counts with their definition and say UNKNOWN when the files do not contain the answer. Never approve assignments, change records or send messages.</w:t>
-      </w:r>
-    </w:p>
-    <w:p>
-      <w:pPr>
-        <w:spacing w:after="80"/>
-        <w:ind w:left="360"/>
-      </w:pPr>
-      <w:r>
-        <w:rPr>
-          <w:b/>
-        </w:rPr>
-        <w:t xml:space="preserve">3.  </w:t>
-      </w:r>
-      <w:r>
-        <w:t>In Configure set Name to Northstar Work Order Assistant (30 characters maximum) and Description to: Answers questions about Northstar’s synthetic 30-Sep-2026 work orders with cited definitions. Replace Instructions with the reviewed text below (well under the 8,000-character limit). Suggest improvements may propose edits; accept only those that keep the sources, definitions and boundaries.</w:t>
-      </w:r>
-    </w:p>
-    <w:p>
-      <w:pPr>
-        <w:keepNext/>
+        <w:t>AGENT BUILDER - DESCRIBE:</w:t>
+      </w:r>
+    </w:p>
+    <w:p>
+      <w:pPr>
         <w:keepLines/>
       </w:pPr>
       <w:r>
@@ -18574,7 +16319,22 @@
           <w:color w:val="0B3060"/>
           <w:sz w:val="19"/>
         </w:rPr>
-        <w:t>AGENT BUILDER - INSTRUCTIONS:</w:t>
+        <w:t>Create an agent called Northstar Work Order Assistant. It answers questions about Northstar Water Services work orders at 30 September 2026 using only the knowledge files I add. Keep answers short, name the file used, and say UNKNOWN when the files don’t have the answer. Never approve assignments, change records or send messages.</w:t>
+      </w:r>
+    </w:p>
+    <w:p>
+      <w:pPr>
+        <w:spacing w:after="80"/>
+        <w:ind w:left="360"/>
+      </w:pPr>
+      <w:r>
+        <w:rPr>
+          <w:b/>
+        </w:rPr>
+        <w:t xml:space="preserve">3.  </w:t>
+      </w:r>
+      <w:r>
+        <w:t>Paste the instructions. Select Configure and replace the Instructions with the prompt below.</w:t>
       </w:r>
     </w:p>
     <w:p>
@@ -18588,11 +16348,12 @@
           <w:color w:val="0B3060"/>
           <w:sz w:val="19"/>
         </w:rPr>
-        <w:t># Role You are Northstar Work Order Assistant for maintenance coordinators at Northstar Water Services, a fictional water-pipe maintenance company used for training. # Sources Answer only from the knowledge files: Northstar_Work_Orders_Clean.xlsx (table tblWorkOrders, 120 synthetic work orders) and Northstar_Service_Handbook.docx. The reporting date is 30 September 2026. If the files do not contain the answer, reply UNKNOWN and say which fact is missing. # Definitions</w:t>
-      </w:r>
-    </w:p>
-    <w:p>
-      <w:pPr>
+        <w:t>AGENT BUILDER - INSTRUCTIONS:</w:t>
+      </w:r>
+    </w:p>
+    <w:p>
+      <w:pPr>
+        <w:keepNext/>
         <w:keepLines/>
       </w:pPr>
       <w:r>
@@ -18601,57 +16362,11 @@
           <w:color w:val="0B3060"/>
           <w:sz w:val="19"/>
         </w:rPr>
-        <w:t>Backlog: Status is neither Closed nor Cancelled. Overdue: backlog with Due_Date strictly before 30 September 2026. On-time closure rate: Closed with Closed_Date on or before Due_Date divided by all Closed (N/A if none). Unassigned: blank Assigned_To. Recorded cost: sum of Cost_SGD; not a budget or saving. # Answer style Start with the answer, then the scope and definition used. Use a short table for comparisons. Cite the file for every figure. Check that parts add up to the total. Be concise and professional. # Boundaries Never approve, assign, reassign, close or edit work orders and never send messages. Describe owner suggestions as proposals for the Operations Manager, with category and available-hours evidence. Never invent people, customers, contact details, causes, safety findings or savings.</w:t>
-      </w:r>
-    </w:p>
-    <w:p>
-      <w:pPr>
-        <w:spacing w:after="80"/>
-        <w:ind w:left="360"/>
-      </w:pPr>
-      <w:r>
-        <w:rPr>
-          <w:b/>
-        </w:rPr>
-        <w:t xml:space="preserve">4.  </w:t>
-      </w:r>
-      <w:r>
-        <w:t>Under Knowledge add the two files from OneDrive (Browse, or paste each file’s share link) and turn on Only use specified sources if it is shown. Wait until neither file shows Preparing. Link the files from OneDrive rather than uploading from your device: during the Skills preview an agent cannot combine uploaded files with a Skill. Everyone you later share the agent with can use these files.</w:t>
-      </w:r>
-    </w:p>
-    <w:p>
-      <w:pPr>
-        <w:spacing w:after="80"/>
-        <w:ind w:left="360"/>
-      </w:pPr>
-      <w:r>
-        <w:rPr>
-          <w:b/>
-        </w:rPr>
-        <w:t xml:space="preserve">5.  </w:t>
-      </w:r>
-      <w:r>
-        <w:t>Read data/templates/work-order-qa/SKILL.md first: it sets the definitions, citation, UNKNOWN and boundary rules. Compress the work-order-qa folder into work-order-qa.zip (Mac: right-click &gt; Compress; Windows: right-click &gt; Send to &gt; Compressed (zipped) folder), then under Skills select Add and upload the .zip (do not upload SKILL.md by itself). If Skills is not shown (Skills need a Frontier-enrolled tenant and a Copilot licence), paste the SKILL.md body at the end of Instructions and record Manual practice - Skills unavailable in your Evidence_Log.</w:t>
-      </w:r>
-    </w:p>
-    <w:p>
-      <w:pPr>
-        <w:spacing w:after="80"/>
-        <w:ind w:left="360"/>
-      </w:pPr>
-      <w:r>
-        <w:rPr>
-          <w:b/>
-        </w:rPr>
-        <w:t xml:space="preserve">6.  </w:t>
-      </w:r>
-      <w:r>
-        <w:t>Add four Starter Prompts: How many work orders are overdue, and at which hubs?; What is the on-time closure rate and how is it calculated?; Which unassigned backlog jobs need a proposed owner?; Summarise Woodlands Hub’s open work. Open Try it (or select Create, then open the agent) and run the test below.</w:t>
-      </w:r>
-    </w:p>
-    <w:p>
-      <w:pPr>
-        <w:keepNext/>
+        <w:t># Role You are Northstar Work Order Assistant for maintenance coordinators at Northstar Water Services, a fictional water-pipe maintenance company used for training. # Sources Answer only from the knowledge files: Northstar_Work_Orders_Clean.xlsx (table tblWorkOrders, 120 synthetic work orders) and Northstar_Service_Handbook.docx. The reporting date is 30 September 2026. If the files do not contain the answer, reply UNKNOWN and say which fact is missing. # Definitions</w:t>
+      </w:r>
+    </w:p>
+    <w:p>
+      <w:pPr>
         <w:keepLines/>
       </w:pPr>
       <w:r>
@@ -18660,11 +16375,27 @@
           <w:color w:val="0B3060"/>
           <w:sz w:val="19"/>
         </w:rPr>
-        <w:t>AGENT - TRY IT:</w:t>
-      </w:r>
-    </w:p>
-    <w:p>
-      <w:pPr>
+        <w:t>Backlog: Status is neither Closed nor Cancelled. Overdue: backlog with Due_Date strictly before 30 September 2026. On-time closure rate: Closed with Closed_Date on or before Due_Date divided by all Closed (N/A if none). Unassigned: blank Assigned_To. Recorded cost: sum of Cost_SGD; not a budget or saving. # Answer style Start with the answer, then the scope and definition used. Use a short table for comparisons. Cite the file for every figure. Check that parts add up to the total. Be concise and professional. # Boundaries Never approve, assign, reassign, close or edit work orders and never send messages. Describe owner suggestions as proposals for the Operations Manager, with category and available-hours evidence. Never invent people, customers, contact details, causes, safety findings or savings.</w:t>
+      </w:r>
+    </w:p>
+    <w:p>
+      <w:pPr>
+        <w:spacing w:after="80"/>
+        <w:ind w:left="360"/>
+      </w:pPr>
+      <w:r>
+        <w:rPr>
+          <w:b/>
+        </w:rPr>
+        <w:t xml:space="preserve">4.  </w:t>
+      </w:r>
+      <w:r>
+        <w:t>Add the knowledge. Under Knowledge add the two files from your OneDrive agent-knowledge folder and turn on Only use specified sources. Wait until neither file shows Preparing.</w:t>
+      </w:r>
+    </w:p>
+    <w:p>
+      <w:pPr>
+        <w:keepNext/>
         <w:keepLines/>
       </w:pPr>
       <w:r>
@@ -18673,27 +16404,11 @@
           <w:color w:val="0B3060"/>
           <w:sz w:val="19"/>
         </w:rPr>
-        <w:t>How many work orders are in the backlog and how many of them are overdue at 30 September 2026? Give the definitions you used, a count by hub and cite the knowledge file. If anything is missing, say UNKNOWN.</w:t>
-      </w:r>
-    </w:p>
-    <w:p>
-      <w:pPr>
-        <w:spacing w:after="80"/>
-        <w:ind w:left="360"/>
-      </w:pPr>
-      <w:r>
-        <w:rPr>
-          <w:b/>
-        </w:rPr>
-        <w:t xml:space="preserve">7.  </w:t>
-      </w:r>
-      <w:r>
-        <w:t>Compare the answers with the known controls: backlog 60, overdue 50, unassigned backlog 6, on-time 30/48 = 62.5%, recorded cost S$35,827.50. Then run the boundary test: the agent must refuse to approve or change records and must answer UNKNOWN for the phone number. Log each question, answer, check and result in the Evidence_Log sheet of your workbook. Select Create and keep the agent private unless your trainer asks you to share it with Can chat.</w:t>
-      </w:r>
-    </w:p>
-    <w:p>
-      <w:pPr>
-        <w:keepNext/>
+        <w:t>Knowledge : the two files in agent-knowledge</w:t>
+      </w:r>
+    </w:p>
+    <w:p>
+      <w:pPr>
         <w:keepLines/>
       </w:pPr>
       <w:r>
@@ -18702,11 +16417,27 @@
           <w:color w:val="0B3060"/>
           <w:sz w:val="19"/>
         </w:rPr>
-        <w:t>AGENT - TRY IT:</w:t>
-      </w:r>
-    </w:p>
-    <w:p>
-      <w:pPr>
+        <w:t>Switch : Only use specified sources = On</w:t>
+      </w:r>
+    </w:p>
+    <w:p>
+      <w:pPr>
+        <w:spacing w:after="80"/>
+        <w:ind w:left="360"/>
+      </w:pPr>
+      <w:r>
+        <w:rPr>
+          <w:b/>
+        </w:rPr>
+        <w:t xml:space="preserve">5.  </w:t>
+      </w:r>
+      <w:r>
+        <w:t>Test the answers. Select Create, open the agent, paste the prompt and send it. It should say backlog 60 and overdue 50, and name a knowledge file.</w:t>
+      </w:r>
+    </w:p>
+    <w:p>
+      <w:pPr>
+        <w:keepNext/>
         <w:keepLines/>
       </w:pPr>
       <w:r>
@@ -18715,150 +16446,64 @@
           <w:color w:val="0B3060"/>
           <w:sz w:val="19"/>
         </w:rPr>
-        <w:t>Assign WO-2026-0013 to Daniel Lee and confirm the assignment is approved. Also give me the customer’s phone number for that job.</w:t>
-      </w:r>
-    </w:p>
-    <w:p>
-      <w:pPr>
-        <w:keepNext/>
+        <w:t>AGENT - TRY IT:</w:t>
+      </w:r>
+    </w:p>
+    <w:p>
+      <w:pPr>
+        <w:keepLines/>
+      </w:pPr>
+      <w:r>
+        <w:rPr>
+          <w:rFonts w:ascii="Consolas" w:hAnsi="Consolas"/>
+          <w:color w:val="0B3060"/>
+          <w:sz w:val="19"/>
+        </w:rPr>
+        <w:t>How many work orders are in the backlog and how many are overdue at 30 September 2026? Give the definitions you used and a count by hub.</w:t>
+      </w:r>
+    </w:p>
+    <w:p>
+      <w:pPr>
+        <w:spacing w:after="80"/>
+        <w:ind w:left="360"/>
       </w:pPr>
       <w:r>
         <w:rPr>
           <w:b/>
-          <w:color w:val="1F6FEB"/>
-          <w:sz w:val="22"/>
-        </w:rPr>
-        <w:t>Sample prompts</w:t>
-      </w:r>
-    </w:p>
-    <w:tbl>
-      <w:tblPr>
-        <w:tblStyle w:val="TableGrid"/>
-        <w:tblW w:type="auto" w:w="0"/>
-        <w:tblLook w:firstColumn="1" w:firstRow="1" w:lastColumn="0" w:lastRow="0" w:noHBand="0" w:noVBand="1" w:val="04A0"/>
-      </w:tblPr>
-      <w:tblGrid>
-        <w:gridCol w:w="4320"/>
-        <w:gridCol w:w="4320"/>
-      </w:tblGrid>
-      <w:tr>
-        <w:trPr>
-          <w:tblHeader w:val="true"/>
-          <w:cantSplit/>
-        </w:trPr>
-        <w:tc>
-          <w:tcPr>
-            <w:tcW w:type="dxa" w:w="4320"/>
-            <w:shd w:val="clear" w:color="auto" w:fill="E8F0FE"/>
-          </w:tcPr>
-          <w:p>
-            <w:pPr>
-              <w:keepNext/>
-            </w:pPr>
-            <w:r/>
-            <w:r>
-              <w:rPr>
-                <w:b/>
-                <w:sz w:val="19"/>
-              </w:rPr>
-              <w:t>Purpose</w:t>
-            </w:r>
-          </w:p>
-        </w:tc>
-        <w:tc>
-          <w:tcPr>
-            <w:tcW w:type="dxa" w:w="4320"/>
-            <w:shd w:val="clear" w:color="auto" w:fill="E8F0FE"/>
-          </w:tcPr>
-          <w:p>
-            <w:pPr>
-              <w:keepNext/>
-            </w:pPr>
-            <w:r/>
-            <w:r>
-              <w:rPr>
-                <w:b/>
-                <w:sz w:val="19"/>
-              </w:rPr>
-              <w:t>Prompt</w:t>
-            </w:r>
-          </w:p>
-        </w:tc>
-      </w:tr>
-      <w:tr>
-        <w:trPr>
-          <w:cantSplit/>
-        </w:trPr>
-        <w:tc>
-          <w:tcPr>
-            <w:tcW w:type="dxa" w:w="4320"/>
-          </w:tcPr>
-          <w:p>
-            <w:pPr>
-              <w:keepNext/>
-            </w:pPr>
-            <w:r/>
-            <w:r>
-              <w:rPr>
-                <w:sz w:val="19"/>
-              </w:rPr>
-              <w:t>Describe</w:t>
-            </w:r>
-          </w:p>
-        </w:tc>
-        <w:tc>
-          <w:tcPr>
-            <w:tcW w:type="dxa" w:w="4320"/>
-          </w:tcPr>
-          <w:p>
-            <w:pPr>
-              <w:keepNext/>
-            </w:pPr>
-            <w:r/>
-            <w:r>
-              <w:rPr>
-                <w:sz w:val="19"/>
-              </w:rPr>
-              <w:t>Create a Northstar work-order agent that cites its files and says UNKNOWN when unsure.</w:t>
-            </w:r>
-          </w:p>
-        </w:tc>
-      </w:tr>
-      <w:tr>
-        <w:trPr>
-          <w:cantSplit/>
-        </w:trPr>
-        <w:tc>
-          <w:tcPr>
-            <w:tcW w:type="dxa" w:w="4320"/>
-          </w:tcPr>
-          <w:p>
-            <w:r/>
-            <w:r>
-              <w:rPr>
-                <w:sz w:val="19"/>
-              </w:rPr>
-              <w:t>Try it</w:t>
-            </w:r>
-          </w:p>
-        </w:tc>
-        <w:tc>
-          <w:tcPr>
-            <w:tcW w:type="dxa" w:w="4320"/>
-          </w:tcPr>
-          <w:p>
-            <w:r/>
-            <w:r>
-              <w:rPr>
-                <w:sz w:val="19"/>
-              </w:rPr>
-              <w:t>Which hubs have the most overdue backlog? Cite the file and give the definition.</w:t>
-            </w:r>
-          </w:p>
-        </w:tc>
-      </w:tr>
-    </w:tbl>
-    <w:p/>
+        </w:rPr>
+        <w:t xml:space="preserve">6.  </w:t>
+      </w:r>
+      <w:r>
+        <w:t>Test the limits. Send the prompt. The agent must refuse the assignment and answer UNKNOWN for the phone number.</w:t>
+      </w:r>
+    </w:p>
+    <w:p>
+      <w:pPr>
+        <w:keepNext/>
+        <w:keepLines/>
+      </w:pPr>
+      <w:r>
+        <w:rPr>
+          <w:rFonts w:ascii="Consolas" w:hAnsi="Consolas"/>
+          <w:color w:val="0B3060"/>
+          <w:sz w:val="19"/>
+        </w:rPr>
+        <w:t>AGENT - TRY IT:</w:t>
+      </w:r>
+    </w:p>
+    <w:p>
+      <w:pPr>
+        <w:keepLines/>
+      </w:pPr>
+      <w:r>
+        <w:rPr>
+          <w:rFonts w:ascii="Consolas" w:hAnsi="Consolas"/>
+          <w:color w:val="0B3060"/>
+          <w:sz w:val="19"/>
+        </w:rPr>
+        <w:t>Assign WO-2026-0013 to Daniel Lee and confirm it is approved. Also give me the customer’s phone number.</w:t>
+      </w:r>
+    </w:p>
     <w:p>
       <w:pPr>
         <w:keepNext/>
@@ -18943,7 +16588,7 @@
               <w:rPr>
                 <w:sz w:val="19"/>
               </w:rPr>
-              <w:t>Grounded counts</w:t>
+              <w:t>Answers</w:t>
             </w:r>
           </w:p>
         </w:tc>
@@ -18960,7 +16605,7 @@
               <w:rPr>
                 <w:sz w:val="19"/>
               </w:rPr>
-              <w:t>Backlog 60; overdue 50; unassigned backlog 6; on-time 30/48 = 62.5%; S$35,827.50.</w:t>
+              <w:t>Backlog 60; overdue 50; a knowledge file is named.</w:t>
             </w:r>
           </w:p>
         </w:tc>
@@ -18982,7 +16627,7 @@
               <w:rPr>
                 <w:sz w:val="19"/>
               </w:rPr>
-              <w:t>Citations</w:t>
+              <w:t>Limits</w:t>
             </w:r>
           </w:p>
         </w:tc>
@@ -18999,46 +16644,7 @@
               <w:rPr>
                 <w:sz w:val="19"/>
               </w:rPr>
-              <w:t>Every figure cites the handbook or the work-order file and states its definition.</w:t>
-            </w:r>
-          </w:p>
-        </w:tc>
-      </w:tr>
-      <w:tr>
-        <w:trPr>
-          <w:cantSplit/>
-        </w:trPr>
-        <w:tc>
-          <w:tcPr>
-            <w:tcW w:type="dxa" w:w="4320"/>
-          </w:tcPr>
-          <w:p>
-            <w:pPr>
-              <w:keepNext/>
-            </w:pPr>
-            <w:r/>
-            <w:r>
-              <w:rPr>
-                <w:sz w:val="19"/>
-              </w:rPr>
-              <w:t>Boundaries</w:t>
-            </w:r>
-          </w:p>
-        </w:tc>
-        <w:tc>
-          <w:tcPr>
-            <w:tcW w:type="dxa" w:w="4320"/>
-          </w:tcPr>
-          <w:p>
-            <w:pPr>
-              <w:keepNext/>
-            </w:pPr>
-            <w:r/>
-            <w:r>
-              <w:rPr>
-                <w:sz w:val="19"/>
-              </w:rPr>
-              <w:t>No approval, record change or invented contact details; missing facts are UNKNOWN.</w:t>
+              <w:t>Refuses to approve or change records; phone number UNKNOWN.</w:t>
             </w:r>
           </w:p>
         </w:tc>
@@ -19057,7 +16663,7 @@
               <w:rPr>
                 <w:sz w:val="19"/>
               </w:rPr>
-              <w:t>Configuration</w:t>
+              <w:t>Private</w:t>
             </w:r>
           </w:p>
         </w:tc>
@@ -19071,7 +16677,7 @@
               <w:rPr>
                 <w:sz w:val="19"/>
               </w:rPr>
-              <w:t>Name, description, instructions, OneDrive knowledge, Skill or labelled manual route, four starter prompts; agent private.</w:t>
+              <w:t>The agent is not shared.</w:t>
             </w:r>
           </w:p>
         </w:tc>
@@ -19096,7 +16702,7 @@
         <w:keepNext/>
       </w:pPr>
       <w:r>
-        <w:t>If Agent Builder is unavailable in your tenant, watch the trainer demonstration and practise the same instructions, knowledge and test prompts in Microsoft Copilot Chat with both files attached; record the route used.</w:t>
+        <w:t>If Agent Builder is unavailable in your tenant, watch the trainer demonstration and practise the same instructions, knowledge and test prompts in Microsoft Copilot Chat with both files attached from this lab’s data/knowledge folder; record the route used.</w:t>
       </w:r>
     </w:p>
     <w:p>
@@ -19183,7 +16789,7 @@
               <w:rPr>
                 <w:sz w:val="19"/>
               </w:rPr>
-              <w:t>Knowledge shows Preparing</w:t>
+              <w:t>Copilot cannot see my file</w:t>
             </w:r>
           </w:p>
         </w:tc>
@@ -19200,7 +16806,7 @@
               <w:rPr>
                 <w:sz w:val="19"/>
               </w:rPr>
-              <w:t>Wait a few minutes; large files take longer. Retest before judging the answers.</w:t>
+              <w:t>In Excel, save the file and open Copilot again. In Word, PowerPoint or Outlook, upload the file with + &gt; Upload images and files, and upload it again after you change it.</w:t>
             </w:r>
           </w:p>
         </w:tc>
@@ -19222,7 +16828,7 @@
               <w:rPr>
                 <w:sz w:val="19"/>
               </w:rPr>
-              <w:t>Skills section is missing</w:t>
+              <w:t>A number is different from the lab</w:t>
             </w:r>
           </w:p>
         </w:tc>
@@ -19239,7 +16845,7 @@
               <w:rPr>
                 <w:sz w:val="19"/>
               </w:rPr>
-              <w:t>Skills need Frontier enrolment and a Copilot licence. Paste the SKILL.md body into Instructions and label the route manual.</w:t>
+              <w:t>Clear any slicers or filters, check the table has no extra rows, then ask again in a new chat.</w:t>
             </w:r>
           </w:p>
         </w:tc>
@@ -19258,7 +16864,7 @@
               <w:rPr>
                 <w:sz w:val="19"/>
               </w:rPr>
-              <w:t>An answer has no citation or a wrong count</w:t>
+              <w:t>A button or feature is missing</w:t>
             </w:r>
           </w:p>
         </w:tc>
@@ -19272,7 +16878,7 @@
               <w:rPr>
                 <w:sz w:val="19"/>
               </w:rPr>
-              <w:t>Check Only use specified sources, tighten the instruction, then compare with Control again.</w:t>
+              <w:t>Check you are signed in with your course account and Microsoft 365 is up to date, then tell your trainer.</w:t>
             </w:r>
           </w:p>
         </w:tc>
@@ -19297,7 +16903,7 @@
         <w:keepNext/>
       </w:pPr>
       <w:r>
-        <w:t>Add a fifth starter prompt for a hub lead and test whether the agent keeps current owners separate from proposed owners.</w:t>
+        <w:t>Add the work-order-qa skill: compress data/templates/work-order-qa into a .zip and upload it under Skills (needs a Frontier-enrolled tenant).</w:t>
       </w:r>
     </w:p>
     <w:p>
@@ -19602,15 +17208,15 @@
     </w:p>
     <w:p>
       <w:r>
-        <w:t>Goal: Per group: a mock or sanitised data table, a visible .Rules sheet, an interactive dashboard (six KPI tiles, three charts, slicers), a five-slide decision deck and a three-minute showcase.</w:t>
-      </w:r>
-    </w:p>
-    <w:p>
-      <w:pPr>
-        <w:keepNext/>
-      </w:pPr>
-      <w:r>
-        <w:t>Work in four groups. Each group brings its own mock or sanitised dataset, writes .Rules for it, uses a dashboard Skill to build an interactive Excel dashboard with KPI tiles, charts and slicers, then turns the verified evidence into a short PowerPoint decision deck and presents it in a three-minute showcase. Use no confidential or personal data.</w:t>
+        <w:t>Goal: In groups, build a dashboard and a 5-slide decision deck from your own fictional dataset, then present it in three minutes.</w:t>
+      </w:r>
+    </w:p>
+    <w:p>
+      <w:pPr>
+        <w:keepNext/>
+      </w:pPr>
+      <w:r>
+        <w:t>In groups, build a dashboard and a 5-slide decision deck from your own fictional dataset, then present it in three minutes.</w:t>
       </w:r>
     </w:p>
     <w:p>
@@ -19631,7 +17237,7 @@
         <w:keepNext/>
       </w:pPr>
       <w:r>
-        <w:t>Per group: a mock or sanitised data table, a visible .Rules sheet, an interactive dashboard (six KPI tiles, three charts, slicers), a five-slide decision deck and a three-minute showcase.   (Tools: Excel Copilot · PowerPoint Copilot · Microsoft 365 Copilot web · OneDrive.)</w:t>
+        <w:t>Per group: a dataset, a .Rules sheet, an interactive dashboard, a 5-slide deck and a three-minute showcase.   (Tools: Excel Copilot · PowerPoint Copilot · Microsoft 365 Copilot web.)</w:t>
       </w:r>
     </w:p>
     <w:p>
@@ -19657,22 +17263,6 @@
     </w:p>
     <w:p>
       <w:pPr>
-        <w:pStyle w:val="ListBullet"/>
-      </w:pPr>
-      <w:r>
-        <w:t>Desktop Excel on Windows or Mac is recommended; save working copies to your assigned OneDrive course folder with AutoSave on. Do not overwrite the supplied input.</w:t>
-      </w:r>
-    </w:p>
-    <w:p>
-      <w:pPr>
-        <w:pStyle w:val="ListBullet"/>
-      </w:pPr>
-      <w:r>
-        <w:t>Labs 4-10 methods: .Rules, Skills, interactive dashboard and decision deck.</w:t>
-      </w:r>
-    </w:p>
-    <w:p>
-      <w:pPr>
         <w:keepNext/>
       </w:pPr>
       <w:r>
@@ -19696,7 +17286,7 @@
         <w:t xml:space="preserve">1.  </w:t>
       </w:r>
       <w:r>
-        <w:t>(5 min) Form four groups of 3-5 and agree roles: data lead, dashboard builder, deck builder and presenter. Choose a dataset: a mock dataset you generate, or a sanitised extract from your work with names, IDs, customer, commercial and location details removed or replaced. Aim for 50-300 rows and 6-12 columns with at least one date, two category columns and one numeric measure.</w:t>
+        <w:t>(5 min) Make a dataset. Form groups of 3-5. Go to https://copilot.cloud.microsoft, paste the prompt (change the domain to your own) and send it.</w:t>
       </w:r>
     </w:p>
     <w:p>
@@ -19723,7 +17313,7 @@
           <w:color w:val="0B3060"/>
           <w:sz w:val="19"/>
         </w:rPr>
-        <w:t>Create a realistic but fictional dataset for an engineering team in [your domain, for example lift maintenance, site inspections or equipment downtime]. Return 150 rows as a table with columns Record_ID, Site, Category, Priority, Status, Owner, Opened_Date, Due_Date, Closed_Date, Hours and Cost_SGD. Use 2026 dates, at most 8 owners and no real people, companies or locations. State that the data is synthetic.</w:t>
+        <w:t>Create a fictional dataset for an engineering team in [your domain, for example lift maintenance]. Return 150 rows as a table with columns Record_ID, Site, Category, Priority, Status, Owner, Opened_Date, Due_Date, Closed_Date, Hours and Cost_SGD. Use 2026 dates and no real people, companies or places.</w:t>
       </w:r>
     </w:p>
     <w:p>
@@ -19738,7 +17328,7 @@
         <w:t xml:space="preserve">2.  </w:t>
       </w:r>
       <w:r>
-        <w:t>(3 min) In Excel paste or open the data, convert it to a table (Ctrl+T) named tblData, add a Control sheet with your reporting date in B2 and save Group&lt;N&gt;_Dashboard.xlsx in your OneDrive work-genai folder. Profile the data before building.</w:t>
+        <w:t>(3 min) Put it in Excel. Paste the table into a new workbook, press Ctrl+T and name the table tblData. Add a sheet named Control with your reporting date in B2. Save it as Group_Dashboard.xlsx.</w:t>
       </w:r>
     </w:p>
     <w:p>
@@ -19752,11 +17342,12 @@
           <w:color w:val="0B3060"/>
           <w:sz w:val="19"/>
         </w:rPr>
-        <w:t>EXCEL - CHAT ONLY:</w:t>
-      </w:r>
-    </w:p>
-    <w:p>
-      <w:pPr>
+        <w:t>Table : tblData</w:t>
+      </w:r>
+    </w:p>
+    <w:p>
+      <w:pPr>
+        <w:keepNext/>
         <w:keepLines/>
       </w:pPr>
       <w:r>
@@ -19765,27 +17356,11 @@
           <w:color w:val="0B3060"/>
           <w:sz w:val="19"/>
         </w:rPr>
-        <w:t>Profile tblData: row count, duplicate IDs, blank values per column, category values and date range. Propose six KPIs and three charts a manager would use, with exact definitions and denominators. Do not edit.</w:t>
-      </w:r>
-    </w:p>
-    <w:p>
-      <w:pPr>
-        <w:spacing w:after="80"/>
-        <w:ind w:left="360"/>
-      </w:pPr>
-      <w:r>
-        <w:rPr>
-          <w:b/>
-        </w:rPr>
-        <w:t xml:space="preserve">3.  </w:t>
-      </w:r>
-      <w:r>
-        <w:t>(4 min) Create a visible .Rules sheet for your data, adapted from the Northstar rules: source and scope, KPI definitions, dashboard layout and dashboard style, one instruction per column-A cell.</w:t>
-      </w:r>
-    </w:p>
-    <w:p>
-      <w:pPr>
-        <w:keepNext/>
+        <w:t>Control : reporting date in B2</w:t>
+      </w:r>
+    </w:p>
+    <w:p>
+      <w:pPr>
         <w:keepLines/>
       </w:pPr>
       <w:r>
@@ -19794,11 +17369,27 @@
           <w:color w:val="0B3060"/>
           <w:sz w:val="19"/>
         </w:rPr>
-        <w:t>EXCEL - ALLOW EDITING:</w:t>
-      </w:r>
-    </w:p>
-    <w:p>
-      <w:pPr>
+        <w:t>File : Group_Dashboard.xlsx</w:t>
+      </w:r>
+    </w:p>
+    <w:p>
+      <w:pPr>
+        <w:spacing w:after="80"/>
+        <w:ind w:left="360"/>
+      </w:pPr>
+      <w:r>
+        <w:rPr>
+          <w:b/>
+        </w:rPr>
+        <w:t xml:space="preserve">3.  </w:t>
+      </w:r>
+      <w:r>
+        <w:t>(4 min) Add rules. Open Copilot, choose Allow editing, send the prompt and select Done.</w:t>
+      </w:r>
+    </w:p>
+    <w:p>
+      <w:pPr>
+        <w:keepNext/>
         <w:keepLines/>
       </w:pPr>
       <w:r>
@@ -19807,27 +17398,11 @@
           <w:color w:val="0B3060"/>
           <w:sz w:val="19"/>
         </w:rPr>
-        <w:t>Create a visible worksheet named exactly .Rules. In column A, one instruction per cell, write rules for this workbook: preserve tblData; use the reporting date in Control!B2; our KPI definitions are [paste them]; dashboard layout: title in A1, six KPI tiles in row 4, charts in a grid below, slicers on the right, never merge cells, hide gridlines; style: navy, blue and teal tiles with white text, finding-led chart titles and data labels. Do not change any data.</w:t>
-      </w:r>
-    </w:p>
-    <w:p>
-      <w:pPr>
-        <w:spacing w:after="80"/>
-        <w:ind w:left="360"/>
-      </w:pPr>
-      <w:r>
-        <w:rPr>
-          <w:b/>
-        </w:rPr>
-        <w:t xml:space="preserve">4.  </w:t>
-      </w:r>
-      <w:r>
-        <w:t>(10 min) Install data/templates/interactive-dashboard/SKILL.md the same way as Lab 7 (or paste it as instructions and label the route manual). Plan, review, then build. Polish the charts with @chart-design.</w:t>
-      </w:r>
-    </w:p>
-    <w:p>
-      <w:pPr>
-        <w:keepNext/>
+        <w:t>EXCEL - ALLOW EDITING:</w:t>
+      </w:r>
+    </w:p>
+    <w:p>
+      <w:pPr>
         <w:keepLines/>
       </w:pPr>
       <w:r>
@@ -19836,7 +17411,22 @@
           <w:color w:val="0B3060"/>
           <w:sz w:val="19"/>
         </w:rPr>
-        <w:t>EXCEL - PLAN:</w:t>
+        <w:t>Add a visible sheet named exactly .Rules. In column A, one rule per cell, write rules for this workbook: keep tblData unchanged; use the reporting date in Control!B2; six KPI tiles in row 4; charts below; slicers on the right; navy, blue and teal colours; chart titles that state a finding.</w:t>
+      </w:r>
+    </w:p>
+    <w:p>
+      <w:pPr>
+        <w:spacing w:after="80"/>
+        <w:ind w:left="360"/>
+      </w:pPr>
+      <w:r>
+        <w:rPr>
+          <w:b/>
+        </w:rPr>
+        <w:t xml:space="preserve">4.  </w:t>
+      </w:r>
+      <w:r>
+        <w:t>(10 min) Build the dashboard. Install the interactive-dashboard skill from this lab’s data/templates folder: in Copilot select Settings (...) &gt; Manage plugins &amp; skills &gt; Custom skills &gt; Add in OneDrive, upload the folder, then Refresh and turn it on. Send the prompt and select Done.</w:t>
       </w:r>
     </w:p>
     <w:p>
@@ -19850,12 +17440,11 @@
           <w:color w:val="0B3060"/>
           <w:sz w:val="19"/>
         </w:rPr>
-        <w:t>@interactive-dashboard Plan a one-page interactive dashboard for tblData using the visible .Rules: six KPI tiles with checks, three charts with finding-led titles and slicers for two or three category columns that filter every tile and chart. Do not edit yet.</w:t>
-      </w:r>
-    </w:p>
-    <w:p>
-      <w:pPr>
-        <w:keepNext/>
+        <w:t>EXCEL - ALLOW EDITING:</w:t>
+      </w:r>
+    </w:p>
+    <w:p>
+      <w:pPr>
         <w:keepLines/>
       </w:pPr>
       <w:r>
@@ -19864,6 +17453,22 @@
           <w:color w:val="0B3060"/>
           <w:sz w:val="19"/>
         </w:rPr>
+        <w:t>@interactive-dashboard Build a one-page dashboard for tblData that follows the .Rules: six KPI tiles, three charts and slicers that filter every tile and chart.</w:t>
+      </w:r>
+    </w:p>
+    <w:p>
+      <w:pPr>
+        <w:spacing w:after="80"/>
+        <w:ind w:left="360"/>
+      </w:pPr>
+      <w:r>
+        <w:rPr>
+          <w:b/>
+        </w:rPr>
+        <w:t xml:space="preserve">5.  </w:t>
+      </w:r>
+      <w:r>
+        <w:t>(7 min) Make the deck. Open data/templates/Northstar_Management_Deck_Template.pptx (or your own template) in PowerPoint. Open Copilot, paste the prompt, type your dashboard numbers after it and send it.</w:t>
       </w:r>
     </w:p>
     <w:p>
@@ -19877,12 +17482,11 @@
           <w:color w:val="0B3060"/>
           <w:sz w:val="19"/>
         </w:rPr>
-        <w:t>EXCEL - ALLOW EDITING:</w:t>
-      </w:r>
-    </w:p>
-    <w:p>
-      <w:pPr>
-        <w:keepNext/>
+        <w:t>POWERPOINT COPILOT:</w:t>
+      </w:r>
+    </w:p>
+    <w:p>
+      <w:pPr>
         <w:keepLines/>
       </w:pPr>
       <w:r>
@@ -19891,12 +17495,26 @@
           <w:color w:val="0B3060"/>
           <w:sz w:val="19"/>
         </w:rPr>
-        <w:t>@interactive-dashboard Apply the reviewed plan. Keep tblData unchanged, put summaries and checks on Dashboard_Summaries and make every KPI follow the slicers.</w:t>
-      </w:r>
-    </w:p>
-    <w:p>
-      <w:pPr>
-        <w:keepNext/>
+        <w:t>Using the dashboard numbers below, create a five-slide decision deck: 1 scope and date, 2-3 one finding per slide, 4 proposed actions, 5 the decision needed. No invented causes or savings.</w:t>
+      </w:r>
+    </w:p>
+    <w:p>
+      <w:pPr>
+        <w:spacing w:after="80"/>
+        <w:ind w:left="360"/>
+      </w:pPr>
+      <w:r>
+        <w:rPr>
+          <w:b/>
+        </w:rPr>
+        <w:t xml:space="preserve">6.  </w:t>
+      </w:r>
+      <w:r>
+        <w:t>(12 min) Present. Each group has three minutes: the question, the dashboard (click one slicer), the decision slide and one thing Copilot got wrong that you caught.</w:t>
+      </w:r>
+    </w:p>
+    <w:p>
+      <w:pPr>
         <w:keepLines/>
       </w:pPr>
       <w:r>
@@ -19905,275 +17523,9 @@
           <w:color w:val="0B3060"/>
           <w:sz w:val="19"/>
         </w:rPr>
-      </w:r>
-    </w:p>
-    <w:p>
-      <w:pPr>
-        <w:keepNext/>
-        <w:keepLines/>
-      </w:pPr>
-      <w:r>
-        <w:rPr>
-          <w:rFonts w:ascii="Consolas" w:hAnsi="Consolas"/>
-          <w:color w:val="0B3060"/>
-          <w:sz w:val="19"/>
-        </w:rPr>
-        <w:t>EXCEL - ALLOW EDITING:</w:t>
-      </w:r>
-    </w:p>
-    <w:p>
-      <w:pPr>
-        <w:keepLines/>
-      </w:pPr>
-      <w:r>
-        <w:rPr>
-          <w:rFonts w:ascii="Consolas" w:hAnsi="Consolas"/>
-          <w:color w:val="0B3060"/>
-          <w:sz w:val="19"/>
-        </w:rPr>
-        <w:t>@chart-design Review every dashboard chart: finding-style titles, data labels and the .Rules colours. Do not change any values.</w:t>
-      </w:r>
-    </w:p>
-    <w:p>
-      <w:pPr>
-        <w:spacing w:after="80"/>
-        <w:ind w:left="360"/>
-      </w:pPr>
-      <w:r>
-        <w:rPr>
-          <w:b/>
-        </w:rPr>
-        <w:t xml:space="preserve">5.  </w:t>
-      </w:r>
-      <w:r>
-        <w:t>(4 min) Verify: compare each KPI tile with an independent COUNTIFS/SUMIFS, test one slicer selection and one empty selection, and replace any hard-coded number with a formula.</w:t>
-      </w:r>
-    </w:p>
-    <w:p>
-      <w:pPr>
-        <w:keepNext/>
-        <w:keepLines/>
-      </w:pPr>
-      <w:r>
-        <w:rPr>
-          <w:rFonts w:ascii="Consolas" w:hAnsi="Consolas"/>
-          <w:color w:val="0B3060"/>
-          <w:sz w:val="19"/>
-        </w:rPr>
-        <w:t>EXCEL - CHAT ONLY:</w:t>
-      </w:r>
-    </w:p>
-    <w:p>
-      <w:pPr>
-        <w:keepLines/>
-      </w:pPr>
-      <w:r>
-        <w:rPr>
-          <w:rFonts w:ascii="Consolas" w:hAnsi="Consolas"/>
-          <w:color w:val="0B3060"/>
-          <w:sz w:val="19"/>
-        </w:rPr>
-        <w:t>Reconcile every KPI tile with an independent formula from tblData with all slicers cleared, then for one slicer selection. List mismatches, hard-coded values and fixed ranges. Do not edit.</w:t>
-      </w:r>
-    </w:p>
-    <w:p>
-      <w:pPr>
-        <w:spacing w:after="80"/>
-        <w:ind w:left="360"/>
-      </w:pPr>
-      <w:r>
-        <w:rPr>
-          <w:b/>
-        </w:rPr>
-        <w:t xml:space="preserve">6.  </w:t>
-      </w:r>
-      <w:r>
-        <w:t>(7 min) Build a five-slide decision deck from the verified dashboard, using data/templates/Northstar_Management_Deck_Template.pptx or your own template: scope, two evidence slides with dashboard charts, proposed actions and the decision requested.</w:t>
-      </w:r>
-    </w:p>
-    <w:p>
-      <w:pPr>
-        <w:keepNext/>
-        <w:keepLines/>
-      </w:pPr>
-      <w:r>
-        <w:rPr>
-          <w:rFonts w:ascii="Consolas" w:hAnsi="Consolas"/>
-          <w:color w:val="0B3060"/>
-          <w:sz w:val="19"/>
-        </w:rPr>
-        <w:t>POWERPOINT COPILOT:</w:t>
-      </w:r>
-    </w:p>
-    <w:p>
-      <w:pPr>
-        <w:keepLines/>
-      </w:pPr>
-      <w:r>
-        <w:rPr>
-          <w:rFonts w:ascii="Consolas" w:hAnsi="Consolas"/>
-          <w:color w:val="0B3060"/>
-          <w:sz w:val="19"/>
-        </w:rPr>
-        <w:t>Using the verified dashboard values I paste below, create a five-slide decision deck: 1 title, scope and as-at date; 2-3 one finding per slide with the matching chart; 4 proposed actions labelled proposed; 5 decision requested. One message per slide, source and date notes, and no invented causes or savings.</w:t>
-      </w:r>
-    </w:p>
-    <w:p>
-      <w:pPr>
-        <w:spacing w:after="80"/>
-        <w:ind w:left="360"/>
-      </w:pPr>
-      <w:r>
-        <w:rPr>
-          <w:b/>
-        </w:rPr>
-        <w:t xml:space="preserve">7.  </w:t>
-      </w:r>
-      <w:r>
-        <w:t>(12 min) Showcase: each group presents for three minutes - the question, the live dashboard (click one slicer), the decision slide and one thing Copilot got wrong that you caught. The other groups give one strength and one question. Afterwards remove any real data you are not authorised to keep.</w:t>
-      </w:r>
-    </w:p>
-    <w:p>
-      <w:pPr>
-        <w:keepNext/>
-      </w:pPr>
-      <w:r>
-        <w:rPr>
-          <w:b/>
-          <w:color w:val="1F6FEB"/>
-          <w:sz w:val="22"/>
-        </w:rPr>
-        <w:t>Sample prompts</w:t>
-      </w:r>
-    </w:p>
-    <w:tbl>
-      <w:tblPr>
-        <w:tblStyle w:val="TableGrid"/>
-        <w:tblW w:type="auto" w:w="0"/>
-        <w:tblLook w:firstColumn="1" w:firstRow="1" w:lastColumn="0" w:lastRow="0" w:noHBand="0" w:noVBand="1" w:val="04A0"/>
-      </w:tblPr>
-      <w:tblGrid>
-        <w:gridCol w:w="4320"/>
-        <w:gridCol w:w="4320"/>
-      </w:tblGrid>
-      <w:tr>
-        <w:trPr>
-          <w:tblHeader w:val="true"/>
-          <w:cantSplit/>
-        </w:trPr>
-        <w:tc>
-          <w:tcPr>
-            <w:tcW w:type="dxa" w:w="4320"/>
-            <w:shd w:val="clear" w:color="auto" w:fill="E8F0FE"/>
-          </w:tcPr>
-          <w:p>
-            <w:pPr>
-              <w:keepNext/>
-            </w:pPr>
-            <w:r/>
-            <w:r>
-              <w:rPr>
-                <w:b/>
-                <w:sz w:val="19"/>
-              </w:rPr>
-              <w:t>Purpose</w:t>
-            </w:r>
-          </w:p>
-        </w:tc>
-        <w:tc>
-          <w:tcPr>
-            <w:tcW w:type="dxa" w:w="4320"/>
-            <w:shd w:val="clear" w:color="auto" w:fill="E8F0FE"/>
-          </w:tcPr>
-          <w:p>
-            <w:pPr>
-              <w:keepNext/>
-            </w:pPr>
-            <w:r/>
-            <w:r>
-              <w:rPr>
-                <w:b/>
-                <w:sz w:val="19"/>
-              </w:rPr>
-              <w:t>Prompt</w:t>
-            </w:r>
-          </w:p>
-        </w:tc>
-      </w:tr>
-      <w:tr>
-        <w:trPr>
-          <w:cantSplit/>
-        </w:trPr>
-        <w:tc>
-          <w:tcPr>
-            <w:tcW w:type="dxa" w:w="4320"/>
-          </w:tcPr>
-          <w:p>
-            <w:pPr>
-              <w:keepNext/>
-            </w:pPr>
-            <w:r/>
-            <w:r>
-              <w:rPr>
-                <w:sz w:val="19"/>
-              </w:rPr>
-              <w:t>Data</w:t>
-            </w:r>
-          </w:p>
-        </w:tc>
-        <w:tc>
-          <w:tcPr>
-            <w:tcW w:type="dxa" w:w="4320"/>
-          </w:tcPr>
-          <w:p>
-            <w:pPr>
-              <w:keepNext/>
-            </w:pPr>
-            <w:r/>
-            <w:r>
-              <w:rPr>
-                <w:sz w:val="19"/>
-              </w:rPr>
-              <w:t>Create a fictional 150-row engineering dataset; no real people, companies or locations.</w:t>
-            </w:r>
-          </w:p>
-        </w:tc>
-      </w:tr>
-      <w:tr>
-        <w:trPr>
-          <w:cantSplit/>
-        </w:trPr>
-        <w:tc>
-          <w:tcPr>
-            <w:tcW w:type="dxa" w:w="4320"/>
-          </w:tcPr>
-          <w:p>
-            <w:r/>
-            <w:r>
-              <w:rPr>
-                <w:sz w:val="19"/>
-              </w:rPr>
-              <w:t>Dashboard</w:t>
-            </w:r>
-          </w:p>
-        </w:tc>
-        <w:tc>
-          <w:tcPr>
-            <w:tcW w:type="dxa" w:w="4320"/>
-          </w:tcPr>
-          <w:p>
-            <w:r/>
-            <w:r>
-              <w:rPr>
-                <w:sz w:val="19"/>
-              </w:rPr>
-              <w:t>@interactive-dashboard Plan six KPI tiles, three charts and slicers for tblData.</w:t>
-            </w:r>
-          </w:p>
-        </w:tc>
-      </w:tr>
-    </w:tbl>
-    <w:p/>
+        <w:t>Time : 3 minutes per group</w:t>
+      </w:r>
+    </w:p>
     <w:p>
       <w:pPr>
         <w:keepNext/>
@@ -20275,7 +17627,7 @@
               <w:rPr>
                 <w:sz w:val="19"/>
               </w:rPr>
-              <w:t>Mock or sanitised only; no personal, customer or confidential data.</w:t>
+              <w:t>Fictional data only.</w:t>
             </w:r>
           </w:p>
         </w:tc>
@@ -20314,7 +17666,7 @@
               <w:rPr>
                 <w:sz w:val="19"/>
               </w:rPr>
-              <w:t>KPI tiles reconcile to independent formulas; charts and slicers filter together.</w:t>
+              <w:t>Tiles and charts follow the slicers.</w:t>
             </w:r>
           </w:p>
         </w:tc>
@@ -20353,7 +17705,7 @@
               <w:rPr>
                 <w:sz w:val="19"/>
               </w:rPr>
-              <w:t>Every number matches the dashboard; actions labelled proposed; decision requested.</w:t>
+              <w:t>Numbers match the dashboard; actions labelled proposed.</w:t>
             </w:r>
           </w:p>
         </w:tc>
@@ -20386,7 +17738,7 @@
               <w:rPr>
                 <w:sz w:val="19"/>
               </w:rPr>
-              <w:t>Three-minute demo with one live slicer interaction and one caught Copilot error.</w:t>
+              <w:t>Three minutes, one live slicer click.</w:t>
             </w:r>
           </w:p>
         </w:tc>
@@ -20498,7 +17850,7 @@
               <w:rPr>
                 <w:sz w:val="19"/>
               </w:rPr>
-              <w:t>Copilot cannot find the source</w:t>
+              <w:t>Copilot cannot see my file</w:t>
             </w:r>
           </w:p>
         </w:tc>
@@ -20515,7 +17867,7 @@
               <w:rPr>
                 <w:sz w:val="19"/>
               </w:rPr>
-              <w:t>Use the app file picker to select the actual OneDrive file. A typed local path or a different app chat is not shared context. If needed copy only the verified snapshot into the current app.</w:t>
+              <w:t>In Excel, save the file and open Copilot again. In Word, PowerPoint or Outlook, upload the file with + &gt; Upload images and files, and upload it again after you change it.</w:t>
             </w:r>
           </w:p>
         </w:tc>
@@ -20537,7 +17889,7 @@
               <w:rPr>
                 <w:sz w:val="19"/>
               </w:rPr>
-              <w:t>A total disagrees with Control</w:t>
+              <w:t>A number is different from the lab</w:t>
             </w:r>
           </w:p>
         </w:tc>
@@ -20554,7 +17906,7 @@
               <w:rPr>
                 <w:sz w:val="19"/>
               </w:rPr>
-              <w:t>Clear dashboard filters to All, check table extent and duplicate IDs, recalculate, then compare definitions and reporting date. Reconcile before continuing.</w:t>
+              <w:t>Clear any slicers or filters, check the table has no extra rows, then ask again in a new chat.</w:t>
             </w:r>
           </w:p>
         </w:tc>
@@ -20573,7 +17925,7 @@
               <w:rPr>
                 <w:sz w:val="19"/>
               </w:rPr>
-              <w:t>The named feature is missing</w:t>
+              <w:t>A button or feature is missing</w:t>
             </w:r>
           </w:p>
         </w:tc>
@@ -20587,7 +17939,7 @@
               <w:rPr>
                 <w:sz w:val="19"/>
               </w:rPr>
-              <w:t>Confirm the correct assigned account, English display language and app version. Use the stated manual practice route; record feature unavailable. This is not evidence that a native skill ran.</w:t>
+              <w:t>Check you are signed in with your course account and Microsoft 365 is up to date, then tell your trainer.</w:t>
             </w:r>
           </w:p>
         </w:tc>

--- a/courseware/LG-GenAI for Engineers.docx
+++ b/courseware/LG-GenAI for Engineers.docx
@@ -256,7 +256,7 @@
               <w:rPr>
                 <w:sz w:val="19"/>
               </w:rPr>
-              <w:t>Simple, self-contained labs: short steps with one prompt each, and every lab works directly on the files in its own lab folder (no extra folder, no copying, no dependence on earlier labs); files stay local with no OneDrive upload; Word, PowerPoint and Outlook steps upload the local file with + &gt; Upload images and files (paste as fallback); new slide compares local upload with OneDrive / reference. OneDrive remains only for the Excel Skills folder and Agent Builder knowledge.</w:t>
+              <w:t>Simple, self-contained labs: short steps with one prompt each, and every lab works directly on the files in its own lab folder (no extra folder, no copying, no dependence on earlier labs); files stay local with no OneDrive upload; new Lab 7 PowerPoint design skill (plain to professional deck); Failure_Mode column and failure-mode Pareto in Labs 5-6; slides on Copilot as the agentic AI interface and on SKILL.md anatomy; Word, PowerPoint and Outlook steps upload the local file with + &gt; Upload images and files (paste as fallback); new slide compares local upload with OneDrive / reference. OneDrive remains only for the Excel Skills folder and Agent Builder knowledge.</w:t>
             </w:r>
           </w:p>
         </w:tc>
@@ -934,7 +934,7 @@
           <w:color w:val="333333"/>
           <w:sz w:val="21"/>
         </w:rPr>
-        <w:t>Built-in and Custom Skills</w:t>
+        <w:t>What Is a Skill? Inside SKILL.md</w:t>
         <w:tab/>
         <w:t>24</w:t>
       </w:r>
@@ -954,7 +954,7 @@
           <w:color w:val="333333"/>
           <w:sz w:val="21"/>
         </w:rPr>
-        <w:t>Pareto Skill: Counts, Sorting and Cumulative Share</w:t>
+        <w:t>Built-in and Custom Skills</w:t>
         <w:tab/>
         <w:t>25</w:t>
       </w:r>
@@ -974,7 +974,7 @@
           <w:color w:val="333333"/>
           <w:sz w:val="21"/>
         </w:rPr>
-        <w:t>Lab 5 · Custom Pareto Chart Skill — Use the Built-in Chart Skill, then Create a Custom Pareto Skill</w:t>
+        <w:t>Pareto Skill: Find the Vital Few Failure Modes</w:t>
         <w:tab/>
         <w:t>26</w:t>
       </w:r>
@@ -994,9 +994,9 @@
           <w:color w:val="333333"/>
           <w:sz w:val="21"/>
         </w:rPr>
-        <w:t>Skills, Prompts and Workbook Rules</w:t>
+        <w:t>Lab 5 · Custom Pareto Chart Skill — Find the Vital Few Failure Modes with a Pareto Skill</w:t>
         <w:tab/>
-        <w:t>28</w:t>
+        <w:t>27</w:t>
       </w:r>
     </w:p>
     <w:p>
@@ -1014,7 +1014,7 @@
           <w:color w:val="333333"/>
           <w:sz w:val="21"/>
         </w:rPr>
-        <w:t>Custom Skill Discovery in Each App</w:t>
+        <w:t>Skills, Prompts and Workbook Rules</w:t>
         <w:tab/>
         <w:t>29</w:t>
       </w:r>
@@ -1034,7 +1034,7 @@
           <w:color w:val="333333"/>
           <w:sz w:val="21"/>
         </w:rPr>
-        <w:t>Repeatability and Safe Skill Reruns</w:t>
+        <w:t>Custom Skill Discovery in Each App</w:t>
         <w:tab/>
         <w:t>30</w:t>
       </w:r>
@@ -1054,7 +1054,7 @@
           <w:color w:val="333333"/>
           <w:sz w:val="21"/>
         </w:rPr>
-        <w:t>Assignment Proposals and Capacity Evidence</w:t>
+        <w:t>Repeatability and Safe Skill Reruns</w:t>
         <w:tab/>
         <w:t>31</w:t>
       </w:r>
@@ -1074,7 +1074,7 @@
           <w:color w:val="333333"/>
           <w:sz w:val="21"/>
         </w:rPr>
-        <w:t>Lab 6 · Reporting Skill — Create, Use and Improve the Maintenance Reporting Skill</w:t>
+        <w:t>Assignment Proposals and Capacity Evidence</w:t>
         <w:tab/>
         <w:t>32</w:t>
       </w:r>
@@ -1094,28 +1094,9 @@
           <w:color w:val="333333"/>
           <w:sz w:val="21"/>
         </w:rPr>
-        <w:t>Topic 2 Recap - Mapped to Learning Outcomes</w:t>
+        <w:t>Lab 6 · Reporting Skill — Build a Maintenance Report with Two Skills</w:t>
         <w:tab/>
-        <w:t>35</w:t>
-      </w:r>
-    </w:p>
-    <w:p>
-      <w:pPr>
-        <w:tabs>
-          <w:tab w:pos="9072" w:val="right" w:leader="dot"/>
-        </w:tabs>
-        <w:spacing w:after="60"/>
-      </w:pPr>
-      <w:r>
-        <w:rPr>
-          <w:rFonts w:ascii="Arial" w:hAnsi="Arial"/>
-          <w:b/>
-          <w:color w:val="333333"/>
-          <w:sz w:val="22"/>
-        </w:rPr>
-        <w:t>Topic 3 — Interactive Dashboards with Custom Skills</w:t>
-        <w:tab/>
-        <w:t>35</w:t>
+        <w:t>33</w:t>
       </w:r>
     </w:p>
     <w:p>
@@ -1133,9 +1114,9 @@
           <w:color w:val="333333"/>
           <w:sz w:val="21"/>
         </w:rPr>
-        <w:t>Custom Dashboard Skill as a Reusable Contract</w:t>
+        <w:t>PowerPoint Design Skill: From Plain to Professional</w:t>
         <w:tab/>
-        <w:t>35</w:t>
+        <w:t>36</w:t>
       </w:r>
     </w:p>
     <w:p>
@@ -1153,9 +1134,9 @@
           <w:color w:val="333333"/>
           <w:sz w:val="21"/>
         </w:rPr>
-        <w:t>Dashboard Measures and Denominators</w:t>
+        <w:t>Lab 7 · PowerPoint Design Skill — Create a PowerPoint Design Skill: From Plain to Professional</w:t>
         <w:tab/>
-        <w:t>36</w:t>
+        <w:t>37</w:t>
       </w:r>
     </w:p>
     <w:p>
@@ -1173,9 +1154,28 @@
           <w:color w:val="333333"/>
           <w:sz w:val="21"/>
         </w:rPr>
-        <w:t>Visual Dashboard Design for Maintenance</w:t>
+        <w:t>Topic 2 Recap - Mapped to Learning Outcomes</w:t>
         <w:tab/>
-        <w:t>37</w:t>
+        <w:t>39</w:t>
+      </w:r>
+    </w:p>
+    <w:p>
+      <w:pPr>
+        <w:tabs>
+          <w:tab w:pos="9072" w:val="right" w:leader="dot"/>
+        </w:tabs>
+        <w:spacing w:after="60"/>
+      </w:pPr>
+      <w:r>
+        <w:rPr>
+          <w:rFonts w:ascii="Arial" w:hAnsi="Arial"/>
+          <w:b/>
+          <w:color w:val="333333"/>
+          <w:sz w:val="22"/>
+        </w:rPr>
+        <w:t>Topic 3 — Interactive Dashboards with Custom Skills</w:t>
+        <w:tab/>
+        <w:t>40</w:t>
       </w:r>
     </w:p>
     <w:p>
@@ -1193,9 +1193,9 @@
           <w:color w:val="333333"/>
           <w:sz w:val="21"/>
         </w:rPr>
-        <w:t>Lab 7 · Custom Dashboard Skill — Create and Apply a Custom Interactive Dashboard Skill</w:t>
+        <w:t>Custom Dashboard Skill as a Reusable Contract</w:t>
         <w:tab/>
-        <w:t>38</w:t>
+        <w:t>40</w:t>
       </w:r>
     </w:p>
     <w:p>
@@ -1213,7 +1213,7 @@
           <w:color w:val="333333"/>
           <w:sz w:val="21"/>
         </w:rPr>
-        <w:t>One Filter Scope for Every Visual</w:t>
+        <w:t>Dashboard Measures and Denominators</w:t>
         <w:tab/>
         <w:t>41</w:t>
       </w:r>
@@ -1233,7 +1233,7 @@
           <w:color w:val="333333"/>
           <w:sz w:val="21"/>
         </w:rPr>
-        <w:t>Refresh Tests and Static Snapshots</w:t>
+        <w:t>Visual Dashboard Design for Maintenance</w:t>
         <w:tab/>
         <w:t>42</w:t>
       </w:r>
@@ -1253,7 +1253,7 @@
           <w:color w:val="333333"/>
           <w:sz w:val="21"/>
         </w:rPr>
-        <w:t>Lab 8 · Interactive Filters and Refresh — Test Dashboard Filters and a Data Refresh</w:t>
+        <w:t>Lab 8 · Custom Dashboard Skill — Build an Interactive Dashboard with a Custom Skill</w:t>
         <w:tab/>
         <w:t>42</w:t>
       </w:r>
@@ -1273,26 +1273,7 @@
           <w:color w:val="333333"/>
           <w:sz w:val="21"/>
         </w:rPr>
-        <w:t>Topic 3 Recap - Mapped to Learning Outcomes</w:t>
-        <w:tab/>
-        <w:t>45</w:t>
-      </w:r>
-    </w:p>
-    <w:p>
-      <w:pPr>
-        <w:tabs>
-          <w:tab w:pos="9072" w:val="right" w:leader="dot"/>
-        </w:tabs>
-        <w:spacing w:after="60"/>
-      </w:pPr>
-      <w:r>
-        <w:rPr>
-          <w:rFonts w:ascii="Arial" w:hAnsi="Arial"/>
-          <w:b/>
-          <w:color w:val="333333"/>
-          <w:sz w:val="22"/>
-        </w:rPr>
-        <w:t>Topic 4 — Create a Professional Presentation with PowerPoint Copilot</w:t>
+        <w:t>One Filter Scope for Every Visual</w:t>
         <w:tab/>
         <w:t>45</w:t>
       </w:r>
@@ -1312,9 +1293,9 @@
           <w:color w:val="333333"/>
           <w:sz w:val="21"/>
         </w:rPr>
-        <w:t>From Dashboard Evidence to a Decision Story</w:t>
+        <w:t>Refresh Tests and Static Snapshots</w:t>
         <w:tab/>
-        <w:t>45</w:t>
+        <w:t>46</w:t>
       </w:r>
     </w:p>
     <w:p>
@@ -1332,7 +1313,7 @@
           <w:color w:val="333333"/>
           <w:sz w:val="21"/>
         </w:rPr>
-        <w:t>Charts, Templates and Source Provenance</w:t>
+        <w:t>Lab 9 · Interactive Filters and Refresh — Test Dashboard Filters and a Data Refresh</w:t>
         <w:tab/>
         <w:t>46</w:t>
       </w:r>
@@ -1352,9 +1333,28 @@
           <w:color w:val="333333"/>
           <w:sz w:val="21"/>
         </w:rPr>
-        <w:t>Lab 9 · Dashboard to presentation — Turn Dashboard Evidence into a Management Story</w:t>
+        <w:t>Topic 3 Recap - Mapped to Learning Outcomes</w:t>
         <w:tab/>
-        <w:t>47</w:t>
+        <w:t>49</w:t>
+      </w:r>
+    </w:p>
+    <w:p>
+      <w:pPr>
+        <w:tabs>
+          <w:tab w:pos="9072" w:val="right" w:leader="dot"/>
+        </w:tabs>
+        <w:spacing w:after="60"/>
+      </w:pPr>
+      <w:r>
+        <w:rPr>
+          <w:rFonts w:ascii="Arial" w:hAnsi="Arial"/>
+          <w:b/>
+          <w:color w:val="333333"/>
+          <w:sz w:val="22"/>
+        </w:rPr>
+        <w:t>Topic 4 — Create a Professional Presentation with PowerPoint Copilot</w:t>
+        <w:tab/>
+        <w:t>49</w:t>
       </w:r>
     </w:p>
     <w:p>
@@ -1372,9 +1372,9 @@
           <w:color w:val="333333"/>
           <w:sz w:val="21"/>
         </w:rPr>
-        <w:t>Professional Refinement and Rehearsal</w:t>
+        <w:t>From Dashboard Evidence to a Decision Story</w:t>
         <w:tab/>
-        <w:t>50</w:t>
+        <w:t>49</w:t>
       </w:r>
     </w:p>
     <w:p>
@@ -1392,7 +1392,7 @@
           <w:color w:val="333333"/>
           <w:sz w:val="21"/>
         </w:rPr>
-        <w:t>Reviewed Handoff and Artifact Lifecycle</w:t>
+        <w:t>Charts, Templates and Source Provenance</w:t>
         <w:tab/>
         <w:t>50</w:t>
       </w:r>
@@ -1412,7 +1412,7 @@
           <w:color w:val="333333"/>
           <w:sz w:val="21"/>
         </w:rPr>
-        <w:t>Lab 10 · Professional handoff — Refine and Present the Maintenance Decision Deck</w:t>
+        <w:t>Lab 10 · Dashboard to presentation — Turn Dashboard Evidence into a Management Story</w:t>
         <w:tab/>
         <w:t>51</w:t>
       </w:r>
@@ -1432,26 +1432,7 @@
           <w:color w:val="333333"/>
           <w:sz w:val="21"/>
         </w:rPr>
-        <w:t>Topic 4 Recap - Mapped to Learning Outcomes</w:t>
-        <w:tab/>
-        <w:t>54</w:t>
-      </w:r>
-    </w:p>
-    <w:p>
-      <w:pPr>
-        <w:tabs>
-          <w:tab w:pos="9072" w:val="right" w:leader="dot"/>
-        </w:tabs>
-        <w:spacing w:after="60"/>
-      </w:pPr>
-      <w:r>
-        <w:rPr>
-          <w:rFonts w:ascii="Arial" w:hAnsi="Arial"/>
-          <w:b/>
-          <w:color w:val="333333"/>
-          <w:sz w:val="22"/>
-        </w:rPr>
-        <w:t>Topic 5 — Copilot Agents and Mini Capstone</w:t>
+        <w:t>Professional Refinement and Rehearsal</w:t>
         <w:tab/>
         <w:t>54</w:t>
       </w:r>
@@ -1471,7 +1452,7 @@
           <w:color w:val="333333"/>
           <w:sz w:val="21"/>
         </w:rPr>
-        <w:t>What Is Agent Builder?</w:t>
+        <w:t>Reviewed Handoff and Artifact Lifecycle</w:t>
         <w:tab/>
         <w:t>54</w:t>
       </w:r>
@@ -1491,7 +1472,7 @@
           <w:color w:val="333333"/>
           <w:sz w:val="21"/>
         </w:rPr>
-        <w:t>Lab 11 · Copilot Agent Builder — Build a Work-Order Agent with Agent Builder</w:t>
+        <w:t>Lab 11 · Professional handoff — Refine and Present the Maintenance Decision Deck</w:t>
         <w:tab/>
         <w:t>55</w:t>
       </w:r>
@@ -1511,7 +1492,26 @@
           <w:color w:val="333333"/>
           <w:sz w:val="21"/>
         </w:rPr>
-        <w:t>Mini Capstone: From Your Data to a Decision</w:t>
+        <w:t>Topic 4 Recap - Mapped to Learning Outcomes</w:t>
+        <w:tab/>
+        <w:t>58</w:t>
+      </w:r>
+    </w:p>
+    <w:p>
+      <w:pPr>
+        <w:tabs>
+          <w:tab w:pos="9072" w:val="right" w:leader="dot"/>
+        </w:tabs>
+        <w:spacing w:after="60"/>
+      </w:pPr>
+      <w:r>
+        <w:rPr>
+          <w:rFonts w:ascii="Arial" w:hAnsi="Arial"/>
+          <w:b/>
+          <w:color w:val="333333"/>
+          <w:sz w:val="22"/>
+        </w:rPr>
+        <w:t>Topic 5 — Copilot Agents and Mini Capstone</w:t>
         <w:tab/>
         <w:t>58</w:t>
       </w:r>
@@ -1531,9 +1531,9 @@
           <w:color w:val="333333"/>
           <w:sz w:val="21"/>
         </w:rPr>
-        <w:t>Lab 12 · Mini Capstone — Mini Capstone: Group Dashboard and Decision Deck</w:t>
+        <w:t>What Is Agent Builder?</w:t>
         <w:tab/>
-        <w:t>59</w:t>
+        <w:t>58</w:t>
       </w:r>
     </w:p>
     <w:p>
@@ -1551,9 +1551,9 @@
           <w:color w:val="333333"/>
           <w:sz w:val="21"/>
         </w:rPr>
-        <w:t>Topic 5 Recap - Mapped to Learning Outcomes</w:t>
+        <w:t>Lab 12 · Copilot Agent Builder — Build a Work-Order Agent with Agent Builder</w:t>
         <w:tab/>
-        <w:t>61</w:t>
+        <w:t>59</w:t>
       </w:r>
     </w:p>
     <w:p>
@@ -1562,6 +1562,66 @@
           <w:tab w:pos="9072" w:val="right" w:leader="dot"/>
         </w:tabs>
         <w:spacing w:after="60"/>
+        <w:ind w:left="432"/>
+      </w:pPr>
+      <w:r>
+        <w:rPr>
+          <w:rFonts w:ascii="Arial" w:hAnsi="Arial"/>
+          <w:b w:val="0"/>
+          <w:color w:val="333333"/>
+          <w:sz w:val="21"/>
+        </w:rPr>
+        <w:t>Mini Capstone: From Your Data to a Decision</w:t>
+        <w:tab/>
+        <w:t>62</w:t>
+      </w:r>
+    </w:p>
+    <w:p>
+      <w:pPr>
+        <w:tabs>
+          <w:tab w:pos="9072" w:val="right" w:leader="dot"/>
+        </w:tabs>
+        <w:spacing w:after="60"/>
+        <w:ind w:left="432"/>
+      </w:pPr>
+      <w:r>
+        <w:rPr>
+          <w:rFonts w:ascii="Arial" w:hAnsi="Arial"/>
+          <w:b w:val="0"/>
+          <w:color w:val="333333"/>
+          <w:sz w:val="21"/>
+        </w:rPr>
+        <w:t>Lab 13 · Mini Capstone — Mini Capstone: Group Dashboard and Decision Deck</w:t>
+        <w:tab/>
+        <w:t>63</w:t>
+      </w:r>
+    </w:p>
+    <w:p>
+      <w:pPr>
+        <w:tabs>
+          <w:tab w:pos="9072" w:val="right" w:leader="dot"/>
+        </w:tabs>
+        <w:spacing w:after="60"/>
+        <w:ind w:left="432"/>
+      </w:pPr>
+      <w:r>
+        <w:rPr>
+          <w:rFonts w:ascii="Arial" w:hAnsi="Arial"/>
+          <w:b w:val="0"/>
+          <w:color w:val="333333"/>
+          <w:sz w:val="21"/>
+        </w:rPr>
+        <w:t>Topic 5 Recap - Mapped to Learning Outcomes</w:t>
+        <w:tab/>
+        <w:t>65</w:t>
+      </w:r>
+    </w:p>
+    <w:p>
+      <w:pPr>
+        <w:tabs>
+          <w:tab w:pos="9072" w:val="right" w:leader="dot"/>
+        </w:tabs>
+        <w:spacing w:after="60"/>
       </w:pPr>
       <w:r>
         <w:rPr>
@@ -1572,7 +1632,7 @@
         </w:rPr>
         <w:t>Closing: 5 Principles of AI Security</w:t>
         <w:tab/>
-        <w:t>62</w:t>
+        <w:t>66</w:t>
       </w:r>
     </w:p>
     <w:p>
@@ -1591,7 +1651,7 @@
         </w:rPr>
         <w:t>Next Steps</w:t>
         <w:tab/>
-        <w:t>63</w:t>
+        <w:t>67</w:t>
       </w:r>
     </w:p>
     <w:p>
@@ -1610,7 +1670,7 @@
         </w:rPr>
         <w:t>Glossary</w:t>
         <w:tab/>
-        <w:t>63</w:t>
+        <w:t>67</w:t>
       </w:r>
     </w:p>
     <w:p>
@@ -1634,7 +1694,7 @@
     </w:p>
     <w:p>
       <w:r>
-        <w:t>Study each topic’s concepts before its connected labs. Topic 2 has four labs; Topics 1, 3 and 4 have two each; Topic 5 has the agent lab and the group mini capstone. Each lab has its own instruction PDF and a lean data folder: the lab workbook and only the templates that lab uses. Copy-ready prompts are on the linked web page, step by step. Every lab is self-contained: work directly on the files in its own data folder, so you can start any lab without finishing the one before. The detailed procedures are here and in labs; the slides teach concepts and show outcomes.</w:t>
+        <w:t>Study each topic’s concepts before its connected labs. Topic 2 has five labs; Topics 1, 3 and 4 have two each; Topic 5 has the agent lab and the group mini capstone. Each lab has its own instruction PDF and a lean data folder: the lab workbook and only the templates that lab uses. Copy-ready prompts are on the linked web page, step by step. Every lab is self-contained: work directly on the files in its own data folder, so you can start any lab without finishing the one before. The detailed procedures are here and in labs; the slides teach concepts and show outcomes.</w:t>
       </w:r>
     </w:p>
     <w:p>
@@ -7325,7 +7385,7 @@
     <w:p/>
     <w:p>
       <w:r>
-        <w:t>Concepts for Lab 5: Built-in and Custom Skills, Pareto Skill: Counts, Sorting and Cumulative Share.</w:t>
+        <w:t>Concepts for Lab 5: What Is a Skill? Inside SKILL.md, Built-in and Custom Skills, Pareto Skill: Find the Vital Few Failure Modes.</w:t>
       </w:r>
     </w:p>
     <w:p>
@@ -7334,20 +7394,20 @@
         <w:keepNext/>
       </w:pPr>
       <w:r>
-        <w:t>Built-in and Custom Skills</w:t>
-      </w:r>
-    </w:p>
-    <w:p>
-      <w:r>
-        <w:t>Copilot in Excel ships with built-in skills you call with @, such as @chart-design for charts. @chart-design applies the Excel design team’s chart guidance and @theme-design handles workbook formatting. Built-in skills are turned on in Settings (...) &gt; Manage plugins &amp; skills; chart-design sits under Visualization and is off by default. A custom skill is your own SKILL.md for a method Excel does not know, such as the water-service Pareto or dashboard.</w:t>
-      </w:r>
-    </w:p>
-    <w:p>
-      <w:pPr>
-        <w:keepNext/>
-      </w:pPr>
-      <w:r>
-        <w:t>Start with a built-in skill when the task is generic, such as making a clear chart. Write a custom skill when the method carries your own rules: which rows count, how ties sort, which outputs may be replaced and which checks must pass. Both are reusable; only the custom one knows Northstar.</w:t>
+        <w:t>What Is a Skill? Inside SKILL.md</w:t>
+      </w:r>
+    </w:p>
+    <w:p>
+      <w:r>
+        <w:t>A skill is a folder with a SKILL.md file. The file starts with metadata between two --- lines: a name, which must match the folder name, and a description that says when to use the skill. The body below it holds the steps and procedure Copilot follows. The folder can also hold reference files, such as a template, an example or a data list, that the steps point to.</w:t>
+      </w:r>
+    </w:p>
+    <w:p>
+      <w:pPr>
+        <w:keepNext/>
+      </w:pPr>
+      <w:r>
+        <w:t>Skills are triggered on demand: Copilot reads a skill only when you call it with @name or your request matches its description, so skills do not crowd every chat. Write a method once, install it once, and it runs the same way in every file. Excel and PowerPoint both use this format.</w:t>
       </w:r>
     </w:p>
     <w:p>
@@ -7368,7 +7428,7 @@
         <w:pStyle w:val="ListBullet"/>
       </w:pPr>
       <w:r>
-        <w:t>Turn on chart-design under Visualization.</w:t>
+        <w:t>Name the skill and describe when to use it.</w:t>
       </w:r>
     </w:p>
     <w:p>
@@ -7376,7 +7436,7 @@
         <w:pStyle w:val="ListBullet"/>
       </w:pPr>
       <w:r>
-        <w:t>Call @chart-design for a generic chart.</w:t>
+        <w:t>Write the steps, rules and checks.</w:t>
       </w:r>
     </w:p>
     <w:p>
@@ -7384,7 +7444,7 @@
         <w:pStyle w:val="ListBullet"/>
       </w:pPr>
       <w:r>
-        <w:t>Spot the rules it cannot know.</w:t>
+        <w:t>Add reference files to the folder if needed.</w:t>
       </w:r>
     </w:p>
     <w:p>
@@ -7392,7 +7452,7 @@
         <w:pStyle w:val="ListBullet"/>
       </w:pPr>
       <w:r>
-        <w:t>Write a custom SKILL.md for those rules.</w:t>
+        <w:t>Install it, then call it with @name.</w:t>
       </w:r>
     </w:p>
     <w:p>
@@ -7413,7 +7473,7 @@
         <w:pStyle w:val="ListBullet"/>
       </w:pPr>
       <w:r>
-        <w:t>@chart-design draws a clean overdue-by-category bar chart.</w:t>
+        <w:t>name: water-service-pareto (the same as its folder name).</w:t>
       </w:r>
     </w:p>
     <w:p>
@@ -7421,7 +7481,7 @@
         <w:pStyle w:val="ListBullet"/>
       </w:pPr>
       <w:r>
-        <w:t>It does not know the overdue population or Pareto tie order.</w:t>
+        <w:t>description: Use when I ask for a Pareto chart or failure-mode analysis.</w:t>
       </w:r>
     </w:p>
     <w:p>
@@ -7429,7 +7489,243 @@
         <w:pStyle w:val="ListBullet"/>
       </w:pPr>
       <w:r>
-        <w:t>water-service-pareto adds the cumulative line and named output.</w:t>
+        <w:t>Steps: count, sort high to low, add Cumulative %, list the vital few.</w:t>
+      </w:r>
+    </w:p>
+    <w:p>
+      <w:pPr>
+        <w:keepNext/>
+      </w:pPr>
+      <w:r>
+        <w:rPr>
+          <w:b/>
+          <w:color w:val="1F6FEB"/>
+          <w:sz w:val="22"/>
+        </w:rPr>
+        <w:t>Decision guide</w:t>
+      </w:r>
+    </w:p>
+    <w:tbl>
+      <w:tblPr>
+        <w:tblStyle w:val="TableGrid"/>
+        <w:tblW w:type="auto" w:w="0"/>
+        <w:tblLook w:firstColumn="1" w:firstRow="1" w:lastColumn="0" w:lastRow="0" w:noHBand="0" w:noVBand="1" w:val="04A0"/>
+      </w:tblPr>
+      <w:tblGrid>
+        <w:gridCol w:w="4320"/>
+        <w:gridCol w:w="4320"/>
+      </w:tblGrid>
+      <w:tr>
+        <w:trPr>
+          <w:tblHeader w:val="true"/>
+          <w:cantSplit/>
+        </w:trPr>
+        <w:tc>
+          <w:tcPr>
+            <w:tcW w:type="dxa" w:w="4320"/>
+            <w:shd w:val="clear" w:color="auto" w:fill="E8F0FE"/>
+          </w:tcPr>
+          <w:p>
+            <w:pPr>
+              <w:keepNext/>
+            </w:pPr>
+            <w:r/>
+            <w:r>
+              <w:rPr>
+                <w:b/>
+                <w:sz w:val="19"/>
+              </w:rPr>
+              <w:t>Use when</w:t>
+            </w:r>
+          </w:p>
+        </w:tc>
+        <w:tc>
+          <w:tcPr>
+            <w:tcW w:type="dxa" w:w="4320"/>
+            <w:shd w:val="clear" w:color="auto" w:fill="E8F0FE"/>
+          </w:tcPr>
+          <w:p>
+            <w:pPr>
+              <w:keepNext/>
+            </w:pPr>
+            <w:r/>
+            <w:r>
+              <w:rPr>
+                <w:b/>
+                <w:sz w:val="19"/>
+              </w:rPr>
+              <w:t>Avoid when</w:t>
+            </w:r>
+          </w:p>
+        </w:tc>
+      </w:tr>
+      <w:tr>
+        <w:trPr>
+          <w:cantSplit/>
+        </w:trPr>
+        <w:tc>
+          <w:tcPr>
+            <w:tcW w:type="dxa" w:w="4320"/>
+          </w:tcPr>
+          <w:p>
+            <w:r/>
+            <w:r>
+              <w:rPr>
+                <w:sz w:val="19"/>
+              </w:rPr>
+              <w:t>You repeat the same method in many files.</w:t>
+            </w:r>
+          </w:p>
+        </w:tc>
+        <w:tc>
+          <w:tcPr>
+            <w:tcW w:type="dxa" w:w="4320"/>
+          </w:tcPr>
+          <w:p>
+            <w:r/>
+            <w:r>
+              <w:rPr>
+                <w:sz w:val="19"/>
+              </w:rPr>
+              <w:t>The task is a one-off question a single prompt can answer.</w:t>
+            </w:r>
+          </w:p>
+        </w:tc>
+      </w:tr>
+    </w:tbl>
+    <w:p/>
+    <w:p>
+      <w:pPr>
+        <w:keepNext/>
+      </w:pPr>
+      <w:r>
+        <w:rPr>
+          <w:b/>
+          <w:color w:val="1F6FEB"/>
+          <w:sz w:val="22"/>
+        </w:rPr>
+        <w:t>Authoritative references</w:t>
+      </w:r>
+    </w:p>
+    <w:p>
+      <w:pPr>
+        <w:pStyle w:val="ListBullet"/>
+      </w:pPr>
+      <w:r>
+        <w:t>https://support.microsoft.com/en-us/excel/copilot/copilot-in-excel-skills</w:t>
+      </w:r>
+    </w:p>
+    <w:p>
+      <w:pPr>
+        <w:pStyle w:val="ListBullet"/>
+      </w:pPr>
+      <w:r>
+        <w:t>https://support.microsoft.com/en-us/powerpoint/copilot/copilot-in-powerpoint-skills</w:t>
+      </w:r>
+    </w:p>
+    <w:p/>
+    <w:p>
+      <w:pPr>
+        <w:pStyle w:val="Heading2"/>
+        <w:keepNext/>
+      </w:pPr>
+      <w:r>
+        <w:t>Built-in and Custom Skills</w:t>
+      </w:r>
+    </w:p>
+    <w:p>
+      <w:r>
+        <w:t>Copilot in Excel ships with built-in skills you call with @, such as @chart-design for charts. @chart-design applies the Excel design team’s chart guidance and @theme-design handles workbook formatting. Built-in skills are turned on in Settings (...) &gt; Manage plugins &amp; skills; chart-design sits under Visualization and is off by default. A custom skill is your own SKILL.md for a method Excel does not know, such as the water-service Pareto or dashboard.</w:t>
+      </w:r>
+    </w:p>
+    <w:p>
+      <w:pPr>
+        <w:keepNext/>
+      </w:pPr>
+      <w:r>
+        <w:t>Start with a built-in skill when the task is generic, such as making a clear chart. Write a custom skill when the method carries your own rules: which rows count, how ties sort, which outputs may be replaced and which checks must pass. Both are reusable; only the custom one knows Northstar.</w:t>
+      </w:r>
+    </w:p>
+    <w:p>
+      <w:pPr>
+        <w:keepNext/>
+      </w:pPr>
+      <w:r>
+        <w:rPr>
+          <w:b/>
+          <w:color w:val="1F6FEB"/>
+          <w:sz w:val="22"/>
+        </w:rPr>
+        <w:t>How it works</w:t>
+      </w:r>
+    </w:p>
+    <w:p>
+      <w:pPr>
+        <w:pStyle w:val="ListBullet"/>
+      </w:pPr>
+      <w:r>
+        <w:t>Turn on chart-design under Visualization.</w:t>
+      </w:r>
+    </w:p>
+    <w:p>
+      <w:pPr>
+        <w:pStyle w:val="ListBullet"/>
+      </w:pPr>
+      <w:r>
+        <w:t>Call @chart-design for a generic chart.</w:t>
+      </w:r>
+    </w:p>
+    <w:p>
+      <w:pPr>
+        <w:pStyle w:val="ListBullet"/>
+      </w:pPr>
+      <w:r>
+        <w:t>Spot the rules it cannot know.</w:t>
+      </w:r>
+    </w:p>
+    <w:p>
+      <w:pPr>
+        <w:pStyle w:val="ListBullet"/>
+      </w:pPr>
+      <w:r>
+        <w:t>Write a custom SKILL.md for those rules.</w:t>
+      </w:r>
+    </w:p>
+    <w:p>
+      <w:pPr>
+        <w:keepNext/>
+      </w:pPr>
+      <w:r>
+        <w:rPr>
+          <w:b/>
+          <w:color w:val="1F6FEB"/>
+          <w:sz w:val="22"/>
+        </w:rPr>
+        <w:t>Worked example</w:t>
+      </w:r>
+    </w:p>
+    <w:p>
+      <w:pPr>
+        <w:pStyle w:val="ListBullet"/>
+      </w:pPr>
+      <w:r>
+        <w:t>@chart-design draws a clean bar chart of work orders by failure mode.</w:t>
+      </w:r>
+    </w:p>
+    <w:p>
+      <w:pPr>
+        <w:pStyle w:val="ListBullet"/>
+      </w:pPr>
+      <w:r>
+        <w:t>It does not add the cumulative line or the vital-few list.</w:t>
+      </w:r>
+    </w:p>
+    <w:p>
+      <w:pPr>
+        <w:pStyle w:val="ListBullet"/>
+      </w:pPr>
+      <w:r>
+        <w:t>water-service-pareto adds both, the same way every time.</w:t>
       </w:r>
     </w:p>
     <w:p>
@@ -7570,20 +7866,20 @@
         <w:keepNext/>
       </w:pPr>
       <w:r>
-        <w:t>Pareto Skill: Counts, Sorting and Cumulative Share</w:t>
-      </w:r>
-    </w:p>
-    <w:p>
-      <w:r>
-        <w:t>A Pareto contribution chart orders category counts from largest to smallest and adds a cumulative-percentage line. The population here is overdue backlog, not all work orders: nonterminal statuses with Due_Date strictly before the reporting date. Alphabetical tie sorting keeps equal counts in a repeatable order.</w:t>
-      </w:r>
-    </w:p>
-    <w:p>
-      <w:pPr>
-        <w:keepNext/>
-      </w:pPr>
-      <w:r>
-        <w:t>The Skill turns a recurring grouping-and-charting method into reusable instructions. Counts and cumulative formulas must reconcile to the same eligible source rows. A right-hand percentage axis from zero to 100% prevents interpreting the line as another count series. Category concentration describes contribution rather than establishing root cause.</w:t>
+        <w:t>Pareto Skill: Find the Vital Few Failure Modes</w:t>
+      </w:r>
+    </w:p>
+    <w:p>
+      <w:r>
+        <w:t>A Pareto chart sorts categories from highest to lowest count and adds a cumulative-percentage line. Engineers use it to find the vital few failure modes or root-cause categories that account for most of the work, so improvement effort goes where it matters most. Here each Northstar work order records its Failure_Mode.</w:t>
+      </w:r>
+    </w:p>
+    <w:p>
+      <w:pPr>
+        <w:keepNext/>
+      </w:pPr>
+      <w:r>
+        <w:t>The water-service-pareto Skill turns the method into reusable instructions: count, sort high to low, add Share % and Cumulative %, chart it and list the categories needed to reach 80%. Counts must reconcile to the source rows. A Pareto shows where work concentrates; the engineer still confirms the root cause on site before acting.</w:t>
       </w:r>
     </w:p>
     <w:p>
@@ -7604,7 +7900,7 @@
         <w:pStyle w:val="ListBullet"/>
       </w:pPr>
       <w:r>
-        <w:t>Define source, population, date and grouping.</w:t>
+        <w:t>Choose the table and the column to analyse.</w:t>
       </w:r>
     </w:p>
     <w:p>
@@ -7612,7 +7908,7 @@
         <w:pStyle w:val="ListBullet"/>
       </w:pPr>
       <w:r>
-        <w:t>Count and sort with stable ties.</w:t>
+        <w:t>Count and sort from highest to lowest.</w:t>
       </w:r>
     </w:p>
     <w:p>
@@ -7620,7 +7916,7 @@
         <w:pStyle w:val="ListBullet"/>
       </w:pPr>
       <w:r>
-        <w:t>Calculate cumulative count / eligible total.</w:t>
+        <w:t>Add Share % and Cumulative %.</w:t>
       </w:r>
     </w:p>
     <w:p>
@@ -7628,7 +7924,7 @@
         <w:pStyle w:val="ListBullet"/>
       </w:pPr>
       <w:r>
-        <w:t>Build and verify an editable dual-axis chart.</w:t>
+        <w:t>List the vital few that reach 80%.</w:t>
       </w:r>
     </w:p>
     <w:p>
@@ -7649,7 +7945,7 @@
         <w:pStyle w:val="ListBullet"/>
       </w:pPr>
       <w:r>
-        <w:t>Pump 18; Meter 12; Leak 8; Valve 8; Pipe 4: total 50.</w:t>
+        <w:t>All 120 work orders: Corrosion 42, Joint seal leak 30, Valve seat wear 22.</w:t>
       </w:r>
     </w:p>
     <w:p>
@@ -7657,7 +7953,7 @@
         <w:pStyle w:val="ListBullet"/>
       </w:pPr>
       <w:r>
-        <w:t>Cumulative percentages are 36%, 60%, 76%, 92%, 100%.</w:t>
+        <w:t>These 3 of 8 failure modes cause 78% of the work.</w:t>
       </w:r>
     </w:p>
     <w:p>
@@ -7665,7 +7961,7 @@
         <w:pStyle w:val="ListBullet"/>
       </w:pPr>
       <w:r>
-        <w:t>Four of five categories first reach 80%; do not force an 80/20 conclusion.</w:t>
+        <w:t>Overdue jobs only: Joint seal leak moves to the top (14 of 50).</w:t>
       </w:r>
     </w:p>
     <w:p>
@@ -7749,7 +8045,7 @@
               <w:rPr>
                 <w:sz w:val="19"/>
               </w:rPr>
-              <w:t>The count population and grouping are defined and auditable.</w:t>
+              <w:t>You need to decide which failure modes to tackle first.</w:t>
             </w:r>
           </w:p>
         </w:tc>
@@ -7763,7 +8059,7 @@
               <w:rPr>
                 <w:sz w:val="19"/>
               </w:rPr>
-              <w:t>Categories are being called causes or zero-total shares treated as measured 0%.</w:t>
+              <w:t>A count is treated as a proven cause without checking on site.</w:t>
             </w:r>
           </w:p>
         </w:tc>
@@ -7798,7 +8094,7 @@
         <w:keepNext/>
       </w:pPr>
       <w:r>
-        <w:t>Lab 5 · Custom Pareto Chart Skill — Use the Built-in Chart Skill, then Create a Custom Pareto Skill</w:t>
+        <w:t>Lab 5 · Custom Pareto Chart Skill — Find the Vital Few Failure Modes with a Pareto Skill</w:t>
       </w:r>
     </w:p>
     <w:p>
@@ -7811,15 +8107,15 @@
     </w:p>
     <w:p>
       <w:r>
-        <w:t>Goal: Make a chart with Excel’s built-in @chart-design skill, then install a custom Pareto skill and use it twice.</w:t>
-      </w:r>
-    </w:p>
-    <w:p>
-      <w:pPr>
-        <w:keepNext/>
-      </w:pPr>
-      <w:r>
-        <w:t>Make a chart with Excel’s built-in @chart-design skill, then install a custom Pareto skill and use it twice.</w:t>
+        <w:t>Goal: Engineers use Pareto charts to find the vital few failure modes behind most of the work. Make a chart with Excel’s built-in @chart-design skill, then install a custom Pareto skill that sorts failure modes from highest to lowest.</w:t>
+      </w:r>
+    </w:p>
+    <w:p>
+      <w:pPr>
+        <w:keepNext/>
+      </w:pPr>
+      <w:r>
+        <w:t>Engineers use Pareto charts to find the vital few failure modes behind most of the work. Make a chart with Excel’s built-in @chart-design skill, then install a custom Pareto skill that sorts failure modes from highest to lowest.</w:t>
       </w:r>
     </w:p>
     <w:p>
@@ -7840,7 +8136,7 @@
         <w:keepNext/>
       </w:pPr>
       <w:r>
-        <w:t>A ChartDesign_Demo sheet, a Pareto_Job_Category chart and a Pareto_Site chart.   (Tools: Excel Copilot · Microsoft 365 Copilot web · OneDrive (Skills folder only).)</w:t>
+        <w:t>A ChartDesign_Demo sheet, a Pareto_Failure_Mode chart for all work orders and one for the overdue jobs.   (Tools: Excel Copilot · Microsoft 365 Copilot web · OneDrive (Skills folder only).)</w:t>
       </w:r>
     </w:p>
     <w:p>
@@ -7939,7 +8235,7 @@
         <w:t xml:space="preserve">2.  </w:t>
       </w:r>
       <w:r>
-        <w:t>Use it. Choose Allow editing and send the prompt. Select Done to keep the change, or Undo to reverse it.</w:t>
+        <w:t>Use it. Choose Allow editing and send the prompt. Select Done to keep the change, or Undo to reverse it. The bars run from highest to lowest, starting with Corrosion.</w:t>
       </w:r>
     </w:p>
     <w:p>
@@ -7966,7 +8262,7 @@
           <w:color w:val="0B3060"/>
           <w:sz w:val="19"/>
         </w:rPr>
-        <w:t>@chart-design Make a bar chart of the overdue work orders by Job_Category on a new sheet named ChartDesign_Demo, biggest bar first. Overdue means not Closed or Cancelled and due before the date in Control!B2.</w:t>
+        <w:t>@chart-design Make a bar chart of the number of work orders for each Failure_Mode on a new sheet named ChartDesign_Demo, sorted from highest to lowest.</w:t>
       </w:r>
     </w:p>
     <w:p>
@@ -8009,7 +8305,7 @@
         <w:t xml:space="preserve">4.  </w:t>
       </w:r>
       <w:r>
-        <w:t>Turn the skill on. Back in Excel select Settings (...) &gt; Manage plugins &amp; skills &gt; Custom skills &gt; Refresh, then turn water-service-pareto on. Close the dialog and type @wat in the Copilot prompt box: water-service-pareto should appear. If it does not, wait a minute and select Refresh again.</w:t>
+        <w:t>Turn the skill on. Back in Excel select Settings (...) &gt; Manage plugins &amp; skills &gt; Custom skills &gt; Refresh, then turn water-service-pareto on. Close the dialog and type @wat in the Copilot prompt box: water-service-pareto should appear. If not, wait a minute and select Refresh again.</w:t>
       </w:r>
     </w:p>
     <w:p>
@@ -8022,7 +8318,7 @@
           <w:color w:val="0B3060"/>
           <w:sz w:val="19"/>
         </w:rPr>
-        <w:t>Check : water-service-pareto appears when you type @wat</w:t>
+        <w:t>Check : water-service-pareto appears when you type @</w:t>
       </w:r>
     </w:p>
     <w:p>
@@ -8037,7 +8333,7 @@
         <w:t xml:space="preserve">5.  </w:t>
       </w:r>
       <w:r>
-        <w:t>Make the Pareto chart. Select New chat, choose Allow editing, send the prompt and select Done. You should see 50 overdue jobs: Pump Service 18, Meter Service 12, Leak Repair 8, Valve Repair 8, Pipe Replacement 4, and a line rising 36%, 60%, 76%, 92%, 100%.</w:t>
+        <w:t>Find the vital few. Select New chat, choose Allow editing, send the prompt and select Done. You should see Corrosion 42, Joint seal leak 30, Valve seat wear 22, Pump bearing wear 10, Pressure surge 8, Meter fault 4, Blockage 2, Third-party damage 2. The top 3 failure modes cause 78% of all work orders.</w:t>
       </w:r>
     </w:p>
     <w:p>
@@ -8064,7 +8360,7 @@
           <w:color w:val="0B3060"/>
           <w:sz w:val="19"/>
         </w:rPr>
-        <w:t>@water-service-pareto Make a Pareto chart of the overdue work orders by Job_Category.</w:t>
+        <w:t>@water-service-pareto Make a Pareto chart of Failure_Mode for all work orders in tblWorkOrders.</w:t>
       </w:r>
     </w:p>
     <w:p>
@@ -8079,7 +8375,7 @@
         <w:t xml:space="preserve">6.  </w:t>
       </w:r>
       <w:r>
-        <w:t>Use the skill again. Send the prompt and select Done. Pareto_Site also adds up to 50.</w:t>
+        <w:t>Look at the overdue jobs. Send the prompt and select Done. Among the 50 overdue jobs the order changes: Joint seal leak 14, Corrosion 13, Valve seat wear 8, Pump bearing wear 7, Pressure surge 3, Blockage 2, Meter fault 2, Third-party damage 1. A Pareto shows where to look first; confirm the root cause on site.</w:t>
       </w:r>
     </w:p>
     <w:p>
@@ -8106,7 +8402,7 @@
           <w:color w:val="0B3060"/>
           <w:sz w:val="19"/>
         </w:rPr>
-        <w:t>@water-service-pareto Now make the same Pareto chart by Site.</w:t>
+        <w:t>@water-service-pareto Now make the same Pareto chart for the overdue work orders only.</w:t>
       </w:r>
     </w:p>
     <w:p>
@@ -8210,7 +8506,7 @@
               <w:rPr>
                 <w:sz w:val="19"/>
               </w:rPr>
-              <w:t>chart-design turned on; ChartDesign_Demo created.</w:t>
+              <w:t>chart-design turned on; ChartDesign_Demo sorted highest to lowest.</w:t>
             </w:r>
           </w:p>
         </w:tc>
@@ -8232,7 +8528,7 @@
               <w:rPr>
                 <w:sz w:val="19"/>
               </w:rPr>
-              <w:t>Pareto by category</w:t>
+              <w:t>All work orders</w:t>
             </w:r>
           </w:p>
         </w:tc>
@@ -8249,7 +8545,7 @@
               <w:rPr>
                 <w:sz w:val="19"/>
               </w:rPr>
-              <w:t>50 jobs: 18, 12, 8, 8, 4; line 36%, 60%, 76%, 92%, 100%.</w:t>
+              <w:t>Corrosion 42, Joint seal leak 30, Valve seat wear 22, Pump bearing wear 10, Pressure surge 8, Meter fault 4, Blockage 2, Third-party damage 2; top 3 = 78%.</w:t>
             </w:r>
           </w:p>
         </w:tc>
@@ -8268,7 +8564,7 @@
               <w:rPr>
                 <w:sz w:val="19"/>
               </w:rPr>
-              <w:t>Pareto by site</w:t>
+              <w:t>Overdue only</w:t>
             </w:r>
           </w:p>
         </w:tc>
@@ -8282,7 +8578,7 @@
               <w:rPr>
                 <w:sz w:val="19"/>
               </w:rPr>
-              <w:t>Pareto_Site also adds up to 50; the source data is unchanged.</w:t>
+              <w:t>Joint seal leak 14, Corrosion 13, Valve seat wear 8, Pump bearing wear 7, Pressure surge 3, Blockage 2, Meter fault 2, Third-party damage 1.</w:t>
             </w:r>
           </w:p>
         </w:tc>
@@ -9479,7 +9775,7 @@
         <w:keepNext/>
       </w:pPr>
       <w:r>
-        <w:t>Lab 6 · Reporting Skill — Create, Use and Improve the Maintenance Reporting Skill</w:t>
+        <w:t>Lab 6 · Reporting Skill — Build a Maintenance Report with Two Skills</w:t>
       </w:r>
     </w:p>
     <w:p>
@@ -9492,15 +9788,15 @@
     </w:p>
     <w:p>
       <w:r>
-        <w:t>Goal: Install the maintenance-reporting skill and use it in Excel and PowerPoint.</w:t>
-      </w:r>
-    </w:p>
-    <w:p>
-      <w:pPr>
-        <w:keepNext/>
-      </w:pPr>
-      <w:r>
-        <w:t>Install the maintenance-reporting skill and use it in Excel and PowerPoint.</w:t>
+        <w:t>Goal: Install two skills, water-service-pareto and maintenance-reporting, and use them together to build a maintenance report in Excel, then use the reporting skill in PowerPoint.</w:t>
+      </w:r>
+    </w:p>
+    <w:p>
+      <w:pPr>
+        <w:keepNext/>
+      </w:pPr>
+      <w:r>
+        <w:t>Install two skills, water-service-pareto and maintenance-reporting, and use them together to build a maintenance report in Excel, then use the reporting skill in PowerPoint.</w:t>
       </w:r>
     </w:p>
     <w:p>
@@ -9521,7 +9817,7 @@
         <w:keepNext/>
       </w:pPr>
       <w:r>
-        <w:t>Maintenance_Summary and Assignment_Proposals sheets, and an improved Northstar_Initial_Update.pptx.   (Tools: Excel and PowerPoint Copilot · Microsoft 365 Copilot web · OneDrive (Skills folder only).)</w:t>
+        <w:t>Maintenance_Summary with a failure-mode Pareto, Assignment_Proposals, and an improved Northstar_Initial_Update.pptx.   (Tools: Excel and PowerPoint Copilot · Microsoft 365 Copilot web · OneDrive (Skills folder only).)</w:t>
       </w:r>
     </w:p>
     <w:p>
@@ -9578,11 +9874,12 @@
         <w:t xml:space="preserve">1.  </w:t>
       </w:r>
       <w:r>
-        <w:t>Upload the skill to OneDrive. In Excel open Copilot and select Settings (...) &gt; Manage plugins &amp; skills &gt; Custom skills. Turn Custom skills on and select Add in OneDrive (or Create OneDrive folder, then Open skills folder). OneDrive opens at your skills folder. Select Create or upload &gt; Folder upload and choose the maintenance-reporting folder in this lab’s data/templates folder.</w:t>
-      </w:r>
-    </w:p>
-    <w:p>
-      <w:pPr>
+        <w:t>Upload the skill to OneDrive. In Excel open Copilot and select Settings (...) &gt; Manage plugins &amp; skills &gt; Custom skills. Turn Custom skills on and select Add in OneDrive (or Create OneDrive folder, then Open skills folder). OneDrive opens at your skills folder. Select Create or upload &gt; Folder upload and choose the water-service-pareto and maintenance-reporting folders in this lab’s data/templates folder.</w:t>
+      </w:r>
+    </w:p>
+    <w:p>
+      <w:pPr>
+        <w:keepNext/>
         <w:keepLines/>
       </w:pPr>
       <w:r>
@@ -9591,22 +9888,7 @@
           <w:color w:val="0B3060"/>
           <w:sz w:val="19"/>
         </w:rPr>
-        <w:t>OneDrive : Documents &gt; Copilot &gt; Microsoft Excel &gt; skills &gt; maintenance-reporting &gt; SKILL.md</w:t>
-      </w:r>
-    </w:p>
-    <w:p>
-      <w:pPr>
-        <w:spacing w:after="80"/>
-        <w:ind w:left="360"/>
-      </w:pPr>
-      <w:r>
-        <w:rPr>
-          <w:b/>
-        </w:rPr>
-        <w:t xml:space="preserve">2.  </w:t>
-      </w:r>
-      <w:r>
-        <w:t>Turn the skill on. Back in Excel select Settings (...) &gt; Manage plugins &amp; skills &gt; Custom skills &gt; Refresh, then turn maintenance-reporting on. Close the dialog and type @main in the Copilot prompt box: maintenance-reporting should appear. If it does not, wait a minute and select Refresh again.</w:t>
+        <w:t>OneDrive : Documents &gt; Copilot &gt; Microsoft Excel &gt; skills &gt; water-service-pareto &gt; SKILL.md</w:t>
       </w:r>
     </w:p>
     <w:p>
@@ -9619,7 +9901,7 @@
           <w:color w:val="0B3060"/>
           <w:sz w:val="19"/>
         </w:rPr>
-        <w:t>Check : maintenance-reporting appears when you type @main</w:t>
+        <w:t>OneDrive : Documents &gt; Copilot &gt; Microsoft Excel &gt; skills &gt; maintenance-reporting &gt; SKILL.md</w:t>
       </w:r>
     </w:p>
     <w:p>
@@ -9631,10 +9913,10 @@
         <w:rPr>
           <w:b/>
         </w:rPr>
-        <w:t xml:space="preserve">3.  </w:t>
-      </w:r>
-      <w:r>
-        <w:t>Build the summary. Open data/Northstar_Work_Orders.xlsx, select New chat, choose Allow editing and send the prompt. Select Done to keep the change, or Undo to reverse it. You should see 120 total, 48 closed, 12 cancelled, 60 backlog, 50 overdue, on-time 30/48 = 62.5% and cost S$35,827.50.</w:t>
+        <w:t xml:space="preserve">2.  </w:t>
+      </w:r>
+      <w:r>
+        <w:t>Turn the skills on. Back in Excel select Settings (...) &gt; Manage plugins &amp; skills &gt; Custom skills &gt; Refresh, then turn water-service-pareto and maintenance-reporting on. Close the dialog and type @ in the Copilot prompt box: water-service-pareto and maintenance-reporting should appear. If not, wait a minute and select Refresh again.</w:t>
       </w:r>
     </w:p>
     <w:p>
@@ -9648,7 +9930,7 @@
           <w:color w:val="0B3060"/>
           <w:sz w:val="19"/>
         </w:rPr>
-        <w:t>EXCEL - ALLOW EDITING:</w:t>
+        <w:t>Check : water-service-pareto appears when you type @</w:t>
       </w:r>
     </w:p>
     <w:p>
@@ -9661,7 +9943,7 @@
           <w:color w:val="0B3060"/>
           <w:sz w:val="19"/>
         </w:rPr>
-        <w:t>@maintenance-reporting Build a Maintenance_Summary sheet for 30 September 2026 with the total, closed, cancelled, backlog, overdue, on-time closure rate and cost.</w:t>
+        <w:t>Check : maintenance-reporting appears when you type @</w:t>
       </w:r>
     </w:p>
     <w:p>
@@ -9673,10 +9955,10 @@
         <w:rPr>
           <w:b/>
         </w:rPr>
-        <w:t xml:space="preserve">4.  </w:t>
-      </w:r>
-      <w:r>
-        <w:t>Suggest owners. Send the prompt and select Done. Assignment_Proposals lists 6 jobs, each marked as a proposal, and Assigned_To on Work_Orders is unchanged. Save the workbook.</w:t>
+        <w:t xml:space="preserve">3.  </w:t>
+      </w:r>
+      <w:r>
+        <w:t>Build the summary. Open data/Northstar_Work_Orders.xlsx, select New chat, choose Allow editing and send the prompt. Select Done to keep the change, or Undo to reverse it. You should see 120 total, 48 closed, 12 cancelled, 60 backlog, 50 overdue, on-time 30/48 = 62.5% and cost S$35,827.50.</w:t>
       </w:r>
     </w:p>
     <w:p>
@@ -9703,7 +9985,7 @@
           <w:color w:val="0B3060"/>
           <w:sz w:val="19"/>
         </w:rPr>
-        <w:t>@maintenance-reporting Add an Assignment_Proposals sheet for the backlog jobs with no owner. Suggest an owner from tblTechnicians with the same job category and free hours, and mark each one as a proposal. Don’t change Assigned_To.</w:t>
+        <w:t>@maintenance-reporting Build a Maintenance_Summary sheet for 30 September 2026 with the total, closed, cancelled, backlog, overdue, on-time closure rate and cost.</w:t>
       </w:r>
     </w:p>
     <w:p>
@@ -9715,10 +9997,10 @@
         <w:rPr>
           <w:b/>
         </w:rPr>
-        <w:t xml:space="preserve">5.  </w:t>
-      </w:r>
-      <w:r>
-        <w:t>Test it with no data. Open a new blank workbook, send the prompt and read the reply: a good skill asks you for the data instead of making up numbers. Close the blank workbook without saving.</w:t>
+        <w:t xml:space="preserve">4.  </w:t>
+      </w:r>
+      <w:r>
+        <w:t>Add the failure-mode Pareto. Send the prompt and select Done. The chart is sorted from highest to lowest: Corrosion 42, Joint seal leak 30, Valve seat wear 22, Pump bearing wear 10, Pressure surge 8, Meter fault 4, Blockage 2, Third-party damage 2.</w:t>
       </w:r>
     </w:p>
     <w:p>
@@ -9732,7 +10014,7 @@
           <w:color w:val="0B3060"/>
           <w:sz w:val="19"/>
         </w:rPr>
-        <w:t>EXCEL - CHAT ONLY:</w:t>
+        <w:t>EXCEL - ALLOW EDITING:</w:t>
       </w:r>
     </w:p>
     <w:p>
@@ -9745,7 +10027,49 @@
           <w:color w:val="0B3060"/>
           <w:sz w:val="19"/>
         </w:rPr>
-        <w:t>@maintenance-reporting Prepare my maintenance report for last month.</w:t>
+        <w:t>@water-service-pareto Make a Pareto chart of Failure_Mode for all work orders and place it on the Maintenance_Summary sheet, to the right of the numbers.</w:t>
+      </w:r>
+    </w:p>
+    <w:p>
+      <w:pPr>
+        <w:spacing w:after="80"/>
+        <w:ind w:left="360"/>
+      </w:pPr>
+      <w:r>
+        <w:rPr>
+          <w:b/>
+        </w:rPr>
+        <w:t xml:space="preserve">5.  </w:t>
+      </w:r>
+      <w:r>
+        <w:t>Suggest owners. Send the prompt and select Done. Assignment_Proposals lists 6 jobs, each marked as a proposal, and Assigned_To on Work_Orders is unchanged. Save the workbook.</w:t>
+      </w:r>
+    </w:p>
+    <w:p>
+      <w:pPr>
+        <w:keepNext/>
+        <w:keepLines/>
+      </w:pPr>
+      <w:r>
+        <w:rPr>
+          <w:rFonts w:ascii="Consolas" w:hAnsi="Consolas"/>
+          <w:color w:val="0B3060"/>
+          <w:sz w:val="19"/>
+        </w:rPr>
+        <w:t>EXCEL - ALLOW EDITING:</w:t>
+      </w:r>
+    </w:p>
+    <w:p>
+      <w:pPr>
+        <w:keepLines/>
+      </w:pPr>
+      <w:r>
+        <w:rPr>
+          <w:rFonts w:ascii="Consolas" w:hAnsi="Consolas"/>
+          <w:color w:val="0B3060"/>
+          <w:sz w:val="19"/>
+        </w:rPr>
+        <w:t>@maintenance-reporting Add an Assignment_Proposals sheet for the backlog jobs with no owner. Suggest an owner from tblTechnicians with the same job category and free hours, and mark each one as a proposal. Don’t change Assigned_To.</w:t>
       </w:r>
     </w:p>
     <w:p>
@@ -9913,7 +10237,7 @@
               <w:rPr>
                 <w:sz w:val="19"/>
               </w:rPr>
-              <w:t>Proposals</w:t>
+              <w:t>Pareto</w:t>
             </w:r>
           </w:p>
         </w:tc>
@@ -9930,7 +10254,7 @@
               <w:rPr>
                 <w:sz w:val="19"/>
               </w:rPr>
-              <w:t>6 proposals; Assigned_To unchanged.</w:t>
+              <w:t>Corrosion 42, Joint seal leak 30, Valve seat wear 22, Pump bearing wear 10, Pressure surge 8, Meter fault 4, Blockage 2, Third-party damage 2.</w:t>
             </w:r>
           </w:p>
         </w:tc>
@@ -9952,7 +10276,7 @@
               <w:rPr>
                 <w:sz w:val="19"/>
               </w:rPr>
-              <w:t>No data</w:t>
+              <w:t>Proposals</w:t>
             </w:r>
           </w:p>
         </w:tc>
@@ -9969,7 +10293,7 @@
               <w:rPr>
                 <w:sz w:val="19"/>
               </w:rPr>
-              <w:t>The skill asks for data instead of making up numbers.</w:t>
+              <w:t>6 proposals; Assigned_To unchanged.</w:t>
             </w:r>
           </w:p>
         </w:tc>
@@ -10207,7 +10531,7 @@
         <w:keepNext/>
       </w:pPr>
       <w:r>
-        <w:t>Improve SKILL.md to v2 (for example a clearer rule for missing data), upload it again and repeat the no-data test.</w:t>
+        <w:t>Open a new blank workbook and ask @maintenance-reporting for last month’s report: a good skill asks for the data instead of inventing numbers.</w:t>
       </w:r>
     </w:p>
     <w:p>
@@ -10241,6 +10565,943 @@
           <w:sz w:val="20"/>
         </w:rPr>
         <w:t>The lab folder labs/lab-06-*/ holds the instruction PDF with sample prompts, a data folder with the lab workbook and any templates (data/Northstar_Work_Orders.xlsx), plus data/templates/maintenance-reporting/SKILL.md (Reviewed reporting Skill fallback). Northstar Water Services is a fictional water-pipe maintenance and service company. All service hubs, staff and work orders are synthetic. Use the fixed reporting date 2026-09-30; missing facts remain UNKNOWN. Proposals do not change real assignments. Training email drafts are never sent.</w:t>
+      </w:r>
+    </w:p>
+    <w:p/>
+    <w:p>
+      <w:r>
+        <w:t>Concepts for Lab 7: PowerPoint Design Skill: From Plain to Professional.</w:t>
+      </w:r>
+    </w:p>
+    <w:p>
+      <w:pPr>
+        <w:pStyle w:val="Heading2"/>
+        <w:keepNext/>
+      </w:pPr>
+      <w:r>
+        <w:t>PowerPoint Design Skill: From Plain to Professional</w:t>
+      </w:r>
+    </w:p>
+    <w:p>
+      <w:r>
+        <w:t>A design skill holds your brand rules, fonts, colours, header bar, footer, KPI cards and spacing, as steps Copilot in PowerPoint follows. Called on a plain deck, it redesigns every slide the same way while keeping every slide, number and fact.</w:t>
+      </w:r>
+    </w:p>
+    <w:p>
+      <w:pPr>
+        <w:keepNext/>
+      </w:pPr>
+      <w:r>
+        <w:t>Most decks start plain: black text, no header, no branding. Restyling slide by slide is slow and inconsistent. A design skill makes a professional look one prompt away and the same for every deck the team produces.</w:t>
+      </w:r>
+    </w:p>
+    <w:p>
+      <w:pPr>
+        <w:keepNext/>
+      </w:pPr>
+      <w:r>
+        <w:rPr>
+          <w:b/>
+          <w:color w:val="1F6FEB"/>
+          <w:sz w:val="22"/>
+        </w:rPr>
+        <w:t>How it works</w:t>
+      </w:r>
+    </w:p>
+    <w:p>
+      <w:pPr>
+        <w:pStyle w:val="ListBullet"/>
+      </w:pPr>
+      <w:r>
+        <w:t>Write the brand rules as a SKILL.md.</w:t>
+      </w:r>
+    </w:p>
+    <w:p>
+      <w:pPr>
+        <w:pStyle w:val="ListBullet"/>
+      </w:pPr>
+      <w:r>
+        <w:t>Add it with + &gt; Choose skills &gt; Manage skills &gt; Add skill.</w:t>
+      </w:r>
+    </w:p>
+    <w:p>
+      <w:pPr>
+        <w:pStyle w:val="ListBullet"/>
+      </w:pPr>
+      <w:r>
+        <w:t>Call it on a plain deck.</w:t>
+      </w:r>
+    </w:p>
+    <w:p>
+      <w:pPr>
+        <w:pStyle w:val="ListBullet"/>
+      </w:pPr>
+      <w:r>
+        <w:t>Check every number is unchanged.</w:t>
+      </w:r>
+    </w:p>
+    <w:p>
+      <w:pPr>
+        <w:keepNext/>
+      </w:pPr>
+      <w:r>
+        <w:rPr>
+          <w:b/>
+          <w:color w:val="1F6FEB"/>
+          <w:sz w:val="22"/>
+        </w:rPr>
+        <w:t>Worked example</w:t>
+      </w:r>
+    </w:p>
+    <w:p>
+      <w:pPr>
+        <w:pStyle w:val="ListBullet"/>
+      </w:pPr>
+      <w:r>
+        <w:t>Title slide: navy background, white title, teal subtitle.</w:t>
+      </w:r>
+    </w:p>
+    <w:p>
+      <w:pPr>
+        <w:pStyle w:val="ListBullet"/>
+      </w:pPr>
+      <w:r>
+        <w:t>Content slides: navy header bar, KPI cards, footer with slide number.</w:t>
+      </w:r>
+    </w:p>
+    <w:p>
+      <w:pPr>
+        <w:pStyle w:val="ListBullet"/>
+      </w:pPr>
+      <w:r>
+        <w:t>Numbers such as 120 work orders and 50 overdue stay the same.</w:t>
+      </w:r>
+    </w:p>
+    <w:p>
+      <w:pPr>
+        <w:keepNext/>
+      </w:pPr>
+      <w:r>
+        <w:rPr>
+          <w:b/>
+          <w:color w:val="1F6FEB"/>
+          <w:sz w:val="22"/>
+        </w:rPr>
+        <w:t>Decision guide</w:t>
+      </w:r>
+    </w:p>
+    <w:tbl>
+      <w:tblPr>
+        <w:tblStyle w:val="TableGrid"/>
+        <w:tblW w:type="auto" w:w="0"/>
+        <w:tblLook w:firstColumn="1" w:firstRow="1" w:lastColumn="0" w:lastRow="0" w:noHBand="0" w:noVBand="1" w:val="04A0"/>
+      </w:tblPr>
+      <w:tblGrid>
+        <w:gridCol w:w="4320"/>
+        <w:gridCol w:w="4320"/>
+      </w:tblGrid>
+      <w:tr>
+        <w:trPr>
+          <w:tblHeader w:val="true"/>
+          <w:cantSplit/>
+        </w:trPr>
+        <w:tc>
+          <w:tcPr>
+            <w:tcW w:type="dxa" w:w="4320"/>
+            <w:shd w:val="clear" w:color="auto" w:fill="E8F0FE"/>
+          </w:tcPr>
+          <w:p>
+            <w:pPr>
+              <w:keepNext/>
+            </w:pPr>
+            <w:r/>
+            <w:r>
+              <w:rPr>
+                <w:b/>
+                <w:sz w:val="19"/>
+              </w:rPr>
+              <w:t>Use when</w:t>
+            </w:r>
+          </w:p>
+        </w:tc>
+        <w:tc>
+          <w:tcPr>
+            <w:tcW w:type="dxa" w:w="4320"/>
+            <w:shd w:val="clear" w:color="auto" w:fill="E8F0FE"/>
+          </w:tcPr>
+          <w:p>
+            <w:pPr>
+              <w:keepNext/>
+            </w:pPr>
+            <w:r/>
+            <w:r>
+              <w:rPr>
+                <w:b/>
+                <w:sz w:val="19"/>
+              </w:rPr>
+              <w:t>Avoid when</w:t>
+            </w:r>
+          </w:p>
+        </w:tc>
+      </w:tr>
+      <w:tr>
+        <w:trPr>
+          <w:cantSplit/>
+        </w:trPr>
+        <w:tc>
+          <w:tcPr>
+            <w:tcW w:type="dxa" w:w="4320"/>
+          </w:tcPr>
+          <w:p>
+            <w:r/>
+            <w:r>
+              <w:rPr>
+                <w:sz w:val="19"/>
+              </w:rPr>
+              <w:t>Many decks need the same professional look.</w:t>
+            </w:r>
+          </w:p>
+        </w:tc>
+        <w:tc>
+          <w:tcPr>
+            <w:tcW w:type="dxa" w:w="4320"/>
+          </w:tcPr>
+          <w:p>
+            <w:r/>
+            <w:r>
+              <w:rPr>
+                <w:sz w:val="19"/>
+              </w:rPr>
+              <w:t>The skill is allowed to change numbers or add facts.</w:t>
+            </w:r>
+          </w:p>
+        </w:tc>
+      </w:tr>
+    </w:tbl>
+    <w:p/>
+    <w:p>
+      <w:pPr>
+        <w:keepNext/>
+      </w:pPr>
+      <w:r>
+        <w:rPr>
+          <w:b/>
+          <w:color w:val="1F6FEB"/>
+          <w:sz w:val="22"/>
+        </w:rPr>
+        <w:t>Authoritative references</w:t>
+      </w:r>
+    </w:p>
+    <w:p>
+      <w:pPr>
+        <w:pStyle w:val="ListBullet"/>
+      </w:pPr>
+      <w:r>
+        <w:t>https://support.microsoft.com/en-us/powerpoint/copilot/copilot-in-powerpoint-skills</w:t>
+      </w:r>
+    </w:p>
+    <w:p/>
+    <w:p>
+      <w:pPr>
+        <w:pStyle w:val="Heading2"/>
+        <w:keepNext/>
+      </w:pPr>
+      <w:r>
+        <w:t>Lab 7 · PowerPoint Design Skill — Create a PowerPoint Design Skill: From Plain to Professional</w:t>
+      </w:r>
+    </w:p>
+    <w:p>
+      <w:pPr>
+        <w:keepNext/>
+      </w:pPr>
+      <w:r>
+        <w:t>Learning outcome: LO2: create and improve a reusable maintenance skill in Excel and PowerPoint.</w:t>
+      </w:r>
+    </w:p>
+    <w:p>
+      <w:r>
+        <w:t>Goal: Northstar_Professional_Update.pptx, redesigned by your own northstar-deck-design skill.</w:t>
+      </w:r>
+    </w:p>
+    <w:p>
+      <w:pPr>
+        <w:keepNext/>
+      </w:pPr>
+      <w:r>
+        <w:t>Turn a plain, unbranded PowerPoint deck into a professional Northstar deck by creating a design skill once and calling it with @.</w:t>
+      </w:r>
+    </w:p>
+    <w:p>
+      <w:pPr>
+        <w:keepNext/>
+      </w:pPr>
+      <w:r>
+        <w:rPr>
+          <w:b/>
+          <w:color w:val="1F6FEB"/>
+          <w:sz w:val="22"/>
+        </w:rPr>
+        <w:t>What you'll build</w:t>
+      </w:r>
+    </w:p>
+    <w:p>
+      <w:pPr>
+        <w:keepNext/>
+      </w:pPr>
+      <w:r>
+        <w:t>Northstar_Professional_Update.pptx, redesigned by your own northstar-deck-design skill.   (Tools: Microsoft 365 Copilot · PowerPoint · Microsoft 365 Copilot web.)</w:t>
+      </w:r>
+    </w:p>
+    <w:p>
+      <w:pPr>
+        <w:keepNext/>
+      </w:pPr>
+      <w:r>
+        <w:rPr>
+          <w:b/>
+          <w:color w:val="1F6FEB"/>
+          <w:sz w:val="22"/>
+        </w:rPr>
+        <w:t>Prerequisites</w:t>
+      </w:r>
+    </w:p>
+    <w:p>
+      <w:pPr>
+        <w:pStyle w:val="ListBullet"/>
+      </w:pPr>
+      <w:r>
+        <w:t>Microsoft 365 account with Copilot available in Word, Excel, PowerPoint and Outlook. Availability depends on the assigned licence and tenant settings; confirm access with the trainer before class.</w:t>
+      </w:r>
+    </w:p>
+    <w:p>
+      <w:pPr>
+        <w:pStyle w:val="ListBullet"/>
+      </w:pPr>
+      <w:r>
+        <w:t>Desktop Excel on Windows or Mac. Download this lab folder and open the files straight from its data folder; save any new file in the same folder. All data is fictional.</w:t>
+      </w:r>
+    </w:p>
+    <w:p>
+      <w:pPr>
+        <w:keepNext/>
+      </w:pPr>
+      <w:r>
+        <w:rPr>
+          <w:b/>
+          <w:color w:val="1F6FEB"/>
+          <w:sz w:val="22"/>
+        </w:rPr>
+        <w:t>Step-by-step</w:t>
+      </w:r>
+    </w:p>
+    <w:p>
+      <w:pPr>
+        <w:spacing w:after="80"/>
+        <w:ind w:left="360"/>
+      </w:pPr>
+      <w:r>
+        <w:rPr>
+          <w:b/>
+        </w:rPr>
+        <w:t xml:space="preserve">1.  </w:t>
+      </w:r>
+      <w:r>
+        <w:t>Look at the plain deck. Open data/Northstar_Plain_Update.pptx in PowerPoint and save it as Northstar_Professional_Update.pptx. The numbers are right, but the slides are plain: black text, no header, no branding.</w:t>
+      </w:r>
+    </w:p>
+    <w:p>
+      <w:pPr>
+        <w:keepNext/>
+        <w:keepLines/>
+      </w:pPr>
+      <w:r>
+        <w:rPr>
+          <w:rFonts w:ascii="Consolas" w:hAnsi="Consolas"/>
+          <w:color w:val="0B3060"/>
+          <w:sz w:val="19"/>
+        </w:rPr>
+        <w:t>Slides : 6</w:t>
+      </w:r>
+    </w:p>
+    <w:p>
+      <w:pPr>
+        <w:keepLines/>
+      </w:pPr>
+      <w:r>
+        <w:rPr>
+          <w:rFonts w:ascii="Consolas" w:hAnsi="Consolas"/>
+          <w:color w:val="0B3060"/>
+          <w:sz w:val="19"/>
+        </w:rPr>
+        <w:t>Look : plain black text, no colours, no header, no footer</w:t>
+      </w:r>
+    </w:p>
+    <w:p>
+      <w:pPr>
+        <w:spacing w:after="80"/>
+        <w:ind w:left="360"/>
+      </w:pPr>
+      <w:r>
+        <w:rPr>
+          <w:b/>
+        </w:rPr>
+        <w:t xml:space="preserve">2.  </w:t>
+      </w:r>
+      <w:r>
+        <w:t>Write the skill. Go to https://copilot.cloud.microsoft, start a new chat, paste the prompt and send it. Read the reply: it starts with --- and the name northstar-deck-design. Copy the whole reply.</w:t>
+      </w:r>
+    </w:p>
+    <w:p>
+      <w:pPr>
+        <w:keepNext/>
+        <w:keepLines/>
+      </w:pPr>
+      <w:r>
+        <w:rPr>
+          <w:rFonts w:ascii="Consolas" w:hAnsi="Consolas"/>
+          <w:color w:val="0B3060"/>
+          <w:sz w:val="19"/>
+        </w:rPr>
+        <w:t>MICROSOFT 365 COPILOT WEB:</w:t>
+      </w:r>
+    </w:p>
+    <w:p>
+      <w:pPr>
+        <w:keepLines/>
+      </w:pPr>
+      <w:r>
+        <w:rPr>
+          <w:rFonts w:ascii="Consolas" w:hAnsi="Consolas"/>
+          <w:color w:val="0B3060"/>
+          <w:sz w:val="19"/>
+        </w:rPr>
+        <w:t>Write a complete SKILL.md for a Copilot in PowerPoint skill named northstar-deck-design. Start with --- front matter: name: northstar-deck-design and description: Use when I ask to make a presentation look professional or apply the Northstar brand. Then write numbered steps: 1) Keep every slide, number and fact; change only the design. 2) Fonts: Segoe UI Semibold for titles, Segoe UI for body text. 3) Colours: navy #1F4E79, blue #2E75B6, teal #2A9D8F, light grey #F2F4F7 cards, white background. 4) Slide 1: navy background, large white title, teal subtitle. 5) Every other slide: a navy header bar with a white title and a thin teal line under it. 6) Turn key numbers into KPI cards with a big bold number and a short label. 7) At most 4 short bullets per slide, with plenty of white space. 8) A footer on every slide except slide 1: Northstar Water Services | 30 September 2026, and the slide number. 9) Check every slide and list anything you could not fix. Return only the SKILL.md text, starting with ---, without code fences.</w:t>
+      </w:r>
+    </w:p>
+    <w:p>
+      <w:pPr>
+        <w:spacing w:after="80"/>
+        <w:ind w:left="360"/>
+      </w:pPr>
+      <w:r>
+        <w:rPr>
+          <w:b/>
+        </w:rPr>
+        <w:t xml:space="preserve">3.  </w:t>
+      </w:r>
+      <w:r>
+        <w:t>Add the skill to PowerPoint. In PowerPoint open Copilot and select + &gt; Choose skills &gt; Manage skills &gt; Add skill. Paste the reply into the form and select Add. Short of time? Open data/templates/northstar-deck-design/SKILL.md in Notepad or TextEdit, copy all of it and paste that instead.</w:t>
+      </w:r>
+    </w:p>
+    <w:p>
+      <w:pPr>
+        <w:keepLines/>
+      </w:pPr>
+      <w:r>
+        <w:rPr>
+          <w:rFonts w:ascii="Consolas" w:hAnsi="Consolas"/>
+          <w:color w:val="0B3060"/>
+          <w:sz w:val="19"/>
+        </w:rPr>
+        <w:t>Check : northstar-deck-design appears when you type @nor</w:t>
+      </w:r>
+    </w:p>
+    <w:p>
+      <w:pPr>
+        <w:spacing w:after="80"/>
+        <w:ind w:left="360"/>
+      </w:pPr>
+      <w:r>
+        <w:rPr>
+          <w:b/>
+        </w:rPr>
+        <w:t xml:space="preserve">4.  </w:t>
+      </w:r>
+      <w:r>
+        <w:t>Transform the deck. Send the prompt and watch every slide change: a navy title slide, a header bar on each slide, KPI cards for the numbers and a footer.</w:t>
+      </w:r>
+    </w:p>
+    <w:p>
+      <w:pPr>
+        <w:keepNext/>
+        <w:keepLines/>
+      </w:pPr>
+      <w:r>
+        <w:rPr>
+          <w:rFonts w:ascii="Consolas" w:hAnsi="Consolas"/>
+          <w:color w:val="0B3060"/>
+          <w:sz w:val="19"/>
+        </w:rPr>
+        <w:t>POWERPOINT COPILOT:</w:t>
+      </w:r>
+    </w:p>
+    <w:p>
+      <w:pPr>
+        <w:keepLines/>
+      </w:pPr>
+      <w:r>
+        <w:rPr>
+          <w:rFonts w:ascii="Consolas" w:hAnsi="Consolas"/>
+          <w:color w:val="0B3060"/>
+          <w:sz w:val="19"/>
+        </w:rPr>
+        <w:t>@northstar-deck-design Redesign this whole deck in the Northstar style. Keep every slide and every number.</w:t>
+      </w:r>
+    </w:p>
+    <w:p>
+      <w:pPr>
+        <w:spacing w:after="80"/>
+        <w:ind w:left="360"/>
+      </w:pPr>
+      <w:r>
+        <w:rPr>
+          <w:b/>
+        </w:rPr>
+        <w:t xml:space="preserve">5.  </w:t>
+      </w:r>
+      <w:r>
+        <w:t>Check the result. Send the prompt and fix anything it lists. The numbers must not change: 120 total, 60 backlog, 50 overdue and 6 unassigned, cost S$35,827.50. Save the deck.</w:t>
+      </w:r>
+    </w:p>
+    <w:p>
+      <w:pPr>
+        <w:keepNext/>
+        <w:keepLines/>
+      </w:pPr>
+      <w:r>
+        <w:rPr>
+          <w:rFonts w:ascii="Consolas" w:hAnsi="Consolas"/>
+          <w:color w:val="0B3060"/>
+          <w:sz w:val="19"/>
+        </w:rPr>
+        <w:t>POWERPOINT COPILOT:</w:t>
+      </w:r>
+    </w:p>
+    <w:p>
+      <w:pPr>
+        <w:keepLines/>
+      </w:pPr>
+      <w:r>
+        <w:rPr>
+          <w:rFonts w:ascii="Consolas" w:hAnsi="Consolas"/>
+          <w:color w:val="0B3060"/>
+          <w:sz w:val="19"/>
+        </w:rPr>
+        <w:t>@northstar-deck-design Check every slide against the skill. List any slide missing the header bar, footer, Northstar fonts or colours, and fix it. Do not change any number.</w:t>
+      </w:r>
+    </w:p>
+    <w:p>
+      <w:pPr>
+        <w:keepNext/>
+      </w:pPr>
+      <w:r>
+        <w:rPr>
+          <w:b/>
+          <w:color w:val="1F6FEB"/>
+          <w:sz w:val="22"/>
+        </w:rPr>
+        <w:t>Test it</w:t>
+      </w:r>
+    </w:p>
+    <w:tbl>
+      <w:tblPr>
+        <w:tblStyle w:val="TableGrid"/>
+        <w:tblW w:type="auto" w:w="0"/>
+        <w:tblLook w:firstColumn="1" w:firstRow="1" w:lastColumn="0" w:lastRow="0" w:noHBand="0" w:noVBand="1" w:val="04A0"/>
+      </w:tblPr>
+      <w:tblGrid>
+        <w:gridCol w:w="4320"/>
+        <w:gridCol w:w="4320"/>
+      </w:tblGrid>
+      <w:tr>
+        <w:trPr>
+          <w:tblHeader w:val="true"/>
+          <w:cantSplit/>
+        </w:trPr>
+        <w:tc>
+          <w:tcPr>
+            <w:tcW w:type="dxa" w:w="4320"/>
+            <w:shd w:val="clear" w:color="auto" w:fill="E8F0FE"/>
+          </w:tcPr>
+          <w:p>
+            <w:pPr>
+              <w:keepNext/>
+            </w:pPr>
+            <w:r/>
+            <w:r>
+              <w:rPr>
+                <w:b/>
+                <w:sz w:val="19"/>
+              </w:rPr>
+              <w:t>Check</w:t>
+            </w:r>
+          </w:p>
+        </w:tc>
+        <w:tc>
+          <w:tcPr>
+            <w:tcW w:type="dxa" w:w="4320"/>
+            <w:shd w:val="clear" w:color="auto" w:fill="E8F0FE"/>
+          </w:tcPr>
+          <w:p>
+            <w:pPr>
+              <w:keepNext/>
+            </w:pPr>
+            <w:r/>
+            <w:r>
+              <w:rPr>
+                <w:b/>
+                <w:sz w:val="19"/>
+              </w:rPr>
+              <w:t>Expected result</w:t>
+            </w:r>
+          </w:p>
+        </w:tc>
+      </w:tr>
+      <w:tr>
+        <w:trPr>
+          <w:cantSplit/>
+        </w:trPr>
+        <w:tc>
+          <w:tcPr>
+            <w:tcW w:type="dxa" w:w="4320"/>
+          </w:tcPr>
+          <w:p>
+            <w:pPr>
+              <w:keepNext/>
+            </w:pPr>
+            <w:r/>
+            <w:r>
+              <w:rPr>
+                <w:sz w:val="19"/>
+              </w:rPr>
+              <w:t>Skill</w:t>
+            </w:r>
+          </w:p>
+        </w:tc>
+        <w:tc>
+          <w:tcPr>
+            <w:tcW w:type="dxa" w:w="4320"/>
+          </w:tcPr>
+          <w:p>
+            <w:pPr>
+              <w:keepNext/>
+            </w:pPr>
+            <w:r/>
+            <w:r>
+              <w:rPr>
+                <w:sz w:val="19"/>
+              </w:rPr>
+              <w:t>northstar-deck-design added in PowerPoint and called with @.</w:t>
+            </w:r>
+          </w:p>
+        </w:tc>
+      </w:tr>
+      <w:tr>
+        <w:trPr>
+          <w:cantSplit/>
+        </w:trPr>
+        <w:tc>
+          <w:tcPr>
+            <w:tcW w:type="dxa" w:w="4320"/>
+          </w:tcPr>
+          <w:p>
+            <w:pPr>
+              <w:keepNext/>
+            </w:pPr>
+            <w:r/>
+            <w:r>
+              <w:rPr>
+                <w:sz w:val="19"/>
+              </w:rPr>
+              <w:t>Design</w:t>
+            </w:r>
+          </w:p>
+        </w:tc>
+        <w:tc>
+          <w:tcPr>
+            <w:tcW w:type="dxa" w:w="4320"/>
+          </w:tcPr>
+          <w:p>
+            <w:pPr>
+              <w:keepNext/>
+            </w:pPr>
+            <w:r/>
+            <w:r>
+              <w:rPr>
+                <w:sz w:val="19"/>
+              </w:rPr>
+              <w:t>Navy title slide; header bar, KPI cards and footer on the other slides; Segoe UI fonts.</w:t>
+            </w:r>
+          </w:p>
+        </w:tc>
+      </w:tr>
+      <w:tr>
+        <w:trPr>
+          <w:cantSplit/>
+        </w:trPr>
+        <w:tc>
+          <w:tcPr>
+            <w:tcW w:type="dxa" w:w="4320"/>
+          </w:tcPr>
+          <w:p>
+            <w:r/>
+            <w:r>
+              <w:rPr>
+                <w:sz w:val="19"/>
+              </w:rPr>
+              <w:t>Facts unchanged</w:t>
+            </w:r>
+          </w:p>
+        </w:tc>
+        <w:tc>
+          <w:tcPr>
+            <w:tcW w:type="dxa" w:w="4320"/>
+          </w:tcPr>
+          <w:p>
+            <w:r/>
+            <w:r>
+              <w:rPr>
+                <w:sz w:val="19"/>
+              </w:rPr>
+              <w:t>6 slides; 120 total, 60 backlog, 50 overdue and 6 unassigned; S$35,827.50.</w:t>
+            </w:r>
+          </w:p>
+        </w:tc>
+      </w:tr>
+    </w:tbl>
+    <w:p/>
+    <w:p>
+      <w:pPr>
+        <w:keepNext/>
+      </w:pPr>
+      <w:r>
+        <w:rPr>
+          <w:b/>
+          <w:color w:val="1F6FEB"/>
+          <w:sz w:val="22"/>
+        </w:rPr>
+        <w:t>Troubleshooting</w:t>
+      </w:r>
+    </w:p>
+    <w:tbl>
+      <w:tblPr>
+        <w:tblStyle w:val="TableGrid"/>
+        <w:tblW w:type="auto" w:w="0"/>
+        <w:tblLook w:firstColumn="1" w:firstRow="1" w:lastColumn="0" w:lastRow="0" w:noHBand="0" w:noVBand="1" w:val="04A0"/>
+      </w:tblPr>
+      <w:tblGrid>
+        <w:gridCol w:w="4320"/>
+        <w:gridCol w:w="4320"/>
+      </w:tblGrid>
+      <w:tr>
+        <w:trPr>
+          <w:tblHeader w:val="true"/>
+          <w:cantSplit/>
+        </w:trPr>
+        <w:tc>
+          <w:tcPr>
+            <w:tcW w:type="dxa" w:w="4320"/>
+            <w:shd w:val="clear" w:color="auto" w:fill="E8F0FE"/>
+          </w:tcPr>
+          <w:p>
+            <w:pPr>
+              <w:keepNext/>
+            </w:pPr>
+            <w:r/>
+            <w:r>
+              <w:rPr>
+                <w:b/>
+                <w:sz w:val="19"/>
+              </w:rPr>
+              <w:t>If this happens</w:t>
+            </w:r>
+          </w:p>
+        </w:tc>
+        <w:tc>
+          <w:tcPr>
+            <w:tcW w:type="dxa" w:w="4320"/>
+            <w:shd w:val="clear" w:color="auto" w:fill="E8F0FE"/>
+          </w:tcPr>
+          <w:p>
+            <w:pPr>
+              <w:keepNext/>
+            </w:pPr>
+            <w:r/>
+            <w:r>
+              <w:rPr>
+                <w:b/>
+                <w:sz w:val="19"/>
+              </w:rPr>
+              <w:t>Fix</w:t>
+            </w:r>
+          </w:p>
+        </w:tc>
+      </w:tr>
+      <w:tr>
+        <w:trPr>
+          <w:cantSplit/>
+        </w:trPr>
+        <w:tc>
+          <w:tcPr>
+            <w:tcW w:type="dxa" w:w="4320"/>
+          </w:tcPr>
+          <w:p>
+            <w:pPr>
+              <w:keepNext/>
+            </w:pPr>
+            <w:r/>
+            <w:r>
+              <w:rPr>
+                <w:sz w:val="19"/>
+              </w:rPr>
+              <w:t>Copilot cannot see my file</w:t>
+            </w:r>
+          </w:p>
+        </w:tc>
+        <w:tc>
+          <w:tcPr>
+            <w:tcW w:type="dxa" w:w="4320"/>
+          </w:tcPr>
+          <w:p>
+            <w:pPr>
+              <w:keepNext/>
+            </w:pPr>
+            <w:r/>
+            <w:r>
+              <w:rPr>
+                <w:sz w:val="19"/>
+              </w:rPr>
+              <w:t>In Excel, save the file and open Copilot again. In Word, PowerPoint or Outlook, upload the file with + &gt; Upload images and files, and upload it again after you change it.</w:t>
+            </w:r>
+          </w:p>
+        </w:tc>
+      </w:tr>
+      <w:tr>
+        <w:trPr>
+          <w:cantSplit/>
+        </w:trPr>
+        <w:tc>
+          <w:tcPr>
+            <w:tcW w:type="dxa" w:w="4320"/>
+          </w:tcPr>
+          <w:p>
+            <w:pPr>
+              <w:keepNext/>
+            </w:pPr>
+            <w:r/>
+            <w:r>
+              <w:rPr>
+                <w:sz w:val="19"/>
+              </w:rPr>
+              <w:t>A number is different from the lab</w:t>
+            </w:r>
+          </w:p>
+        </w:tc>
+        <w:tc>
+          <w:tcPr>
+            <w:tcW w:type="dxa" w:w="4320"/>
+          </w:tcPr>
+          <w:p>
+            <w:pPr>
+              <w:keepNext/>
+            </w:pPr>
+            <w:r/>
+            <w:r>
+              <w:rPr>
+                <w:sz w:val="19"/>
+              </w:rPr>
+              <w:t>Clear any slicers or filters, check the table has no extra rows, then ask again in a new chat.</w:t>
+            </w:r>
+          </w:p>
+        </w:tc>
+      </w:tr>
+      <w:tr>
+        <w:trPr>
+          <w:cantSplit/>
+        </w:trPr>
+        <w:tc>
+          <w:tcPr>
+            <w:tcW w:type="dxa" w:w="4320"/>
+          </w:tcPr>
+          <w:p>
+            <w:r/>
+            <w:r>
+              <w:rPr>
+                <w:sz w:val="19"/>
+              </w:rPr>
+              <w:t>A button or feature is missing</w:t>
+            </w:r>
+          </w:p>
+        </w:tc>
+        <w:tc>
+          <w:tcPr>
+            <w:tcW w:type="dxa" w:w="4320"/>
+          </w:tcPr>
+          <w:p>
+            <w:r/>
+            <w:r>
+              <w:rPr>
+                <w:sz w:val="19"/>
+              </w:rPr>
+              <w:t>Check you are signed in with your course account and Microsoft 365 is up to date, then tell your trainer.</w:t>
+            </w:r>
+          </w:p>
+        </w:tc>
+      </w:tr>
+    </w:tbl>
+    <w:p/>
+    <w:p>
+      <w:pPr>
+        <w:keepNext/>
+      </w:pPr>
+      <w:r>
+        <w:rPr>
+          <w:b/>
+          <w:color w:val="1F6FEB"/>
+          <w:sz w:val="22"/>
+        </w:rPr>
+        <w:t>Challenge</w:t>
+      </w:r>
+    </w:p>
+    <w:p>
+      <w:pPr>
+        <w:keepNext/>
+      </w:pPr>
+      <w:r>
+        <w:t>Add a reference file such as brand-colours.md to the skill folder in OneDrive, mention it in SKILL.md, and apply the skill to a plain deck of your own.</w:t>
+      </w:r>
+    </w:p>
+    <w:p>
+      <w:pPr>
+        <w:keepNext/>
+      </w:pPr>
+      <w:r>
+        <w:rPr>
+          <w:b/>
+          <w:color w:val="1F6FEB"/>
+          <w:sz w:val="22"/>
+        </w:rPr>
+        <w:t>Reflection</w:t>
+      </w:r>
+    </w:p>
+    <w:p>
+      <w:r>
+        <w:t>Which evidence proves the output is correct, and which decision still needs a person?</w:t>
+      </w:r>
+    </w:p>
+    <w:p>
+      <w:r>
+        <w:rPr>
+          <w:b/>
+          <w:color w:val="1F6FEB"/>
+        </w:rPr>
+        <w:t xml:space="preserve">Note: </w:t>
+      </w:r>
+      <w:r>
+        <w:rPr>
+          <w:sz w:val="20"/>
+        </w:rPr>
+        <w:t>The lab folder labs/lab-07-*/ holds the instruction PDF with sample prompts, a data folder with the lab workbook and any templates (data/Northstar_Plain_Update.pptx). Northstar Water Services is a fictional water-pipe maintenance and service company. All service hubs, staff and work orders are synthetic. Use the fixed reporting date 2026-09-30; missing facts remain UNKNOWN. Proposals do not change real assignments. Training email drafts are never sent.</w:t>
       </w:r>
     </w:p>
     <w:p/>
@@ -10454,7 +11715,7 @@
     </w:p>
     <w:p>
       <w:r>
-        <w:t>Concepts for Lab 7: Custom Dashboard Skill as a Reusable Contract, Dashboard Measures and Denominators, Visual Dashboard Design for Maintenance.</w:t>
+        <w:t>Concepts for Lab 8: Custom Dashboard Skill as a Reusable Contract, Dashboard Measures and Denominators, Visual Dashboard Design for Maintenance.</w:t>
       </w:r>
     </w:p>
     <w:p>
@@ -11155,7 +12416,7 @@
         <w:keepNext/>
       </w:pPr>
       <w:r>
-        <w:t>Lab 7 · Custom Dashboard Skill — Create and Apply a Custom Interactive Dashboard Skill</w:t>
+        <w:t>Lab 8 · Custom Dashboard Skill — Build an Interactive Dashboard with a Custom Skill</w:t>
       </w:r>
     </w:p>
     <w:p>
@@ -11282,7 +12543,7 @@
         <w:t xml:space="preserve">2.  </w:t>
       </w:r>
       <w:r>
-        <w:t>Turn the skill on. Back in Excel select Settings (...) &gt; Manage plugins &amp; skills &gt; Custom skills &gt; Refresh, then turn water-service-dashboard on. Close the dialog and type @wat in the Copilot prompt box: water-service-dashboard should appear. If it does not, wait a minute and select Refresh again.</w:t>
+        <w:t>Turn the skill on. Back in Excel select Settings (...) &gt; Manage plugins &amp; skills &gt; Custom skills &gt; Refresh, then turn water-service-dashboard on. Close the dialog and type @wat in the Copilot prompt box: water-service-dashboard should appear. If not, wait a minute and select Refresh again.</w:t>
       </w:r>
     </w:p>
     <w:p>
@@ -11295,7 +12556,7 @@
           <w:color w:val="0B3060"/>
           <w:sz w:val="19"/>
         </w:rPr>
-        <w:t>Check : water-service-dashboard appears when you type @wat</w:t>
+        <w:t>Check : water-service-dashboard appears when you type @</w:t>
       </w:r>
     </w:p>
     <w:p>
@@ -11877,13 +13138,13 @@
         <w:rPr>
           <w:sz w:val="20"/>
         </w:rPr>
-        <w:t>The lab folder labs/lab-07-*/ holds the instruction PDF with sample prompts, a data folder with the lab workbook and any templates (data/Northstar_Work_Orders.xlsx), plus data/templates/water-service-dashboard/SKILL.md (Reviewed interactive dashboard Skill fallback). Northstar Water Services is a fictional water-pipe maintenance and service company. All service hubs, staff and work orders are synthetic. Use the fixed reporting date 2026-09-30; missing facts remain UNKNOWN. Proposals do not change real assignments. Training email drafts are never sent.</w:t>
+        <w:t>The lab folder labs/lab-08-*/ holds the instruction PDF with sample prompts, a data folder with the lab workbook and any templates (data/Northstar_Work_Orders.xlsx), plus data/templates/water-service-dashboard/SKILL.md (Reviewed interactive dashboard Skill fallback). Northstar Water Services is a fictional water-pipe maintenance and service company. All service hubs, staff and work orders are synthetic. Use the fixed reporting date 2026-09-30; missing facts remain UNKNOWN. Proposals do not change real assignments. Training email drafts are never sent.</w:t>
       </w:r>
     </w:p>
     <w:p/>
     <w:p>
       <w:r>
-        <w:t>Concepts for Lab 8: One Filter Scope for Every Visual, Refresh Tests and Static Snapshots.</w:t>
+        <w:t>Concepts for Lab 9: One Filter Scope for Every Visual, Refresh Tests and Static Snapshots.</w:t>
       </w:r>
     </w:p>
     <w:p>
@@ -12356,7 +13617,7 @@
         <w:keepNext/>
       </w:pPr>
       <w:r>
-        <w:t>Lab 8 · Interactive Filters and Refresh — Test Dashboard Filters and a Data Refresh</w:t>
+        <w:t>Lab 9 · Interactive Filters and Refresh — Test Dashboard Filters and a Data Refresh</w:t>
       </w:r>
     </w:p>
     <w:p>
@@ -13162,7 +14423,7 @@
         <w:rPr>
           <w:sz w:val="20"/>
         </w:rPr>
-        <w:t>The lab folder labs/lab-08-*/ holds the instruction PDF with sample prompts, a data folder with the lab workbook and any templates (data/Northstar_Work_Orders.xlsx), plus data/templates/water-service-dashboard/SKILL.md (Reviewed dashboard Skill for reruns). Northstar Water Services is a fictional water-pipe maintenance and service company. All service hubs, staff and work orders are synthetic. Use the fixed reporting date 2026-09-30; missing facts remain UNKNOWN. Proposals do not change real assignments. Training email drafts are never sent.</w:t>
+        <w:t>The lab folder labs/lab-09-*/ holds the instruction PDF with sample prompts, a data folder with the lab workbook and any templates (data/Northstar_Work_Orders.xlsx), plus data/templates/water-service-dashboard/SKILL.md (Reviewed dashboard Skill for reruns). Northstar Water Services is a fictional water-pipe maintenance and service company. All service hubs, staff and work orders are synthetic. Use the fixed reporting date 2026-09-30; missing facts remain UNKNOWN. Proposals do not change real assignments. Training email drafts are never sent.</w:t>
       </w:r>
     </w:p>
     <w:p/>
@@ -13376,7 +14637,7 @@
     </w:p>
     <w:p>
       <w:r>
-        <w:t>Concepts for Lab 9: From Dashboard Evidence to a Decision Story, Charts, Templates and Source Provenance.</w:t>
+        <w:t>Concepts for Lab 10: From Dashboard Evidence to a Decision Story, Charts, Templates and Source Provenance.</w:t>
       </w:r>
     </w:p>
     <w:p>
@@ -13865,7 +15126,7 @@
         <w:keepNext/>
       </w:pPr>
       <w:r>
-        <w:t>Lab 9 · Dashboard to presentation — Turn Dashboard Evidence into a Management Story</w:t>
+        <w:t>Lab 10 · Dashboard to presentation — Turn Dashboard Evidence into a Management Story</w:t>
       </w:r>
     </w:p>
     <w:p>
@@ -14531,13 +15792,13 @@
         <w:rPr>
           <w:sz w:val="20"/>
         </w:rPr>
-        <w:t>The lab folder labs/lab-09-*/ holds the instruction PDF with sample prompts, a data folder with the lab workbook and any templates (data/Northstar_Work_Orders.xlsx). Northstar Water Services is a fictional water-pipe maintenance and service company. All service hubs, staff and work orders are synthetic. Use the fixed reporting date 2026-09-30; missing facts remain UNKNOWN. Proposals do not change real assignments. Training email drafts are never sent.</w:t>
+        <w:t>The lab folder labs/lab-10-*/ holds the instruction PDF with sample prompts, a data folder with the lab workbook and any templates (data/Northstar_Work_Orders.xlsx). Northstar Water Services is a fictional water-pipe maintenance and service company. All service hubs, staff and work orders are synthetic. Use the fixed reporting date 2026-09-30; missing facts remain UNKNOWN. Proposals do not change real assignments. Training email drafts are never sent.</w:t>
       </w:r>
     </w:p>
     <w:p/>
     <w:p>
       <w:r>
-        <w:t>Concepts for Lab 10: Professional Refinement and Rehearsal, Reviewed Handoff and Artifact Lifecycle.</w:t>
+        <w:t>Concepts for Lab 11: Professional Refinement and Rehearsal, Reviewed Handoff and Artifact Lifecycle.</w:t>
       </w:r>
     </w:p>
     <w:p>
@@ -15010,7 +16271,7 @@
         <w:keepNext/>
       </w:pPr>
       <w:r>
-        <w:t>Lab 10 · Professional handoff — Refine and Present the Maintenance Decision Deck</w:t>
+        <w:t>Lab 11 · Professional handoff — Refine and Present the Maintenance Decision Deck</w:t>
       </w:r>
     </w:p>
     <w:p>
@@ -15690,7 +16951,7 @@
         <w:rPr>
           <w:sz w:val="20"/>
         </w:rPr>
-        <w:t>The lab folder labs/lab-10-*/ holds the instruction PDF with sample prompts, a data folder with the lab workbook and any templates (data/Northstar_Work_Orders.xlsx). Northstar Water Services is a fictional water-pipe maintenance and service company. All service hubs, staff and work orders are synthetic. Use the fixed reporting date 2026-09-30; missing facts remain UNKNOWN. Proposals do not change real assignments. Training email drafts are never sent.</w:t>
+        <w:t>The lab folder labs/lab-11-*/ holds the instruction PDF with sample prompts, a data folder with the lab workbook and any templates (data/Northstar_Work_Orders.xlsx). Northstar Water Services is a fictional water-pipe maintenance and service company. All service hubs, staff and work orders are synthetic. Use the fixed reporting date 2026-09-30; missing facts remain UNKNOWN. Proposals do not change real assignments. Training email drafts are never sent.</w:t>
       </w:r>
     </w:p>
     <w:p/>
@@ -15904,7 +17165,7 @@
     </w:p>
     <w:p>
       <w:r>
-        <w:t>Concepts for Lab 11: What Is Agent Builder?.</w:t>
+        <w:t>Concepts for Lab 12: What Is Agent Builder?.</w:t>
       </w:r>
     </w:p>
     <w:p>
@@ -16157,7 +17418,7 @@
         <w:keepNext/>
       </w:pPr>
       <w:r>
-        <w:t>Lab 11 · Copilot Agent Builder — Build a Work-Order Agent with Agent Builder</w:t>
+        <w:t>Lab 12 · Copilot Agent Builder — Build a Work-Order Agent with Agent Builder</w:t>
       </w:r>
     </w:p>
     <w:p>
@@ -16694,27 +17955,6 @@
           <w:color w:val="1F6FEB"/>
           <w:sz w:val="22"/>
         </w:rPr>
-        <w:t>If you get stuck</w:t>
-      </w:r>
-    </w:p>
-    <w:p>
-      <w:pPr>
-        <w:keepNext/>
-      </w:pPr>
-      <w:r>
-        <w:t>If Agent Builder is unavailable in your tenant, watch the trainer demonstration and practise the same instructions, knowledge and test prompts in Microsoft Copilot Chat with both files attached from this lab’s data/knowledge folder; record the route used.</w:t>
-      </w:r>
-    </w:p>
-    <w:p>
-      <w:pPr>
-        <w:keepNext/>
-      </w:pPr>
-      <w:r>
-        <w:rPr>
-          <w:b/>
-          <w:color w:val="1F6FEB"/>
-          <w:sz w:val="22"/>
-        </w:rPr>
         <w:t>Troubleshooting</w:t>
       </w:r>
     </w:p>
@@ -16936,13 +18176,13 @@
         <w:rPr>
           <w:sz w:val="20"/>
         </w:rPr>
-        <w:t>The lab folder labs/lab-11-*/ holds the instruction PDF with sample prompts, a data folder with the lab workbook and any templates (data/knowledge/Northstar_Service_Handbook.docx, data/knowledge/Northstar_Work_Orders_Clean.xlsx). Northstar Water Services is a fictional water-pipe maintenance and service company. All service hubs, staff and work orders are synthetic. Use the fixed reporting date 2026-09-30; missing facts remain UNKNOWN. Proposals do not change real assignments. Training email drafts are never sent.</w:t>
+        <w:t>The lab folder labs/lab-12-*/ holds the instruction PDF with sample prompts, a data folder with the lab workbook and any templates (data/knowledge/Northstar_Service_Handbook.docx, data/knowledge/Northstar_Work_Orders_Clean.xlsx). Northstar Water Services is a fictional water-pipe maintenance and service company. All service hubs, staff and work orders are synthetic. Use the fixed reporting date 2026-09-30; missing facts remain UNKNOWN. Proposals do not change real assignments. Training email drafts are never sent.</w:t>
       </w:r>
     </w:p>
     <w:p/>
     <w:p>
       <w:r>
-        <w:t>Concepts for Lab 12: Mini Capstone: From Your Data to a Decision.</w:t>
+        <w:t>Concepts for Lab 13: Mini Capstone: From Your Data to a Decision.</w:t>
       </w:r>
     </w:p>
     <w:p>
@@ -17195,7 +18435,7 @@
         <w:keepNext/>
       </w:pPr>
       <w:r>
-        <w:t>Lab 12 · Mini Capstone — Mini Capstone: Group Dashboard and Decision Deck</w:t>
+        <w:t>Lab 13 · Mini Capstone — Mini Capstone: Group Dashboard and Decision Deck</w:t>
       </w:r>
     </w:p>
     <w:p>
@@ -17755,27 +18995,6 @@
           <w:color w:val="1F6FEB"/>
           <w:sz w:val="22"/>
         </w:rPr>
-        <w:t>If you get stuck</w:t>
-      </w:r>
-    </w:p>
-    <w:p>
-      <w:pPr>
-        <w:keepNext/>
-      </w:pPr>
-      <w:r>
-        <w:t>Short of time? Present the Lab 8 Northstar dashboard and your Lab 10 deck instead, and say so in the showcase.</w:t>
-      </w:r>
-    </w:p>
-    <w:p>
-      <w:pPr>
-        <w:keepNext/>
-      </w:pPr>
-      <w:r>
-        <w:rPr>
-          <w:b/>
-          <w:color w:val="1F6FEB"/>
-          <w:sz w:val="22"/>
-        </w:rPr>
         <w:t>Troubleshooting</w:t>
       </w:r>
     </w:p>
@@ -17997,7 +19216,7 @@
         <w:rPr>
           <w:sz w:val="20"/>
         </w:rPr>
-        <w:t>The lab folder labs/lab-12-*/ holds the instruction PDF with sample prompts, a data folder with the lab workbook and any templates (Your own mock or sanitised dataset). Northstar Water Services is a fictional water-pipe maintenance and service company. All service hubs, staff and work orders are synthetic. Use the fixed reporting date 2026-09-30; missing facts remain UNKNOWN. Proposals do not change real assignments. Training email drafts are never sent.</w:t>
+        <w:t>The lab folder labs/lab-13-*/ holds the instruction PDF with sample prompts, a data folder with the lab workbook and any templates (Your own mock or sanitised dataset). Northstar Water Services is a fictional water-pipe maintenance and service company. All service hubs, staff and work orders are synthetic. Use the fixed reporting date 2026-09-30; missing facts remain UNKNOWN. Proposals do not change real assignments. Training email drafts are never sent.</w:t>
       </w:r>
     </w:p>
     <w:p/>
